--- a/docs/sei/2026-09-11-regulamento-servico/Quadro_Analise_Aplicacao_Regulamento_de_Servico.docx
+++ b/docs/sei/2026-09-11-regulamento-servico/Quadro_Analise_Aplicacao_Regulamento_de_Servico.docx
@@ -135,8 +135,252 @@
           <w:sz w:val="22"/>
           <w:szCs w:val="22"/>
         </w:rPr>
-        <w:t xml:space="preserve">Este quadro consolida, artigo a artigo, as 271 sugestões recebidas sobre a minuta em consulta e o tratamento dado a cada uma no portal: 0 acolhida(s) como relevante(s), 0 descartada(s) e 271 ainda sem parecer. Para cada artigo consta a situação do texto final (redigido, conferido sem alteração, suprimido ou em aberto). O parecer é registrado pelo administrador no balão de cada sugestão (✅ relevante / ⛔ descartar) e o texto final no campo "Redação final".</w:t>
+        <w:t xml:space="preserve">Este quadro consolida, artigo a artigo, as 271 sugestões recebidas dos militares consultados sobre a minuta em consulta e o tratamento dado a cada uma: o que a versão atual da minuta fez com o artigo (271 sugestões sobre artigos alterados, 0 sobre artigos mantidos) e o parecer registrado no portal (0 acolhida(s) como relevante(s), 0 descartada(s) e 271 ainda sem parecer). Para cada artigo consta também a situação do texto final (redigido, conferido sem alteração, suprimido ou em aberto). O parecer é registrado pelo administrador no balão de cada sugestão (✅ relevante / ⛔ descartar) e o texto final no campo "Redação final".</w:t>
       </w:r>
+    </w:p>
+    <w:tbl>
+      <w:tblPr>
+        <w:tblW w:type="pct" w:w="100%"/>
+        <w:tblBorders>
+          <w:top w:val="single" w:color="auto" w:sz="4"/>
+          <w:left w:val="single" w:color="auto" w:sz="4"/>
+          <w:bottom w:val="single" w:color="auto" w:sz="4"/>
+          <w:right w:val="single" w:color="auto" w:sz="4"/>
+          <w:insideH w:val="single" w:color="auto" w:sz="4"/>
+          <w:insideV w:val="single" w:color="auto" w:sz="4"/>
+        </w:tblBorders>
+      </w:tblPr>
+      <w:tblGrid>
+        <w:gridCol w:w="7000"/>
+        <w:gridCol w:w="1300"/>
+      </w:tblGrid>
+      <w:tr>
+        <w:trPr>
+          <w:tblHeader/>
+        </w:trPr>
+        <w:tc>
+          <w:tcPr>
+            <w:shd w:fill="E8E8E8"/>
+            <w:tcMar>
+              <w:top w:type="dxa" w:w="60"/>
+              <w:left w:type="dxa" w:w="100"/>
+              <w:bottom w:type="dxa" w:w="60"/>
+              <w:right w:type="dxa" w:w="100"/>
+            </w:tcMar>
+          </w:tcPr>
+          <w:p>
+            <w:pPr>
+              <w:spacing w:after="0"/>
+            </w:pPr>
+            <w:r>
+              <w:rPr>
+                <w:rFonts w:ascii="Times New Roman" w:cs="Times New Roman" w:eastAsia="Times New Roman" w:hAnsi="Times New Roman"/>
+                <w:b/>
+                <w:bCs/>
+                <w:sz w:val="20"/>
+                <w:szCs w:val="20"/>
+              </w:rPr>
+              <w:t xml:space="preserve">Aplicação dada pela curadoria</w:t>
+            </w:r>
+          </w:p>
+        </w:tc>
+        <w:tc>
+          <w:tcPr>
+            <w:shd w:fill="E8E8E8"/>
+            <w:tcMar>
+              <w:top w:type="dxa" w:w="60"/>
+              <w:left w:type="dxa" w:w="100"/>
+              <w:bottom w:type="dxa" w:w="60"/>
+              <w:right w:type="dxa" w:w="100"/>
+            </w:tcMar>
+          </w:tcPr>
+          <w:p>
+            <w:pPr>
+              <w:spacing w:after="0"/>
+            </w:pPr>
+            <w:r>
+              <w:rPr>
+                <w:rFonts w:ascii="Times New Roman" w:cs="Times New Roman" w:eastAsia="Times New Roman" w:hAnsi="Times New Roman"/>
+                <w:b/>
+                <w:bCs/>
+                <w:sz w:val="20"/>
+                <w:szCs w:val="20"/>
+              </w:rPr>
+              <w:t xml:space="preserve">Sugestões</w:t>
+            </w:r>
+          </w:p>
+        </w:tc>
+      </w:tr>
+      <w:tr>
+        <w:trPr>
+          <w:tblHeader w:val="false"/>
+        </w:trPr>
+        <w:tc>
+          <w:tcPr>
+            <w:tcMar>
+              <w:top w:type="dxa" w:w="60"/>
+              <w:left w:type="dxa" w:w="100"/>
+              <w:bottom w:type="dxa" w:w="60"/>
+              <w:right w:type="dxa" w:w="100"/>
+            </w:tcMar>
+          </w:tcPr>
+          <w:p>
+            <w:pPr>
+              <w:spacing w:after="0"/>
+            </w:pPr>
+            <w:r>
+              <w:rPr>
+                <w:rFonts w:ascii="Times New Roman" w:cs="Times New Roman" w:eastAsia="Times New Roman" w:hAnsi="Times New Roman"/>
+                <w:b w:val="false"/>
+                <w:bCs w:val="false"/>
+                <w:sz w:val="20"/>
+                <w:szCs w:val="20"/>
+              </w:rPr>
+              <w:t xml:space="preserve">Artigo reescrito na versão atual</w:t>
+            </w:r>
+          </w:p>
+        </w:tc>
+        <w:tc>
+          <w:tcPr>
+            <w:tcMar>
+              <w:top w:type="dxa" w:w="60"/>
+              <w:left w:type="dxa" w:w="100"/>
+              <w:bottom w:type="dxa" w:w="60"/>
+              <w:right w:type="dxa" w:w="100"/>
+            </w:tcMar>
+          </w:tcPr>
+          <w:p>
+            <w:pPr>
+              <w:spacing w:after="0"/>
+            </w:pPr>
+            <w:r>
+              <w:rPr>
+                <w:rFonts w:ascii="Times New Roman" w:cs="Times New Roman" w:eastAsia="Times New Roman" w:hAnsi="Times New Roman"/>
+                <w:b w:val="false"/>
+                <w:bCs w:val="false"/>
+                <w:sz w:val="20"/>
+                <w:szCs w:val="20"/>
+              </w:rPr>
+              <w:t xml:space="preserve">197</w:t>
+            </w:r>
+          </w:p>
+        </w:tc>
+      </w:tr>
+      <w:tr>
+        <w:trPr>
+          <w:tblHeader w:val="false"/>
+        </w:trPr>
+        <w:tc>
+          <w:tcPr>
+            <w:tcMar>
+              <w:top w:type="dxa" w:w="60"/>
+              <w:left w:type="dxa" w:w="100"/>
+              <w:bottom w:type="dxa" w:w="60"/>
+              <w:right w:type="dxa" w:w="100"/>
+            </w:tcMar>
+          </w:tcPr>
+          <w:p>
+            <w:pPr>
+              <w:spacing w:after="0"/>
+            </w:pPr>
+            <w:r>
+              <w:rPr>
+                <w:rFonts w:ascii="Times New Roman" w:cs="Times New Roman" w:eastAsia="Times New Roman" w:hAnsi="Times New Roman"/>
+                <w:b w:val="false"/>
+                <w:bCs w:val="false"/>
+                <w:sz w:val="20"/>
+                <w:szCs w:val="20"/>
+              </w:rPr>
+              <w:t xml:space="preserve">Artigo novo incluído na versão atual</w:t>
+            </w:r>
+          </w:p>
+        </w:tc>
+        <w:tc>
+          <w:tcPr>
+            <w:tcMar>
+              <w:top w:type="dxa" w:w="60"/>
+              <w:left w:type="dxa" w:w="100"/>
+              <w:bottom w:type="dxa" w:w="60"/>
+              <w:right w:type="dxa" w:w="100"/>
+            </w:tcMar>
+          </w:tcPr>
+          <w:p>
+            <w:pPr>
+              <w:spacing w:after="0"/>
+            </w:pPr>
+            <w:r>
+              <w:rPr>
+                <w:rFonts w:ascii="Times New Roman" w:cs="Times New Roman" w:eastAsia="Times New Roman" w:hAnsi="Times New Roman"/>
+                <w:b w:val="false"/>
+                <w:bCs w:val="false"/>
+                <w:sz w:val="20"/>
+                <w:szCs w:val="20"/>
+              </w:rPr>
+              <w:t xml:space="preserve">74</w:t>
+            </w:r>
+          </w:p>
+        </w:tc>
+      </w:tr>
+      <w:tr>
+        <w:trPr>
+          <w:tblHeader w:val="false"/>
+        </w:trPr>
+        <w:tc>
+          <w:tcPr>
+            <w:tcMar>
+              <w:top w:type="dxa" w:w="60"/>
+              <w:left w:type="dxa" w:w="100"/>
+              <w:bottom w:type="dxa" w:w="60"/>
+              <w:right w:type="dxa" w:w="100"/>
+            </w:tcMar>
+          </w:tcPr>
+          <w:p>
+            <w:pPr>
+              <w:spacing w:after="0"/>
+            </w:pPr>
+            <w:r>
+              <w:rPr>
+                <w:rFonts w:ascii="Times New Roman" w:cs="Times New Roman" w:eastAsia="Times New Roman" w:hAnsi="Times New Roman"/>
+                <w:b w:val="false"/>
+                <w:bCs w:val="false"/>
+                <w:sz w:val="20"/>
+                <w:szCs w:val="20"/>
+              </w:rPr>
+              <w:t xml:space="preserve">Total</w:t>
+            </w:r>
+          </w:p>
+        </w:tc>
+        <w:tc>
+          <w:tcPr>
+            <w:tcMar>
+              <w:top w:type="dxa" w:w="60"/>
+              <w:left w:type="dxa" w:w="100"/>
+              <w:bottom w:type="dxa" w:w="60"/>
+              <w:right w:type="dxa" w:w="100"/>
+            </w:tcMar>
+          </w:tcPr>
+          <w:p>
+            <w:pPr>
+              <w:spacing w:after="0"/>
+            </w:pPr>
+            <w:r>
+              <w:rPr>
+                <w:rFonts w:ascii="Times New Roman" w:cs="Times New Roman" w:eastAsia="Times New Roman" w:hAnsi="Times New Roman"/>
+                <w:b w:val="false"/>
+                <w:bCs w:val="false"/>
+                <w:sz w:val="20"/>
+                <w:szCs w:val="20"/>
+              </w:rPr>
+              <w:t xml:space="preserve">271</w:t>
+            </w:r>
+          </w:p>
+        </w:tc>
+      </w:tr>
+    </w:tbl>
+    <w:p>
+      <w:pPr>
+        <w:spacing w:after="120"/>
+      </w:pPr>
     </w:p>
     <w:tbl>
       <w:tblPr>
@@ -180,7 +424,7 @@
                 <w:sz w:val="20"/>
                 <w:szCs w:val="20"/>
               </w:rPr>
-              <w:t xml:space="preserve">Situação</w:t>
+              <w:t xml:space="preserve">Situação no portal</w:t>
             </w:r>
           </w:p>
         </w:tc>
@@ -724,10 +968,11 @@
         </w:tblBorders>
       </w:tblPr>
       <w:tblGrid>
-        <w:gridCol w:w="1500"/>
-        <w:gridCol w:w="2000"/>
-        <w:gridCol w:w="4300"/>
-        <w:gridCol w:w="1500"/>
+        <w:gridCol w:w="1300"/>
+        <w:gridCol w:w="1600"/>
+        <w:gridCol w:w="3000"/>
+        <w:gridCol w:w="2400"/>
+        <w:gridCol w:w="1000"/>
       </w:tblGrid>
       <w:tr>
         <w:trPr>
@@ -833,6 +1078,32 @@
                 <w:sz w:val="20"/>
                 <w:szCs w:val="20"/>
               </w:rPr>
+              <w:t xml:space="preserve">Aplicação</w:t>
+            </w:r>
+          </w:p>
+        </w:tc>
+        <w:tc>
+          <w:tcPr>
+            <w:shd w:fill="E8E8E8"/>
+            <w:tcMar>
+              <w:top w:type="dxa" w:w="60"/>
+              <w:left w:type="dxa" w:w="100"/>
+              <w:bottom w:type="dxa" w:w="60"/>
+              <w:right w:type="dxa" w:w="100"/>
+            </w:tcMar>
+          </w:tcPr>
+          <w:p>
+            <w:pPr>
+              <w:spacing w:after="0"/>
+            </w:pPr>
+            <w:r>
+              <w:rPr>
+                <w:rFonts w:ascii="Times New Roman" w:cs="Times New Roman" w:eastAsia="Times New Roman" w:hAnsi="Times New Roman"/>
+                <w:b/>
+                <w:bCs/>
+                <w:sz w:val="20"/>
+                <w:szCs w:val="20"/>
+              </w:rPr>
               <w:t xml:space="preserve">Parecer</w:t>
             </w:r>
           </w:p>
@@ -938,6 +1209,31 @@
                 <w:sz w:val="20"/>
                 <w:szCs w:val="20"/>
               </w:rPr>
+              <w:t xml:space="preserve">Artigo reescrito na versão atual</w:t>
+            </w:r>
+          </w:p>
+        </w:tc>
+        <w:tc>
+          <w:tcPr>
+            <w:tcMar>
+              <w:top w:type="dxa" w:w="60"/>
+              <w:left w:type="dxa" w:w="100"/>
+              <w:bottom w:type="dxa" w:w="60"/>
+              <w:right w:type="dxa" w:w="100"/>
+            </w:tcMar>
+          </w:tcPr>
+          <w:p>
+            <w:pPr>
+              <w:spacing w:after="0"/>
+            </w:pPr>
+            <w:r>
+              <w:rPr>
+                <w:rFonts w:ascii="Times New Roman" w:cs="Times New Roman" w:eastAsia="Times New Roman" w:hAnsi="Times New Roman"/>
+                <w:b w:val="false"/>
+                <w:bCs w:val="false"/>
+                <w:sz w:val="20"/>
+                <w:szCs w:val="20"/>
+              </w:rPr>
               <w:t xml:space="preserve">Sem parecer</w:t>
             </w:r>
           </w:p>
@@ -1103,6 +1399,31 @@
                 <w:sz w:val="20"/>
                 <w:szCs w:val="20"/>
               </w:rPr>
+              <w:t xml:space="preserve">Artigo reescrito na versão atual</w:t>
+            </w:r>
+          </w:p>
+        </w:tc>
+        <w:tc>
+          <w:tcPr>
+            <w:tcMar>
+              <w:top w:type="dxa" w:w="60"/>
+              <w:left w:type="dxa" w:w="100"/>
+              <w:bottom w:type="dxa" w:w="60"/>
+              <w:right w:type="dxa" w:w="100"/>
+            </w:tcMar>
+          </w:tcPr>
+          <w:p>
+            <w:pPr>
+              <w:spacing w:after="0"/>
+            </w:pPr>
+            <w:r>
+              <w:rPr>
+                <w:rFonts w:ascii="Times New Roman" w:cs="Times New Roman" w:eastAsia="Times New Roman" w:hAnsi="Times New Roman"/>
+                <w:b w:val="false"/>
+                <w:bCs w:val="false"/>
+                <w:sz w:val="20"/>
+                <w:szCs w:val="20"/>
+              </w:rPr>
               <w:t xml:space="preserve">Sem parecer</w:t>
             </w:r>
           </w:p>
@@ -1208,6 +1529,31 @@
                 <w:sz w:val="20"/>
                 <w:szCs w:val="20"/>
               </w:rPr>
+              <w:t xml:space="preserve">Artigo reescrito na versão atual</w:t>
+            </w:r>
+          </w:p>
+        </w:tc>
+        <w:tc>
+          <w:tcPr>
+            <w:tcMar>
+              <w:top w:type="dxa" w:w="60"/>
+              <w:left w:type="dxa" w:w="100"/>
+              <w:bottom w:type="dxa" w:w="60"/>
+              <w:right w:type="dxa" w:w="100"/>
+            </w:tcMar>
+          </w:tcPr>
+          <w:p>
+            <w:pPr>
+              <w:spacing w:after="0"/>
+            </w:pPr>
+            <w:r>
+              <w:rPr>
+                <w:rFonts w:ascii="Times New Roman" w:cs="Times New Roman" w:eastAsia="Times New Roman" w:hAnsi="Times New Roman"/>
+                <w:b w:val="false"/>
+                <w:bCs w:val="false"/>
+                <w:sz w:val="20"/>
+                <w:szCs w:val="20"/>
+              </w:rPr>
               <w:t xml:space="preserve">Sem parecer</w:t>
             </w:r>
           </w:p>
@@ -1313,6 +1659,31 @@
                 <w:sz w:val="20"/>
                 <w:szCs w:val="20"/>
               </w:rPr>
+              <w:t xml:space="preserve">Artigo reescrito na versão atual</w:t>
+            </w:r>
+          </w:p>
+        </w:tc>
+        <w:tc>
+          <w:tcPr>
+            <w:tcMar>
+              <w:top w:type="dxa" w:w="60"/>
+              <w:left w:type="dxa" w:w="100"/>
+              <w:bottom w:type="dxa" w:w="60"/>
+              <w:right w:type="dxa" w:w="100"/>
+            </w:tcMar>
+          </w:tcPr>
+          <w:p>
+            <w:pPr>
+              <w:spacing w:after="0"/>
+            </w:pPr>
+            <w:r>
+              <w:rPr>
+                <w:rFonts w:ascii="Times New Roman" w:cs="Times New Roman" w:eastAsia="Times New Roman" w:hAnsi="Times New Roman"/>
+                <w:b w:val="false"/>
+                <w:bCs w:val="false"/>
+                <w:sz w:val="20"/>
+                <w:szCs w:val="20"/>
+              </w:rPr>
               <w:t xml:space="preserve">Sem parecer</w:t>
             </w:r>
           </w:p>
@@ -1433,6 +1804,31 @@
                 <w:sz w:val="20"/>
                 <w:szCs w:val="20"/>
               </w:rPr>
+              <w:t xml:space="preserve">Artigo reescrito na versão atual</w:t>
+            </w:r>
+          </w:p>
+        </w:tc>
+        <w:tc>
+          <w:tcPr>
+            <w:tcMar>
+              <w:top w:type="dxa" w:w="60"/>
+              <w:left w:type="dxa" w:w="100"/>
+              <w:bottom w:type="dxa" w:w="60"/>
+              <w:right w:type="dxa" w:w="100"/>
+            </w:tcMar>
+          </w:tcPr>
+          <w:p>
+            <w:pPr>
+              <w:spacing w:after="0"/>
+            </w:pPr>
+            <w:r>
+              <w:rPr>
+                <w:rFonts w:ascii="Times New Roman" w:cs="Times New Roman" w:eastAsia="Times New Roman" w:hAnsi="Times New Roman"/>
+                <w:b w:val="false"/>
+                <w:bCs w:val="false"/>
+                <w:sz w:val="20"/>
+                <w:szCs w:val="20"/>
+              </w:rPr>
               <w:t xml:space="preserve">Sem parecer</w:t>
             </w:r>
           </w:p>
@@ -1538,6 +1934,31 @@
                 <w:sz w:val="20"/>
                 <w:szCs w:val="20"/>
               </w:rPr>
+              <w:t xml:space="preserve">Artigo reescrito na versão atual</w:t>
+            </w:r>
+          </w:p>
+        </w:tc>
+        <w:tc>
+          <w:tcPr>
+            <w:tcMar>
+              <w:top w:type="dxa" w:w="60"/>
+              <w:left w:type="dxa" w:w="100"/>
+              <w:bottom w:type="dxa" w:w="60"/>
+              <w:right w:type="dxa" w:w="100"/>
+            </w:tcMar>
+          </w:tcPr>
+          <w:p>
+            <w:pPr>
+              <w:spacing w:after="0"/>
+            </w:pPr>
+            <w:r>
+              <w:rPr>
+                <w:rFonts w:ascii="Times New Roman" w:cs="Times New Roman" w:eastAsia="Times New Roman" w:hAnsi="Times New Roman"/>
+                <w:b w:val="false"/>
+                <w:bCs w:val="false"/>
+                <w:sz w:val="20"/>
+                <w:szCs w:val="20"/>
+              </w:rPr>
               <w:t xml:space="preserve">Sem parecer</w:t>
             </w:r>
           </w:p>
@@ -1643,6 +2064,31 @@
                 <w:sz w:val="20"/>
                 <w:szCs w:val="20"/>
               </w:rPr>
+              <w:t xml:space="preserve">Artigo reescrito na versão atual</w:t>
+            </w:r>
+          </w:p>
+        </w:tc>
+        <w:tc>
+          <w:tcPr>
+            <w:tcMar>
+              <w:top w:type="dxa" w:w="60"/>
+              <w:left w:type="dxa" w:w="100"/>
+              <w:bottom w:type="dxa" w:w="60"/>
+              <w:right w:type="dxa" w:w="100"/>
+            </w:tcMar>
+          </w:tcPr>
+          <w:p>
+            <w:pPr>
+              <w:spacing w:after="0"/>
+            </w:pPr>
+            <w:r>
+              <w:rPr>
+                <w:rFonts w:ascii="Times New Roman" w:cs="Times New Roman" w:eastAsia="Times New Roman" w:hAnsi="Times New Roman"/>
+                <w:b w:val="false"/>
+                <w:bCs w:val="false"/>
+                <w:sz w:val="20"/>
+                <w:szCs w:val="20"/>
+              </w:rPr>
               <w:t xml:space="preserve">Sem parecer</w:t>
             </w:r>
           </w:p>
@@ -1958,6 +2404,31 @@
                 <w:sz w:val="20"/>
                 <w:szCs w:val="20"/>
               </w:rPr>
+              <w:t xml:space="preserve">Artigo reescrito na versão atual</w:t>
+            </w:r>
+          </w:p>
+        </w:tc>
+        <w:tc>
+          <w:tcPr>
+            <w:tcMar>
+              <w:top w:type="dxa" w:w="60"/>
+              <w:left w:type="dxa" w:w="100"/>
+              <w:bottom w:type="dxa" w:w="60"/>
+              <w:right w:type="dxa" w:w="100"/>
+            </w:tcMar>
+          </w:tcPr>
+          <w:p>
+            <w:pPr>
+              <w:spacing w:after="0"/>
+            </w:pPr>
+            <w:r>
+              <w:rPr>
+                <w:rFonts w:ascii="Times New Roman" w:cs="Times New Roman" w:eastAsia="Times New Roman" w:hAnsi="Times New Roman"/>
+                <w:b w:val="false"/>
+                <w:bCs w:val="false"/>
+                <w:sz w:val="20"/>
+                <w:szCs w:val="20"/>
+              </w:rPr>
               <w:t xml:space="preserve">Sem parecer</w:t>
             </w:r>
           </w:p>
@@ -2108,6 +2579,31 @@
                 <w:sz w:val="20"/>
                 <w:szCs w:val="20"/>
               </w:rPr>
+              <w:t xml:space="preserve">Artigo reescrito na versão atual</w:t>
+            </w:r>
+          </w:p>
+        </w:tc>
+        <w:tc>
+          <w:tcPr>
+            <w:tcMar>
+              <w:top w:type="dxa" w:w="60"/>
+              <w:left w:type="dxa" w:w="100"/>
+              <w:bottom w:type="dxa" w:w="60"/>
+              <w:right w:type="dxa" w:w="100"/>
+            </w:tcMar>
+          </w:tcPr>
+          <w:p>
+            <w:pPr>
+              <w:spacing w:after="0"/>
+            </w:pPr>
+            <w:r>
+              <w:rPr>
+                <w:rFonts w:ascii="Times New Roman" w:cs="Times New Roman" w:eastAsia="Times New Roman" w:hAnsi="Times New Roman"/>
+                <w:b w:val="false"/>
+                <w:bCs w:val="false"/>
+                <w:sz w:val="20"/>
+                <w:szCs w:val="20"/>
+              </w:rPr>
               <w:t xml:space="preserve">Sem parecer</w:t>
             </w:r>
           </w:p>
@@ -2213,6 +2709,31 @@
                 <w:sz w:val="20"/>
                 <w:szCs w:val="20"/>
               </w:rPr>
+              <w:t xml:space="preserve">Artigo reescrito na versão atual</w:t>
+            </w:r>
+          </w:p>
+        </w:tc>
+        <w:tc>
+          <w:tcPr>
+            <w:tcMar>
+              <w:top w:type="dxa" w:w="60"/>
+              <w:left w:type="dxa" w:w="100"/>
+              <w:bottom w:type="dxa" w:w="60"/>
+              <w:right w:type="dxa" w:w="100"/>
+            </w:tcMar>
+          </w:tcPr>
+          <w:p>
+            <w:pPr>
+              <w:spacing w:after="0"/>
+            </w:pPr>
+            <w:r>
+              <w:rPr>
+                <w:rFonts w:ascii="Times New Roman" w:cs="Times New Roman" w:eastAsia="Times New Roman" w:hAnsi="Times New Roman"/>
+                <w:b w:val="false"/>
+                <w:bCs w:val="false"/>
+                <w:sz w:val="20"/>
+                <w:szCs w:val="20"/>
+              </w:rPr>
               <w:t xml:space="preserve">Sem parecer</w:t>
             </w:r>
           </w:p>
@@ -2333,6 +2854,31 @@
                 <w:sz w:val="20"/>
                 <w:szCs w:val="20"/>
               </w:rPr>
+              <w:t xml:space="preserve">Artigo reescrito na versão atual</w:t>
+            </w:r>
+          </w:p>
+        </w:tc>
+        <w:tc>
+          <w:tcPr>
+            <w:tcMar>
+              <w:top w:type="dxa" w:w="60"/>
+              <w:left w:type="dxa" w:w="100"/>
+              <w:bottom w:type="dxa" w:w="60"/>
+              <w:right w:type="dxa" w:w="100"/>
+            </w:tcMar>
+          </w:tcPr>
+          <w:p>
+            <w:pPr>
+              <w:spacing w:after="0"/>
+            </w:pPr>
+            <w:r>
+              <w:rPr>
+                <w:rFonts w:ascii="Times New Roman" w:cs="Times New Roman" w:eastAsia="Times New Roman" w:hAnsi="Times New Roman"/>
+                <w:b w:val="false"/>
+                <w:bCs w:val="false"/>
+                <w:sz w:val="20"/>
+                <w:szCs w:val="20"/>
+              </w:rPr>
               <w:t xml:space="preserve">Sem parecer</w:t>
             </w:r>
           </w:p>
@@ -2453,6 +2999,31 @@
                 <w:sz w:val="20"/>
                 <w:szCs w:val="20"/>
               </w:rPr>
+              <w:t xml:space="preserve">Artigo reescrito na versão atual</w:t>
+            </w:r>
+          </w:p>
+        </w:tc>
+        <w:tc>
+          <w:tcPr>
+            <w:tcMar>
+              <w:top w:type="dxa" w:w="60"/>
+              <w:left w:type="dxa" w:w="100"/>
+              <w:bottom w:type="dxa" w:w="60"/>
+              <w:right w:type="dxa" w:w="100"/>
+            </w:tcMar>
+          </w:tcPr>
+          <w:p>
+            <w:pPr>
+              <w:spacing w:after="0"/>
+            </w:pPr>
+            <w:r>
+              <w:rPr>
+                <w:rFonts w:ascii="Times New Roman" w:cs="Times New Roman" w:eastAsia="Times New Roman" w:hAnsi="Times New Roman"/>
+                <w:b w:val="false"/>
+                <w:bCs w:val="false"/>
+                <w:sz w:val="20"/>
+                <w:szCs w:val="20"/>
+              </w:rPr>
               <w:t xml:space="preserve">Sem parecer</w:t>
             </w:r>
           </w:p>
@@ -2558,6 +3129,31 @@
                 <w:sz w:val="20"/>
                 <w:szCs w:val="20"/>
               </w:rPr>
+              <w:t xml:space="preserve">Artigo reescrito na versão atual</w:t>
+            </w:r>
+          </w:p>
+        </w:tc>
+        <w:tc>
+          <w:tcPr>
+            <w:tcMar>
+              <w:top w:type="dxa" w:w="60"/>
+              <w:left w:type="dxa" w:w="100"/>
+              <w:bottom w:type="dxa" w:w="60"/>
+              <w:right w:type="dxa" w:w="100"/>
+            </w:tcMar>
+          </w:tcPr>
+          <w:p>
+            <w:pPr>
+              <w:spacing w:after="0"/>
+            </w:pPr>
+            <w:r>
+              <w:rPr>
+                <w:rFonts w:ascii="Times New Roman" w:cs="Times New Roman" w:eastAsia="Times New Roman" w:hAnsi="Times New Roman"/>
+                <w:b w:val="false"/>
+                <w:bCs w:val="false"/>
+                <w:sz w:val="20"/>
+                <w:szCs w:val="20"/>
+              </w:rPr>
               <w:t xml:space="preserve">Sem parecer</w:t>
             </w:r>
           </w:p>
@@ -2663,6 +3259,31 @@
                 <w:sz w:val="20"/>
                 <w:szCs w:val="20"/>
               </w:rPr>
+              <w:t xml:space="preserve">Artigo reescrito na versão atual</w:t>
+            </w:r>
+          </w:p>
+        </w:tc>
+        <w:tc>
+          <w:tcPr>
+            <w:tcMar>
+              <w:top w:type="dxa" w:w="60"/>
+              <w:left w:type="dxa" w:w="100"/>
+              <w:bottom w:type="dxa" w:w="60"/>
+              <w:right w:type="dxa" w:w="100"/>
+            </w:tcMar>
+          </w:tcPr>
+          <w:p>
+            <w:pPr>
+              <w:spacing w:after="0"/>
+            </w:pPr>
+            <w:r>
+              <w:rPr>
+                <w:rFonts w:ascii="Times New Roman" w:cs="Times New Roman" w:eastAsia="Times New Roman" w:hAnsi="Times New Roman"/>
+                <w:b w:val="false"/>
+                <w:bCs w:val="false"/>
+                <w:sz w:val="20"/>
+                <w:szCs w:val="20"/>
+              </w:rPr>
               <w:t xml:space="preserve">Sem parecer</w:t>
             </w:r>
           </w:p>
@@ -2783,6 +3404,31 @@
                 <w:sz w:val="20"/>
                 <w:szCs w:val="20"/>
               </w:rPr>
+              <w:t xml:space="preserve">Artigo reescrito na versão atual</w:t>
+            </w:r>
+          </w:p>
+        </w:tc>
+        <w:tc>
+          <w:tcPr>
+            <w:tcMar>
+              <w:top w:type="dxa" w:w="60"/>
+              <w:left w:type="dxa" w:w="100"/>
+              <w:bottom w:type="dxa" w:w="60"/>
+              <w:right w:type="dxa" w:w="100"/>
+            </w:tcMar>
+          </w:tcPr>
+          <w:p>
+            <w:pPr>
+              <w:spacing w:after="0"/>
+            </w:pPr>
+            <w:r>
+              <w:rPr>
+                <w:rFonts w:ascii="Times New Roman" w:cs="Times New Roman" w:eastAsia="Times New Roman" w:hAnsi="Times New Roman"/>
+                <w:b w:val="false"/>
+                <w:bCs w:val="false"/>
+                <w:sz w:val="20"/>
+                <w:szCs w:val="20"/>
+              </w:rPr>
               <w:t xml:space="preserve">Sem parecer</w:t>
             </w:r>
           </w:p>
@@ -2903,6 +3549,31 @@
                 <w:sz w:val="20"/>
                 <w:szCs w:val="20"/>
               </w:rPr>
+              <w:t xml:space="preserve">Artigo reescrito na versão atual</w:t>
+            </w:r>
+          </w:p>
+        </w:tc>
+        <w:tc>
+          <w:tcPr>
+            <w:tcMar>
+              <w:top w:type="dxa" w:w="60"/>
+              <w:left w:type="dxa" w:w="100"/>
+              <w:bottom w:type="dxa" w:w="60"/>
+              <w:right w:type="dxa" w:w="100"/>
+            </w:tcMar>
+          </w:tcPr>
+          <w:p>
+            <w:pPr>
+              <w:spacing w:after="0"/>
+            </w:pPr>
+            <w:r>
+              <w:rPr>
+                <w:rFonts w:ascii="Times New Roman" w:cs="Times New Roman" w:eastAsia="Times New Roman" w:hAnsi="Times New Roman"/>
+                <w:b w:val="false"/>
+                <w:bCs w:val="false"/>
+                <w:sz w:val="20"/>
+                <w:szCs w:val="20"/>
+              </w:rPr>
               <w:t xml:space="preserve">Sem parecer</w:t>
             </w:r>
           </w:p>
@@ -3023,6 +3694,31 @@
                 <w:sz w:val="20"/>
                 <w:szCs w:val="20"/>
               </w:rPr>
+              <w:t xml:space="preserve">Artigo reescrito na versão atual</w:t>
+            </w:r>
+          </w:p>
+        </w:tc>
+        <w:tc>
+          <w:tcPr>
+            <w:tcMar>
+              <w:top w:type="dxa" w:w="60"/>
+              <w:left w:type="dxa" w:w="100"/>
+              <w:bottom w:type="dxa" w:w="60"/>
+              <w:right w:type="dxa" w:w="100"/>
+            </w:tcMar>
+          </w:tcPr>
+          <w:p>
+            <w:pPr>
+              <w:spacing w:after="0"/>
+            </w:pPr>
+            <w:r>
+              <w:rPr>
+                <w:rFonts w:ascii="Times New Roman" w:cs="Times New Roman" w:eastAsia="Times New Roman" w:hAnsi="Times New Roman"/>
+                <w:b w:val="false"/>
+                <w:bCs w:val="false"/>
+                <w:sz w:val="20"/>
+                <w:szCs w:val="20"/>
+              </w:rPr>
               <w:t xml:space="preserve">Sem parecer</w:t>
             </w:r>
           </w:p>
@@ -3128,6 +3824,31 @@
                 <w:sz w:val="20"/>
                 <w:szCs w:val="20"/>
               </w:rPr>
+              <w:t xml:space="preserve">Artigo reescrito na versão atual</w:t>
+            </w:r>
+          </w:p>
+        </w:tc>
+        <w:tc>
+          <w:tcPr>
+            <w:tcMar>
+              <w:top w:type="dxa" w:w="60"/>
+              <w:left w:type="dxa" w:w="100"/>
+              <w:bottom w:type="dxa" w:w="60"/>
+              <w:right w:type="dxa" w:w="100"/>
+            </w:tcMar>
+          </w:tcPr>
+          <w:p>
+            <w:pPr>
+              <w:spacing w:after="0"/>
+            </w:pPr>
+            <w:r>
+              <w:rPr>
+                <w:rFonts w:ascii="Times New Roman" w:cs="Times New Roman" w:eastAsia="Times New Roman" w:hAnsi="Times New Roman"/>
+                <w:b w:val="false"/>
+                <w:bCs w:val="false"/>
+                <w:sz w:val="20"/>
+                <w:szCs w:val="20"/>
+              </w:rPr>
               <w:t xml:space="preserve">Sem parecer</w:t>
             </w:r>
           </w:p>
@@ -3233,6 +3954,31 @@
                 <w:sz w:val="20"/>
                 <w:szCs w:val="20"/>
               </w:rPr>
+              <w:t xml:space="preserve">Artigo reescrito na versão atual</w:t>
+            </w:r>
+          </w:p>
+        </w:tc>
+        <w:tc>
+          <w:tcPr>
+            <w:tcMar>
+              <w:top w:type="dxa" w:w="60"/>
+              <w:left w:type="dxa" w:w="100"/>
+              <w:bottom w:type="dxa" w:w="60"/>
+              <w:right w:type="dxa" w:w="100"/>
+            </w:tcMar>
+          </w:tcPr>
+          <w:p>
+            <w:pPr>
+              <w:spacing w:after="0"/>
+            </w:pPr>
+            <w:r>
+              <w:rPr>
+                <w:rFonts w:ascii="Times New Roman" w:cs="Times New Roman" w:eastAsia="Times New Roman" w:hAnsi="Times New Roman"/>
+                <w:b w:val="false"/>
+                <w:bCs w:val="false"/>
+                <w:sz w:val="20"/>
+                <w:szCs w:val="20"/>
+              </w:rPr>
               <w:t xml:space="preserve">Sem parecer</w:t>
             </w:r>
           </w:p>
@@ -3368,6 +4114,31 @@
                 <w:sz w:val="20"/>
                 <w:szCs w:val="20"/>
               </w:rPr>
+              <w:t xml:space="preserve">Artigo reescrito na versão atual</w:t>
+            </w:r>
+          </w:p>
+        </w:tc>
+        <w:tc>
+          <w:tcPr>
+            <w:tcMar>
+              <w:top w:type="dxa" w:w="60"/>
+              <w:left w:type="dxa" w:w="100"/>
+              <w:bottom w:type="dxa" w:w="60"/>
+              <w:right w:type="dxa" w:w="100"/>
+            </w:tcMar>
+          </w:tcPr>
+          <w:p>
+            <w:pPr>
+              <w:spacing w:after="0"/>
+            </w:pPr>
+            <w:r>
+              <w:rPr>
+                <w:rFonts w:ascii="Times New Roman" w:cs="Times New Roman" w:eastAsia="Times New Roman" w:hAnsi="Times New Roman"/>
+                <w:b w:val="false"/>
+                <w:bCs w:val="false"/>
+                <w:sz w:val="20"/>
+                <w:szCs w:val="20"/>
+              </w:rPr>
               <w:t xml:space="preserve">Sem parecer</w:t>
             </w:r>
           </w:p>
@@ -3503,6 +4274,31 @@
                 <w:sz w:val="20"/>
                 <w:szCs w:val="20"/>
               </w:rPr>
+              <w:t xml:space="preserve">Artigo reescrito na versão atual</w:t>
+            </w:r>
+          </w:p>
+        </w:tc>
+        <w:tc>
+          <w:tcPr>
+            <w:tcMar>
+              <w:top w:type="dxa" w:w="60"/>
+              <w:left w:type="dxa" w:w="100"/>
+              <w:bottom w:type="dxa" w:w="60"/>
+              <w:right w:type="dxa" w:w="100"/>
+            </w:tcMar>
+          </w:tcPr>
+          <w:p>
+            <w:pPr>
+              <w:spacing w:after="0"/>
+            </w:pPr>
+            <w:r>
+              <w:rPr>
+                <w:rFonts w:ascii="Times New Roman" w:cs="Times New Roman" w:eastAsia="Times New Roman" w:hAnsi="Times New Roman"/>
+                <w:b w:val="false"/>
+                <w:bCs w:val="false"/>
+                <w:sz w:val="20"/>
+                <w:szCs w:val="20"/>
+              </w:rPr>
               <w:t xml:space="preserve">Sem parecer</w:t>
             </w:r>
           </w:p>
@@ -3608,6 +4404,31 @@
                 <w:sz w:val="20"/>
                 <w:szCs w:val="20"/>
               </w:rPr>
+              <w:t xml:space="preserve">Artigo reescrito na versão atual</w:t>
+            </w:r>
+          </w:p>
+        </w:tc>
+        <w:tc>
+          <w:tcPr>
+            <w:tcMar>
+              <w:top w:type="dxa" w:w="60"/>
+              <w:left w:type="dxa" w:w="100"/>
+              <w:bottom w:type="dxa" w:w="60"/>
+              <w:right w:type="dxa" w:w="100"/>
+            </w:tcMar>
+          </w:tcPr>
+          <w:p>
+            <w:pPr>
+              <w:spacing w:after="0"/>
+            </w:pPr>
+            <w:r>
+              <w:rPr>
+                <w:rFonts w:ascii="Times New Roman" w:cs="Times New Roman" w:eastAsia="Times New Roman" w:hAnsi="Times New Roman"/>
+                <w:b w:val="false"/>
+                <w:bCs w:val="false"/>
+                <w:sz w:val="20"/>
+                <w:szCs w:val="20"/>
+              </w:rPr>
               <w:t xml:space="preserve">Sem parecer</w:t>
             </w:r>
           </w:p>
@@ -3743,6 +4564,31 @@
                 <w:sz w:val="20"/>
                 <w:szCs w:val="20"/>
               </w:rPr>
+              <w:t xml:space="preserve">Artigo reescrito na versão atual</w:t>
+            </w:r>
+          </w:p>
+        </w:tc>
+        <w:tc>
+          <w:tcPr>
+            <w:tcMar>
+              <w:top w:type="dxa" w:w="60"/>
+              <w:left w:type="dxa" w:w="100"/>
+              <w:bottom w:type="dxa" w:w="60"/>
+              <w:right w:type="dxa" w:w="100"/>
+            </w:tcMar>
+          </w:tcPr>
+          <w:p>
+            <w:pPr>
+              <w:spacing w:after="0"/>
+            </w:pPr>
+            <w:r>
+              <w:rPr>
+                <w:rFonts w:ascii="Times New Roman" w:cs="Times New Roman" w:eastAsia="Times New Roman" w:hAnsi="Times New Roman"/>
+                <w:b w:val="false"/>
+                <w:bCs w:val="false"/>
+                <w:sz w:val="20"/>
+                <w:szCs w:val="20"/>
+              </w:rPr>
               <w:t xml:space="preserve">Sem parecer</w:t>
             </w:r>
           </w:p>
@@ -3863,6 +4709,31 @@
                 <w:sz w:val="20"/>
                 <w:szCs w:val="20"/>
               </w:rPr>
+              <w:t xml:space="preserve">Artigo reescrito na versão atual</w:t>
+            </w:r>
+          </w:p>
+        </w:tc>
+        <w:tc>
+          <w:tcPr>
+            <w:tcMar>
+              <w:top w:type="dxa" w:w="60"/>
+              <w:left w:type="dxa" w:w="100"/>
+              <w:bottom w:type="dxa" w:w="60"/>
+              <w:right w:type="dxa" w:w="100"/>
+            </w:tcMar>
+          </w:tcPr>
+          <w:p>
+            <w:pPr>
+              <w:spacing w:after="0"/>
+            </w:pPr>
+            <w:r>
+              <w:rPr>
+                <w:rFonts w:ascii="Times New Roman" w:cs="Times New Roman" w:eastAsia="Times New Roman" w:hAnsi="Times New Roman"/>
+                <w:b w:val="false"/>
+                <w:bCs w:val="false"/>
+                <w:sz w:val="20"/>
+                <w:szCs w:val="20"/>
+              </w:rPr>
               <w:t xml:space="preserve">Sem parecer</w:t>
             </w:r>
           </w:p>
@@ -3983,6 +4854,31 @@
                 <w:sz w:val="20"/>
                 <w:szCs w:val="20"/>
               </w:rPr>
+              <w:t xml:space="preserve">Artigo reescrito na versão atual</w:t>
+            </w:r>
+          </w:p>
+        </w:tc>
+        <w:tc>
+          <w:tcPr>
+            <w:tcMar>
+              <w:top w:type="dxa" w:w="60"/>
+              <w:left w:type="dxa" w:w="100"/>
+              <w:bottom w:type="dxa" w:w="60"/>
+              <w:right w:type="dxa" w:w="100"/>
+            </w:tcMar>
+          </w:tcPr>
+          <w:p>
+            <w:pPr>
+              <w:spacing w:after="0"/>
+            </w:pPr>
+            <w:r>
+              <w:rPr>
+                <w:rFonts w:ascii="Times New Roman" w:cs="Times New Roman" w:eastAsia="Times New Roman" w:hAnsi="Times New Roman"/>
+                <w:b w:val="false"/>
+                <w:bCs w:val="false"/>
+                <w:sz w:val="20"/>
+                <w:szCs w:val="20"/>
+              </w:rPr>
               <w:t xml:space="preserve">Sem parecer</w:t>
             </w:r>
           </w:p>
@@ -4064,6 +4960,31 @@
                 <w:szCs w:val="20"/>
               </w:rPr>
               <w:t xml:space="preserve">XXV – exercer outras atividades correlatas. (Inciso acrescido pela Lei n. 3.413, de 25/08/2014)</w:t>
+            </w:r>
+          </w:p>
+        </w:tc>
+        <w:tc>
+          <w:tcPr>
+            <w:tcMar>
+              <w:top w:type="dxa" w:w="60"/>
+              <w:left w:type="dxa" w:w="100"/>
+              <w:bottom w:type="dxa" w:w="60"/>
+              <w:right w:type="dxa" w:w="100"/>
+            </w:tcMar>
+          </w:tcPr>
+          <w:p>
+            <w:pPr>
+              <w:spacing w:after="0"/>
+            </w:pPr>
+            <w:r>
+              <w:rPr>
+                <w:rFonts w:ascii="Times New Roman" w:cs="Times New Roman" w:eastAsia="Times New Roman" w:hAnsi="Times New Roman"/>
+                <w:b w:val="false"/>
+                <w:bCs w:val="false"/>
+                <w:sz w:val="20"/>
+                <w:szCs w:val="20"/>
+              </w:rPr>
+              <w:t xml:space="preserve">Artigo reescrito na versão atual</w:t>
             </w:r>
           </w:p>
         </w:tc>
@@ -4166,10 +5087,11 @@
         </w:tblBorders>
       </w:tblPr>
       <w:tblGrid>
-        <w:gridCol w:w="1500"/>
-        <w:gridCol w:w="2000"/>
-        <w:gridCol w:w="4300"/>
-        <w:gridCol w:w="1500"/>
+        <w:gridCol w:w="1300"/>
+        <w:gridCol w:w="1600"/>
+        <w:gridCol w:w="3000"/>
+        <w:gridCol w:w="2400"/>
+        <w:gridCol w:w="1000"/>
       </w:tblGrid>
       <w:tr>
         <w:trPr>
@@ -4275,6 +5197,32 @@
                 <w:sz w:val="20"/>
                 <w:szCs w:val="20"/>
               </w:rPr>
+              <w:t xml:space="preserve">Aplicação</w:t>
+            </w:r>
+          </w:p>
+        </w:tc>
+        <w:tc>
+          <w:tcPr>
+            <w:shd w:fill="E8E8E8"/>
+            <w:tcMar>
+              <w:top w:type="dxa" w:w="60"/>
+              <w:left w:type="dxa" w:w="100"/>
+              <w:bottom w:type="dxa" w:w="60"/>
+              <w:right w:type="dxa" w:w="100"/>
+            </w:tcMar>
+          </w:tcPr>
+          <w:p>
+            <w:pPr>
+              <w:spacing w:after="0"/>
+            </w:pPr>
+            <w:r>
+              <w:rPr>
+                <w:rFonts w:ascii="Times New Roman" w:cs="Times New Roman" w:eastAsia="Times New Roman" w:hAnsi="Times New Roman"/>
+                <w:b/>
+                <w:bCs/>
+                <w:sz w:val="20"/>
+                <w:szCs w:val="20"/>
+              </w:rPr>
               <w:t xml:space="preserve">Parecer</w:t>
             </w:r>
           </w:p>
@@ -4380,6 +5328,31 @@
                 <w:sz w:val="20"/>
                 <w:szCs w:val="20"/>
               </w:rPr>
+              <w:t xml:space="preserve">Artigo reescrito na versão atual — Incisos XII a XV citam o Decreto nº 8.134/1997 (Regulamento de Movimentação) — conferir vigência e teor do art. 13 antes da consolidação. Incisos IX e X mantidos da versão em consulta.</w:t>
+            </w:r>
+          </w:p>
+        </w:tc>
+        <w:tc>
+          <w:tcPr>
+            <w:tcMar>
+              <w:top w:type="dxa" w:w="60"/>
+              <w:left w:type="dxa" w:w="100"/>
+              <w:bottom w:type="dxa" w:w="60"/>
+              <w:right w:type="dxa" w:w="100"/>
+            </w:tcMar>
+          </w:tcPr>
+          <w:p>
+            <w:pPr>
+              <w:spacing w:after="0"/>
+            </w:pPr>
+            <w:r>
+              <w:rPr>
+                <w:rFonts w:ascii="Times New Roman" w:cs="Times New Roman" w:eastAsia="Times New Roman" w:hAnsi="Times New Roman"/>
+                <w:b w:val="false"/>
+                <w:bCs w:val="false"/>
+                <w:sz w:val="20"/>
+                <w:szCs w:val="20"/>
+              </w:rPr>
               <w:t xml:space="preserve">Sem parecer</w:t>
             </w:r>
           </w:p>
@@ -4500,6 +5473,31 @@
                 <w:sz w:val="20"/>
                 <w:szCs w:val="20"/>
               </w:rPr>
+              <w:t xml:space="preserve">Artigo reescrito na versão atual — Incisos XII a XV citam o Decreto nº 8.134/1997 (Regulamento de Movimentação) — conferir vigência e teor do art. 13 antes da consolidação. Incisos IX e X mantidos da versão em consulta.</w:t>
+            </w:r>
+          </w:p>
+        </w:tc>
+        <w:tc>
+          <w:tcPr>
+            <w:tcMar>
+              <w:top w:type="dxa" w:w="60"/>
+              <w:left w:type="dxa" w:w="100"/>
+              <w:bottom w:type="dxa" w:w="60"/>
+              <w:right w:type="dxa" w:w="100"/>
+            </w:tcMar>
+          </w:tcPr>
+          <w:p>
+            <w:pPr>
+              <w:spacing w:after="0"/>
+            </w:pPr>
+            <w:r>
+              <w:rPr>
+                <w:rFonts w:ascii="Times New Roman" w:cs="Times New Roman" w:eastAsia="Times New Roman" w:hAnsi="Times New Roman"/>
+                <w:b w:val="false"/>
+                <w:bCs w:val="false"/>
+                <w:sz w:val="20"/>
+                <w:szCs w:val="20"/>
+              </w:rPr>
               <w:t xml:space="preserve">Sem parecer</w:t>
             </w:r>
           </w:p>
@@ -4620,6 +5618,31 @@
                 <w:sz w:val="20"/>
                 <w:szCs w:val="20"/>
               </w:rPr>
+              <w:t xml:space="preserve">Artigo reescrito na versão atual — Incisos XII a XV citam o Decreto nº 8.134/1997 (Regulamento de Movimentação) — conferir vigência e teor do art. 13 antes da consolidação. Incisos IX e X mantidos da versão em consulta.</w:t>
+            </w:r>
+          </w:p>
+        </w:tc>
+        <w:tc>
+          <w:tcPr>
+            <w:tcMar>
+              <w:top w:type="dxa" w:w="60"/>
+              <w:left w:type="dxa" w:w="100"/>
+              <w:bottom w:type="dxa" w:w="60"/>
+              <w:right w:type="dxa" w:w="100"/>
+            </w:tcMar>
+          </w:tcPr>
+          <w:p>
+            <w:pPr>
+              <w:spacing w:after="0"/>
+            </w:pPr>
+            <w:r>
+              <w:rPr>
+                <w:rFonts w:ascii="Times New Roman" w:cs="Times New Roman" w:eastAsia="Times New Roman" w:hAnsi="Times New Roman"/>
+                <w:b w:val="false"/>
+                <w:bCs w:val="false"/>
+                <w:sz w:val="20"/>
+                <w:szCs w:val="20"/>
+              </w:rPr>
               <w:t xml:space="preserve">Sem parecer</w:t>
             </w:r>
           </w:p>
@@ -4725,6 +5748,31 @@
                 <w:sz w:val="20"/>
                 <w:szCs w:val="20"/>
               </w:rPr>
+              <w:t xml:space="preserve">Artigo reescrito na versão atual — Incisos XII a XV citam o Decreto nº 8.134/1997 (Regulamento de Movimentação) — conferir vigência e teor do art. 13 antes da consolidação. Incisos IX e X mantidos da versão em consulta.</w:t>
+            </w:r>
+          </w:p>
+        </w:tc>
+        <w:tc>
+          <w:tcPr>
+            <w:tcMar>
+              <w:top w:type="dxa" w:w="60"/>
+              <w:left w:type="dxa" w:w="100"/>
+              <w:bottom w:type="dxa" w:w="60"/>
+              <w:right w:type="dxa" w:w="100"/>
+            </w:tcMar>
+          </w:tcPr>
+          <w:p>
+            <w:pPr>
+              <w:spacing w:after="0"/>
+            </w:pPr>
+            <w:r>
+              <w:rPr>
+                <w:rFonts w:ascii="Times New Roman" w:cs="Times New Roman" w:eastAsia="Times New Roman" w:hAnsi="Times New Roman"/>
+                <w:b w:val="false"/>
+                <w:bCs w:val="false"/>
+                <w:sz w:val="20"/>
+                <w:szCs w:val="20"/>
+              </w:rPr>
               <w:t xml:space="preserve">Sem parecer</w:t>
             </w:r>
           </w:p>
@@ -4830,6 +5878,31 @@
                 <w:sz w:val="20"/>
                 <w:szCs w:val="20"/>
               </w:rPr>
+              <w:t xml:space="preserve">Artigo reescrito na versão atual — Incisos XII a XV citam o Decreto nº 8.134/1997 (Regulamento de Movimentação) — conferir vigência e teor do art. 13 antes da consolidação. Incisos IX e X mantidos da versão em consulta.</w:t>
+            </w:r>
+          </w:p>
+        </w:tc>
+        <w:tc>
+          <w:tcPr>
+            <w:tcMar>
+              <w:top w:type="dxa" w:w="60"/>
+              <w:left w:type="dxa" w:w="100"/>
+              <w:bottom w:type="dxa" w:w="60"/>
+              <w:right w:type="dxa" w:w="100"/>
+            </w:tcMar>
+          </w:tcPr>
+          <w:p>
+            <w:pPr>
+              <w:spacing w:after="0"/>
+            </w:pPr>
+            <w:r>
+              <w:rPr>
+                <w:rFonts w:ascii="Times New Roman" w:cs="Times New Roman" w:eastAsia="Times New Roman" w:hAnsi="Times New Roman"/>
+                <w:b w:val="false"/>
+                <w:bCs w:val="false"/>
+                <w:sz w:val="20"/>
+                <w:szCs w:val="20"/>
+              </w:rPr>
               <w:t xml:space="preserve">Sem parecer</w:t>
             </w:r>
           </w:p>
@@ -4935,6 +6008,31 @@
                 <w:sz w:val="20"/>
                 <w:szCs w:val="20"/>
               </w:rPr>
+              <w:t xml:space="preserve">Artigo reescrito na versão atual — Incisos XII a XV citam o Decreto nº 8.134/1997 (Regulamento de Movimentação) — conferir vigência e teor do art. 13 antes da consolidação. Incisos IX e X mantidos da versão em consulta.</w:t>
+            </w:r>
+          </w:p>
+        </w:tc>
+        <w:tc>
+          <w:tcPr>
+            <w:tcMar>
+              <w:top w:type="dxa" w:w="60"/>
+              <w:left w:type="dxa" w:w="100"/>
+              <w:bottom w:type="dxa" w:w="60"/>
+              <w:right w:type="dxa" w:w="100"/>
+            </w:tcMar>
+          </w:tcPr>
+          <w:p>
+            <w:pPr>
+              <w:spacing w:after="0"/>
+            </w:pPr>
+            <w:r>
+              <w:rPr>
+                <w:rFonts w:ascii="Times New Roman" w:cs="Times New Roman" w:eastAsia="Times New Roman" w:hAnsi="Times New Roman"/>
+                <w:b w:val="false"/>
+                <w:bCs w:val="false"/>
+                <w:sz w:val="20"/>
+                <w:szCs w:val="20"/>
+              </w:rPr>
               <w:t xml:space="preserve">Sem parecer</w:t>
             </w:r>
           </w:p>
@@ -5040,6 +6138,31 @@
                 <w:sz w:val="20"/>
                 <w:szCs w:val="20"/>
               </w:rPr>
+              <w:t xml:space="preserve">Artigo reescrito na versão atual — Incisos XII a XV citam o Decreto nº 8.134/1997 (Regulamento de Movimentação) — conferir vigência e teor do art. 13 antes da consolidação. Incisos IX e X mantidos da versão em consulta.</w:t>
+            </w:r>
+          </w:p>
+        </w:tc>
+        <w:tc>
+          <w:tcPr>
+            <w:tcMar>
+              <w:top w:type="dxa" w:w="60"/>
+              <w:left w:type="dxa" w:w="100"/>
+              <w:bottom w:type="dxa" w:w="60"/>
+              <w:right w:type="dxa" w:w="100"/>
+            </w:tcMar>
+          </w:tcPr>
+          <w:p>
+            <w:pPr>
+              <w:spacing w:after="0"/>
+            </w:pPr>
+            <w:r>
+              <w:rPr>
+                <w:rFonts w:ascii="Times New Roman" w:cs="Times New Roman" w:eastAsia="Times New Roman" w:hAnsi="Times New Roman"/>
+                <w:b w:val="false"/>
+                <w:bCs w:val="false"/>
+                <w:sz w:val="20"/>
+                <w:szCs w:val="20"/>
+              </w:rPr>
               <w:t xml:space="preserve">Sem parecer</w:t>
             </w:r>
           </w:p>
@@ -5145,6 +6268,31 @@
                 <w:sz w:val="20"/>
                 <w:szCs w:val="20"/>
               </w:rPr>
+              <w:t xml:space="preserve">Artigo reescrito na versão atual — Incisos XII a XV citam o Decreto nº 8.134/1997 (Regulamento de Movimentação) — conferir vigência e teor do art. 13 antes da consolidação. Incisos IX e X mantidos da versão em consulta.</w:t>
+            </w:r>
+          </w:p>
+        </w:tc>
+        <w:tc>
+          <w:tcPr>
+            <w:tcMar>
+              <w:top w:type="dxa" w:w="60"/>
+              <w:left w:type="dxa" w:w="100"/>
+              <w:bottom w:type="dxa" w:w="60"/>
+              <w:right w:type="dxa" w:w="100"/>
+            </w:tcMar>
+          </w:tcPr>
+          <w:p>
+            <w:pPr>
+              <w:spacing w:after="0"/>
+            </w:pPr>
+            <w:r>
+              <w:rPr>
+                <w:rFonts w:ascii="Times New Roman" w:cs="Times New Roman" w:eastAsia="Times New Roman" w:hAnsi="Times New Roman"/>
+                <w:b w:val="false"/>
+                <w:bCs w:val="false"/>
+                <w:sz w:val="20"/>
+                <w:szCs w:val="20"/>
+              </w:rPr>
               <w:t xml:space="preserve">Sem parecer</w:t>
             </w:r>
           </w:p>
@@ -5250,6 +6398,31 @@
                 <w:sz w:val="20"/>
                 <w:szCs w:val="20"/>
               </w:rPr>
+              <w:t xml:space="preserve">Artigo reescrito na versão atual — Incisos XII a XV citam o Decreto nº 8.134/1997 (Regulamento de Movimentação) — conferir vigência e teor do art. 13 antes da consolidação. Incisos IX e X mantidos da versão em consulta.</w:t>
+            </w:r>
+          </w:p>
+        </w:tc>
+        <w:tc>
+          <w:tcPr>
+            <w:tcMar>
+              <w:top w:type="dxa" w:w="60"/>
+              <w:left w:type="dxa" w:w="100"/>
+              <w:bottom w:type="dxa" w:w="60"/>
+              <w:right w:type="dxa" w:w="100"/>
+            </w:tcMar>
+          </w:tcPr>
+          <w:p>
+            <w:pPr>
+              <w:spacing w:after="0"/>
+            </w:pPr>
+            <w:r>
+              <w:rPr>
+                <w:rFonts w:ascii="Times New Roman" w:cs="Times New Roman" w:eastAsia="Times New Roman" w:hAnsi="Times New Roman"/>
+                <w:b w:val="false"/>
+                <w:bCs w:val="false"/>
+                <w:sz w:val="20"/>
+                <w:szCs w:val="20"/>
+              </w:rPr>
               <w:t xml:space="preserve">Sem parecer</w:t>
             </w:r>
           </w:p>
@@ -5370,6 +6543,31 @@
                 <w:sz w:val="20"/>
                 <w:szCs w:val="20"/>
               </w:rPr>
+              <w:t xml:space="preserve">Artigo reescrito na versão atual — Incisos XII a XV citam o Decreto nº 8.134/1997 (Regulamento de Movimentação) — conferir vigência e teor do art. 13 antes da consolidação. Incisos IX e X mantidos da versão em consulta.</w:t>
+            </w:r>
+          </w:p>
+        </w:tc>
+        <w:tc>
+          <w:tcPr>
+            <w:tcMar>
+              <w:top w:type="dxa" w:w="60"/>
+              <w:left w:type="dxa" w:w="100"/>
+              <w:bottom w:type="dxa" w:w="60"/>
+              <w:right w:type="dxa" w:w="100"/>
+            </w:tcMar>
+          </w:tcPr>
+          <w:p>
+            <w:pPr>
+              <w:spacing w:after="0"/>
+            </w:pPr>
+            <w:r>
+              <w:rPr>
+                <w:rFonts w:ascii="Times New Roman" w:cs="Times New Roman" w:eastAsia="Times New Roman" w:hAnsi="Times New Roman"/>
+                <w:b w:val="false"/>
+                <w:bCs w:val="false"/>
+                <w:sz w:val="20"/>
+                <w:szCs w:val="20"/>
+              </w:rPr>
               <w:t xml:space="preserve">Sem parecer</w:t>
             </w:r>
           </w:p>
@@ -5475,6 +6673,31 @@
                 <w:sz w:val="20"/>
                 <w:szCs w:val="20"/>
               </w:rPr>
+              <w:t xml:space="preserve">Artigo reescrito na versão atual — Incisos XII a XV citam o Decreto nº 8.134/1997 (Regulamento de Movimentação) — conferir vigência e teor do art. 13 antes da consolidação. Incisos IX e X mantidos da versão em consulta.</w:t>
+            </w:r>
+          </w:p>
+        </w:tc>
+        <w:tc>
+          <w:tcPr>
+            <w:tcMar>
+              <w:top w:type="dxa" w:w="60"/>
+              <w:left w:type="dxa" w:w="100"/>
+              <w:bottom w:type="dxa" w:w="60"/>
+              <w:right w:type="dxa" w:w="100"/>
+            </w:tcMar>
+          </w:tcPr>
+          <w:p>
+            <w:pPr>
+              <w:spacing w:after="0"/>
+            </w:pPr>
+            <w:r>
+              <w:rPr>
+                <w:rFonts w:ascii="Times New Roman" w:cs="Times New Roman" w:eastAsia="Times New Roman" w:hAnsi="Times New Roman"/>
+                <w:b w:val="false"/>
+                <w:bCs w:val="false"/>
+                <w:sz w:val="20"/>
+                <w:szCs w:val="20"/>
+              </w:rPr>
               <w:t xml:space="preserve">Sem parecer</w:t>
             </w:r>
           </w:p>
@@ -5580,6 +6803,31 @@
                 <w:sz w:val="20"/>
                 <w:szCs w:val="20"/>
               </w:rPr>
+              <w:t xml:space="preserve">Artigo reescrito na versão atual — Incisos XII a XV citam o Decreto nº 8.134/1997 (Regulamento de Movimentação) — conferir vigência e teor do art. 13 antes da consolidação. Incisos IX e X mantidos da versão em consulta.</w:t>
+            </w:r>
+          </w:p>
+        </w:tc>
+        <w:tc>
+          <w:tcPr>
+            <w:tcMar>
+              <w:top w:type="dxa" w:w="60"/>
+              <w:left w:type="dxa" w:w="100"/>
+              <w:bottom w:type="dxa" w:w="60"/>
+              <w:right w:type="dxa" w:w="100"/>
+            </w:tcMar>
+          </w:tcPr>
+          <w:p>
+            <w:pPr>
+              <w:spacing w:after="0"/>
+            </w:pPr>
+            <w:r>
+              <w:rPr>
+                <w:rFonts w:ascii="Times New Roman" w:cs="Times New Roman" w:eastAsia="Times New Roman" w:hAnsi="Times New Roman"/>
+                <w:b w:val="false"/>
+                <w:bCs w:val="false"/>
+                <w:sz w:val="20"/>
+                <w:szCs w:val="20"/>
+              </w:rPr>
               <w:t xml:space="preserve">Sem parecer</w:t>
             </w:r>
           </w:p>
@@ -5685,6 +6933,31 @@
                 <w:sz w:val="20"/>
                 <w:szCs w:val="20"/>
               </w:rPr>
+              <w:t xml:space="preserve">Artigo reescrito na versão atual — Incisos XII a XV citam o Decreto nº 8.134/1997 (Regulamento de Movimentação) — conferir vigência e teor do art. 13 antes da consolidação. Incisos IX e X mantidos da versão em consulta.</w:t>
+            </w:r>
+          </w:p>
+        </w:tc>
+        <w:tc>
+          <w:tcPr>
+            <w:tcMar>
+              <w:top w:type="dxa" w:w="60"/>
+              <w:left w:type="dxa" w:w="100"/>
+              <w:bottom w:type="dxa" w:w="60"/>
+              <w:right w:type="dxa" w:w="100"/>
+            </w:tcMar>
+          </w:tcPr>
+          <w:p>
+            <w:pPr>
+              <w:spacing w:after="0"/>
+            </w:pPr>
+            <w:r>
+              <w:rPr>
+                <w:rFonts w:ascii="Times New Roman" w:cs="Times New Roman" w:eastAsia="Times New Roman" w:hAnsi="Times New Roman"/>
+                <w:b w:val="false"/>
+                <w:bCs w:val="false"/>
+                <w:sz w:val="20"/>
+                <w:szCs w:val="20"/>
+              </w:rPr>
               <w:t xml:space="preserve">Sem parecer</w:t>
             </w:r>
           </w:p>
@@ -5790,6 +7063,31 @@
                 <w:sz w:val="20"/>
                 <w:szCs w:val="20"/>
               </w:rPr>
+              <w:t xml:space="preserve">Artigo reescrito na versão atual — Incisos XII a XV citam o Decreto nº 8.134/1997 (Regulamento de Movimentação) — conferir vigência e teor do art. 13 antes da consolidação. Incisos IX e X mantidos da versão em consulta.</w:t>
+            </w:r>
+          </w:p>
+        </w:tc>
+        <w:tc>
+          <w:tcPr>
+            <w:tcMar>
+              <w:top w:type="dxa" w:w="60"/>
+              <w:left w:type="dxa" w:w="100"/>
+              <w:bottom w:type="dxa" w:w="60"/>
+              <w:right w:type="dxa" w:w="100"/>
+            </w:tcMar>
+          </w:tcPr>
+          <w:p>
+            <w:pPr>
+              <w:spacing w:after="0"/>
+            </w:pPr>
+            <w:r>
+              <w:rPr>
+                <w:rFonts w:ascii="Times New Roman" w:cs="Times New Roman" w:eastAsia="Times New Roman" w:hAnsi="Times New Roman"/>
+                <w:b w:val="false"/>
+                <w:bCs w:val="false"/>
+                <w:sz w:val="20"/>
+                <w:szCs w:val="20"/>
+              </w:rPr>
               <w:t xml:space="preserve">Sem parecer</w:t>
             </w:r>
           </w:p>
@@ -5895,6 +7193,31 @@
                 <w:sz w:val="20"/>
                 <w:szCs w:val="20"/>
               </w:rPr>
+              <w:t xml:space="preserve">Artigo reescrito na versão atual — Incisos XII a XV citam o Decreto nº 8.134/1997 (Regulamento de Movimentação) — conferir vigência e teor do art. 13 antes da consolidação. Incisos IX e X mantidos da versão em consulta.</w:t>
+            </w:r>
+          </w:p>
+        </w:tc>
+        <w:tc>
+          <w:tcPr>
+            <w:tcMar>
+              <w:top w:type="dxa" w:w="60"/>
+              <w:left w:type="dxa" w:w="100"/>
+              <w:bottom w:type="dxa" w:w="60"/>
+              <w:right w:type="dxa" w:w="100"/>
+            </w:tcMar>
+          </w:tcPr>
+          <w:p>
+            <w:pPr>
+              <w:spacing w:after="0"/>
+            </w:pPr>
+            <w:r>
+              <w:rPr>
+                <w:rFonts w:ascii="Times New Roman" w:cs="Times New Roman" w:eastAsia="Times New Roman" w:hAnsi="Times New Roman"/>
+                <w:b w:val="false"/>
+                <w:bCs w:val="false"/>
+                <w:sz w:val="20"/>
+                <w:szCs w:val="20"/>
+              </w:rPr>
               <w:t xml:space="preserve">Sem parecer</w:t>
             </w:r>
           </w:p>
@@ -6000,6 +7323,31 @@
                 <w:sz w:val="20"/>
                 <w:szCs w:val="20"/>
               </w:rPr>
+              <w:t xml:space="preserve">Artigo reescrito na versão atual — Incisos XII a XV citam o Decreto nº 8.134/1997 (Regulamento de Movimentação) — conferir vigência e teor do art. 13 antes da consolidação. Incisos IX e X mantidos da versão em consulta.</w:t>
+            </w:r>
+          </w:p>
+        </w:tc>
+        <w:tc>
+          <w:tcPr>
+            <w:tcMar>
+              <w:top w:type="dxa" w:w="60"/>
+              <w:left w:type="dxa" w:w="100"/>
+              <w:bottom w:type="dxa" w:w="60"/>
+              <w:right w:type="dxa" w:w="100"/>
+            </w:tcMar>
+          </w:tcPr>
+          <w:p>
+            <w:pPr>
+              <w:spacing w:after="0"/>
+            </w:pPr>
+            <w:r>
+              <w:rPr>
+                <w:rFonts w:ascii="Times New Roman" w:cs="Times New Roman" w:eastAsia="Times New Roman" w:hAnsi="Times New Roman"/>
+                <w:b w:val="false"/>
+                <w:bCs w:val="false"/>
+                <w:sz w:val="20"/>
+                <w:szCs w:val="20"/>
+              </w:rPr>
               <w:t xml:space="preserve">Sem parecer</w:t>
             </w:r>
           </w:p>
@@ -6105,6 +7453,31 @@
                 <w:sz w:val="20"/>
                 <w:szCs w:val="20"/>
               </w:rPr>
+              <w:t xml:space="preserve">Artigo reescrito na versão atual — Incisos XII a XV citam o Decreto nº 8.134/1997 (Regulamento de Movimentação) — conferir vigência e teor do art. 13 antes da consolidação. Incisos IX e X mantidos da versão em consulta.</w:t>
+            </w:r>
+          </w:p>
+        </w:tc>
+        <w:tc>
+          <w:tcPr>
+            <w:tcMar>
+              <w:top w:type="dxa" w:w="60"/>
+              <w:left w:type="dxa" w:w="100"/>
+              <w:bottom w:type="dxa" w:w="60"/>
+              <w:right w:type="dxa" w:w="100"/>
+            </w:tcMar>
+          </w:tcPr>
+          <w:p>
+            <w:pPr>
+              <w:spacing w:after="0"/>
+            </w:pPr>
+            <w:r>
+              <w:rPr>
+                <w:rFonts w:ascii="Times New Roman" w:cs="Times New Roman" w:eastAsia="Times New Roman" w:hAnsi="Times New Roman"/>
+                <w:b w:val="false"/>
+                <w:bCs w:val="false"/>
+                <w:sz w:val="20"/>
+                <w:szCs w:val="20"/>
+              </w:rPr>
               <w:t xml:space="preserve">Sem parecer</w:t>
             </w:r>
           </w:p>
@@ -6210,6 +7583,31 @@
                 <w:sz w:val="20"/>
                 <w:szCs w:val="20"/>
               </w:rPr>
+              <w:t xml:space="preserve">Artigo reescrito na versão atual — Incisos XII a XV citam o Decreto nº 8.134/1997 (Regulamento de Movimentação) — conferir vigência e teor do art. 13 antes da consolidação. Incisos IX e X mantidos da versão em consulta.</w:t>
+            </w:r>
+          </w:p>
+        </w:tc>
+        <w:tc>
+          <w:tcPr>
+            <w:tcMar>
+              <w:top w:type="dxa" w:w="60"/>
+              <w:left w:type="dxa" w:w="100"/>
+              <w:bottom w:type="dxa" w:w="60"/>
+              <w:right w:type="dxa" w:w="100"/>
+            </w:tcMar>
+          </w:tcPr>
+          <w:p>
+            <w:pPr>
+              <w:spacing w:after="0"/>
+            </w:pPr>
+            <w:r>
+              <w:rPr>
+                <w:rFonts w:ascii="Times New Roman" w:cs="Times New Roman" w:eastAsia="Times New Roman" w:hAnsi="Times New Roman"/>
+                <w:b w:val="false"/>
+                <w:bCs w:val="false"/>
+                <w:sz w:val="20"/>
+                <w:szCs w:val="20"/>
+              </w:rPr>
               <w:t xml:space="preserve">Sem parecer</w:t>
             </w:r>
           </w:p>
@@ -6315,6 +7713,31 @@
                 <w:sz w:val="20"/>
                 <w:szCs w:val="20"/>
               </w:rPr>
+              <w:t xml:space="preserve">Artigo reescrito na versão atual — Incisos XII a XV citam o Decreto nº 8.134/1997 (Regulamento de Movimentação) — conferir vigência e teor do art. 13 antes da consolidação. Incisos IX e X mantidos da versão em consulta.</w:t>
+            </w:r>
+          </w:p>
+        </w:tc>
+        <w:tc>
+          <w:tcPr>
+            <w:tcMar>
+              <w:top w:type="dxa" w:w="60"/>
+              <w:left w:type="dxa" w:w="100"/>
+              <w:bottom w:type="dxa" w:w="60"/>
+              <w:right w:type="dxa" w:w="100"/>
+            </w:tcMar>
+          </w:tcPr>
+          <w:p>
+            <w:pPr>
+              <w:spacing w:after="0"/>
+            </w:pPr>
+            <w:r>
+              <w:rPr>
+                <w:rFonts w:ascii="Times New Roman" w:cs="Times New Roman" w:eastAsia="Times New Roman" w:hAnsi="Times New Roman"/>
+                <w:b w:val="false"/>
+                <w:bCs w:val="false"/>
+                <w:sz w:val="20"/>
+                <w:szCs w:val="20"/>
+              </w:rPr>
               <w:t xml:space="preserve">Sem parecer</w:t>
             </w:r>
           </w:p>
@@ -6420,6 +7843,31 @@
                 <w:sz w:val="20"/>
                 <w:szCs w:val="20"/>
               </w:rPr>
+              <w:t xml:space="preserve">Artigo reescrito na versão atual — Incisos XII a XV citam o Decreto nº 8.134/1997 (Regulamento de Movimentação) — conferir vigência e teor do art. 13 antes da consolidação. Incisos IX e X mantidos da versão em consulta.</w:t>
+            </w:r>
+          </w:p>
+        </w:tc>
+        <w:tc>
+          <w:tcPr>
+            <w:tcMar>
+              <w:top w:type="dxa" w:w="60"/>
+              <w:left w:type="dxa" w:w="100"/>
+              <w:bottom w:type="dxa" w:w="60"/>
+              <w:right w:type="dxa" w:w="100"/>
+            </w:tcMar>
+          </w:tcPr>
+          <w:p>
+            <w:pPr>
+              <w:spacing w:after="0"/>
+            </w:pPr>
+            <w:r>
+              <w:rPr>
+                <w:rFonts w:ascii="Times New Roman" w:cs="Times New Roman" w:eastAsia="Times New Roman" w:hAnsi="Times New Roman"/>
+                <w:b w:val="false"/>
+                <w:bCs w:val="false"/>
+                <w:sz w:val="20"/>
+                <w:szCs w:val="20"/>
+              </w:rPr>
               <w:t xml:space="preserve">Sem parecer</w:t>
             </w:r>
           </w:p>
@@ -6525,6 +7973,31 @@
                 <w:sz w:val="20"/>
                 <w:szCs w:val="20"/>
               </w:rPr>
+              <w:t xml:space="preserve">Artigo reescrito na versão atual — Incisos XII a XV citam o Decreto nº 8.134/1997 (Regulamento de Movimentação) — conferir vigência e teor do art. 13 antes da consolidação. Incisos IX e X mantidos da versão em consulta.</w:t>
+            </w:r>
+          </w:p>
+        </w:tc>
+        <w:tc>
+          <w:tcPr>
+            <w:tcMar>
+              <w:top w:type="dxa" w:w="60"/>
+              <w:left w:type="dxa" w:w="100"/>
+              <w:bottom w:type="dxa" w:w="60"/>
+              <w:right w:type="dxa" w:w="100"/>
+            </w:tcMar>
+          </w:tcPr>
+          <w:p>
+            <w:pPr>
+              <w:spacing w:after="0"/>
+            </w:pPr>
+            <w:r>
+              <w:rPr>
+                <w:rFonts w:ascii="Times New Roman" w:cs="Times New Roman" w:eastAsia="Times New Roman" w:hAnsi="Times New Roman"/>
+                <w:b w:val="false"/>
+                <w:bCs w:val="false"/>
+                <w:sz w:val="20"/>
+                <w:szCs w:val="20"/>
+              </w:rPr>
               <w:t xml:space="preserve">Sem parecer</w:t>
             </w:r>
           </w:p>
@@ -6630,6 +8103,31 @@
                 <w:sz w:val="20"/>
                 <w:szCs w:val="20"/>
               </w:rPr>
+              <w:t xml:space="preserve">Artigo reescrito na versão atual — Incisos XII a XV citam o Decreto nº 8.134/1997 (Regulamento de Movimentação) — conferir vigência e teor do art. 13 antes da consolidação. Incisos IX e X mantidos da versão em consulta.</w:t>
+            </w:r>
+          </w:p>
+        </w:tc>
+        <w:tc>
+          <w:tcPr>
+            <w:tcMar>
+              <w:top w:type="dxa" w:w="60"/>
+              <w:left w:type="dxa" w:w="100"/>
+              <w:bottom w:type="dxa" w:w="60"/>
+              <w:right w:type="dxa" w:w="100"/>
+            </w:tcMar>
+          </w:tcPr>
+          <w:p>
+            <w:pPr>
+              <w:spacing w:after="0"/>
+            </w:pPr>
+            <w:r>
+              <w:rPr>
+                <w:rFonts w:ascii="Times New Roman" w:cs="Times New Roman" w:eastAsia="Times New Roman" w:hAnsi="Times New Roman"/>
+                <w:b w:val="false"/>
+                <w:bCs w:val="false"/>
+                <w:sz w:val="20"/>
+                <w:szCs w:val="20"/>
+              </w:rPr>
               <w:t xml:space="preserve">Sem parecer</w:t>
             </w:r>
           </w:p>
@@ -6735,6 +8233,31 @@
                 <w:sz w:val="20"/>
                 <w:szCs w:val="20"/>
               </w:rPr>
+              <w:t xml:space="preserve">Artigo reescrito na versão atual — Incisos XII a XV citam o Decreto nº 8.134/1997 (Regulamento de Movimentação) — conferir vigência e teor do art. 13 antes da consolidação. Incisos IX e X mantidos da versão em consulta.</w:t>
+            </w:r>
+          </w:p>
+        </w:tc>
+        <w:tc>
+          <w:tcPr>
+            <w:tcMar>
+              <w:top w:type="dxa" w:w="60"/>
+              <w:left w:type="dxa" w:w="100"/>
+              <w:bottom w:type="dxa" w:w="60"/>
+              <w:right w:type="dxa" w:w="100"/>
+            </w:tcMar>
+          </w:tcPr>
+          <w:p>
+            <w:pPr>
+              <w:spacing w:after="0"/>
+            </w:pPr>
+            <w:r>
+              <w:rPr>
+                <w:rFonts w:ascii="Times New Roman" w:cs="Times New Roman" w:eastAsia="Times New Roman" w:hAnsi="Times New Roman"/>
+                <w:b w:val="false"/>
+                <w:bCs w:val="false"/>
+                <w:sz w:val="20"/>
+                <w:szCs w:val="20"/>
+              </w:rPr>
               <w:t xml:space="preserve">Sem parecer</w:t>
             </w:r>
           </w:p>
@@ -6840,6 +8363,31 @@
                 <w:sz w:val="20"/>
                 <w:szCs w:val="20"/>
               </w:rPr>
+              <w:t xml:space="preserve">Artigo reescrito na versão atual — Incisos XII a XV citam o Decreto nº 8.134/1997 (Regulamento de Movimentação) — conferir vigência e teor do art. 13 antes da consolidação. Incisos IX e X mantidos da versão em consulta.</w:t>
+            </w:r>
+          </w:p>
+        </w:tc>
+        <w:tc>
+          <w:tcPr>
+            <w:tcMar>
+              <w:top w:type="dxa" w:w="60"/>
+              <w:left w:type="dxa" w:w="100"/>
+              <w:bottom w:type="dxa" w:w="60"/>
+              <w:right w:type="dxa" w:w="100"/>
+            </w:tcMar>
+          </w:tcPr>
+          <w:p>
+            <w:pPr>
+              <w:spacing w:after="0"/>
+            </w:pPr>
+            <w:r>
+              <w:rPr>
+                <w:rFonts w:ascii="Times New Roman" w:cs="Times New Roman" w:eastAsia="Times New Roman" w:hAnsi="Times New Roman"/>
+                <w:b w:val="false"/>
+                <w:bCs w:val="false"/>
+                <w:sz w:val="20"/>
+                <w:szCs w:val="20"/>
+              </w:rPr>
               <w:t xml:space="preserve">Sem parecer</w:t>
             </w:r>
           </w:p>
@@ -6945,6 +8493,31 @@
                 <w:sz w:val="20"/>
                 <w:szCs w:val="20"/>
               </w:rPr>
+              <w:t xml:space="preserve">Artigo reescrito na versão atual — Incisos XII a XV citam o Decreto nº 8.134/1997 (Regulamento de Movimentação) — conferir vigência e teor do art. 13 antes da consolidação. Incisos IX e X mantidos da versão em consulta.</w:t>
+            </w:r>
+          </w:p>
+        </w:tc>
+        <w:tc>
+          <w:tcPr>
+            <w:tcMar>
+              <w:top w:type="dxa" w:w="60"/>
+              <w:left w:type="dxa" w:w="100"/>
+              <w:bottom w:type="dxa" w:w="60"/>
+              <w:right w:type="dxa" w:w="100"/>
+            </w:tcMar>
+          </w:tcPr>
+          <w:p>
+            <w:pPr>
+              <w:spacing w:after="0"/>
+            </w:pPr>
+            <w:r>
+              <w:rPr>
+                <w:rFonts w:ascii="Times New Roman" w:cs="Times New Roman" w:eastAsia="Times New Roman" w:hAnsi="Times New Roman"/>
+                <w:b w:val="false"/>
+                <w:bCs w:val="false"/>
+                <w:sz w:val="20"/>
+                <w:szCs w:val="20"/>
+              </w:rPr>
               <w:t xml:space="preserve">Sem parecer</w:t>
             </w:r>
           </w:p>
@@ -7050,6 +8623,31 @@
                 <w:sz w:val="20"/>
                 <w:szCs w:val="20"/>
               </w:rPr>
+              <w:t xml:space="preserve">Artigo reescrito na versão atual — Incisos XII a XV citam o Decreto nº 8.134/1997 (Regulamento de Movimentação) — conferir vigência e teor do art. 13 antes da consolidação. Incisos IX e X mantidos da versão em consulta.</w:t>
+            </w:r>
+          </w:p>
+        </w:tc>
+        <w:tc>
+          <w:tcPr>
+            <w:tcMar>
+              <w:top w:type="dxa" w:w="60"/>
+              <w:left w:type="dxa" w:w="100"/>
+              <w:bottom w:type="dxa" w:w="60"/>
+              <w:right w:type="dxa" w:w="100"/>
+            </w:tcMar>
+          </w:tcPr>
+          <w:p>
+            <w:pPr>
+              <w:spacing w:after="0"/>
+            </w:pPr>
+            <w:r>
+              <w:rPr>
+                <w:rFonts w:ascii="Times New Roman" w:cs="Times New Roman" w:eastAsia="Times New Roman" w:hAnsi="Times New Roman"/>
+                <w:b w:val="false"/>
+                <w:bCs w:val="false"/>
+                <w:sz w:val="20"/>
+                <w:szCs w:val="20"/>
+              </w:rPr>
               <w:t xml:space="preserve">Sem parecer</w:t>
             </w:r>
           </w:p>
@@ -7155,6 +8753,31 @@
                 <w:sz w:val="20"/>
                 <w:szCs w:val="20"/>
               </w:rPr>
+              <w:t xml:space="preserve">Artigo reescrito na versão atual — Incisos XII a XV citam o Decreto nº 8.134/1997 (Regulamento de Movimentação) — conferir vigência e teor do art. 13 antes da consolidação. Incisos IX e X mantidos da versão em consulta.</w:t>
+            </w:r>
+          </w:p>
+        </w:tc>
+        <w:tc>
+          <w:tcPr>
+            <w:tcMar>
+              <w:top w:type="dxa" w:w="60"/>
+              <w:left w:type="dxa" w:w="100"/>
+              <w:bottom w:type="dxa" w:w="60"/>
+              <w:right w:type="dxa" w:w="100"/>
+            </w:tcMar>
+          </w:tcPr>
+          <w:p>
+            <w:pPr>
+              <w:spacing w:after="0"/>
+            </w:pPr>
+            <w:r>
+              <w:rPr>
+                <w:rFonts w:ascii="Times New Roman" w:cs="Times New Roman" w:eastAsia="Times New Roman" w:hAnsi="Times New Roman"/>
+                <w:b w:val="false"/>
+                <w:bCs w:val="false"/>
+                <w:sz w:val="20"/>
+                <w:szCs w:val="20"/>
+              </w:rPr>
               <w:t xml:space="preserve">Sem parecer</w:t>
             </w:r>
           </w:p>
@@ -7260,6 +8883,31 @@
                 <w:sz w:val="20"/>
                 <w:szCs w:val="20"/>
               </w:rPr>
+              <w:t xml:space="preserve">Artigo reescrito na versão atual — Incisos XII a XV citam o Decreto nº 8.134/1997 (Regulamento de Movimentação) — conferir vigência e teor do art. 13 antes da consolidação. Incisos IX e X mantidos da versão em consulta.</w:t>
+            </w:r>
+          </w:p>
+        </w:tc>
+        <w:tc>
+          <w:tcPr>
+            <w:tcMar>
+              <w:top w:type="dxa" w:w="60"/>
+              <w:left w:type="dxa" w:w="100"/>
+              <w:bottom w:type="dxa" w:w="60"/>
+              <w:right w:type="dxa" w:w="100"/>
+            </w:tcMar>
+          </w:tcPr>
+          <w:p>
+            <w:pPr>
+              <w:spacing w:after="0"/>
+            </w:pPr>
+            <w:r>
+              <w:rPr>
+                <w:rFonts w:ascii="Times New Roman" w:cs="Times New Roman" w:eastAsia="Times New Roman" w:hAnsi="Times New Roman"/>
+                <w:b w:val="false"/>
+                <w:bCs w:val="false"/>
+                <w:sz w:val="20"/>
+                <w:szCs w:val="20"/>
+              </w:rPr>
               <w:t xml:space="preserve">Sem parecer</w:t>
             </w:r>
           </w:p>
@@ -7365,6 +9013,31 @@
                 <w:sz w:val="20"/>
                 <w:szCs w:val="20"/>
               </w:rPr>
+              <w:t xml:space="preserve">Artigo reescrito na versão atual — Incisos XII a XV citam o Decreto nº 8.134/1997 (Regulamento de Movimentação) — conferir vigência e teor do art. 13 antes da consolidação. Incisos IX e X mantidos da versão em consulta.</w:t>
+            </w:r>
+          </w:p>
+        </w:tc>
+        <w:tc>
+          <w:tcPr>
+            <w:tcMar>
+              <w:top w:type="dxa" w:w="60"/>
+              <w:left w:type="dxa" w:w="100"/>
+              <w:bottom w:type="dxa" w:w="60"/>
+              <w:right w:type="dxa" w:w="100"/>
+            </w:tcMar>
+          </w:tcPr>
+          <w:p>
+            <w:pPr>
+              <w:spacing w:after="0"/>
+            </w:pPr>
+            <w:r>
+              <w:rPr>
+                <w:rFonts w:ascii="Times New Roman" w:cs="Times New Roman" w:eastAsia="Times New Roman" w:hAnsi="Times New Roman"/>
+                <w:b w:val="false"/>
+                <w:bCs w:val="false"/>
+                <w:sz w:val="20"/>
+                <w:szCs w:val="20"/>
+              </w:rPr>
               <w:t xml:space="preserve">Sem parecer</w:t>
             </w:r>
           </w:p>
@@ -7470,6 +9143,31 @@
                 <w:sz w:val="20"/>
                 <w:szCs w:val="20"/>
               </w:rPr>
+              <w:t xml:space="preserve">Artigo reescrito na versão atual — Incisos XII a XV citam o Decreto nº 8.134/1997 (Regulamento de Movimentação) — conferir vigência e teor do art. 13 antes da consolidação. Incisos IX e X mantidos da versão em consulta.</w:t>
+            </w:r>
+          </w:p>
+        </w:tc>
+        <w:tc>
+          <w:tcPr>
+            <w:tcMar>
+              <w:top w:type="dxa" w:w="60"/>
+              <w:left w:type="dxa" w:w="100"/>
+              <w:bottom w:type="dxa" w:w="60"/>
+              <w:right w:type="dxa" w:w="100"/>
+            </w:tcMar>
+          </w:tcPr>
+          <w:p>
+            <w:pPr>
+              <w:spacing w:after="0"/>
+            </w:pPr>
+            <w:r>
+              <w:rPr>
+                <w:rFonts w:ascii="Times New Roman" w:cs="Times New Roman" w:eastAsia="Times New Roman" w:hAnsi="Times New Roman"/>
+                <w:b w:val="false"/>
+                <w:bCs w:val="false"/>
+                <w:sz w:val="20"/>
+                <w:szCs w:val="20"/>
+              </w:rPr>
               <w:t xml:space="preserve">Sem parecer</w:t>
             </w:r>
           </w:p>
@@ -7575,6 +9273,31 @@
                 <w:sz w:val="20"/>
                 <w:szCs w:val="20"/>
               </w:rPr>
+              <w:t xml:space="preserve">Artigo reescrito na versão atual — Incisos XII a XV citam o Decreto nº 8.134/1997 (Regulamento de Movimentação) — conferir vigência e teor do art. 13 antes da consolidação. Incisos IX e X mantidos da versão em consulta.</w:t>
+            </w:r>
+          </w:p>
+        </w:tc>
+        <w:tc>
+          <w:tcPr>
+            <w:tcMar>
+              <w:top w:type="dxa" w:w="60"/>
+              <w:left w:type="dxa" w:w="100"/>
+              <w:bottom w:type="dxa" w:w="60"/>
+              <w:right w:type="dxa" w:w="100"/>
+            </w:tcMar>
+          </w:tcPr>
+          <w:p>
+            <w:pPr>
+              <w:spacing w:after="0"/>
+            </w:pPr>
+            <w:r>
+              <w:rPr>
+                <w:rFonts w:ascii="Times New Roman" w:cs="Times New Roman" w:eastAsia="Times New Roman" w:hAnsi="Times New Roman"/>
+                <w:b w:val="false"/>
+                <w:bCs w:val="false"/>
+                <w:sz w:val="20"/>
+                <w:szCs w:val="20"/>
+              </w:rPr>
               <w:t xml:space="preserve">Sem parecer</w:t>
             </w:r>
           </w:p>
@@ -7680,6 +9403,31 @@
                 <w:sz w:val="20"/>
                 <w:szCs w:val="20"/>
               </w:rPr>
+              <w:t xml:space="preserve">Artigo reescrito na versão atual — Incisos XII a XV citam o Decreto nº 8.134/1997 (Regulamento de Movimentação) — conferir vigência e teor do art. 13 antes da consolidação. Incisos IX e X mantidos da versão em consulta.</w:t>
+            </w:r>
+          </w:p>
+        </w:tc>
+        <w:tc>
+          <w:tcPr>
+            <w:tcMar>
+              <w:top w:type="dxa" w:w="60"/>
+              <w:left w:type="dxa" w:w="100"/>
+              <w:bottom w:type="dxa" w:w="60"/>
+              <w:right w:type="dxa" w:w="100"/>
+            </w:tcMar>
+          </w:tcPr>
+          <w:p>
+            <w:pPr>
+              <w:spacing w:after="0"/>
+            </w:pPr>
+            <w:r>
+              <w:rPr>
+                <w:rFonts w:ascii="Times New Roman" w:cs="Times New Roman" w:eastAsia="Times New Roman" w:hAnsi="Times New Roman"/>
+                <w:b w:val="false"/>
+                <w:bCs w:val="false"/>
+                <w:sz w:val="20"/>
+                <w:szCs w:val="20"/>
+              </w:rPr>
               <w:t xml:space="preserve">Sem parecer</w:t>
             </w:r>
           </w:p>
@@ -7761,6 +9509,31 @@
                 <w:szCs w:val="20"/>
               </w:rPr>
               <w:t xml:space="preserve">XXI - cumprir fielmente as determinações emanadas dos escalões superiores, observadas as competências e atribuições estabelecidas na legislação e nos regulamentos vigentes.</w:t>
+            </w:r>
+          </w:p>
+        </w:tc>
+        <w:tc>
+          <w:tcPr>
+            <w:tcMar>
+              <w:top w:type="dxa" w:w="60"/>
+              <w:left w:type="dxa" w:w="100"/>
+              <w:bottom w:type="dxa" w:w="60"/>
+              <w:right w:type="dxa" w:w="100"/>
+            </w:tcMar>
+          </w:tcPr>
+          <w:p>
+            <w:pPr>
+              <w:spacing w:after="0"/>
+            </w:pPr>
+            <w:r>
+              <w:rPr>
+                <w:rFonts w:ascii="Times New Roman" w:cs="Times New Roman" w:eastAsia="Times New Roman" w:hAnsi="Times New Roman"/>
+                <w:b w:val="false"/>
+                <w:bCs w:val="false"/>
+                <w:sz w:val="20"/>
+                <w:szCs w:val="20"/>
+              </w:rPr>
+              <w:t xml:space="preserve">Artigo reescrito na versão atual — Incisos XII a XV citam o Decreto nº 8.134/1997 (Regulamento de Movimentação) — conferir vigência e teor do art. 13 antes da consolidação. Incisos IX e X mantidos da versão em consulta.</w:t>
             </w:r>
           </w:p>
         </w:tc>
@@ -7845,10 +9618,11 @@
         </w:tblBorders>
       </w:tblPr>
       <w:tblGrid>
-        <w:gridCol w:w="1500"/>
-        <w:gridCol w:w="2000"/>
-        <w:gridCol w:w="4300"/>
-        <w:gridCol w:w="1500"/>
+        <w:gridCol w:w="1300"/>
+        <w:gridCol w:w="1600"/>
+        <w:gridCol w:w="3000"/>
+        <w:gridCol w:w="2400"/>
+        <w:gridCol w:w="1000"/>
       </w:tblGrid>
       <w:tr>
         <w:trPr>
@@ -7954,6 +9728,32 @@
                 <w:sz w:val="20"/>
                 <w:szCs w:val="20"/>
               </w:rPr>
+              <w:t xml:space="preserve">Aplicação</w:t>
+            </w:r>
+          </w:p>
+        </w:tc>
+        <w:tc>
+          <w:tcPr>
+            <w:shd w:fill="E8E8E8"/>
+            <w:tcMar>
+              <w:top w:type="dxa" w:w="60"/>
+              <w:left w:type="dxa" w:w="100"/>
+              <w:bottom w:type="dxa" w:w="60"/>
+              <w:right w:type="dxa" w:w="100"/>
+            </w:tcMar>
+          </w:tcPr>
+          <w:p>
+            <w:pPr>
+              <w:spacing w:after="0"/>
+            </w:pPr>
+            <w:r>
+              <w:rPr>
+                <w:rFonts w:ascii="Times New Roman" w:cs="Times New Roman" w:eastAsia="Times New Roman" w:hAnsi="Times New Roman"/>
+                <w:b/>
+                <w:bCs/>
+                <w:sz w:val="20"/>
+                <w:szCs w:val="20"/>
+              </w:rPr>
               <w:t xml:space="preserve">Parecer</w:t>
             </w:r>
           </w:p>
@@ -8059,6 +9859,31 @@
                 <w:sz w:val="20"/>
                 <w:szCs w:val="20"/>
               </w:rPr>
+              <w:t xml:space="preserve">Artigo reescrito na versão atual — Incisos IX e X mantidos da versão em consulta (substituição eventual do titular).</w:t>
+            </w:r>
+          </w:p>
+        </w:tc>
+        <w:tc>
+          <w:tcPr>
+            <w:tcMar>
+              <w:top w:type="dxa" w:w="60"/>
+              <w:left w:type="dxa" w:w="100"/>
+              <w:bottom w:type="dxa" w:w="60"/>
+              <w:right w:type="dxa" w:w="100"/>
+            </w:tcMar>
+          </w:tcPr>
+          <w:p>
+            <w:pPr>
+              <w:spacing w:after="0"/>
+            </w:pPr>
+            <w:r>
+              <w:rPr>
+                <w:rFonts w:ascii="Times New Roman" w:cs="Times New Roman" w:eastAsia="Times New Roman" w:hAnsi="Times New Roman"/>
+                <w:b w:val="false"/>
+                <w:bCs w:val="false"/>
+                <w:sz w:val="20"/>
+                <w:szCs w:val="20"/>
+              </w:rPr>
               <w:t xml:space="preserve">Sem parecer</w:t>
             </w:r>
           </w:p>
@@ -8164,6 +9989,31 @@
                 <w:sz w:val="20"/>
                 <w:szCs w:val="20"/>
               </w:rPr>
+              <w:t xml:space="preserve">Artigo reescrito na versão atual — Incisos IX e X mantidos da versão em consulta (substituição eventual do titular).</w:t>
+            </w:r>
+          </w:p>
+        </w:tc>
+        <w:tc>
+          <w:tcPr>
+            <w:tcMar>
+              <w:top w:type="dxa" w:w="60"/>
+              <w:left w:type="dxa" w:w="100"/>
+              <w:bottom w:type="dxa" w:w="60"/>
+              <w:right w:type="dxa" w:w="100"/>
+            </w:tcMar>
+          </w:tcPr>
+          <w:p>
+            <w:pPr>
+              <w:spacing w:after="0"/>
+            </w:pPr>
+            <w:r>
+              <w:rPr>
+                <w:rFonts w:ascii="Times New Roman" w:cs="Times New Roman" w:eastAsia="Times New Roman" w:hAnsi="Times New Roman"/>
+                <w:b w:val="false"/>
+                <w:bCs w:val="false"/>
+                <w:sz w:val="20"/>
+                <w:szCs w:val="20"/>
+              </w:rPr>
               <w:t xml:space="preserve">Sem parecer</w:t>
             </w:r>
           </w:p>
@@ -8269,6 +10119,31 @@
                 <w:sz w:val="20"/>
                 <w:szCs w:val="20"/>
               </w:rPr>
+              <w:t xml:space="preserve">Artigo reescrito na versão atual — Incisos IX e X mantidos da versão em consulta (substituição eventual do titular).</w:t>
+            </w:r>
+          </w:p>
+        </w:tc>
+        <w:tc>
+          <w:tcPr>
+            <w:tcMar>
+              <w:top w:type="dxa" w:w="60"/>
+              <w:left w:type="dxa" w:w="100"/>
+              <w:bottom w:type="dxa" w:w="60"/>
+              <w:right w:type="dxa" w:w="100"/>
+            </w:tcMar>
+          </w:tcPr>
+          <w:p>
+            <w:pPr>
+              <w:spacing w:after="0"/>
+            </w:pPr>
+            <w:r>
+              <w:rPr>
+                <w:rFonts w:ascii="Times New Roman" w:cs="Times New Roman" w:eastAsia="Times New Roman" w:hAnsi="Times New Roman"/>
+                <w:b w:val="false"/>
+                <w:bCs w:val="false"/>
+                <w:sz w:val="20"/>
+                <w:szCs w:val="20"/>
+              </w:rPr>
               <w:t xml:space="preserve">Sem parecer</w:t>
             </w:r>
           </w:p>
@@ -8374,6 +10249,31 @@
                 <w:sz w:val="20"/>
                 <w:szCs w:val="20"/>
               </w:rPr>
+              <w:t xml:space="preserve">Artigo reescrito na versão atual — Incisos IX e X mantidos da versão em consulta (substituição eventual do titular).</w:t>
+            </w:r>
+          </w:p>
+        </w:tc>
+        <w:tc>
+          <w:tcPr>
+            <w:tcMar>
+              <w:top w:type="dxa" w:w="60"/>
+              <w:left w:type="dxa" w:w="100"/>
+              <w:bottom w:type="dxa" w:w="60"/>
+              <w:right w:type="dxa" w:w="100"/>
+            </w:tcMar>
+          </w:tcPr>
+          <w:p>
+            <w:pPr>
+              <w:spacing w:after="0"/>
+            </w:pPr>
+            <w:r>
+              <w:rPr>
+                <w:rFonts w:ascii="Times New Roman" w:cs="Times New Roman" w:eastAsia="Times New Roman" w:hAnsi="Times New Roman"/>
+                <w:b w:val="false"/>
+                <w:bCs w:val="false"/>
+                <w:sz w:val="20"/>
+                <w:szCs w:val="20"/>
+              </w:rPr>
               <w:t xml:space="preserve">Sem parecer</w:t>
             </w:r>
           </w:p>
@@ -8479,6 +10379,31 @@
                 <w:sz w:val="20"/>
                 <w:szCs w:val="20"/>
               </w:rPr>
+              <w:t xml:space="preserve">Artigo reescrito na versão atual — Incisos IX e X mantidos da versão em consulta (substituição eventual do titular).</w:t>
+            </w:r>
+          </w:p>
+        </w:tc>
+        <w:tc>
+          <w:tcPr>
+            <w:tcMar>
+              <w:top w:type="dxa" w:w="60"/>
+              <w:left w:type="dxa" w:w="100"/>
+              <w:bottom w:type="dxa" w:w="60"/>
+              <w:right w:type="dxa" w:w="100"/>
+            </w:tcMar>
+          </w:tcPr>
+          <w:p>
+            <w:pPr>
+              <w:spacing w:after="0"/>
+            </w:pPr>
+            <w:r>
+              <w:rPr>
+                <w:rFonts w:ascii="Times New Roman" w:cs="Times New Roman" w:eastAsia="Times New Roman" w:hAnsi="Times New Roman"/>
+                <w:b w:val="false"/>
+                <w:bCs w:val="false"/>
+                <w:sz w:val="20"/>
+                <w:szCs w:val="20"/>
+              </w:rPr>
               <w:t xml:space="preserve">Sem parecer</w:t>
             </w:r>
           </w:p>
@@ -8584,6 +10509,31 @@
                 <w:sz w:val="20"/>
                 <w:szCs w:val="20"/>
               </w:rPr>
+              <w:t xml:space="preserve">Artigo reescrito na versão atual — Incisos IX e X mantidos da versão em consulta (substituição eventual do titular).</w:t>
+            </w:r>
+          </w:p>
+        </w:tc>
+        <w:tc>
+          <w:tcPr>
+            <w:tcMar>
+              <w:top w:type="dxa" w:w="60"/>
+              <w:left w:type="dxa" w:w="100"/>
+              <w:bottom w:type="dxa" w:w="60"/>
+              <w:right w:type="dxa" w:w="100"/>
+            </w:tcMar>
+          </w:tcPr>
+          <w:p>
+            <w:pPr>
+              <w:spacing w:after="0"/>
+            </w:pPr>
+            <w:r>
+              <w:rPr>
+                <w:rFonts w:ascii="Times New Roman" w:cs="Times New Roman" w:eastAsia="Times New Roman" w:hAnsi="Times New Roman"/>
+                <w:b w:val="false"/>
+                <w:bCs w:val="false"/>
+                <w:sz w:val="20"/>
+                <w:szCs w:val="20"/>
+              </w:rPr>
               <w:t xml:space="preserve">Sem parecer</w:t>
             </w:r>
           </w:p>
@@ -8689,6 +10639,31 @@
                 <w:sz w:val="20"/>
                 <w:szCs w:val="20"/>
               </w:rPr>
+              <w:t xml:space="preserve">Artigo reescrito na versão atual — Incisos IX e X mantidos da versão em consulta (substituição eventual do titular).</w:t>
+            </w:r>
+          </w:p>
+        </w:tc>
+        <w:tc>
+          <w:tcPr>
+            <w:tcMar>
+              <w:top w:type="dxa" w:w="60"/>
+              <w:left w:type="dxa" w:w="100"/>
+              <w:bottom w:type="dxa" w:w="60"/>
+              <w:right w:type="dxa" w:w="100"/>
+            </w:tcMar>
+          </w:tcPr>
+          <w:p>
+            <w:pPr>
+              <w:spacing w:after="0"/>
+            </w:pPr>
+            <w:r>
+              <w:rPr>
+                <w:rFonts w:ascii="Times New Roman" w:cs="Times New Roman" w:eastAsia="Times New Roman" w:hAnsi="Times New Roman"/>
+                <w:b w:val="false"/>
+                <w:bCs w:val="false"/>
+                <w:sz w:val="20"/>
+                <w:szCs w:val="20"/>
+              </w:rPr>
               <w:t xml:space="preserve">Sem parecer</w:t>
             </w:r>
           </w:p>
@@ -8770,6 +10745,31 @@
                 <w:szCs w:val="20"/>
               </w:rPr>
               <w:t xml:space="preserve">VIII - elaborar estudos, informações, relatórios e propostas destinados a subsidiar as decisões do Comandante Operacional;</w:t>
+            </w:r>
+          </w:p>
+        </w:tc>
+        <w:tc>
+          <w:tcPr>
+            <w:tcMar>
+              <w:top w:type="dxa" w:w="60"/>
+              <w:left w:type="dxa" w:w="100"/>
+              <w:bottom w:type="dxa" w:w="60"/>
+              <w:right w:type="dxa" w:w="100"/>
+            </w:tcMar>
+          </w:tcPr>
+          <w:p>
+            <w:pPr>
+              <w:spacing w:after="0"/>
+            </w:pPr>
+            <w:r>
+              <w:rPr>
+                <w:rFonts w:ascii="Times New Roman" w:cs="Times New Roman" w:eastAsia="Times New Roman" w:hAnsi="Times New Roman"/>
+                <w:b w:val="false"/>
+                <w:bCs w:val="false"/>
+                <w:sz w:val="20"/>
+                <w:szCs w:val="20"/>
+              </w:rPr>
+              <w:t xml:space="preserve">Artigo reescrito na versão atual — Incisos IX e X mantidos da versão em consulta (substituição eventual do titular).</w:t>
             </w:r>
           </w:p>
         </w:tc>
@@ -8854,10 +10854,11 @@
         </w:tblBorders>
       </w:tblPr>
       <w:tblGrid>
-        <w:gridCol w:w="1500"/>
-        <w:gridCol w:w="2000"/>
-        <w:gridCol w:w="4300"/>
-        <w:gridCol w:w="1500"/>
+        <w:gridCol w:w="1300"/>
+        <w:gridCol w:w="1600"/>
+        <w:gridCol w:w="3000"/>
+        <w:gridCol w:w="2400"/>
+        <w:gridCol w:w="1000"/>
       </w:tblGrid>
       <w:tr>
         <w:trPr>
@@ -8963,6 +10964,32 @@
                 <w:sz w:val="20"/>
                 <w:szCs w:val="20"/>
               </w:rPr>
+              <w:t xml:space="preserve">Aplicação</w:t>
+            </w:r>
+          </w:p>
+        </w:tc>
+        <w:tc>
+          <w:tcPr>
+            <w:shd w:fill="E8E8E8"/>
+            <w:tcMar>
+              <w:top w:type="dxa" w:w="60"/>
+              <w:left w:type="dxa" w:w="100"/>
+              <w:bottom w:type="dxa" w:w="60"/>
+              <w:right w:type="dxa" w:w="100"/>
+            </w:tcMar>
+          </w:tcPr>
+          <w:p>
+            <w:pPr>
+              <w:spacing w:after="0"/>
+            </w:pPr>
+            <w:r>
+              <w:rPr>
+                <w:rFonts w:ascii="Times New Roman" w:cs="Times New Roman" w:eastAsia="Times New Roman" w:hAnsi="Times New Roman"/>
+                <w:b/>
+                <w:bCs/>
+                <w:sz w:val="20"/>
+                <w:szCs w:val="20"/>
+              </w:rPr>
               <w:t xml:space="preserve">Parecer</w:t>
             </w:r>
           </w:p>
@@ -9068,6 +11095,31 @@
                 <w:sz w:val="20"/>
                 <w:szCs w:val="20"/>
               </w:rPr>
+              <w:t xml:space="preserve">Artigo reescrito na versão atual — O inciso II da sugestão original não foi enviado (a numeração pulou de I para III); renumerado. Inciso II cita o Decreto nº 8.134/1997 — conferir.</w:t>
+            </w:r>
+          </w:p>
+        </w:tc>
+        <w:tc>
+          <w:tcPr>
+            <w:tcMar>
+              <w:top w:type="dxa" w:w="60"/>
+              <w:left w:type="dxa" w:w="100"/>
+              <w:bottom w:type="dxa" w:w="60"/>
+              <w:right w:type="dxa" w:w="100"/>
+            </w:tcMar>
+          </w:tcPr>
+          <w:p>
+            <w:pPr>
+              <w:spacing w:after="0"/>
+            </w:pPr>
+            <w:r>
+              <w:rPr>
+                <w:rFonts w:ascii="Times New Roman" w:cs="Times New Roman" w:eastAsia="Times New Roman" w:hAnsi="Times New Roman"/>
+                <w:b w:val="false"/>
+                <w:bCs w:val="false"/>
+                <w:sz w:val="20"/>
+                <w:szCs w:val="20"/>
+              </w:rPr>
               <w:t xml:space="preserve">Sem parecer</w:t>
             </w:r>
           </w:p>
@@ -9173,6 +11225,31 @@
                 <w:sz w:val="20"/>
                 <w:szCs w:val="20"/>
               </w:rPr>
+              <w:t xml:space="preserve">Artigo reescrito na versão atual — O inciso II da sugestão original não foi enviado (a numeração pulou de I para III); renumerado. Inciso II cita o Decreto nº 8.134/1997 — conferir.</w:t>
+            </w:r>
+          </w:p>
+        </w:tc>
+        <w:tc>
+          <w:tcPr>
+            <w:tcMar>
+              <w:top w:type="dxa" w:w="60"/>
+              <w:left w:type="dxa" w:w="100"/>
+              <w:bottom w:type="dxa" w:w="60"/>
+              <w:right w:type="dxa" w:w="100"/>
+            </w:tcMar>
+          </w:tcPr>
+          <w:p>
+            <w:pPr>
+              <w:spacing w:after="0"/>
+            </w:pPr>
+            <w:r>
+              <w:rPr>
+                <w:rFonts w:ascii="Times New Roman" w:cs="Times New Roman" w:eastAsia="Times New Roman" w:hAnsi="Times New Roman"/>
+                <w:b w:val="false"/>
+                <w:bCs w:val="false"/>
+                <w:sz w:val="20"/>
+                <w:szCs w:val="20"/>
+              </w:rPr>
               <w:t xml:space="preserve">Sem parecer</w:t>
             </w:r>
           </w:p>
@@ -9278,6 +11355,31 @@
                 <w:sz w:val="20"/>
                 <w:szCs w:val="20"/>
               </w:rPr>
+              <w:t xml:space="preserve">Artigo reescrito na versão atual — O inciso II da sugestão original não foi enviado (a numeração pulou de I para III); renumerado. Inciso II cita o Decreto nº 8.134/1997 — conferir.</w:t>
+            </w:r>
+          </w:p>
+        </w:tc>
+        <w:tc>
+          <w:tcPr>
+            <w:tcMar>
+              <w:top w:type="dxa" w:w="60"/>
+              <w:left w:type="dxa" w:w="100"/>
+              <w:bottom w:type="dxa" w:w="60"/>
+              <w:right w:type="dxa" w:w="100"/>
+            </w:tcMar>
+          </w:tcPr>
+          <w:p>
+            <w:pPr>
+              <w:spacing w:after="0"/>
+            </w:pPr>
+            <w:r>
+              <w:rPr>
+                <w:rFonts w:ascii="Times New Roman" w:cs="Times New Roman" w:eastAsia="Times New Roman" w:hAnsi="Times New Roman"/>
+                <w:b w:val="false"/>
+                <w:bCs w:val="false"/>
+                <w:sz w:val="20"/>
+                <w:szCs w:val="20"/>
+              </w:rPr>
               <w:t xml:space="preserve">Sem parecer</w:t>
             </w:r>
           </w:p>
@@ -9383,6 +11485,31 @@
                 <w:sz w:val="20"/>
                 <w:szCs w:val="20"/>
               </w:rPr>
+              <w:t xml:space="preserve">Artigo reescrito na versão atual — O inciso II da sugestão original não foi enviado (a numeração pulou de I para III); renumerado. Inciso II cita o Decreto nº 8.134/1997 — conferir.</w:t>
+            </w:r>
+          </w:p>
+        </w:tc>
+        <w:tc>
+          <w:tcPr>
+            <w:tcMar>
+              <w:top w:type="dxa" w:w="60"/>
+              <w:left w:type="dxa" w:w="100"/>
+              <w:bottom w:type="dxa" w:w="60"/>
+              <w:right w:type="dxa" w:w="100"/>
+            </w:tcMar>
+          </w:tcPr>
+          <w:p>
+            <w:pPr>
+              <w:spacing w:after="0"/>
+            </w:pPr>
+            <w:r>
+              <w:rPr>
+                <w:rFonts w:ascii="Times New Roman" w:cs="Times New Roman" w:eastAsia="Times New Roman" w:hAnsi="Times New Roman"/>
+                <w:b w:val="false"/>
+                <w:bCs w:val="false"/>
+                <w:sz w:val="20"/>
+                <w:szCs w:val="20"/>
+              </w:rPr>
               <w:t xml:space="preserve">Sem parecer</w:t>
             </w:r>
           </w:p>
@@ -9488,6 +11615,31 @@
                 <w:sz w:val="20"/>
                 <w:szCs w:val="20"/>
               </w:rPr>
+              <w:t xml:space="preserve">Artigo reescrito na versão atual — O inciso II da sugestão original não foi enviado (a numeração pulou de I para III); renumerado. Inciso II cita o Decreto nº 8.134/1997 — conferir.</w:t>
+            </w:r>
+          </w:p>
+        </w:tc>
+        <w:tc>
+          <w:tcPr>
+            <w:tcMar>
+              <w:top w:type="dxa" w:w="60"/>
+              <w:left w:type="dxa" w:w="100"/>
+              <w:bottom w:type="dxa" w:w="60"/>
+              <w:right w:type="dxa" w:w="100"/>
+            </w:tcMar>
+          </w:tcPr>
+          <w:p>
+            <w:pPr>
+              <w:spacing w:after="0"/>
+            </w:pPr>
+            <w:r>
+              <w:rPr>
+                <w:rFonts w:ascii="Times New Roman" w:cs="Times New Roman" w:eastAsia="Times New Roman" w:hAnsi="Times New Roman"/>
+                <w:b w:val="false"/>
+                <w:bCs w:val="false"/>
+                <w:sz w:val="20"/>
+                <w:szCs w:val="20"/>
+              </w:rPr>
               <w:t xml:space="preserve">Sem parecer</w:t>
             </w:r>
           </w:p>
@@ -9593,6 +11745,31 @@
                 <w:sz w:val="20"/>
                 <w:szCs w:val="20"/>
               </w:rPr>
+              <w:t xml:space="preserve">Artigo reescrito na versão atual — O inciso II da sugestão original não foi enviado (a numeração pulou de I para III); renumerado. Inciso II cita o Decreto nº 8.134/1997 — conferir.</w:t>
+            </w:r>
+          </w:p>
+        </w:tc>
+        <w:tc>
+          <w:tcPr>
+            <w:tcMar>
+              <w:top w:type="dxa" w:w="60"/>
+              <w:left w:type="dxa" w:w="100"/>
+              <w:bottom w:type="dxa" w:w="60"/>
+              <w:right w:type="dxa" w:w="100"/>
+            </w:tcMar>
+          </w:tcPr>
+          <w:p>
+            <w:pPr>
+              <w:spacing w:after="0"/>
+            </w:pPr>
+            <w:r>
+              <w:rPr>
+                <w:rFonts w:ascii="Times New Roman" w:cs="Times New Roman" w:eastAsia="Times New Roman" w:hAnsi="Times New Roman"/>
+                <w:b w:val="false"/>
+                <w:bCs w:val="false"/>
+                <w:sz w:val="20"/>
+                <w:szCs w:val="20"/>
+              </w:rPr>
               <w:t xml:space="preserve">Sem parecer</w:t>
             </w:r>
           </w:p>
@@ -9698,6 +11875,31 @@
                 <w:sz w:val="20"/>
                 <w:szCs w:val="20"/>
               </w:rPr>
+              <w:t xml:space="preserve">Artigo reescrito na versão atual — O inciso II da sugestão original não foi enviado (a numeração pulou de I para III); renumerado. Inciso II cita o Decreto nº 8.134/1997 — conferir.</w:t>
+            </w:r>
+          </w:p>
+        </w:tc>
+        <w:tc>
+          <w:tcPr>
+            <w:tcMar>
+              <w:top w:type="dxa" w:w="60"/>
+              <w:left w:type="dxa" w:w="100"/>
+              <w:bottom w:type="dxa" w:w="60"/>
+              <w:right w:type="dxa" w:w="100"/>
+            </w:tcMar>
+          </w:tcPr>
+          <w:p>
+            <w:pPr>
+              <w:spacing w:after="0"/>
+            </w:pPr>
+            <w:r>
+              <w:rPr>
+                <w:rFonts w:ascii="Times New Roman" w:cs="Times New Roman" w:eastAsia="Times New Roman" w:hAnsi="Times New Roman"/>
+                <w:b w:val="false"/>
+                <w:bCs w:val="false"/>
+                <w:sz w:val="20"/>
+                <w:szCs w:val="20"/>
+              </w:rPr>
               <w:t xml:space="preserve">Sem parecer</w:t>
             </w:r>
           </w:p>
@@ -9803,6 +12005,31 @@
                 <w:sz w:val="20"/>
                 <w:szCs w:val="20"/>
               </w:rPr>
+              <w:t xml:space="preserve">Artigo reescrito na versão atual — O inciso II da sugestão original não foi enviado (a numeração pulou de I para III); renumerado. Inciso II cita o Decreto nº 8.134/1997 — conferir.</w:t>
+            </w:r>
+          </w:p>
+        </w:tc>
+        <w:tc>
+          <w:tcPr>
+            <w:tcMar>
+              <w:top w:type="dxa" w:w="60"/>
+              <w:left w:type="dxa" w:w="100"/>
+              <w:bottom w:type="dxa" w:w="60"/>
+              <w:right w:type="dxa" w:w="100"/>
+            </w:tcMar>
+          </w:tcPr>
+          <w:p>
+            <w:pPr>
+              <w:spacing w:after="0"/>
+            </w:pPr>
+            <w:r>
+              <w:rPr>
+                <w:rFonts w:ascii="Times New Roman" w:cs="Times New Roman" w:eastAsia="Times New Roman" w:hAnsi="Times New Roman"/>
+                <w:b w:val="false"/>
+                <w:bCs w:val="false"/>
+                <w:sz w:val="20"/>
+                <w:szCs w:val="20"/>
+              </w:rPr>
               <w:t xml:space="preserve">Sem parecer</w:t>
             </w:r>
           </w:p>
@@ -9884,6 +12111,31 @@
                 <w:szCs w:val="20"/>
               </w:rPr>
               <w:t xml:space="preserve">IX - exercer outras atribuições de pessoal que lhe forem determinadas pelo Comandante Operacional de Bombeiros.</w:t>
+            </w:r>
+          </w:p>
+        </w:tc>
+        <w:tc>
+          <w:tcPr>
+            <w:tcMar>
+              <w:top w:type="dxa" w:w="60"/>
+              <w:left w:type="dxa" w:w="100"/>
+              <w:bottom w:type="dxa" w:w="60"/>
+              <w:right w:type="dxa" w:w="100"/>
+            </w:tcMar>
+          </w:tcPr>
+          <w:p>
+            <w:pPr>
+              <w:spacing w:after="0"/>
+            </w:pPr>
+            <w:r>
+              <w:rPr>
+                <w:rFonts w:ascii="Times New Roman" w:cs="Times New Roman" w:eastAsia="Times New Roman" w:hAnsi="Times New Roman"/>
+                <w:b w:val="false"/>
+                <w:bCs w:val="false"/>
+                <w:sz w:val="20"/>
+                <w:szCs w:val="20"/>
+              </w:rPr>
+              <w:t xml:space="preserve">Artigo reescrito na versão atual — O inciso II da sugestão original não foi enviado (a numeração pulou de I para III); renumerado. Inciso II cita o Decreto nº 8.134/1997 — conferir.</w:t>
             </w:r>
           </w:p>
         </w:tc>
@@ -9968,10 +12220,11 @@
         </w:tblBorders>
       </w:tblPr>
       <w:tblGrid>
-        <w:gridCol w:w="1500"/>
-        <w:gridCol w:w="2000"/>
-        <w:gridCol w:w="4300"/>
-        <w:gridCol w:w="1500"/>
+        <w:gridCol w:w="1300"/>
+        <w:gridCol w:w="1600"/>
+        <w:gridCol w:w="3000"/>
+        <w:gridCol w:w="2400"/>
+        <w:gridCol w:w="1000"/>
       </w:tblGrid>
       <w:tr>
         <w:trPr>
@@ -10077,6 +12330,32 @@
                 <w:sz w:val="20"/>
                 <w:szCs w:val="20"/>
               </w:rPr>
+              <w:t xml:space="preserve">Aplicação</w:t>
+            </w:r>
+          </w:p>
+        </w:tc>
+        <w:tc>
+          <w:tcPr>
+            <w:shd w:fill="E8E8E8"/>
+            <w:tcMar>
+              <w:top w:type="dxa" w:w="60"/>
+              <w:left w:type="dxa" w:w="100"/>
+              <w:bottom w:type="dxa" w:w="60"/>
+              <w:right w:type="dxa" w:w="100"/>
+            </w:tcMar>
+          </w:tcPr>
+          <w:p>
+            <w:pPr>
+              <w:spacing w:after="0"/>
+            </w:pPr>
+            <w:r>
+              <w:rPr>
+                <w:rFonts w:ascii="Times New Roman" w:cs="Times New Roman" w:eastAsia="Times New Roman" w:hAnsi="Times New Roman"/>
+                <w:b/>
+                <w:bCs/>
+                <w:sz w:val="20"/>
+                <w:szCs w:val="20"/>
+              </w:rPr>
               <w:t xml:space="preserve">Parecer</w:t>
             </w:r>
           </w:p>
@@ -10182,6 +12461,31 @@
                 <w:sz w:val="20"/>
                 <w:szCs w:val="20"/>
               </w:rPr>
+              <w:t xml:space="preserve">Artigo reescrito na versão atual</w:t>
+            </w:r>
+          </w:p>
+        </w:tc>
+        <w:tc>
+          <w:tcPr>
+            <w:tcMar>
+              <w:top w:type="dxa" w:w="60"/>
+              <w:left w:type="dxa" w:w="100"/>
+              <w:bottom w:type="dxa" w:w="60"/>
+              <w:right w:type="dxa" w:w="100"/>
+            </w:tcMar>
+          </w:tcPr>
+          <w:p>
+            <w:pPr>
+              <w:spacing w:after="0"/>
+            </w:pPr>
+            <w:r>
+              <w:rPr>
+                <w:rFonts w:ascii="Times New Roman" w:cs="Times New Roman" w:eastAsia="Times New Roman" w:hAnsi="Times New Roman"/>
+                <w:b w:val="false"/>
+                <w:bCs w:val="false"/>
+                <w:sz w:val="20"/>
+                <w:szCs w:val="20"/>
+              </w:rPr>
               <w:t xml:space="preserve">Sem parecer</w:t>
             </w:r>
           </w:p>
@@ -10287,6 +12591,31 @@
                 <w:sz w:val="20"/>
                 <w:szCs w:val="20"/>
               </w:rPr>
+              <w:t xml:space="preserve">Artigo reescrito na versão atual</w:t>
+            </w:r>
+          </w:p>
+        </w:tc>
+        <w:tc>
+          <w:tcPr>
+            <w:tcMar>
+              <w:top w:type="dxa" w:w="60"/>
+              <w:left w:type="dxa" w:w="100"/>
+              <w:bottom w:type="dxa" w:w="60"/>
+              <w:right w:type="dxa" w:w="100"/>
+            </w:tcMar>
+          </w:tcPr>
+          <w:p>
+            <w:pPr>
+              <w:spacing w:after="0"/>
+            </w:pPr>
+            <w:r>
+              <w:rPr>
+                <w:rFonts w:ascii="Times New Roman" w:cs="Times New Roman" w:eastAsia="Times New Roman" w:hAnsi="Times New Roman"/>
+                <w:b w:val="false"/>
+                <w:bCs w:val="false"/>
+                <w:sz w:val="20"/>
+                <w:szCs w:val="20"/>
+              </w:rPr>
               <w:t xml:space="preserve">Sem parecer</w:t>
             </w:r>
           </w:p>
@@ -10392,6 +12721,31 @@
                 <w:sz w:val="20"/>
                 <w:szCs w:val="20"/>
               </w:rPr>
+              <w:t xml:space="preserve">Artigo reescrito na versão atual</w:t>
+            </w:r>
+          </w:p>
+        </w:tc>
+        <w:tc>
+          <w:tcPr>
+            <w:tcMar>
+              <w:top w:type="dxa" w:w="60"/>
+              <w:left w:type="dxa" w:w="100"/>
+              <w:bottom w:type="dxa" w:w="60"/>
+              <w:right w:type="dxa" w:w="100"/>
+            </w:tcMar>
+          </w:tcPr>
+          <w:p>
+            <w:pPr>
+              <w:spacing w:after="0"/>
+            </w:pPr>
+            <w:r>
+              <w:rPr>
+                <w:rFonts w:ascii="Times New Roman" w:cs="Times New Roman" w:eastAsia="Times New Roman" w:hAnsi="Times New Roman"/>
+                <w:b w:val="false"/>
+                <w:bCs w:val="false"/>
+                <w:sz w:val="20"/>
+                <w:szCs w:val="20"/>
+              </w:rPr>
               <w:t xml:space="preserve">Sem parecer</w:t>
             </w:r>
           </w:p>
@@ -10497,6 +12851,31 @@
                 <w:sz w:val="20"/>
                 <w:szCs w:val="20"/>
               </w:rPr>
+              <w:t xml:space="preserve">Artigo reescrito na versão atual</w:t>
+            </w:r>
+          </w:p>
+        </w:tc>
+        <w:tc>
+          <w:tcPr>
+            <w:tcMar>
+              <w:top w:type="dxa" w:w="60"/>
+              <w:left w:type="dxa" w:w="100"/>
+              <w:bottom w:type="dxa" w:w="60"/>
+              <w:right w:type="dxa" w:w="100"/>
+            </w:tcMar>
+          </w:tcPr>
+          <w:p>
+            <w:pPr>
+              <w:spacing w:after="0"/>
+            </w:pPr>
+            <w:r>
+              <w:rPr>
+                <w:rFonts w:ascii="Times New Roman" w:cs="Times New Roman" w:eastAsia="Times New Roman" w:hAnsi="Times New Roman"/>
+                <w:b w:val="false"/>
+                <w:bCs w:val="false"/>
+                <w:sz w:val="20"/>
+                <w:szCs w:val="20"/>
+              </w:rPr>
               <w:t xml:space="preserve">Sem parecer</w:t>
             </w:r>
           </w:p>
@@ -10602,6 +12981,31 @@
                 <w:sz w:val="20"/>
                 <w:szCs w:val="20"/>
               </w:rPr>
+              <w:t xml:space="preserve">Artigo reescrito na versão atual</w:t>
+            </w:r>
+          </w:p>
+        </w:tc>
+        <w:tc>
+          <w:tcPr>
+            <w:tcMar>
+              <w:top w:type="dxa" w:w="60"/>
+              <w:left w:type="dxa" w:w="100"/>
+              <w:bottom w:type="dxa" w:w="60"/>
+              <w:right w:type="dxa" w:w="100"/>
+            </w:tcMar>
+          </w:tcPr>
+          <w:p>
+            <w:pPr>
+              <w:spacing w:after="0"/>
+            </w:pPr>
+            <w:r>
+              <w:rPr>
+                <w:rFonts w:ascii="Times New Roman" w:cs="Times New Roman" w:eastAsia="Times New Roman" w:hAnsi="Times New Roman"/>
+                <w:b w:val="false"/>
+                <w:bCs w:val="false"/>
+                <w:sz w:val="20"/>
+                <w:szCs w:val="20"/>
+              </w:rPr>
               <w:t xml:space="preserve">Sem parecer</w:t>
             </w:r>
           </w:p>
@@ -10707,6 +13111,31 @@
                 <w:sz w:val="20"/>
                 <w:szCs w:val="20"/>
               </w:rPr>
+              <w:t xml:space="preserve">Artigo reescrito na versão atual</w:t>
+            </w:r>
+          </w:p>
+        </w:tc>
+        <w:tc>
+          <w:tcPr>
+            <w:tcMar>
+              <w:top w:type="dxa" w:w="60"/>
+              <w:left w:type="dxa" w:w="100"/>
+              <w:bottom w:type="dxa" w:w="60"/>
+              <w:right w:type="dxa" w:w="100"/>
+            </w:tcMar>
+          </w:tcPr>
+          <w:p>
+            <w:pPr>
+              <w:spacing w:after="0"/>
+            </w:pPr>
+            <w:r>
+              <w:rPr>
+                <w:rFonts w:ascii="Times New Roman" w:cs="Times New Roman" w:eastAsia="Times New Roman" w:hAnsi="Times New Roman"/>
+                <w:b w:val="false"/>
+                <w:bCs w:val="false"/>
+                <w:sz w:val="20"/>
+                <w:szCs w:val="20"/>
+              </w:rPr>
               <w:t xml:space="preserve">Sem parecer</w:t>
             </w:r>
           </w:p>
@@ -10812,6 +13241,31 @@
                 <w:sz w:val="20"/>
                 <w:szCs w:val="20"/>
               </w:rPr>
+              <w:t xml:space="preserve">Artigo reescrito na versão atual</w:t>
+            </w:r>
+          </w:p>
+        </w:tc>
+        <w:tc>
+          <w:tcPr>
+            <w:tcMar>
+              <w:top w:type="dxa" w:w="60"/>
+              <w:left w:type="dxa" w:w="100"/>
+              <w:bottom w:type="dxa" w:w="60"/>
+              <w:right w:type="dxa" w:w="100"/>
+            </w:tcMar>
+          </w:tcPr>
+          <w:p>
+            <w:pPr>
+              <w:spacing w:after="0"/>
+            </w:pPr>
+            <w:r>
+              <w:rPr>
+                <w:rFonts w:ascii="Times New Roman" w:cs="Times New Roman" w:eastAsia="Times New Roman" w:hAnsi="Times New Roman"/>
+                <w:b w:val="false"/>
+                <w:bCs w:val="false"/>
+                <w:sz w:val="20"/>
+                <w:szCs w:val="20"/>
+              </w:rPr>
               <w:t xml:space="preserve">Sem parecer</w:t>
             </w:r>
           </w:p>
@@ -10917,6 +13371,31 @@
                 <w:sz w:val="20"/>
                 <w:szCs w:val="20"/>
               </w:rPr>
+              <w:t xml:space="preserve">Artigo reescrito na versão atual</w:t>
+            </w:r>
+          </w:p>
+        </w:tc>
+        <w:tc>
+          <w:tcPr>
+            <w:tcMar>
+              <w:top w:type="dxa" w:w="60"/>
+              <w:left w:type="dxa" w:w="100"/>
+              <w:bottom w:type="dxa" w:w="60"/>
+              <w:right w:type="dxa" w:w="100"/>
+            </w:tcMar>
+          </w:tcPr>
+          <w:p>
+            <w:pPr>
+              <w:spacing w:after="0"/>
+            </w:pPr>
+            <w:r>
+              <w:rPr>
+                <w:rFonts w:ascii="Times New Roman" w:cs="Times New Roman" w:eastAsia="Times New Roman" w:hAnsi="Times New Roman"/>
+                <w:b w:val="false"/>
+                <w:bCs w:val="false"/>
+                <w:sz w:val="20"/>
+                <w:szCs w:val="20"/>
+              </w:rPr>
               <w:t xml:space="preserve">Sem parecer</w:t>
             </w:r>
           </w:p>
@@ -11022,6 +13501,31 @@
                 <w:sz w:val="20"/>
                 <w:szCs w:val="20"/>
               </w:rPr>
+              <w:t xml:space="preserve">Artigo reescrito na versão atual</w:t>
+            </w:r>
+          </w:p>
+        </w:tc>
+        <w:tc>
+          <w:tcPr>
+            <w:tcMar>
+              <w:top w:type="dxa" w:w="60"/>
+              <w:left w:type="dxa" w:w="100"/>
+              <w:bottom w:type="dxa" w:w="60"/>
+              <w:right w:type="dxa" w:w="100"/>
+            </w:tcMar>
+          </w:tcPr>
+          <w:p>
+            <w:pPr>
+              <w:spacing w:after="0"/>
+            </w:pPr>
+            <w:r>
+              <w:rPr>
+                <w:rFonts w:ascii="Times New Roman" w:cs="Times New Roman" w:eastAsia="Times New Roman" w:hAnsi="Times New Roman"/>
+                <w:b w:val="false"/>
+                <w:bCs w:val="false"/>
+                <w:sz w:val="20"/>
+                <w:szCs w:val="20"/>
+              </w:rPr>
               <w:t xml:space="preserve">Sem parecer</w:t>
             </w:r>
           </w:p>
@@ -11103,6 +13607,31 @@
                 <w:szCs w:val="20"/>
               </w:rPr>
               <w:t xml:space="preserve">IX - exercer outras atribuições administrativas que lhe forem determinadas pelo Comandante Operacional de Bombeiros.</w:t>
+            </w:r>
+          </w:p>
+        </w:tc>
+        <w:tc>
+          <w:tcPr>
+            <w:tcMar>
+              <w:top w:type="dxa" w:w="60"/>
+              <w:left w:type="dxa" w:w="100"/>
+              <w:bottom w:type="dxa" w:w="60"/>
+              <w:right w:type="dxa" w:w="100"/>
+            </w:tcMar>
+          </w:tcPr>
+          <w:p>
+            <w:pPr>
+              <w:spacing w:after="0"/>
+            </w:pPr>
+            <w:r>
+              <w:rPr>
+                <w:rFonts w:ascii="Times New Roman" w:cs="Times New Roman" w:eastAsia="Times New Roman" w:hAnsi="Times New Roman"/>
+                <w:b w:val="false"/>
+                <w:bCs w:val="false"/>
+                <w:sz w:val="20"/>
+                <w:szCs w:val="20"/>
+              </w:rPr>
+              <w:t xml:space="preserve">Artigo reescrito na versão atual</w:t>
             </w:r>
           </w:p>
         </w:tc>
@@ -11187,10 +13716,11 @@
         </w:tblBorders>
       </w:tblPr>
       <w:tblGrid>
-        <w:gridCol w:w="1500"/>
-        <w:gridCol w:w="2000"/>
-        <w:gridCol w:w="4300"/>
-        <w:gridCol w:w="1500"/>
+        <w:gridCol w:w="1300"/>
+        <w:gridCol w:w="1600"/>
+        <w:gridCol w:w="3000"/>
+        <w:gridCol w:w="2400"/>
+        <w:gridCol w:w="1000"/>
       </w:tblGrid>
       <w:tr>
         <w:trPr>
@@ -11296,6 +13826,32 @@
                 <w:sz w:val="20"/>
                 <w:szCs w:val="20"/>
               </w:rPr>
+              <w:t xml:space="preserve">Aplicação</w:t>
+            </w:r>
+          </w:p>
+        </w:tc>
+        <w:tc>
+          <w:tcPr>
+            <w:shd w:fill="E8E8E8"/>
+            <w:tcMar>
+              <w:top w:type="dxa" w:w="60"/>
+              <w:left w:type="dxa" w:w="100"/>
+              <w:bottom w:type="dxa" w:w="60"/>
+              <w:right w:type="dxa" w:w="100"/>
+            </w:tcMar>
+          </w:tcPr>
+          <w:p>
+            <w:pPr>
+              <w:spacing w:after="0"/>
+            </w:pPr>
+            <w:r>
+              <w:rPr>
+                <w:rFonts w:ascii="Times New Roman" w:cs="Times New Roman" w:eastAsia="Times New Roman" w:hAnsi="Times New Roman"/>
+                <w:b/>
+                <w:bCs/>
+                <w:sz w:val="20"/>
+                <w:szCs w:val="20"/>
+              </w:rPr>
               <w:t xml:space="preserve">Parecer</w:t>
             </w:r>
           </w:p>
@@ -11401,6 +13957,31 @@
                 <w:sz w:val="20"/>
                 <w:szCs w:val="20"/>
               </w:rPr>
+              <w:t xml:space="preserve">Artigo reescrito na versão atual</w:t>
+            </w:r>
+          </w:p>
+        </w:tc>
+        <w:tc>
+          <w:tcPr>
+            <w:tcMar>
+              <w:top w:type="dxa" w:w="60"/>
+              <w:left w:type="dxa" w:w="100"/>
+              <w:bottom w:type="dxa" w:w="60"/>
+              <w:right w:type="dxa" w:w="100"/>
+            </w:tcMar>
+          </w:tcPr>
+          <w:p>
+            <w:pPr>
+              <w:spacing w:after="0"/>
+            </w:pPr>
+            <w:r>
+              <w:rPr>
+                <w:rFonts w:ascii="Times New Roman" w:cs="Times New Roman" w:eastAsia="Times New Roman" w:hAnsi="Times New Roman"/>
+                <w:b w:val="false"/>
+                <w:bCs w:val="false"/>
+                <w:sz w:val="20"/>
+                <w:szCs w:val="20"/>
+              </w:rPr>
               <w:t xml:space="preserve">Sem parecer</w:t>
             </w:r>
           </w:p>
@@ -11506,6 +14087,31 @@
                 <w:sz w:val="20"/>
                 <w:szCs w:val="20"/>
               </w:rPr>
+              <w:t xml:space="preserve">Artigo reescrito na versão atual</w:t>
+            </w:r>
+          </w:p>
+        </w:tc>
+        <w:tc>
+          <w:tcPr>
+            <w:tcMar>
+              <w:top w:type="dxa" w:w="60"/>
+              <w:left w:type="dxa" w:w="100"/>
+              <w:bottom w:type="dxa" w:w="60"/>
+              <w:right w:type="dxa" w:w="100"/>
+            </w:tcMar>
+          </w:tcPr>
+          <w:p>
+            <w:pPr>
+              <w:spacing w:after="0"/>
+            </w:pPr>
+            <w:r>
+              <w:rPr>
+                <w:rFonts w:ascii="Times New Roman" w:cs="Times New Roman" w:eastAsia="Times New Roman" w:hAnsi="Times New Roman"/>
+                <w:b w:val="false"/>
+                <w:bCs w:val="false"/>
+                <w:sz w:val="20"/>
+                <w:szCs w:val="20"/>
+              </w:rPr>
               <w:t xml:space="preserve">Sem parecer</w:t>
             </w:r>
           </w:p>
@@ -11611,6 +14217,31 @@
                 <w:sz w:val="20"/>
                 <w:szCs w:val="20"/>
               </w:rPr>
+              <w:t xml:space="preserve">Artigo reescrito na versão atual</w:t>
+            </w:r>
+          </w:p>
+        </w:tc>
+        <w:tc>
+          <w:tcPr>
+            <w:tcMar>
+              <w:top w:type="dxa" w:w="60"/>
+              <w:left w:type="dxa" w:w="100"/>
+              <w:bottom w:type="dxa" w:w="60"/>
+              <w:right w:type="dxa" w:w="100"/>
+            </w:tcMar>
+          </w:tcPr>
+          <w:p>
+            <w:pPr>
+              <w:spacing w:after="0"/>
+            </w:pPr>
+            <w:r>
+              <w:rPr>
+                <w:rFonts w:ascii="Times New Roman" w:cs="Times New Roman" w:eastAsia="Times New Roman" w:hAnsi="Times New Roman"/>
+                <w:b w:val="false"/>
+                <w:bCs w:val="false"/>
+                <w:sz w:val="20"/>
+                <w:szCs w:val="20"/>
+              </w:rPr>
               <w:t xml:space="preserve">Sem parecer</w:t>
             </w:r>
           </w:p>
@@ -11692,6 +14323,31 @@
                 <w:szCs w:val="20"/>
               </w:rPr>
               <w:t xml:space="preserve">III - manter o Comandante Operacional informado acerca das demandas de tecnologia da informação que possam afetar o funcionamento administrativo ou operacional das unidades subordinadas.</w:t>
+            </w:r>
+          </w:p>
+        </w:tc>
+        <w:tc>
+          <w:tcPr>
+            <w:tcMar>
+              <w:top w:type="dxa" w:w="60"/>
+              <w:left w:type="dxa" w:w="100"/>
+              <w:bottom w:type="dxa" w:w="60"/>
+              <w:right w:type="dxa" w:w="100"/>
+            </w:tcMar>
+          </w:tcPr>
+          <w:p>
+            <w:pPr>
+              <w:spacing w:after="0"/>
+            </w:pPr>
+            <w:r>
+              <w:rPr>
+                <w:rFonts w:ascii="Times New Roman" w:cs="Times New Roman" w:eastAsia="Times New Roman" w:hAnsi="Times New Roman"/>
+                <w:b w:val="false"/>
+                <w:bCs w:val="false"/>
+                <w:sz w:val="20"/>
+                <w:szCs w:val="20"/>
+              </w:rPr>
+              <w:t xml:space="preserve">Artigo reescrito na versão atual</w:t>
             </w:r>
           </w:p>
         </w:tc>
@@ -11776,10 +14432,11 @@
         </w:tblBorders>
       </w:tblPr>
       <w:tblGrid>
-        <w:gridCol w:w="1500"/>
-        <w:gridCol w:w="2000"/>
-        <w:gridCol w:w="4300"/>
-        <w:gridCol w:w="1500"/>
+        <w:gridCol w:w="1300"/>
+        <w:gridCol w:w="1600"/>
+        <w:gridCol w:w="3000"/>
+        <w:gridCol w:w="2400"/>
+        <w:gridCol w:w="1000"/>
       </w:tblGrid>
       <w:tr>
         <w:trPr>
@@ -11885,6 +14542,32 @@
                 <w:sz w:val="20"/>
                 <w:szCs w:val="20"/>
               </w:rPr>
+              <w:t xml:space="preserve">Aplicação</w:t>
+            </w:r>
+          </w:p>
+        </w:tc>
+        <w:tc>
+          <w:tcPr>
+            <w:shd w:fill="E8E8E8"/>
+            <w:tcMar>
+              <w:top w:type="dxa" w:w="60"/>
+              <w:left w:type="dxa" w:w="100"/>
+              <w:bottom w:type="dxa" w:w="60"/>
+              <w:right w:type="dxa" w:w="100"/>
+            </w:tcMar>
+          </w:tcPr>
+          <w:p>
+            <w:pPr>
+              <w:spacing w:after="0"/>
+            </w:pPr>
+            <w:r>
+              <w:rPr>
+                <w:rFonts w:ascii="Times New Roman" w:cs="Times New Roman" w:eastAsia="Times New Roman" w:hAnsi="Times New Roman"/>
+                <w:b/>
+                <w:bCs/>
+                <w:sz w:val="20"/>
+                <w:szCs w:val="20"/>
+              </w:rPr>
               <w:t xml:space="preserve">Parecer</w:t>
             </w:r>
           </w:p>
@@ -11990,6 +14673,31 @@
                 <w:sz w:val="20"/>
                 <w:szCs w:val="20"/>
               </w:rPr>
+              <w:t xml:space="preserve">Artigo reescrito na versão atual</w:t>
+            </w:r>
+          </w:p>
+        </w:tc>
+        <w:tc>
+          <w:tcPr>
+            <w:tcMar>
+              <w:top w:type="dxa" w:w="60"/>
+              <w:left w:type="dxa" w:w="100"/>
+              <w:bottom w:type="dxa" w:w="60"/>
+              <w:right w:type="dxa" w:w="100"/>
+            </w:tcMar>
+          </w:tcPr>
+          <w:p>
+            <w:pPr>
+              <w:spacing w:after="0"/>
+            </w:pPr>
+            <w:r>
+              <w:rPr>
+                <w:rFonts w:ascii="Times New Roman" w:cs="Times New Roman" w:eastAsia="Times New Roman" w:hAnsi="Times New Roman"/>
+                <w:b w:val="false"/>
+                <w:bCs w:val="false"/>
+                <w:sz w:val="20"/>
+                <w:szCs w:val="20"/>
+              </w:rPr>
               <w:t xml:space="preserve">Sem parecer</w:t>
             </w:r>
           </w:p>
@@ -12095,6 +14803,31 @@
                 <w:sz w:val="20"/>
                 <w:szCs w:val="20"/>
               </w:rPr>
+              <w:t xml:space="preserve">Artigo reescrito na versão atual</w:t>
+            </w:r>
+          </w:p>
+        </w:tc>
+        <w:tc>
+          <w:tcPr>
+            <w:tcMar>
+              <w:top w:type="dxa" w:w="60"/>
+              <w:left w:type="dxa" w:w="100"/>
+              <w:bottom w:type="dxa" w:w="60"/>
+              <w:right w:type="dxa" w:w="100"/>
+            </w:tcMar>
+          </w:tcPr>
+          <w:p>
+            <w:pPr>
+              <w:spacing w:after="0"/>
+            </w:pPr>
+            <w:r>
+              <w:rPr>
+                <w:rFonts w:ascii="Times New Roman" w:cs="Times New Roman" w:eastAsia="Times New Roman" w:hAnsi="Times New Roman"/>
+                <w:b w:val="false"/>
+                <w:bCs w:val="false"/>
+                <w:sz w:val="20"/>
+                <w:szCs w:val="20"/>
+              </w:rPr>
               <w:t xml:space="preserve">Sem parecer</w:t>
             </w:r>
           </w:p>
@@ -12200,6 +14933,31 @@
                 <w:sz w:val="20"/>
                 <w:szCs w:val="20"/>
               </w:rPr>
+              <w:t xml:space="preserve">Artigo reescrito na versão atual</w:t>
+            </w:r>
+          </w:p>
+        </w:tc>
+        <w:tc>
+          <w:tcPr>
+            <w:tcMar>
+              <w:top w:type="dxa" w:w="60"/>
+              <w:left w:type="dxa" w:w="100"/>
+              <w:bottom w:type="dxa" w:w="60"/>
+              <w:right w:type="dxa" w:w="100"/>
+            </w:tcMar>
+          </w:tcPr>
+          <w:p>
+            <w:pPr>
+              <w:spacing w:after="0"/>
+            </w:pPr>
+            <w:r>
+              <w:rPr>
+                <w:rFonts w:ascii="Times New Roman" w:cs="Times New Roman" w:eastAsia="Times New Roman" w:hAnsi="Times New Roman"/>
+                <w:b w:val="false"/>
+                <w:bCs w:val="false"/>
+                <w:sz w:val="20"/>
+                <w:szCs w:val="20"/>
+              </w:rPr>
               <w:t xml:space="preserve">Sem parecer</w:t>
             </w:r>
           </w:p>
@@ -12305,6 +15063,31 @@
                 <w:sz w:val="20"/>
                 <w:szCs w:val="20"/>
               </w:rPr>
+              <w:t xml:space="preserve">Artigo reescrito na versão atual</w:t>
+            </w:r>
+          </w:p>
+        </w:tc>
+        <w:tc>
+          <w:tcPr>
+            <w:tcMar>
+              <w:top w:type="dxa" w:w="60"/>
+              <w:left w:type="dxa" w:w="100"/>
+              <w:bottom w:type="dxa" w:w="60"/>
+              <w:right w:type="dxa" w:w="100"/>
+            </w:tcMar>
+          </w:tcPr>
+          <w:p>
+            <w:pPr>
+              <w:spacing w:after="0"/>
+            </w:pPr>
+            <w:r>
+              <w:rPr>
+                <w:rFonts w:ascii="Times New Roman" w:cs="Times New Roman" w:eastAsia="Times New Roman" w:hAnsi="Times New Roman"/>
+                <w:b w:val="false"/>
+                <w:bCs w:val="false"/>
+                <w:sz w:val="20"/>
+                <w:szCs w:val="20"/>
+              </w:rPr>
               <w:t xml:space="preserve">Sem parecer</w:t>
             </w:r>
           </w:p>
@@ -12410,6 +15193,31 @@
                 <w:sz w:val="20"/>
                 <w:szCs w:val="20"/>
               </w:rPr>
+              <w:t xml:space="preserve">Artigo reescrito na versão atual</w:t>
+            </w:r>
+          </w:p>
+        </w:tc>
+        <w:tc>
+          <w:tcPr>
+            <w:tcMar>
+              <w:top w:type="dxa" w:w="60"/>
+              <w:left w:type="dxa" w:w="100"/>
+              <w:bottom w:type="dxa" w:w="60"/>
+              <w:right w:type="dxa" w:w="100"/>
+            </w:tcMar>
+          </w:tcPr>
+          <w:p>
+            <w:pPr>
+              <w:spacing w:after="0"/>
+            </w:pPr>
+            <w:r>
+              <w:rPr>
+                <w:rFonts w:ascii="Times New Roman" w:cs="Times New Roman" w:eastAsia="Times New Roman" w:hAnsi="Times New Roman"/>
+                <w:b w:val="false"/>
+                <w:bCs w:val="false"/>
+                <w:sz w:val="20"/>
+                <w:szCs w:val="20"/>
+              </w:rPr>
               <w:t xml:space="preserve">Sem parecer</w:t>
             </w:r>
           </w:p>
@@ -12515,6 +15323,31 @@
                 <w:sz w:val="20"/>
                 <w:szCs w:val="20"/>
               </w:rPr>
+              <w:t xml:space="preserve">Artigo reescrito na versão atual</w:t>
+            </w:r>
+          </w:p>
+        </w:tc>
+        <w:tc>
+          <w:tcPr>
+            <w:tcMar>
+              <w:top w:type="dxa" w:w="60"/>
+              <w:left w:type="dxa" w:w="100"/>
+              <w:bottom w:type="dxa" w:w="60"/>
+              <w:right w:type="dxa" w:w="100"/>
+            </w:tcMar>
+          </w:tcPr>
+          <w:p>
+            <w:pPr>
+              <w:spacing w:after="0"/>
+            </w:pPr>
+            <w:r>
+              <w:rPr>
+                <w:rFonts w:ascii="Times New Roman" w:cs="Times New Roman" w:eastAsia="Times New Roman" w:hAnsi="Times New Roman"/>
+                <w:b w:val="false"/>
+                <w:bCs w:val="false"/>
+                <w:sz w:val="20"/>
+                <w:szCs w:val="20"/>
+              </w:rPr>
               <w:t xml:space="preserve">Sem parecer</w:t>
             </w:r>
           </w:p>
@@ -12620,6 +15453,31 @@
                 <w:sz w:val="20"/>
                 <w:szCs w:val="20"/>
               </w:rPr>
+              <w:t xml:space="preserve">Artigo reescrito na versão atual</w:t>
+            </w:r>
+          </w:p>
+        </w:tc>
+        <w:tc>
+          <w:tcPr>
+            <w:tcMar>
+              <w:top w:type="dxa" w:w="60"/>
+              <w:left w:type="dxa" w:w="100"/>
+              <w:bottom w:type="dxa" w:w="60"/>
+              <w:right w:type="dxa" w:w="100"/>
+            </w:tcMar>
+          </w:tcPr>
+          <w:p>
+            <w:pPr>
+              <w:spacing w:after="0"/>
+            </w:pPr>
+            <w:r>
+              <w:rPr>
+                <w:rFonts w:ascii="Times New Roman" w:cs="Times New Roman" w:eastAsia="Times New Roman" w:hAnsi="Times New Roman"/>
+                <w:b w:val="false"/>
+                <w:bCs w:val="false"/>
+                <w:sz w:val="20"/>
+                <w:szCs w:val="20"/>
+              </w:rPr>
               <w:t xml:space="preserve">Sem parecer</w:t>
             </w:r>
           </w:p>
@@ -12725,6 +15583,31 @@
                 <w:sz w:val="20"/>
                 <w:szCs w:val="20"/>
               </w:rPr>
+              <w:t xml:space="preserve">Artigo reescrito na versão atual</w:t>
+            </w:r>
+          </w:p>
+        </w:tc>
+        <w:tc>
+          <w:tcPr>
+            <w:tcMar>
+              <w:top w:type="dxa" w:w="60"/>
+              <w:left w:type="dxa" w:w="100"/>
+              <w:bottom w:type="dxa" w:w="60"/>
+              <w:right w:type="dxa" w:w="100"/>
+            </w:tcMar>
+          </w:tcPr>
+          <w:p>
+            <w:pPr>
+              <w:spacing w:after="0"/>
+            </w:pPr>
+            <w:r>
+              <w:rPr>
+                <w:rFonts w:ascii="Times New Roman" w:cs="Times New Roman" w:eastAsia="Times New Roman" w:hAnsi="Times New Roman"/>
+                <w:b w:val="false"/>
+                <w:bCs w:val="false"/>
+                <w:sz w:val="20"/>
+                <w:szCs w:val="20"/>
+              </w:rPr>
               <w:t xml:space="preserve">Sem parecer</w:t>
             </w:r>
           </w:p>
@@ -12806,6 +15689,31 @@
                 <w:szCs w:val="20"/>
               </w:rPr>
               <w:t xml:space="preserve">VIII - exercer outras atribuições de natureza correcional que lhe forem determinadas pelo Comandante Operacional, observadas as competências da Corregedoria-Geral e das demais autoridades disciplinares.</w:t>
+            </w:r>
+          </w:p>
+        </w:tc>
+        <w:tc>
+          <w:tcPr>
+            <w:tcMar>
+              <w:top w:type="dxa" w:w="60"/>
+              <w:left w:type="dxa" w:w="100"/>
+              <w:bottom w:type="dxa" w:w="60"/>
+              <w:right w:type="dxa" w:w="100"/>
+            </w:tcMar>
+          </w:tcPr>
+          <w:p>
+            <w:pPr>
+              <w:spacing w:after="0"/>
+            </w:pPr>
+            <w:r>
+              <w:rPr>
+                <w:rFonts w:ascii="Times New Roman" w:cs="Times New Roman" w:eastAsia="Times New Roman" w:hAnsi="Times New Roman"/>
+                <w:b w:val="false"/>
+                <w:bCs w:val="false"/>
+                <w:sz w:val="20"/>
+                <w:szCs w:val="20"/>
+              </w:rPr>
+              <w:t xml:space="preserve">Artigo reescrito na versão atual</w:t>
             </w:r>
           </w:p>
         </w:tc>
@@ -12890,10 +15798,11 @@
         </w:tblBorders>
       </w:tblPr>
       <w:tblGrid>
-        <w:gridCol w:w="1500"/>
-        <w:gridCol w:w="2000"/>
-        <w:gridCol w:w="4300"/>
-        <w:gridCol w:w="1500"/>
+        <w:gridCol w:w="1300"/>
+        <w:gridCol w:w="1600"/>
+        <w:gridCol w:w="3000"/>
+        <w:gridCol w:w="2400"/>
+        <w:gridCol w:w="1000"/>
       </w:tblGrid>
       <w:tr>
         <w:trPr>
@@ -12999,6 +15908,32 @@
                 <w:sz w:val="20"/>
                 <w:szCs w:val="20"/>
               </w:rPr>
+              <w:t xml:space="preserve">Aplicação</w:t>
+            </w:r>
+          </w:p>
+        </w:tc>
+        <w:tc>
+          <w:tcPr>
+            <w:shd w:fill="E8E8E8"/>
+            <w:tcMar>
+              <w:top w:type="dxa" w:w="60"/>
+              <w:left w:type="dxa" w:w="100"/>
+              <w:bottom w:type="dxa" w:w="60"/>
+              <w:right w:type="dxa" w:w="100"/>
+            </w:tcMar>
+          </w:tcPr>
+          <w:p>
+            <w:pPr>
+              <w:spacing w:after="0"/>
+            </w:pPr>
+            <w:r>
+              <w:rPr>
+                <w:rFonts w:ascii="Times New Roman" w:cs="Times New Roman" w:eastAsia="Times New Roman" w:hAnsi="Times New Roman"/>
+                <w:b/>
+                <w:bCs/>
+                <w:sz w:val="20"/>
+                <w:szCs w:val="20"/>
+              </w:rPr>
               <w:t xml:space="preserve">Parecer</w:t>
             </w:r>
           </w:p>
@@ -13104,6 +16039,31 @@
                 <w:sz w:val="20"/>
                 <w:szCs w:val="20"/>
               </w:rPr>
+              <w:t xml:space="preserve">Artigo reescrito na versão atual</w:t>
+            </w:r>
+          </w:p>
+        </w:tc>
+        <w:tc>
+          <w:tcPr>
+            <w:tcMar>
+              <w:top w:type="dxa" w:w="60"/>
+              <w:left w:type="dxa" w:w="100"/>
+              <w:bottom w:type="dxa" w:w="60"/>
+              <w:right w:type="dxa" w:w="100"/>
+            </w:tcMar>
+          </w:tcPr>
+          <w:p>
+            <w:pPr>
+              <w:spacing w:after="0"/>
+            </w:pPr>
+            <w:r>
+              <w:rPr>
+                <w:rFonts w:ascii="Times New Roman" w:cs="Times New Roman" w:eastAsia="Times New Roman" w:hAnsi="Times New Roman"/>
+                <w:b w:val="false"/>
+                <w:bCs w:val="false"/>
+                <w:sz w:val="20"/>
+                <w:szCs w:val="20"/>
+              </w:rPr>
               <w:t xml:space="preserve">Sem parecer</w:t>
             </w:r>
           </w:p>
@@ -13209,6 +16169,31 @@
                 <w:sz w:val="20"/>
                 <w:szCs w:val="20"/>
               </w:rPr>
+              <w:t xml:space="preserve">Artigo reescrito na versão atual</w:t>
+            </w:r>
+          </w:p>
+        </w:tc>
+        <w:tc>
+          <w:tcPr>
+            <w:tcMar>
+              <w:top w:type="dxa" w:w="60"/>
+              <w:left w:type="dxa" w:w="100"/>
+              <w:bottom w:type="dxa" w:w="60"/>
+              <w:right w:type="dxa" w:w="100"/>
+            </w:tcMar>
+          </w:tcPr>
+          <w:p>
+            <w:pPr>
+              <w:spacing w:after="0"/>
+            </w:pPr>
+            <w:r>
+              <w:rPr>
+                <w:rFonts w:ascii="Times New Roman" w:cs="Times New Roman" w:eastAsia="Times New Roman" w:hAnsi="Times New Roman"/>
+                <w:b w:val="false"/>
+                <w:bCs w:val="false"/>
+                <w:sz w:val="20"/>
+                <w:szCs w:val="20"/>
+              </w:rPr>
               <w:t xml:space="preserve">Sem parecer</w:t>
             </w:r>
           </w:p>
@@ -13314,6 +16299,31 @@
                 <w:sz w:val="20"/>
                 <w:szCs w:val="20"/>
               </w:rPr>
+              <w:t xml:space="preserve">Artigo reescrito na versão atual</w:t>
+            </w:r>
+          </w:p>
+        </w:tc>
+        <w:tc>
+          <w:tcPr>
+            <w:tcMar>
+              <w:top w:type="dxa" w:w="60"/>
+              <w:left w:type="dxa" w:w="100"/>
+              <w:bottom w:type="dxa" w:w="60"/>
+              <w:right w:type="dxa" w:w="100"/>
+            </w:tcMar>
+          </w:tcPr>
+          <w:p>
+            <w:pPr>
+              <w:spacing w:after="0"/>
+            </w:pPr>
+            <w:r>
+              <w:rPr>
+                <w:rFonts w:ascii="Times New Roman" w:cs="Times New Roman" w:eastAsia="Times New Roman" w:hAnsi="Times New Roman"/>
+                <w:b w:val="false"/>
+                <w:bCs w:val="false"/>
+                <w:sz w:val="20"/>
+                <w:szCs w:val="20"/>
+              </w:rPr>
               <w:t xml:space="preserve">Sem parecer</w:t>
             </w:r>
           </w:p>
@@ -13419,6 +16429,31 @@
                 <w:sz w:val="20"/>
                 <w:szCs w:val="20"/>
               </w:rPr>
+              <w:t xml:space="preserve">Artigo reescrito na versão atual</w:t>
+            </w:r>
+          </w:p>
+        </w:tc>
+        <w:tc>
+          <w:tcPr>
+            <w:tcMar>
+              <w:top w:type="dxa" w:w="60"/>
+              <w:left w:type="dxa" w:w="100"/>
+              <w:bottom w:type="dxa" w:w="60"/>
+              <w:right w:type="dxa" w:w="100"/>
+            </w:tcMar>
+          </w:tcPr>
+          <w:p>
+            <w:pPr>
+              <w:spacing w:after="0"/>
+            </w:pPr>
+            <w:r>
+              <w:rPr>
+                <w:rFonts w:ascii="Times New Roman" w:cs="Times New Roman" w:eastAsia="Times New Roman" w:hAnsi="Times New Roman"/>
+                <w:b w:val="false"/>
+                <w:bCs w:val="false"/>
+                <w:sz w:val="20"/>
+                <w:szCs w:val="20"/>
+              </w:rPr>
               <w:t xml:space="preserve">Sem parecer</w:t>
             </w:r>
           </w:p>
@@ -13524,6 +16559,31 @@
                 <w:sz w:val="20"/>
                 <w:szCs w:val="20"/>
               </w:rPr>
+              <w:t xml:space="preserve">Artigo reescrito na versão atual</w:t>
+            </w:r>
+          </w:p>
+        </w:tc>
+        <w:tc>
+          <w:tcPr>
+            <w:tcMar>
+              <w:top w:type="dxa" w:w="60"/>
+              <w:left w:type="dxa" w:w="100"/>
+              <w:bottom w:type="dxa" w:w="60"/>
+              <w:right w:type="dxa" w:w="100"/>
+            </w:tcMar>
+          </w:tcPr>
+          <w:p>
+            <w:pPr>
+              <w:spacing w:after="0"/>
+            </w:pPr>
+            <w:r>
+              <w:rPr>
+                <w:rFonts w:ascii="Times New Roman" w:cs="Times New Roman" w:eastAsia="Times New Roman" w:hAnsi="Times New Roman"/>
+                <w:b w:val="false"/>
+                <w:bCs w:val="false"/>
+                <w:sz w:val="20"/>
+                <w:szCs w:val="20"/>
+              </w:rPr>
               <w:t xml:space="preserve">Sem parecer</w:t>
             </w:r>
           </w:p>
@@ -13629,6 +16689,31 @@
                 <w:sz w:val="20"/>
                 <w:szCs w:val="20"/>
               </w:rPr>
+              <w:t xml:space="preserve">Artigo reescrito na versão atual</w:t>
+            </w:r>
+          </w:p>
+        </w:tc>
+        <w:tc>
+          <w:tcPr>
+            <w:tcMar>
+              <w:top w:type="dxa" w:w="60"/>
+              <w:left w:type="dxa" w:w="100"/>
+              <w:bottom w:type="dxa" w:w="60"/>
+              <w:right w:type="dxa" w:w="100"/>
+            </w:tcMar>
+          </w:tcPr>
+          <w:p>
+            <w:pPr>
+              <w:spacing w:after="0"/>
+            </w:pPr>
+            <w:r>
+              <w:rPr>
+                <w:rFonts w:ascii="Times New Roman" w:cs="Times New Roman" w:eastAsia="Times New Roman" w:hAnsi="Times New Roman"/>
+                <w:b w:val="false"/>
+                <w:bCs w:val="false"/>
+                <w:sz w:val="20"/>
+                <w:szCs w:val="20"/>
+              </w:rPr>
               <w:t xml:space="preserve">Sem parecer</w:t>
             </w:r>
           </w:p>
@@ -13734,6 +16819,31 @@
                 <w:sz w:val="20"/>
                 <w:szCs w:val="20"/>
               </w:rPr>
+              <w:t xml:space="preserve">Artigo reescrito na versão atual</w:t>
+            </w:r>
+          </w:p>
+        </w:tc>
+        <w:tc>
+          <w:tcPr>
+            <w:tcMar>
+              <w:top w:type="dxa" w:w="60"/>
+              <w:left w:type="dxa" w:w="100"/>
+              <w:bottom w:type="dxa" w:w="60"/>
+              <w:right w:type="dxa" w:w="100"/>
+            </w:tcMar>
+          </w:tcPr>
+          <w:p>
+            <w:pPr>
+              <w:spacing w:after="0"/>
+            </w:pPr>
+            <w:r>
+              <w:rPr>
+                <w:rFonts w:ascii="Times New Roman" w:cs="Times New Roman" w:eastAsia="Times New Roman" w:hAnsi="Times New Roman"/>
+                <w:b w:val="false"/>
+                <w:bCs w:val="false"/>
+                <w:sz w:val="20"/>
+                <w:szCs w:val="20"/>
+              </w:rPr>
               <w:t xml:space="preserve">Sem parecer</w:t>
             </w:r>
           </w:p>
@@ -13839,6 +16949,31 @@
                 <w:sz w:val="20"/>
                 <w:szCs w:val="20"/>
               </w:rPr>
+              <w:t xml:space="preserve">Artigo reescrito na versão atual</w:t>
+            </w:r>
+          </w:p>
+        </w:tc>
+        <w:tc>
+          <w:tcPr>
+            <w:tcMar>
+              <w:top w:type="dxa" w:w="60"/>
+              <w:left w:type="dxa" w:w="100"/>
+              <w:bottom w:type="dxa" w:w="60"/>
+              <w:right w:type="dxa" w:w="100"/>
+            </w:tcMar>
+          </w:tcPr>
+          <w:p>
+            <w:pPr>
+              <w:spacing w:after="0"/>
+            </w:pPr>
+            <w:r>
+              <w:rPr>
+                <w:rFonts w:ascii="Times New Roman" w:cs="Times New Roman" w:eastAsia="Times New Roman" w:hAnsi="Times New Roman"/>
+                <w:b w:val="false"/>
+                <w:bCs w:val="false"/>
+                <w:sz w:val="20"/>
+                <w:szCs w:val="20"/>
+              </w:rPr>
               <w:t xml:space="preserve">Sem parecer</w:t>
             </w:r>
           </w:p>
@@ -13944,6 +17079,31 @@
                 <w:sz w:val="20"/>
                 <w:szCs w:val="20"/>
               </w:rPr>
+              <w:t xml:space="preserve">Artigo reescrito na versão atual</w:t>
+            </w:r>
+          </w:p>
+        </w:tc>
+        <w:tc>
+          <w:tcPr>
+            <w:tcMar>
+              <w:top w:type="dxa" w:w="60"/>
+              <w:left w:type="dxa" w:w="100"/>
+              <w:bottom w:type="dxa" w:w="60"/>
+              <w:right w:type="dxa" w:w="100"/>
+            </w:tcMar>
+          </w:tcPr>
+          <w:p>
+            <w:pPr>
+              <w:spacing w:after="0"/>
+            </w:pPr>
+            <w:r>
+              <w:rPr>
+                <w:rFonts w:ascii="Times New Roman" w:cs="Times New Roman" w:eastAsia="Times New Roman" w:hAnsi="Times New Roman"/>
+                <w:b w:val="false"/>
+                <w:bCs w:val="false"/>
+                <w:sz w:val="20"/>
+                <w:szCs w:val="20"/>
+              </w:rPr>
               <w:t xml:space="preserve">Sem parecer</w:t>
             </w:r>
           </w:p>
@@ -14025,6 +17185,31 @@
                 <w:szCs w:val="20"/>
               </w:rPr>
               <w:t xml:space="preserve">IX - exercer outras atribuições de planejamento operacional e controle de resultados que lhe forem determinadas pelo Comandante Operacional de Bombeiros.</w:t>
+            </w:r>
+          </w:p>
+        </w:tc>
+        <w:tc>
+          <w:tcPr>
+            <w:tcMar>
+              <w:top w:type="dxa" w:w="60"/>
+              <w:left w:type="dxa" w:w="100"/>
+              <w:bottom w:type="dxa" w:w="60"/>
+              <w:right w:type="dxa" w:w="100"/>
+            </w:tcMar>
+          </w:tcPr>
+          <w:p>
+            <w:pPr>
+              <w:spacing w:after="0"/>
+            </w:pPr>
+            <w:r>
+              <w:rPr>
+                <w:rFonts w:ascii="Times New Roman" w:cs="Times New Roman" w:eastAsia="Times New Roman" w:hAnsi="Times New Roman"/>
+                <w:b w:val="false"/>
+                <w:bCs w:val="false"/>
+                <w:sz w:val="20"/>
+                <w:szCs w:val="20"/>
+              </w:rPr>
+              <w:t xml:space="preserve">Artigo reescrito na versão atual</w:t>
             </w:r>
           </w:p>
         </w:tc>
@@ -14109,10 +17294,11 @@
         </w:tblBorders>
       </w:tblPr>
       <w:tblGrid>
-        <w:gridCol w:w="1500"/>
-        <w:gridCol w:w="2000"/>
-        <w:gridCol w:w="4300"/>
-        <w:gridCol w:w="1500"/>
+        <w:gridCol w:w="1300"/>
+        <w:gridCol w:w="1600"/>
+        <w:gridCol w:w="3000"/>
+        <w:gridCol w:w="2400"/>
+        <w:gridCol w:w="1000"/>
       </w:tblGrid>
       <w:tr>
         <w:trPr>
@@ -14218,6 +17404,32 @@
                 <w:sz w:val="20"/>
                 <w:szCs w:val="20"/>
               </w:rPr>
+              <w:t xml:space="preserve">Aplicação</w:t>
+            </w:r>
+          </w:p>
+        </w:tc>
+        <w:tc>
+          <w:tcPr>
+            <w:shd w:fill="E8E8E8"/>
+            <w:tcMar>
+              <w:top w:type="dxa" w:w="60"/>
+              <w:left w:type="dxa" w:w="100"/>
+              <w:bottom w:type="dxa" w:w="60"/>
+              <w:right w:type="dxa" w:w="100"/>
+            </w:tcMar>
+          </w:tcPr>
+          <w:p>
+            <w:pPr>
+              <w:spacing w:after="0"/>
+            </w:pPr>
+            <w:r>
+              <w:rPr>
+                <w:rFonts w:ascii="Times New Roman" w:cs="Times New Roman" w:eastAsia="Times New Roman" w:hAnsi="Times New Roman"/>
+                <w:b/>
+                <w:bCs/>
+                <w:sz w:val="20"/>
+                <w:szCs w:val="20"/>
+              </w:rPr>
               <w:t xml:space="preserve">Parecer</w:t>
             </w:r>
           </w:p>
@@ -14323,6 +17535,31 @@
                 <w:sz w:val="20"/>
                 <w:szCs w:val="20"/>
               </w:rPr>
+              <w:t xml:space="preserve">Artigo reescrito na versão atual — Incisos II e VI atribuem à ARI o trâmite de armamento (aquisição, transferência, restrição de porte) — confirmar com a Diretoria de Inteligência e a Diretoria de Logística.</w:t>
+            </w:r>
+          </w:p>
+        </w:tc>
+        <w:tc>
+          <w:tcPr>
+            <w:tcMar>
+              <w:top w:type="dxa" w:w="60"/>
+              <w:left w:type="dxa" w:w="100"/>
+              <w:bottom w:type="dxa" w:w="60"/>
+              <w:right w:type="dxa" w:w="100"/>
+            </w:tcMar>
+          </w:tcPr>
+          <w:p>
+            <w:pPr>
+              <w:spacing w:after="0"/>
+            </w:pPr>
+            <w:r>
+              <w:rPr>
+                <w:rFonts w:ascii="Times New Roman" w:cs="Times New Roman" w:eastAsia="Times New Roman" w:hAnsi="Times New Roman"/>
+                <w:b w:val="false"/>
+                <w:bCs w:val="false"/>
+                <w:sz w:val="20"/>
+                <w:szCs w:val="20"/>
+              </w:rPr>
               <w:t xml:space="preserve">Sem parecer</w:t>
             </w:r>
           </w:p>
@@ -14428,6 +17665,31 @@
                 <w:sz w:val="20"/>
                 <w:szCs w:val="20"/>
               </w:rPr>
+              <w:t xml:space="preserve">Artigo reescrito na versão atual — Incisos II e VI atribuem à ARI o trâmite de armamento (aquisição, transferência, restrição de porte) — confirmar com a Diretoria de Inteligência e a Diretoria de Logística.</w:t>
+            </w:r>
+          </w:p>
+        </w:tc>
+        <w:tc>
+          <w:tcPr>
+            <w:tcMar>
+              <w:top w:type="dxa" w:w="60"/>
+              <w:left w:type="dxa" w:w="100"/>
+              <w:bottom w:type="dxa" w:w="60"/>
+              <w:right w:type="dxa" w:w="100"/>
+            </w:tcMar>
+          </w:tcPr>
+          <w:p>
+            <w:pPr>
+              <w:spacing w:after="0"/>
+            </w:pPr>
+            <w:r>
+              <w:rPr>
+                <w:rFonts w:ascii="Times New Roman" w:cs="Times New Roman" w:eastAsia="Times New Roman" w:hAnsi="Times New Roman"/>
+                <w:b w:val="false"/>
+                <w:bCs w:val="false"/>
+                <w:sz w:val="20"/>
+                <w:szCs w:val="20"/>
+              </w:rPr>
               <w:t xml:space="preserve">Sem parecer</w:t>
             </w:r>
           </w:p>
@@ -14533,6 +17795,31 @@
                 <w:sz w:val="20"/>
                 <w:szCs w:val="20"/>
               </w:rPr>
+              <w:t xml:space="preserve">Artigo reescrito na versão atual — Incisos II e VI atribuem à ARI o trâmite de armamento (aquisição, transferência, restrição de porte) — confirmar com a Diretoria de Inteligência e a Diretoria de Logística.</w:t>
+            </w:r>
+          </w:p>
+        </w:tc>
+        <w:tc>
+          <w:tcPr>
+            <w:tcMar>
+              <w:top w:type="dxa" w:w="60"/>
+              <w:left w:type="dxa" w:w="100"/>
+              <w:bottom w:type="dxa" w:w="60"/>
+              <w:right w:type="dxa" w:w="100"/>
+            </w:tcMar>
+          </w:tcPr>
+          <w:p>
+            <w:pPr>
+              <w:spacing w:after="0"/>
+            </w:pPr>
+            <w:r>
+              <w:rPr>
+                <w:rFonts w:ascii="Times New Roman" w:cs="Times New Roman" w:eastAsia="Times New Roman" w:hAnsi="Times New Roman"/>
+                <w:b w:val="false"/>
+                <w:bCs w:val="false"/>
+                <w:sz w:val="20"/>
+                <w:szCs w:val="20"/>
+              </w:rPr>
               <w:t xml:space="preserve">Sem parecer</w:t>
             </w:r>
           </w:p>
@@ -14638,6 +17925,31 @@
                 <w:sz w:val="20"/>
                 <w:szCs w:val="20"/>
               </w:rPr>
+              <w:t xml:space="preserve">Artigo reescrito na versão atual — Incisos II e VI atribuem à ARI o trâmite de armamento (aquisição, transferência, restrição de porte) — confirmar com a Diretoria de Inteligência e a Diretoria de Logística.</w:t>
+            </w:r>
+          </w:p>
+        </w:tc>
+        <w:tc>
+          <w:tcPr>
+            <w:tcMar>
+              <w:top w:type="dxa" w:w="60"/>
+              <w:left w:type="dxa" w:w="100"/>
+              <w:bottom w:type="dxa" w:w="60"/>
+              <w:right w:type="dxa" w:w="100"/>
+            </w:tcMar>
+          </w:tcPr>
+          <w:p>
+            <w:pPr>
+              <w:spacing w:after="0"/>
+            </w:pPr>
+            <w:r>
+              <w:rPr>
+                <w:rFonts w:ascii="Times New Roman" w:cs="Times New Roman" w:eastAsia="Times New Roman" w:hAnsi="Times New Roman"/>
+                <w:b w:val="false"/>
+                <w:bCs w:val="false"/>
+                <w:sz w:val="20"/>
+                <w:szCs w:val="20"/>
+              </w:rPr>
               <w:t xml:space="preserve">Sem parecer</w:t>
             </w:r>
           </w:p>
@@ -14743,6 +18055,31 @@
                 <w:sz w:val="20"/>
                 <w:szCs w:val="20"/>
               </w:rPr>
+              <w:t xml:space="preserve">Artigo reescrito na versão atual — Incisos II e VI atribuem à ARI o trâmite de armamento (aquisição, transferência, restrição de porte) — confirmar com a Diretoria de Inteligência e a Diretoria de Logística.</w:t>
+            </w:r>
+          </w:p>
+        </w:tc>
+        <w:tc>
+          <w:tcPr>
+            <w:tcMar>
+              <w:top w:type="dxa" w:w="60"/>
+              <w:left w:type="dxa" w:w="100"/>
+              <w:bottom w:type="dxa" w:w="60"/>
+              <w:right w:type="dxa" w:w="100"/>
+            </w:tcMar>
+          </w:tcPr>
+          <w:p>
+            <w:pPr>
+              <w:spacing w:after="0"/>
+            </w:pPr>
+            <w:r>
+              <w:rPr>
+                <w:rFonts w:ascii="Times New Roman" w:cs="Times New Roman" w:eastAsia="Times New Roman" w:hAnsi="Times New Roman"/>
+                <w:b w:val="false"/>
+                <w:bCs w:val="false"/>
+                <w:sz w:val="20"/>
+                <w:szCs w:val="20"/>
+              </w:rPr>
               <w:t xml:space="preserve">Sem parecer</w:t>
             </w:r>
           </w:p>
@@ -14848,6 +18185,31 @@
                 <w:sz w:val="20"/>
                 <w:szCs w:val="20"/>
               </w:rPr>
+              <w:t xml:space="preserve">Artigo reescrito na versão atual — Incisos II e VI atribuem à ARI o trâmite de armamento (aquisição, transferência, restrição de porte) — confirmar com a Diretoria de Inteligência e a Diretoria de Logística.</w:t>
+            </w:r>
+          </w:p>
+        </w:tc>
+        <w:tc>
+          <w:tcPr>
+            <w:tcMar>
+              <w:top w:type="dxa" w:w="60"/>
+              <w:left w:type="dxa" w:w="100"/>
+              <w:bottom w:type="dxa" w:w="60"/>
+              <w:right w:type="dxa" w:w="100"/>
+            </w:tcMar>
+          </w:tcPr>
+          <w:p>
+            <w:pPr>
+              <w:spacing w:after="0"/>
+            </w:pPr>
+            <w:r>
+              <w:rPr>
+                <w:rFonts w:ascii="Times New Roman" w:cs="Times New Roman" w:eastAsia="Times New Roman" w:hAnsi="Times New Roman"/>
+                <w:b w:val="false"/>
+                <w:bCs w:val="false"/>
+                <w:sz w:val="20"/>
+                <w:szCs w:val="20"/>
+              </w:rPr>
               <w:t xml:space="preserve">Sem parecer</w:t>
             </w:r>
           </w:p>
@@ -14953,6 +18315,31 @@
                 <w:sz w:val="20"/>
                 <w:szCs w:val="20"/>
               </w:rPr>
+              <w:t xml:space="preserve">Artigo reescrito na versão atual — Incisos II e VI atribuem à ARI o trâmite de armamento (aquisição, transferência, restrição de porte) — confirmar com a Diretoria de Inteligência e a Diretoria de Logística.</w:t>
+            </w:r>
+          </w:p>
+        </w:tc>
+        <w:tc>
+          <w:tcPr>
+            <w:tcMar>
+              <w:top w:type="dxa" w:w="60"/>
+              <w:left w:type="dxa" w:w="100"/>
+              <w:bottom w:type="dxa" w:w="60"/>
+              <w:right w:type="dxa" w:w="100"/>
+            </w:tcMar>
+          </w:tcPr>
+          <w:p>
+            <w:pPr>
+              <w:spacing w:after="0"/>
+            </w:pPr>
+            <w:r>
+              <w:rPr>
+                <w:rFonts w:ascii="Times New Roman" w:cs="Times New Roman" w:eastAsia="Times New Roman" w:hAnsi="Times New Roman"/>
+                <w:b w:val="false"/>
+                <w:bCs w:val="false"/>
+                <w:sz w:val="20"/>
+                <w:szCs w:val="20"/>
+              </w:rPr>
               <w:t xml:space="preserve">Sem parecer</w:t>
             </w:r>
           </w:p>
@@ -15058,6 +18445,31 @@
                 <w:sz w:val="20"/>
                 <w:szCs w:val="20"/>
               </w:rPr>
+              <w:t xml:space="preserve">Artigo reescrito na versão atual — Incisos II e VI atribuem à ARI o trâmite de armamento (aquisição, transferência, restrição de porte) — confirmar com a Diretoria de Inteligência e a Diretoria de Logística.</w:t>
+            </w:r>
+          </w:p>
+        </w:tc>
+        <w:tc>
+          <w:tcPr>
+            <w:tcMar>
+              <w:top w:type="dxa" w:w="60"/>
+              <w:left w:type="dxa" w:w="100"/>
+              <w:bottom w:type="dxa" w:w="60"/>
+              <w:right w:type="dxa" w:w="100"/>
+            </w:tcMar>
+          </w:tcPr>
+          <w:p>
+            <w:pPr>
+              <w:spacing w:after="0"/>
+            </w:pPr>
+            <w:r>
+              <w:rPr>
+                <w:rFonts w:ascii="Times New Roman" w:cs="Times New Roman" w:eastAsia="Times New Roman" w:hAnsi="Times New Roman"/>
+                <w:b w:val="false"/>
+                <w:bCs w:val="false"/>
+                <w:sz w:val="20"/>
+                <w:szCs w:val="20"/>
+              </w:rPr>
               <w:t xml:space="preserve">Sem parecer</w:t>
             </w:r>
           </w:p>
@@ -15139,6 +18551,31 @@
                 <w:szCs w:val="20"/>
               </w:rPr>
               <w:t xml:space="preserve">Da mesma forma, considerando que a estrutura do Subgrupamento de Bombeiro Militar prevista na Lei nº 2.204/2009, com redação dada pela Lei nº 4.303/2018, compreende as funções de Comandante, Subcomandante e Auxiliares, entende-se adequada a regulamentação individualizada das atribuições correspondentes a cada uma dessas funções. A medida permitirá definir com maior precisão as responsabilidades e competências no âmbito da Subunidade, estabelecendo a adequada distribuição das atividades administrativas e operacionais e evitando a concentração de todas as atribuições na figura do Comandante do Subgrupamento.</w:t>
+            </w:r>
+          </w:p>
+        </w:tc>
+        <w:tc>
+          <w:tcPr>
+            <w:tcMar>
+              <w:top w:type="dxa" w:w="60"/>
+              <w:left w:type="dxa" w:w="100"/>
+              <w:bottom w:type="dxa" w:w="60"/>
+              <w:right w:type="dxa" w:w="100"/>
+            </w:tcMar>
+          </w:tcPr>
+          <w:p>
+            <w:pPr>
+              <w:spacing w:after="0"/>
+            </w:pPr>
+            <w:r>
+              <w:rPr>
+                <w:rFonts w:ascii="Times New Roman" w:cs="Times New Roman" w:eastAsia="Times New Roman" w:hAnsi="Times New Roman"/>
+                <w:b w:val="false"/>
+                <w:bCs w:val="false"/>
+                <w:sz w:val="20"/>
+                <w:szCs w:val="20"/>
+              </w:rPr>
+              <w:t xml:space="preserve">Artigo reescrito na versão atual — Incisos II e VI atribuem à ARI o trâmite de armamento (aquisição, transferência, restrição de porte) — confirmar com a Diretoria de Inteligência e a Diretoria de Logística.</w:t>
             </w:r>
           </w:p>
         </w:tc>
@@ -15223,10 +18660,11 @@
         </w:tblBorders>
       </w:tblPr>
       <w:tblGrid>
-        <w:gridCol w:w="1500"/>
-        <w:gridCol w:w="2000"/>
-        <w:gridCol w:w="4300"/>
-        <w:gridCol w:w="1500"/>
+        <w:gridCol w:w="1300"/>
+        <w:gridCol w:w="1600"/>
+        <w:gridCol w:w="3000"/>
+        <w:gridCol w:w="2400"/>
+        <w:gridCol w:w="1000"/>
       </w:tblGrid>
       <w:tr>
         <w:trPr>
@@ -15332,6 +18770,32 @@
                 <w:sz w:val="20"/>
                 <w:szCs w:val="20"/>
               </w:rPr>
+              <w:t xml:space="preserve">Aplicação</w:t>
+            </w:r>
+          </w:p>
+        </w:tc>
+        <w:tc>
+          <w:tcPr>
+            <w:shd w:fill="E8E8E8"/>
+            <w:tcMar>
+              <w:top w:type="dxa" w:w="60"/>
+              <w:left w:type="dxa" w:w="100"/>
+              <w:bottom w:type="dxa" w:w="60"/>
+              <w:right w:type="dxa" w:w="100"/>
+            </w:tcMar>
+          </w:tcPr>
+          <w:p>
+            <w:pPr>
+              <w:spacing w:after="0"/>
+            </w:pPr>
+            <w:r>
+              <w:rPr>
+                <w:rFonts w:ascii="Times New Roman" w:cs="Times New Roman" w:eastAsia="Times New Roman" w:hAnsi="Times New Roman"/>
+                <w:b/>
+                <w:bCs/>
+                <w:sz w:val="20"/>
+                <w:szCs w:val="20"/>
+              </w:rPr>
               <w:t xml:space="preserve">Parecer</w:t>
             </w:r>
           </w:p>
@@ -15437,6 +18901,31 @@
                 <w:sz w:val="20"/>
                 <w:szCs w:val="20"/>
               </w:rPr>
+              <w:t xml:space="preserve">Artigo reescrito na versão atual</w:t>
+            </w:r>
+          </w:p>
+        </w:tc>
+        <w:tc>
+          <w:tcPr>
+            <w:tcMar>
+              <w:top w:type="dxa" w:w="60"/>
+              <w:left w:type="dxa" w:w="100"/>
+              <w:bottom w:type="dxa" w:w="60"/>
+              <w:right w:type="dxa" w:w="100"/>
+            </w:tcMar>
+          </w:tcPr>
+          <w:p>
+            <w:pPr>
+              <w:spacing w:after="0"/>
+            </w:pPr>
+            <w:r>
+              <w:rPr>
+                <w:rFonts w:ascii="Times New Roman" w:cs="Times New Roman" w:eastAsia="Times New Roman" w:hAnsi="Times New Roman"/>
+                <w:b w:val="false"/>
+                <w:bCs w:val="false"/>
+                <w:sz w:val="20"/>
+                <w:szCs w:val="20"/>
+              </w:rPr>
               <w:t xml:space="preserve">Sem parecer</w:t>
             </w:r>
           </w:p>
@@ -15542,6 +19031,31 @@
                 <w:sz w:val="20"/>
                 <w:szCs w:val="20"/>
               </w:rPr>
+              <w:t xml:space="preserve">Artigo reescrito na versão atual</w:t>
+            </w:r>
+          </w:p>
+        </w:tc>
+        <w:tc>
+          <w:tcPr>
+            <w:tcMar>
+              <w:top w:type="dxa" w:w="60"/>
+              <w:left w:type="dxa" w:w="100"/>
+              <w:bottom w:type="dxa" w:w="60"/>
+              <w:right w:type="dxa" w:w="100"/>
+            </w:tcMar>
+          </w:tcPr>
+          <w:p>
+            <w:pPr>
+              <w:spacing w:after="0"/>
+            </w:pPr>
+            <w:r>
+              <w:rPr>
+                <w:rFonts w:ascii="Times New Roman" w:cs="Times New Roman" w:eastAsia="Times New Roman" w:hAnsi="Times New Roman"/>
+                <w:b w:val="false"/>
+                <w:bCs w:val="false"/>
+                <w:sz w:val="20"/>
+                <w:szCs w:val="20"/>
+              </w:rPr>
               <w:t xml:space="preserve">Sem parecer</w:t>
             </w:r>
           </w:p>
@@ -15647,6 +19161,31 @@
                 <w:sz w:val="20"/>
                 <w:szCs w:val="20"/>
               </w:rPr>
+              <w:t xml:space="preserve">Artigo reescrito na versão atual</w:t>
+            </w:r>
+          </w:p>
+        </w:tc>
+        <w:tc>
+          <w:tcPr>
+            <w:tcMar>
+              <w:top w:type="dxa" w:w="60"/>
+              <w:left w:type="dxa" w:w="100"/>
+              <w:bottom w:type="dxa" w:w="60"/>
+              <w:right w:type="dxa" w:w="100"/>
+            </w:tcMar>
+          </w:tcPr>
+          <w:p>
+            <w:pPr>
+              <w:spacing w:after="0"/>
+            </w:pPr>
+            <w:r>
+              <w:rPr>
+                <w:rFonts w:ascii="Times New Roman" w:cs="Times New Roman" w:eastAsia="Times New Roman" w:hAnsi="Times New Roman"/>
+                <w:b w:val="false"/>
+                <w:bCs w:val="false"/>
+                <w:sz w:val="20"/>
+                <w:szCs w:val="20"/>
+              </w:rPr>
               <w:t xml:space="preserve">Sem parecer</w:t>
             </w:r>
           </w:p>
@@ -15752,6 +19291,31 @@
                 <w:sz w:val="20"/>
                 <w:szCs w:val="20"/>
               </w:rPr>
+              <w:t xml:space="preserve">Artigo reescrito na versão atual</w:t>
+            </w:r>
+          </w:p>
+        </w:tc>
+        <w:tc>
+          <w:tcPr>
+            <w:tcMar>
+              <w:top w:type="dxa" w:w="60"/>
+              <w:left w:type="dxa" w:w="100"/>
+              <w:bottom w:type="dxa" w:w="60"/>
+              <w:right w:type="dxa" w:w="100"/>
+            </w:tcMar>
+          </w:tcPr>
+          <w:p>
+            <w:pPr>
+              <w:spacing w:after="0"/>
+            </w:pPr>
+            <w:r>
+              <w:rPr>
+                <w:rFonts w:ascii="Times New Roman" w:cs="Times New Roman" w:eastAsia="Times New Roman" w:hAnsi="Times New Roman"/>
+                <w:b w:val="false"/>
+                <w:bCs w:val="false"/>
+                <w:sz w:val="20"/>
+                <w:szCs w:val="20"/>
+              </w:rPr>
               <w:t xml:space="preserve">Sem parecer</w:t>
             </w:r>
           </w:p>
@@ -15857,6 +19421,31 @@
                 <w:sz w:val="20"/>
                 <w:szCs w:val="20"/>
               </w:rPr>
+              <w:t xml:space="preserve">Artigo reescrito na versão atual</w:t>
+            </w:r>
+          </w:p>
+        </w:tc>
+        <w:tc>
+          <w:tcPr>
+            <w:tcMar>
+              <w:top w:type="dxa" w:w="60"/>
+              <w:left w:type="dxa" w:w="100"/>
+              <w:bottom w:type="dxa" w:w="60"/>
+              <w:right w:type="dxa" w:w="100"/>
+            </w:tcMar>
+          </w:tcPr>
+          <w:p>
+            <w:pPr>
+              <w:spacing w:after="0"/>
+            </w:pPr>
+            <w:r>
+              <w:rPr>
+                <w:rFonts w:ascii="Times New Roman" w:cs="Times New Roman" w:eastAsia="Times New Roman" w:hAnsi="Times New Roman"/>
+                <w:b w:val="false"/>
+                <w:bCs w:val="false"/>
+                <w:sz w:val="20"/>
+                <w:szCs w:val="20"/>
+              </w:rPr>
               <w:t xml:space="preserve">Sem parecer</w:t>
             </w:r>
           </w:p>
@@ -15962,6 +19551,31 @@
                 <w:sz w:val="20"/>
                 <w:szCs w:val="20"/>
               </w:rPr>
+              <w:t xml:space="preserve">Artigo reescrito na versão atual</w:t>
+            </w:r>
+          </w:p>
+        </w:tc>
+        <w:tc>
+          <w:tcPr>
+            <w:tcMar>
+              <w:top w:type="dxa" w:w="60"/>
+              <w:left w:type="dxa" w:w="100"/>
+              <w:bottom w:type="dxa" w:w="60"/>
+              <w:right w:type="dxa" w:w="100"/>
+            </w:tcMar>
+          </w:tcPr>
+          <w:p>
+            <w:pPr>
+              <w:spacing w:after="0"/>
+            </w:pPr>
+            <w:r>
+              <w:rPr>
+                <w:rFonts w:ascii="Times New Roman" w:cs="Times New Roman" w:eastAsia="Times New Roman" w:hAnsi="Times New Roman"/>
+                <w:b w:val="false"/>
+                <w:bCs w:val="false"/>
+                <w:sz w:val="20"/>
+                <w:szCs w:val="20"/>
+              </w:rPr>
               <w:t xml:space="preserve">Sem parecer</w:t>
             </w:r>
           </w:p>
@@ -16067,6 +19681,31 @@
                 <w:sz w:val="20"/>
                 <w:szCs w:val="20"/>
               </w:rPr>
+              <w:t xml:space="preserve">Artigo reescrito na versão atual</w:t>
+            </w:r>
+          </w:p>
+        </w:tc>
+        <w:tc>
+          <w:tcPr>
+            <w:tcMar>
+              <w:top w:type="dxa" w:w="60"/>
+              <w:left w:type="dxa" w:w="100"/>
+              <w:bottom w:type="dxa" w:w="60"/>
+              <w:right w:type="dxa" w:w="100"/>
+            </w:tcMar>
+          </w:tcPr>
+          <w:p>
+            <w:pPr>
+              <w:spacing w:after="0"/>
+            </w:pPr>
+            <w:r>
+              <w:rPr>
+                <w:rFonts w:ascii="Times New Roman" w:cs="Times New Roman" w:eastAsia="Times New Roman" w:hAnsi="Times New Roman"/>
+                <w:b w:val="false"/>
+                <w:bCs w:val="false"/>
+                <w:sz w:val="20"/>
+                <w:szCs w:val="20"/>
+              </w:rPr>
               <w:t xml:space="preserve">Sem parecer</w:t>
             </w:r>
           </w:p>
@@ -16172,6 +19811,31 @@
                 <w:sz w:val="20"/>
                 <w:szCs w:val="20"/>
               </w:rPr>
+              <w:t xml:space="preserve">Artigo reescrito na versão atual</w:t>
+            </w:r>
+          </w:p>
+        </w:tc>
+        <w:tc>
+          <w:tcPr>
+            <w:tcMar>
+              <w:top w:type="dxa" w:w="60"/>
+              <w:left w:type="dxa" w:w="100"/>
+              <w:bottom w:type="dxa" w:w="60"/>
+              <w:right w:type="dxa" w:w="100"/>
+            </w:tcMar>
+          </w:tcPr>
+          <w:p>
+            <w:pPr>
+              <w:spacing w:after="0"/>
+            </w:pPr>
+            <w:r>
+              <w:rPr>
+                <w:rFonts w:ascii="Times New Roman" w:cs="Times New Roman" w:eastAsia="Times New Roman" w:hAnsi="Times New Roman"/>
+                <w:b w:val="false"/>
+                <w:bCs w:val="false"/>
+                <w:sz w:val="20"/>
+                <w:szCs w:val="20"/>
+              </w:rPr>
               <w:t xml:space="preserve">Sem parecer</w:t>
             </w:r>
           </w:p>
@@ -16277,6 +19941,31 @@
                 <w:sz w:val="20"/>
                 <w:szCs w:val="20"/>
               </w:rPr>
+              <w:t xml:space="preserve">Artigo reescrito na versão atual</w:t>
+            </w:r>
+          </w:p>
+        </w:tc>
+        <w:tc>
+          <w:tcPr>
+            <w:tcMar>
+              <w:top w:type="dxa" w:w="60"/>
+              <w:left w:type="dxa" w:w="100"/>
+              <w:bottom w:type="dxa" w:w="60"/>
+              <w:right w:type="dxa" w:w="100"/>
+            </w:tcMar>
+          </w:tcPr>
+          <w:p>
+            <w:pPr>
+              <w:spacing w:after="0"/>
+            </w:pPr>
+            <w:r>
+              <w:rPr>
+                <w:rFonts w:ascii="Times New Roman" w:cs="Times New Roman" w:eastAsia="Times New Roman" w:hAnsi="Times New Roman"/>
+                <w:b w:val="false"/>
+                <w:bCs w:val="false"/>
+                <w:sz w:val="20"/>
+                <w:szCs w:val="20"/>
+              </w:rPr>
               <w:t xml:space="preserve">Sem parecer</w:t>
             </w:r>
           </w:p>
@@ -16382,6 +20071,31 @@
                 <w:sz w:val="20"/>
                 <w:szCs w:val="20"/>
               </w:rPr>
+              <w:t xml:space="preserve">Artigo reescrito na versão atual</w:t>
+            </w:r>
+          </w:p>
+        </w:tc>
+        <w:tc>
+          <w:tcPr>
+            <w:tcMar>
+              <w:top w:type="dxa" w:w="60"/>
+              <w:left w:type="dxa" w:w="100"/>
+              <w:bottom w:type="dxa" w:w="60"/>
+              <w:right w:type="dxa" w:w="100"/>
+            </w:tcMar>
+          </w:tcPr>
+          <w:p>
+            <w:pPr>
+              <w:spacing w:after="0"/>
+            </w:pPr>
+            <w:r>
+              <w:rPr>
+                <w:rFonts w:ascii="Times New Roman" w:cs="Times New Roman" w:eastAsia="Times New Roman" w:hAnsi="Times New Roman"/>
+                <w:b w:val="false"/>
+                <w:bCs w:val="false"/>
+                <w:sz w:val="20"/>
+                <w:szCs w:val="20"/>
+              </w:rPr>
               <w:t xml:space="preserve">Sem parecer</w:t>
             </w:r>
           </w:p>
@@ -16487,6 +20201,31 @@
                 <w:sz w:val="20"/>
                 <w:szCs w:val="20"/>
               </w:rPr>
+              <w:t xml:space="preserve">Artigo reescrito na versão atual</w:t>
+            </w:r>
+          </w:p>
+        </w:tc>
+        <w:tc>
+          <w:tcPr>
+            <w:tcMar>
+              <w:top w:type="dxa" w:w="60"/>
+              <w:left w:type="dxa" w:w="100"/>
+              <w:bottom w:type="dxa" w:w="60"/>
+              <w:right w:type="dxa" w:w="100"/>
+            </w:tcMar>
+          </w:tcPr>
+          <w:p>
+            <w:pPr>
+              <w:spacing w:after="0"/>
+            </w:pPr>
+            <w:r>
+              <w:rPr>
+                <w:rFonts w:ascii="Times New Roman" w:cs="Times New Roman" w:eastAsia="Times New Roman" w:hAnsi="Times New Roman"/>
+                <w:b w:val="false"/>
+                <w:bCs w:val="false"/>
+                <w:sz w:val="20"/>
+                <w:szCs w:val="20"/>
+              </w:rPr>
               <w:t xml:space="preserve">Sem parecer</w:t>
             </w:r>
           </w:p>
@@ -16592,6 +20331,31 @@
                 <w:sz w:val="20"/>
                 <w:szCs w:val="20"/>
               </w:rPr>
+              <w:t xml:space="preserve">Artigo reescrito na versão atual</w:t>
+            </w:r>
+          </w:p>
+        </w:tc>
+        <w:tc>
+          <w:tcPr>
+            <w:tcMar>
+              <w:top w:type="dxa" w:w="60"/>
+              <w:left w:type="dxa" w:w="100"/>
+              <w:bottom w:type="dxa" w:w="60"/>
+              <w:right w:type="dxa" w:w="100"/>
+            </w:tcMar>
+          </w:tcPr>
+          <w:p>
+            <w:pPr>
+              <w:spacing w:after="0"/>
+            </w:pPr>
+            <w:r>
+              <w:rPr>
+                <w:rFonts w:ascii="Times New Roman" w:cs="Times New Roman" w:eastAsia="Times New Roman" w:hAnsi="Times New Roman"/>
+                <w:b w:val="false"/>
+                <w:bCs w:val="false"/>
+                <w:sz w:val="20"/>
+                <w:szCs w:val="20"/>
+              </w:rPr>
               <w:t xml:space="preserve">Sem parecer</w:t>
             </w:r>
           </w:p>
@@ -16697,6 +20461,31 @@
                 <w:sz w:val="20"/>
                 <w:szCs w:val="20"/>
               </w:rPr>
+              <w:t xml:space="preserve">Artigo reescrito na versão atual</w:t>
+            </w:r>
+          </w:p>
+        </w:tc>
+        <w:tc>
+          <w:tcPr>
+            <w:tcMar>
+              <w:top w:type="dxa" w:w="60"/>
+              <w:left w:type="dxa" w:w="100"/>
+              <w:bottom w:type="dxa" w:w="60"/>
+              <w:right w:type="dxa" w:w="100"/>
+            </w:tcMar>
+          </w:tcPr>
+          <w:p>
+            <w:pPr>
+              <w:spacing w:after="0"/>
+            </w:pPr>
+            <w:r>
+              <w:rPr>
+                <w:rFonts w:ascii="Times New Roman" w:cs="Times New Roman" w:eastAsia="Times New Roman" w:hAnsi="Times New Roman"/>
+                <w:b w:val="false"/>
+                <w:bCs w:val="false"/>
+                <w:sz w:val="20"/>
+                <w:szCs w:val="20"/>
+              </w:rPr>
               <w:t xml:space="preserve">Sem parecer</w:t>
             </w:r>
           </w:p>
@@ -16802,6 +20591,31 @@
                 <w:sz w:val="20"/>
                 <w:szCs w:val="20"/>
               </w:rPr>
+              <w:t xml:space="preserve">Artigo reescrito na versão atual</w:t>
+            </w:r>
+          </w:p>
+        </w:tc>
+        <w:tc>
+          <w:tcPr>
+            <w:tcMar>
+              <w:top w:type="dxa" w:w="60"/>
+              <w:left w:type="dxa" w:w="100"/>
+              <w:bottom w:type="dxa" w:w="60"/>
+              <w:right w:type="dxa" w:w="100"/>
+            </w:tcMar>
+          </w:tcPr>
+          <w:p>
+            <w:pPr>
+              <w:spacing w:after="0"/>
+            </w:pPr>
+            <w:r>
+              <w:rPr>
+                <w:rFonts w:ascii="Times New Roman" w:cs="Times New Roman" w:eastAsia="Times New Roman" w:hAnsi="Times New Roman"/>
+                <w:b w:val="false"/>
+                <w:bCs w:val="false"/>
+                <w:sz w:val="20"/>
+                <w:szCs w:val="20"/>
+              </w:rPr>
               <w:t xml:space="preserve">Sem parecer</w:t>
             </w:r>
           </w:p>
@@ -16907,6 +20721,31 @@
                 <w:sz w:val="20"/>
                 <w:szCs w:val="20"/>
               </w:rPr>
+              <w:t xml:space="preserve">Artigo reescrito na versão atual</w:t>
+            </w:r>
+          </w:p>
+        </w:tc>
+        <w:tc>
+          <w:tcPr>
+            <w:tcMar>
+              <w:top w:type="dxa" w:w="60"/>
+              <w:left w:type="dxa" w:w="100"/>
+              <w:bottom w:type="dxa" w:w="60"/>
+              <w:right w:type="dxa" w:w="100"/>
+            </w:tcMar>
+          </w:tcPr>
+          <w:p>
+            <w:pPr>
+              <w:spacing w:after="0"/>
+            </w:pPr>
+            <w:r>
+              <w:rPr>
+                <w:rFonts w:ascii="Times New Roman" w:cs="Times New Roman" w:eastAsia="Times New Roman" w:hAnsi="Times New Roman"/>
+                <w:b w:val="false"/>
+                <w:bCs w:val="false"/>
+                <w:sz w:val="20"/>
+                <w:szCs w:val="20"/>
+              </w:rPr>
               <w:t xml:space="preserve">Sem parecer</w:t>
             </w:r>
           </w:p>
@@ -17012,6 +20851,31 @@
                 <w:sz w:val="20"/>
                 <w:szCs w:val="20"/>
               </w:rPr>
+              <w:t xml:space="preserve">Artigo reescrito na versão atual</w:t>
+            </w:r>
+          </w:p>
+        </w:tc>
+        <w:tc>
+          <w:tcPr>
+            <w:tcMar>
+              <w:top w:type="dxa" w:w="60"/>
+              <w:left w:type="dxa" w:w="100"/>
+              <w:bottom w:type="dxa" w:w="60"/>
+              <w:right w:type="dxa" w:w="100"/>
+            </w:tcMar>
+          </w:tcPr>
+          <w:p>
+            <w:pPr>
+              <w:spacing w:after="0"/>
+            </w:pPr>
+            <w:r>
+              <w:rPr>
+                <w:rFonts w:ascii="Times New Roman" w:cs="Times New Roman" w:eastAsia="Times New Roman" w:hAnsi="Times New Roman"/>
+                <w:b w:val="false"/>
+                <w:bCs w:val="false"/>
+                <w:sz w:val="20"/>
+                <w:szCs w:val="20"/>
+              </w:rPr>
               <w:t xml:space="preserve">Sem parecer</w:t>
             </w:r>
           </w:p>
@@ -17117,6 +20981,31 @@
                 <w:sz w:val="20"/>
                 <w:szCs w:val="20"/>
               </w:rPr>
+              <w:t xml:space="preserve">Artigo reescrito na versão atual</w:t>
+            </w:r>
+          </w:p>
+        </w:tc>
+        <w:tc>
+          <w:tcPr>
+            <w:tcMar>
+              <w:top w:type="dxa" w:w="60"/>
+              <w:left w:type="dxa" w:w="100"/>
+              <w:bottom w:type="dxa" w:w="60"/>
+              <w:right w:type="dxa" w:w="100"/>
+            </w:tcMar>
+          </w:tcPr>
+          <w:p>
+            <w:pPr>
+              <w:spacing w:after="0"/>
+            </w:pPr>
+            <w:r>
+              <w:rPr>
+                <w:rFonts w:ascii="Times New Roman" w:cs="Times New Roman" w:eastAsia="Times New Roman" w:hAnsi="Times New Roman"/>
+                <w:b w:val="false"/>
+                <w:bCs w:val="false"/>
+                <w:sz w:val="20"/>
+                <w:szCs w:val="20"/>
+              </w:rPr>
               <w:t xml:space="preserve">Sem parecer</w:t>
             </w:r>
           </w:p>
@@ -17222,6 +21111,31 @@
                 <w:sz w:val="20"/>
                 <w:szCs w:val="20"/>
               </w:rPr>
+              <w:t xml:space="preserve">Artigo reescrito na versão atual</w:t>
+            </w:r>
+          </w:p>
+        </w:tc>
+        <w:tc>
+          <w:tcPr>
+            <w:tcMar>
+              <w:top w:type="dxa" w:w="60"/>
+              <w:left w:type="dxa" w:w="100"/>
+              <w:bottom w:type="dxa" w:w="60"/>
+              <w:right w:type="dxa" w:w="100"/>
+            </w:tcMar>
+          </w:tcPr>
+          <w:p>
+            <w:pPr>
+              <w:spacing w:after="0"/>
+            </w:pPr>
+            <w:r>
+              <w:rPr>
+                <w:rFonts w:ascii="Times New Roman" w:cs="Times New Roman" w:eastAsia="Times New Roman" w:hAnsi="Times New Roman"/>
+                <w:b w:val="false"/>
+                <w:bCs w:val="false"/>
+                <w:sz w:val="20"/>
+                <w:szCs w:val="20"/>
+              </w:rPr>
               <w:t xml:space="preserve">Sem parecer</w:t>
             </w:r>
           </w:p>
@@ -17327,6 +21241,31 @@
                 <w:sz w:val="20"/>
                 <w:szCs w:val="20"/>
               </w:rPr>
+              <w:t xml:space="preserve">Artigo reescrito na versão atual</w:t>
+            </w:r>
+          </w:p>
+        </w:tc>
+        <w:tc>
+          <w:tcPr>
+            <w:tcMar>
+              <w:top w:type="dxa" w:w="60"/>
+              <w:left w:type="dxa" w:w="100"/>
+              <w:bottom w:type="dxa" w:w="60"/>
+              <w:right w:type="dxa" w:w="100"/>
+            </w:tcMar>
+          </w:tcPr>
+          <w:p>
+            <w:pPr>
+              <w:spacing w:after="0"/>
+            </w:pPr>
+            <w:r>
+              <w:rPr>
+                <w:rFonts w:ascii="Times New Roman" w:cs="Times New Roman" w:eastAsia="Times New Roman" w:hAnsi="Times New Roman"/>
+                <w:b w:val="false"/>
+                <w:bCs w:val="false"/>
+                <w:sz w:val="20"/>
+                <w:szCs w:val="20"/>
+              </w:rPr>
               <w:t xml:space="preserve">Sem parecer</w:t>
             </w:r>
           </w:p>
@@ -17432,6 +21371,31 @@
                 <w:sz w:val="20"/>
                 <w:szCs w:val="20"/>
               </w:rPr>
+              <w:t xml:space="preserve">Artigo reescrito na versão atual</w:t>
+            </w:r>
+          </w:p>
+        </w:tc>
+        <w:tc>
+          <w:tcPr>
+            <w:tcMar>
+              <w:top w:type="dxa" w:w="60"/>
+              <w:left w:type="dxa" w:w="100"/>
+              <w:bottom w:type="dxa" w:w="60"/>
+              <w:right w:type="dxa" w:w="100"/>
+            </w:tcMar>
+          </w:tcPr>
+          <w:p>
+            <w:pPr>
+              <w:spacing w:after="0"/>
+            </w:pPr>
+            <w:r>
+              <w:rPr>
+                <w:rFonts w:ascii="Times New Roman" w:cs="Times New Roman" w:eastAsia="Times New Roman" w:hAnsi="Times New Roman"/>
+                <w:b w:val="false"/>
+                <w:bCs w:val="false"/>
+                <w:sz w:val="20"/>
+                <w:szCs w:val="20"/>
+              </w:rPr>
               <w:t xml:space="preserve">Sem parecer</w:t>
             </w:r>
           </w:p>
@@ -17537,6 +21501,31 @@
                 <w:sz w:val="20"/>
                 <w:szCs w:val="20"/>
               </w:rPr>
+              <w:t xml:space="preserve">Artigo reescrito na versão atual</w:t>
+            </w:r>
+          </w:p>
+        </w:tc>
+        <w:tc>
+          <w:tcPr>
+            <w:tcMar>
+              <w:top w:type="dxa" w:w="60"/>
+              <w:left w:type="dxa" w:w="100"/>
+              <w:bottom w:type="dxa" w:w="60"/>
+              <w:right w:type="dxa" w:w="100"/>
+            </w:tcMar>
+          </w:tcPr>
+          <w:p>
+            <w:pPr>
+              <w:spacing w:after="0"/>
+            </w:pPr>
+            <w:r>
+              <w:rPr>
+                <w:rFonts w:ascii="Times New Roman" w:cs="Times New Roman" w:eastAsia="Times New Roman" w:hAnsi="Times New Roman"/>
+                <w:b w:val="false"/>
+                <w:bCs w:val="false"/>
+                <w:sz w:val="20"/>
+                <w:szCs w:val="20"/>
+              </w:rPr>
               <w:t xml:space="preserve">Sem parecer</w:t>
             </w:r>
           </w:p>
@@ -17642,6 +21631,31 @@
                 <w:sz w:val="20"/>
                 <w:szCs w:val="20"/>
               </w:rPr>
+              <w:t xml:space="preserve">Artigo reescrito na versão atual</w:t>
+            </w:r>
+          </w:p>
+        </w:tc>
+        <w:tc>
+          <w:tcPr>
+            <w:tcMar>
+              <w:top w:type="dxa" w:w="60"/>
+              <w:left w:type="dxa" w:w="100"/>
+              <w:bottom w:type="dxa" w:w="60"/>
+              <w:right w:type="dxa" w:w="100"/>
+            </w:tcMar>
+          </w:tcPr>
+          <w:p>
+            <w:pPr>
+              <w:spacing w:after="0"/>
+            </w:pPr>
+            <w:r>
+              <w:rPr>
+                <w:rFonts w:ascii="Times New Roman" w:cs="Times New Roman" w:eastAsia="Times New Roman" w:hAnsi="Times New Roman"/>
+                <w:b w:val="false"/>
+                <w:bCs w:val="false"/>
+                <w:sz w:val="20"/>
+                <w:szCs w:val="20"/>
+              </w:rPr>
               <w:t xml:space="preserve">Sem parecer</w:t>
             </w:r>
           </w:p>
@@ -17747,6 +21761,31 @@
                 <w:sz w:val="20"/>
                 <w:szCs w:val="20"/>
               </w:rPr>
+              <w:t xml:space="preserve">Artigo reescrito na versão atual</w:t>
+            </w:r>
+          </w:p>
+        </w:tc>
+        <w:tc>
+          <w:tcPr>
+            <w:tcMar>
+              <w:top w:type="dxa" w:w="60"/>
+              <w:left w:type="dxa" w:w="100"/>
+              <w:bottom w:type="dxa" w:w="60"/>
+              <w:right w:type="dxa" w:w="100"/>
+            </w:tcMar>
+          </w:tcPr>
+          <w:p>
+            <w:pPr>
+              <w:spacing w:after="0"/>
+            </w:pPr>
+            <w:r>
+              <w:rPr>
+                <w:rFonts w:ascii="Times New Roman" w:cs="Times New Roman" w:eastAsia="Times New Roman" w:hAnsi="Times New Roman"/>
+                <w:b w:val="false"/>
+                <w:bCs w:val="false"/>
+                <w:sz w:val="20"/>
+                <w:szCs w:val="20"/>
+              </w:rPr>
               <w:t xml:space="preserve">Sem parecer</w:t>
             </w:r>
           </w:p>
@@ -17852,6 +21891,31 @@
                 <w:sz w:val="20"/>
                 <w:szCs w:val="20"/>
               </w:rPr>
+              <w:t xml:space="preserve">Artigo reescrito na versão atual</w:t>
+            </w:r>
+          </w:p>
+        </w:tc>
+        <w:tc>
+          <w:tcPr>
+            <w:tcMar>
+              <w:top w:type="dxa" w:w="60"/>
+              <w:left w:type="dxa" w:w="100"/>
+              <w:bottom w:type="dxa" w:w="60"/>
+              <w:right w:type="dxa" w:w="100"/>
+            </w:tcMar>
+          </w:tcPr>
+          <w:p>
+            <w:pPr>
+              <w:spacing w:after="0"/>
+            </w:pPr>
+            <w:r>
+              <w:rPr>
+                <w:rFonts w:ascii="Times New Roman" w:cs="Times New Roman" w:eastAsia="Times New Roman" w:hAnsi="Times New Roman"/>
+                <w:b w:val="false"/>
+                <w:bCs w:val="false"/>
+                <w:sz w:val="20"/>
+                <w:szCs w:val="20"/>
+              </w:rPr>
               <w:t xml:space="preserve">Sem parecer</w:t>
             </w:r>
           </w:p>
@@ -17957,6 +22021,31 @@
                 <w:sz w:val="20"/>
                 <w:szCs w:val="20"/>
               </w:rPr>
+              <w:t xml:space="preserve">Artigo reescrito na versão atual</w:t>
+            </w:r>
+          </w:p>
+        </w:tc>
+        <w:tc>
+          <w:tcPr>
+            <w:tcMar>
+              <w:top w:type="dxa" w:w="60"/>
+              <w:left w:type="dxa" w:w="100"/>
+              <w:bottom w:type="dxa" w:w="60"/>
+              <w:right w:type="dxa" w:w="100"/>
+            </w:tcMar>
+          </w:tcPr>
+          <w:p>
+            <w:pPr>
+              <w:spacing w:after="0"/>
+            </w:pPr>
+            <w:r>
+              <w:rPr>
+                <w:rFonts w:ascii="Times New Roman" w:cs="Times New Roman" w:eastAsia="Times New Roman" w:hAnsi="Times New Roman"/>
+                <w:b w:val="false"/>
+                <w:bCs w:val="false"/>
+                <w:sz w:val="20"/>
+                <w:szCs w:val="20"/>
+              </w:rPr>
               <w:t xml:space="preserve">Sem parecer</w:t>
             </w:r>
           </w:p>
@@ -18062,6 +22151,31 @@
                 <w:sz w:val="20"/>
                 <w:szCs w:val="20"/>
               </w:rPr>
+              <w:t xml:space="preserve">Artigo reescrito na versão atual</w:t>
+            </w:r>
+          </w:p>
+        </w:tc>
+        <w:tc>
+          <w:tcPr>
+            <w:tcMar>
+              <w:top w:type="dxa" w:w="60"/>
+              <w:left w:type="dxa" w:w="100"/>
+              <w:bottom w:type="dxa" w:w="60"/>
+              <w:right w:type="dxa" w:w="100"/>
+            </w:tcMar>
+          </w:tcPr>
+          <w:p>
+            <w:pPr>
+              <w:spacing w:after="0"/>
+            </w:pPr>
+            <w:r>
+              <w:rPr>
+                <w:rFonts w:ascii="Times New Roman" w:cs="Times New Roman" w:eastAsia="Times New Roman" w:hAnsi="Times New Roman"/>
+                <w:b w:val="false"/>
+                <w:bCs w:val="false"/>
+                <w:sz w:val="20"/>
+                <w:szCs w:val="20"/>
+              </w:rPr>
               <w:t xml:space="preserve">Sem parecer</w:t>
             </w:r>
           </w:p>
@@ -18167,6 +22281,31 @@
                 <w:sz w:val="20"/>
                 <w:szCs w:val="20"/>
               </w:rPr>
+              <w:t xml:space="preserve">Artigo reescrito na versão atual</w:t>
+            </w:r>
+          </w:p>
+        </w:tc>
+        <w:tc>
+          <w:tcPr>
+            <w:tcMar>
+              <w:top w:type="dxa" w:w="60"/>
+              <w:left w:type="dxa" w:w="100"/>
+              <w:bottom w:type="dxa" w:w="60"/>
+              <w:right w:type="dxa" w:w="100"/>
+            </w:tcMar>
+          </w:tcPr>
+          <w:p>
+            <w:pPr>
+              <w:spacing w:after="0"/>
+            </w:pPr>
+            <w:r>
+              <w:rPr>
+                <w:rFonts w:ascii="Times New Roman" w:cs="Times New Roman" w:eastAsia="Times New Roman" w:hAnsi="Times New Roman"/>
+                <w:b w:val="false"/>
+                <w:bCs w:val="false"/>
+                <w:sz w:val="20"/>
+                <w:szCs w:val="20"/>
+              </w:rPr>
               <w:t xml:space="preserve">Sem parecer</w:t>
             </w:r>
           </w:p>
@@ -18272,6 +22411,31 @@
                 <w:sz w:val="20"/>
                 <w:szCs w:val="20"/>
               </w:rPr>
+              <w:t xml:space="preserve">Artigo reescrito na versão atual</w:t>
+            </w:r>
+          </w:p>
+        </w:tc>
+        <w:tc>
+          <w:tcPr>
+            <w:tcMar>
+              <w:top w:type="dxa" w:w="60"/>
+              <w:left w:type="dxa" w:w="100"/>
+              <w:bottom w:type="dxa" w:w="60"/>
+              <w:right w:type="dxa" w:w="100"/>
+            </w:tcMar>
+          </w:tcPr>
+          <w:p>
+            <w:pPr>
+              <w:spacing w:after="0"/>
+            </w:pPr>
+            <w:r>
+              <w:rPr>
+                <w:rFonts w:ascii="Times New Roman" w:cs="Times New Roman" w:eastAsia="Times New Roman" w:hAnsi="Times New Roman"/>
+                <w:b w:val="false"/>
+                <w:bCs w:val="false"/>
+                <w:sz w:val="20"/>
+                <w:szCs w:val="20"/>
+              </w:rPr>
               <w:t xml:space="preserve">Sem parecer</w:t>
             </w:r>
           </w:p>
@@ -18377,6 +22541,31 @@
                 <w:sz w:val="20"/>
                 <w:szCs w:val="20"/>
               </w:rPr>
+              <w:t xml:space="preserve">Artigo reescrito na versão atual</w:t>
+            </w:r>
+          </w:p>
+        </w:tc>
+        <w:tc>
+          <w:tcPr>
+            <w:tcMar>
+              <w:top w:type="dxa" w:w="60"/>
+              <w:left w:type="dxa" w:w="100"/>
+              <w:bottom w:type="dxa" w:w="60"/>
+              <w:right w:type="dxa" w:w="100"/>
+            </w:tcMar>
+          </w:tcPr>
+          <w:p>
+            <w:pPr>
+              <w:spacing w:after="0"/>
+            </w:pPr>
+            <w:r>
+              <w:rPr>
+                <w:rFonts w:ascii="Times New Roman" w:cs="Times New Roman" w:eastAsia="Times New Roman" w:hAnsi="Times New Roman"/>
+                <w:b w:val="false"/>
+                <w:bCs w:val="false"/>
+                <w:sz w:val="20"/>
+                <w:szCs w:val="20"/>
+              </w:rPr>
               <w:t xml:space="preserve">Sem parecer</w:t>
             </w:r>
           </w:p>
@@ -18482,6 +22671,31 @@
                 <w:sz w:val="20"/>
                 <w:szCs w:val="20"/>
               </w:rPr>
+              <w:t xml:space="preserve">Artigo reescrito na versão atual</w:t>
+            </w:r>
+          </w:p>
+        </w:tc>
+        <w:tc>
+          <w:tcPr>
+            <w:tcMar>
+              <w:top w:type="dxa" w:w="60"/>
+              <w:left w:type="dxa" w:w="100"/>
+              <w:bottom w:type="dxa" w:w="60"/>
+              <w:right w:type="dxa" w:w="100"/>
+            </w:tcMar>
+          </w:tcPr>
+          <w:p>
+            <w:pPr>
+              <w:spacing w:after="0"/>
+            </w:pPr>
+            <w:r>
+              <w:rPr>
+                <w:rFonts w:ascii="Times New Roman" w:cs="Times New Roman" w:eastAsia="Times New Roman" w:hAnsi="Times New Roman"/>
+                <w:b w:val="false"/>
+                <w:bCs w:val="false"/>
+                <w:sz w:val="20"/>
+                <w:szCs w:val="20"/>
+              </w:rPr>
               <w:t xml:space="preserve">Sem parecer</w:t>
             </w:r>
           </w:p>
@@ -18587,6 +22801,31 @@
                 <w:sz w:val="20"/>
                 <w:szCs w:val="20"/>
               </w:rPr>
+              <w:t xml:space="preserve">Artigo reescrito na versão atual</w:t>
+            </w:r>
+          </w:p>
+        </w:tc>
+        <w:tc>
+          <w:tcPr>
+            <w:tcMar>
+              <w:top w:type="dxa" w:w="60"/>
+              <w:left w:type="dxa" w:w="100"/>
+              <w:bottom w:type="dxa" w:w="60"/>
+              <w:right w:type="dxa" w:w="100"/>
+            </w:tcMar>
+          </w:tcPr>
+          <w:p>
+            <w:pPr>
+              <w:spacing w:after="0"/>
+            </w:pPr>
+            <w:r>
+              <w:rPr>
+                <w:rFonts w:ascii="Times New Roman" w:cs="Times New Roman" w:eastAsia="Times New Roman" w:hAnsi="Times New Roman"/>
+                <w:b w:val="false"/>
+                <w:bCs w:val="false"/>
+                <w:sz w:val="20"/>
+                <w:szCs w:val="20"/>
+              </w:rPr>
               <w:t xml:space="preserve">Sem parecer</w:t>
             </w:r>
           </w:p>
@@ -18692,6 +22931,31 @@
                 <w:sz w:val="20"/>
                 <w:szCs w:val="20"/>
               </w:rPr>
+              <w:t xml:space="preserve">Artigo reescrito na versão atual</w:t>
+            </w:r>
+          </w:p>
+        </w:tc>
+        <w:tc>
+          <w:tcPr>
+            <w:tcMar>
+              <w:top w:type="dxa" w:w="60"/>
+              <w:left w:type="dxa" w:w="100"/>
+              <w:bottom w:type="dxa" w:w="60"/>
+              <w:right w:type="dxa" w:w="100"/>
+            </w:tcMar>
+          </w:tcPr>
+          <w:p>
+            <w:pPr>
+              <w:spacing w:after="0"/>
+            </w:pPr>
+            <w:r>
+              <w:rPr>
+                <w:rFonts w:ascii="Times New Roman" w:cs="Times New Roman" w:eastAsia="Times New Roman" w:hAnsi="Times New Roman"/>
+                <w:b w:val="false"/>
+                <w:bCs w:val="false"/>
+                <w:sz w:val="20"/>
+                <w:szCs w:val="20"/>
+              </w:rPr>
               <w:t xml:space="preserve">Sem parecer</w:t>
             </w:r>
           </w:p>
@@ -18797,6 +23061,31 @@
                 <w:sz w:val="20"/>
                 <w:szCs w:val="20"/>
               </w:rPr>
+              <w:t xml:space="preserve">Artigo reescrito na versão atual</w:t>
+            </w:r>
+          </w:p>
+        </w:tc>
+        <w:tc>
+          <w:tcPr>
+            <w:tcMar>
+              <w:top w:type="dxa" w:w="60"/>
+              <w:left w:type="dxa" w:w="100"/>
+              <w:bottom w:type="dxa" w:w="60"/>
+              <w:right w:type="dxa" w:w="100"/>
+            </w:tcMar>
+          </w:tcPr>
+          <w:p>
+            <w:pPr>
+              <w:spacing w:after="0"/>
+            </w:pPr>
+            <w:r>
+              <w:rPr>
+                <w:rFonts w:ascii="Times New Roman" w:cs="Times New Roman" w:eastAsia="Times New Roman" w:hAnsi="Times New Roman"/>
+                <w:b w:val="false"/>
+                <w:bCs w:val="false"/>
+                <w:sz w:val="20"/>
+                <w:szCs w:val="20"/>
+              </w:rPr>
               <w:t xml:space="preserve">Sem parecer</w:t>
             </w:r>
           </w:p>
@@ -18902,6 +23191,31 @@
                 <w:sz w:val="20"/>
                 <w:szCs w:val="20"/>
               </w:rPr>
+              <w:t xml:space="preserve">Artigo reescrito na versão atual</w:t>
+            </w:r>
+          </w:p>
+        </w:tc>
+        <w:tc>
+          <w:tcPr>
+            <w:tcMar>
+              <w:top w:type="dxa" w:w="60"/>
+              <w:left w:type="dxa" w:w="100"/>
+              <w:bottom w:type="dxa" w:w="60"/>
+              <w:right w:type="dxa" w:w="100"/>
+            </w:tcMar>
+          </w:tcPr>
+          <w:p>
+            <w:pPr>
+              <w:spacing w:after="0"/>
+            </w:pPr>
+            <w:r>
+              <w:rPr>
+                <w:rFonts w:ascii="Times New Roman" w:cs="Times New Roman" w:eastAsia="Times New Roman" w:hAnsi="Times New Roman"/>
+                <w:b w:val="false"/>
+                <w:bCs w:val="false"/>
+                <w:sz w:val="20"/>
+                <w:szCs w:val="20"/>
+              </w:rPr>
               <w:t xml:space="preserve">Sem parecer</w:t>
             </w:r>
           </w:p>
@@ -19007,6 +23321,31 @@
                 <w:sz w:val="20"/>
                 <w:szCs w:val="20"/>
               </w:rPr>
+              <w:t xml:space="preserve">Artigo reescrito na versão atual</w:t>
+            </w:r>
+          </w:p>
+        </w:tc>
+        <w:tc>
+          <w:tcPr>
+            <w:tcMar>
+              <w:top w:type="dxa" w:w="60"/>
+              <w:left w:type="dxa" w:w="100"/>
+              <w:bottom w:type="dxa" w:w="60"/>
+              <w:right w:type="dxa" w:w="100"/>
+            </w:tcMar>
+          </w:tcPr>
+          <w:p>
+            <w:pPr>
+              <w:spacing w:after="0"/>
+            </w:pPr>
+            <w:r>
+              <w:rPr>
+                <w:rFonts w:ascii="Times New Roman" w:cs="Times New Roman" w:eastAsia="Times New Roman" w:hAnsi="Times New Roman"/>
+                <w:b w:val="false"/>
+                <w:bCs w:val="false"/>
+                <w:sz w:val="20"/>
+                <w:szCs w:val="20"/>
+              </w:rPr>
               <w:t xml:space="preserve">Sem parecer</w:t>
             </w:r>
           </w:p>
@@ -19088,6 +23427,31 @@
                 <w:szCs w:val="20"/>
               </w:rPr>
               <w:t xml:space="preserve">XIX - cumprir fielmente as determinações dos escalões superiores, no âmbito de suas atribuições.</w:t>
+            </w:r>
+          </w:p>
+        </w:tc>
+        <w:tc>
+          <w:tcPr>
+            <w:tcMar>
+              <w:top w:type="dxa" w:w="60"/>
+              <w:left w:type="dxa" w:w="100"/>
+              <w:bottom w:type="dxa" w:w="60"/>
+              <w:right w:type="dxa" w:w="100"/>
+            </w:tcMar>
+          </w:tcPr>
+          <w:p>
+            <w:pPr>
+              <w:spacing w:after="0"/>
+            </w:pPr>
+            <w:r>
+              <w:rPr>
+                <w:rFonts w:ascii="Times New Roman" w:cs="Times New Roman" w:eastAsia="Times New Roman" w:hAnsi="Times New Roman"/>
+                <w:b w:val="false"/>
+                <w:bCs w:val="false"/>
+                <w:sz w:val="20"/>
+                <w:szCs w:val="20"/>
+              </w:rPr>
+              <w:t xml:space="preserve">Artigo reescrito na versão atual</w:t>
             </w:r>
           </w:p>
         </w:tc>
@@ -19172,10 +23536,11 @@
         </w:tblBorders>
       </w:tblPr>
       <w:tblGrid>
-        <w:gridCol w:w="1500"/>
-        <w:gridCol w:w="2000"/>
-        <w:gridCol w:w="4300"/>
-        <w:gridCol w:w="1500"/>
+        <w:gridCol w:w="1300"/>
+        <w:gridCol w:w="1600"/>
+        <w:gridCol w:w="3000"/>
+        <w:gridCol w:w="2400"/>
+        <w:gridCol w:w="1000"/>
       </w:tblGrid>
       <w:tr>
         <w:trPr>
@@ -19281,6 +23646,32 @@
                 <w:sz w:val="20"/>
                 <w:szCs w:val="20"/>
               </w:rPr>
+              <w:t xml:space="preserve">Aplicação</w:t>
+            </w:r>
+          </w:p>
+        </w:tc>
+        <w:tc>
+          <w:tcPr>
+            <w:shd w:fill="E8E8E8"/>
+            <w:tcMar>
+              <w:top w:type="dxa" w:w="60"/>
+              <w:left w:type="dxa" w:w="100"/>
+              <w:bottom w:type="dxa" w:w="60"/>
+              <w:right w:type="dxa" w:w="100"/>
+            </w:tcMar>
+          </w:tcPr>
+          <w:p>
+            <w:pPr>
+              <w:spacing w:after="0"/>
+            </w:pPr>
+            <w:r>
+              <w:rPr>
+                <w:rFonts w:ascii="Times New Roman" w:cs="Times New Roman" w:eastAsia="Times New Roman" w:hAnsi="Times New Roman"/>
+                <w:b/>
+                <w:bCs/>
+                <w:sz w:val="20"/>
+                <w:szCs w:val="20"/>
+              </w:rPr>
               <w:t xml:space="preserve">Parecer</w:t>
             </w:r>
           </w:p>
@@ -19386,6 +23777,31 @@
                 <w:sz w:val="20"/>
                 <w:szCs w:val="20"/>
               </w:rPr>
+              <w:t xml:space="preserve">Artigo reescrito na versão atual — O Cel. propõe regulamentar também Subcomandante e Auxiliares do SGBM (LOB, Art. 47); redação ainda não existe.</w:t>
+            </w:r>
+          </w:p>
+        </w:tc>
+        <w:tc>
+          <w:tcPr>
+            <w:tcMar>
+              <w:top w:type="dxa" w:w="60"/>
+              <w:left w:type="dxa" w:w="100"/>
+              <w:bottom w:type="dxa" w:w="60"/>
+              <w:right w:type="dxa" w:w="100"/>
+            </w:tcMar>
+          </w:tcPr>
+          <w:p>
+            <w:pPr>
+              <w:spacing w:after="0"/>
+            </w:pPr>
+            <w:r>
+              <w:rPr>
+                <w:rFonts w:ascii="Times New Roman" w:cs="Times New Roman" w:eastAsia="Times New Roman" w:hAnsi="Times New Roman"/>
+                <w:b w:val="false"/>
+                <w:bCs w:val="false"/>
+                <w:sz w:val="20"/>
+                <w:szCs w:val="20"/>
+              </w:rPr>
               <w:t xml:space="preserve">Sem parecer</w:t>
             </w:r>
           </w:p>
@@ -19491,6 +23907,31 @@
                 <w:sz w:val="20"/>
                 <w:szCs w:val="20"/>
               </w:rPr>
+              <w:t xml:space="preserve">Artigo reescrito na versão atual — O Cel. propõe regulamentar também Subcomandante e Auxiliares do SGBM (LOB, Art. 47); redação ainda não existe.</w:t>
+            </w:r>
+          </w:p>
+        </w:tc>
+        <w:tc>
+          <w:tcPr>
+            <w:tcMar>
+              <w:top w:type="dxa" w:w="60"/>
+              <w:left w:type="dxa" w:w="100"/>
+              <w:bottom w:type="dxa" w:w="60"/>
+              <w:right w:type="dxa" w:w="100"/>
+            </w:tcMar>
+          </w:tcPr>
+          <w:p>
+            <w:pPr>
+              <w:spacing w:after="0"/>
+            </w:pPr>
+            <w:r>
+              <w:rPr>
+                <w:rFonts w:ascii="Times New Roman" w:cs="Times New Roman" w:eastAsia="Times New Roman" w:hAnsi="Times New Roman"/>
+                <w:b w:val="false"/>
+                <w:bCs w:val="false"/>
+                <w:sz w:val="20"/>
+                <w:szCs w:val="20"/>
+              </w:rPr>
               <w:t xml:space="preserve">Sem parecer</w:t>
             </w:r>
           </w:p>
@@ -19596,6 +24037,31 @@
                 <w:sz w:val="20"/>
                 <w:szCs w:val="20"/>
               </w:rPr>
+              <w:t xml:space="preserve">Artigo reescrito na versão atual — O Cel. propõe regulamentar também Subcomandante e Auxiliares do SGBM (LOB, Art. 47); redação ainda não existe.</w:t>
+            </w:r>
+          </w:p>
+        </w:tc>
+        <w:tc>
+          <w:tcPr>
+            <w:tcMar>
+              <w:top w:type="dxa" w:w="60"/>
+              <w:left w:type="dxa" w:w="100"/>
+              <w:bottom w:type="dxa" w:w="60"/>
+              <w:right w:type="dxa" w:w="100"/>
+            </w:tcMar>
+          </w:tcPr>
+          <w:p>
+            <w:pPr>
+              <w:spacing w:after="0"/>
+            </w:pPr>
+            <w:r>
+              <w:rPr>
+                <w:rFonts w:ascii="Times New Roman" w:cs="Times New Roman" w:eastAsia="Times New Roman" w:hAnsi="Times New Roman"/>
+                <w:b w:val="false"/>
+                <w:bCs w:val="false"/>
+                <w:sz w:val="20"/>
+                <w:szCs w:val="20"/>
+              </w:rPr>
               <w:t xml:space="preserve">Sem parecer</w:t>
             </w:r>
           </w:p>
@@ -19701,6 +24167,31 @@
                 <w:sz w:val="20"/>
                 <w:szCs w:val="20"/>
               </w:rPr>
+              <w:t xml:space="preserve">Artigo reescrito na versão atual — O Cel. propõe regulamentar também Subcomandante e Auxiliares do SGBM (LOB, Art. 47); redação ainda não existe.</w:t>
+            </w:r>
+          </w:p>
+        </w:tc>
+        <w:tc>
+          <w:tcPr>
+            <w:tcMar>
+              <w:top w:type="dxa" w:w="60"/>
+              <w:left w:type="dxa" w:w="100"/>
+              <w:bottom w:type="dxa" w:w="60"/>
+              <w:right w:type="dxa" w:w="100"/>
+            </w:tcMar>
+          </w:tcPr>
+          <w:p>
+            <w:pPr>
+              <w:spacing w:after="0"/>
+            </w:pPr>
+            <w:r>
+              <w:rPr>
+                <w:rFonts w:ascii="Times New Roman" w:cs="Times New Roman" w:eastAsia="Times New Roman" w:hAnsi="Times New Roman"/>
+                <w:b w:val="false"/>
+                <w:bCs w:val="false"/>
+                <w:sz w:val="20"/>
+                <w:szCs w:val="20"/>
+              </w:rPr>
               <w:t xml:space="preserve">Sem parecer</w:t>
             </w:r>
           </w:p>
@@ -19806,6 +24297,31 @@
                 <w:sz w:val="20"/>
                 <w:szCs w:val="20"/>
               </w:rPr>
+              <w:t xml:space="preserve">Artigo reescrito na versão atual — O Cel. propõe regulamentar também Subcomandante e Auxiliares do SGBM (LOB, Art. 47); redação ainda não existe.</w:t>
+            </w:r>
+          </w:p>
+        </w:tc>
+        <w:tc>
+          <w:tcPr>
+            <w:tcMar>
+              <w:top w:type="dxa" w:w="60"/>
+              <w:left w:type="dxa" w:w="100"/>
+              <w:bottom w:type="dxa" w:w="60"/>
+              <w:right w:type="dxa" w:w="100"/>
+            </w:tcMar>
+          </w:tcPr>
+          <w:p>
+            <w:pPr>
+              <w:spacing w:after="0"/>
+            </w:pPr>
+            <w:r>
+              <w:rPr>
+                <w:rFonts w:ascii="Times New Roman" w:cs="Times New Roman" w:eastAsia="Times New Roman" w:hAnsi="Times New Roman"/>
+                <w:b w:val="false"/>
+                <w:bCs w:val="false"/>
+                <w:sz w:val="20"/>
+                <w:szCs w:val="20"/>
+              </w:rPr>
               <w:t xml:space="preserve">Sem parecer</w:t>
             </w:r>
           </w:p>
@@ -19911,6 +24427,31 @@
                 <w:sz w:val="20"/>
                 <w:szCs w:val="20"/>
               </w:rPr>
+              <w:t xml:space="preserve">Artigo reescrito na versão atual — O Cel. propõe regulamentar também Subcomandante e Auxiliares do SGBM (LOB, Art. 47); redação ainda não existe.</w:t>
+            </w:r>
+          </w:p>
+        </w:tc>
+        <w:tc>
+          <w:tcPr>
+            <w:tcMar>
+              <w:top w:type="dxa" w:w="60"/>
+              <w:left w:type="dxa" w:w="100"/>
+              <w:bottom w:type="dxa" w:w="60"/>
+              <w:right w:type="dxa" w:w="100"/>
+            </w:tcMar>
+          </w:tcPr>
+          <w:p>
+            <w:pPr>
+              <w:spacing w:after="0"/>
+            </w:pPr>
+            <w:r>
+              <w:rPr>
+                <w:rFonts w:ascii="Times New Roman" w:cs="Times New Roman" w:eastAsia="Times New Roman" w:hAnsi="Times New Roman"/>
+                <w:b w:val="false"/>
+                <w:bCs w:val="false"/>
+                <w:sz w:val="20"/>
+                <w:szCs w:val="20"/>
+              </w:rPr>
               <w:t xml:space="preserve">Sem parecer</w:t>
             </w:r>
           </w:p>
@@ -20016,6 +24557,31 @@
                 <w:sz w:val="20"/>
                 <w:szCs w:val="20"/>
               </w:rPr>
+              <w:t xml:space="preserve">Artigo reescrito na versão atual — O Cel. propõe regulamentar também Subcomandante e Auxiliares do SGBM (LOB, Art. 47); redação ainda não existe.</w:t>
+            </w:r>
+          </w:p>
+        </w:tc>
+        <w:tc>
+          <w:tcPr>
+            <w:tcMar>
+              <w:top w:type="dxa" w:w="60"/>
+              <w:left w:type="dxa" w:w="100"/>
+              <w:bottom w:type="dxa" w:w="60"/>
+              <w:right w:type="dxa" w:w="100"/>
+            </w:tcMar>
+          </w:tcPr>
+          <w:p>
+            <w:pPr>
+              <w:spacing w:after="0"/>
+            </w:pPr>
+            <w:r>
+              <w:rPr>
+                <w:rFonts w:ascii="Times New Roman" w:cs="Times New Roman" w:eastAsia="Times New Roman" w:hAnsi="Times New Roman"/>
+                <w:b w:val="false"/>
+                <w:bCs w:val="false"/>
+                <w:sz w:val="20"/>
+                <w:szCs w:val="20"/>
+              </w:rPr>
               <w:t xml:space="preserve">Sem parecer</w:t>
             </w:r>
           </w:p>
@@ -20121,6 +24687,31 @@
                 <w:sz w:val="20"/>
                 <w:szCs w:val="20"/>
               </w:rPr>
+              <w:t xml:space="preserve">Artigo reescrito na versão atual — O Cel. propõe regulamentar também Subcomandante e Auxiliares do SGBM (LOB, Art. 47); redação ainda não existe.</w:t>
+            </w:r>
+          </w:p>
+        </w:tc>
+        <w:tc>
+          <w:tcPr>
+            <w:tcMar>
+              <w:top w:type="dxa" w:w="60"/>
+              <w:left w:type="dxa" w:w="100"/>
+              <w:bottom w:type="dxa" w:w="60"/>
+              <w:right w:type="dxa" w:w="100"/>
+            </w:tcMar>
+          </w:tcPr>
+          <w:p>
+            <w:pPr>
+              <w:spacing w:after="0"/>
+            </w:pPr>
+            <w:r>
+              <w:rPr>
+                <w:rFonts w:ascii="Times New Roman" w:cs="Times New Roman" w:eastAsia="Times New Roman" w:hAnsi="Times New Roman"/>
+                <w:b w:val="false"/>
+                <w:bCs w:val="false"/>
+                <w:sz w:val="20"/>
+                <w:szCs w:val="20"/>
+              </w:rPr>
               <w:t xml:space="preserve">Sem parecer</w:t>
             </w:r>
           </w:p>
@@ -20226,6 +24817,31 @@
                 <w:sz w:val="20"/>
                 <w:szCs w:val="20"/>
               </w:rPr>
+              <w:t xml:space="preserve">Artigo reescrito na versão atual — O Cel. propõe regulamentar também Subcomandante e Auxiliares do SGBM (LOB, Art. 47); redação ainda não existe.</w:t>
+            </w:r>
+          </w:p>
+        </w:tc>
+        <w:tc>
+          <w:tcPr>
+            <w:tcMar>
+              <w:top w:type="dxa" w:w="60"/>
+              <w:left w:type="dxa" w:w="100"/>
+              <w:bottom w:type="dxa" w:w="60"/>
+              <w:right w:type="dxa" w:w="100"/>
+            </w:tcMar>
+          </w:tcPr>
+          <w:p>
+            <w:pPr>
+              <w:spacing w:after="0"/>
+            </w:pPr>
+            <w:r>
+              <w:rPr>
+                <w:rFonts w:ascii="Times New Roman" w:cs="Times New Roman" w:eastAsia="Times New Roman" w:hAnsi="Times New Roman"/>
+                <w:b w:val="false"/>
+                <w:bCs w:val="false"/>
+                <w:sz w:val="20"/>
+                <w:szCs w:val="20"/>
+              </w:rPr>
               <w:t xml:space="preserve">Sem parecer</w:t>
             </w:r>
           </w:p>
@@ -20331,6 +24947,31 @@
                 <w:sz w:val="20"/>
                 <w:szCs w:val="20"/>
               </w:rPr>
+              <w:t xml:space="preserve">Artigo reescrito na versão atual — O Cel. propõe regulamentar também Subcomandante e Auxiliares do SGBM (LOB, Art. 47); redação ainda não existe.</w:t>
+            </w:r>
+          </w:p>
+        </w:tc>
+        <w:tc>
+          <w:tcPr>
+            <w:tcMar>
+              <w:top w:type="dxa" w:w="60"/>
+              <w:left w:type="dxa" w:w="100"/>
+              <w:bottom w:type="dxa" w:w="60"/>
+              <w:right w:type="dxa" w:w="100"/>
+            </w:tcMar>
+          </w:tcPr>
+          <w:p>
+            <w:pPr>
+              <w:spacing w:after="0"/>
+            </w:pPr>
+            <w:r>
+              <w:rPr>
+                <w:rFonts w:ascii="Times New Roman" w:cs="Times New Roman" w:eastAsia="Times New Roman" w:hAnsi="Times New Roman"/>
+                <w:b w:val="false"/>
+                <w:bCs w:val="false"/>
+                <w:sz w:val="20"/>
+                <w:szCs w:val="20"/>
+              </w:rPr>
               <w:t xml:space="preserve">Sem parecer</w:t>
             </w:r>
           </w:p>
@@ -20436,6 +25077,31 @@
                 <w:sz w:val="20"/>
                 <w:szCs w:val="20"/>
               </w:rPr>
+              <w:t xml:space="preserve">Artigo reescrito na versão atual — O Cel. propõe regulamentar também Subcomandante e Auxiliares do SGBM (LOB, Art. 47); redação ainda não existe.</w:t>
+            </w:r>
+          </w:p>
+        </w:tc>
+        <w:tc>
+          <w:tcPr>
+            <w:tcMar>
+              <w:top w:type="dxa" w:w="60"/>
+              <w:left w:type="dxa" w:w="100"/>
+              <w:bottom w:type="dxa" w:w="60"/>
+              <w:right w:type="dxa" w:w="100"/>
+            </w:tcMar>
+          </w:tcPr>
+          <w:p>
+            <w:pPr>
+              <w:spacing w:after="0"/>
+            </w:pPr>
+            <w:r>
+              <w:rPr>
+                <w:rFonts w:ascii="Times New Roman" w:cs="Times New Roman" w:eastAsia="Times New Roman" w:hAnsi="Times New Roman"/>
+                <w:b w:val="false"/>
+                <w:bCs w:val="false"/>
+                <w:sz w:val="20"/>
+                <w:szCs w:val="20"/>
+              </w:rPr>
               <w:t xml:space="preserve">Sem parecer</w:t>
             </w:r>
           </w:p>
@@ -20541,6 +25207,31 @@
                 <w:sz w:val="20"/>
                 <w:szCs w:val="20"/>
               </w:rPr>
+              <w:t xml:space="preserve">Artigo reescrito na versão atual — O Cel. propõe regulamentar também Subcomandante e Auxiliares do SGBM (LOB, Art. 47); redação ainda não existe.</w:t>
+            </w:r>
+          </w:p>
+        </w:tc>
+        <w:tc>
+          <w:tcPr>
+            <w:tcMar>
+              <w:top w:type="dxa" w:w="60"/>
+              <w:left w:type="dxa" w:w="100"/>
+              <w:bottom w:type="dxa" w:w="60"/>
+              <w:right w:type="dxa" w:w="100"/>
+            </w:tcMar>
+          </w:tcPr>
+          <w:p>
+            <w:pPr>
+              <w:spacing w:after="0"/>
+            </w:pPr>
+            <w:r>
+              <w:rPr>
+                <w:rFonts w:ascii="Times New Roman" w:cs="Times New Roman" w:eastAsia="Times New Roman" w:hAnsi="Times New Roman"/>
+                <w:b w:val="false"/>
+                <w:bCs w:val="false"/>
+                <w:sz w:val="20"/>
+                <w:szCs w:val="20"/>
+              </w:rPr>
               <w:t xml:space="preserve">Sem parecer</w:t>
             </w:r>
           </w:p>
@@ -20646,6 +25337,31 @@
                 <w:sz w:val="20"/>
                 <w:szCs w:val="20"/>
               </w:rPr>
+              <w:t xml:space="preserve">Artigo reescrito na versão atual — O Cel. propõe regulamentar também Subcomandante e Auxiliares do SGBM (LOB, Art. 47); redação ainda não existe.</w:t>
+            </w:r>
+          </w:p>
+        </w:tc>
+        <w:tc>
+          <w:tcPr>
+            <w:tcMar>
+              <w:top w:type="dxa" w:w="60"/>
+              <w:left w:type="dxa" w:w="100"/>
+              <w:bottom w:type="dxa" w:w="60"/>
+              <w:right w:type="dxa" w:w="100"/>
+            </w:tcMar>
+          </w:tcPr>
+          <w:p>
+            <w:pPr>
+              <w:spacing w:after="0"/>
+            </w:pPr>
+            <w:r>
+              <w:rPr>
+                <w:rFonts w:ascii="Times New Roman" w:cs="Times New Roman" w:eastAsia="Times New Roman" w:hAnsi="Times New Roman"/>
+                <w:b w:val="false"/>
+                <w:bCs w:val="false"/>
+                <w:sz w:val="20"/>
+                <w:szCs w:val="20"/>
+              </w:rPr>
               <w:t xml:space="preserve">Sem parecer</w:t>
             </w:r>
           </w:p>
@@ -20751,6 +25467,31 @@
                 <w:sz w:val="20"/>
                 <w:szCs w:val="20"/>
               </w:rPr>
+              <w:t xml:space="preserve">Artigo reescrito na versão atual — O Cel. propõe regulamentar também Subcomandante e Auxiliares do SGBM (LOB, Art. 47); redação ainda não existe.</w:t>
+            </w:r>
+          </w:p>
+        </w:tc>
+        <w:tc>
+          <w:tcPr>
+            <w:tcMar>
+              <w:top w:type="dxa" w:w="60"/>
+              <w:left w:type="dxa" w:w="100"/>
+              <w:bottom w:type="dxa" w:w="60"/>
+              <w:right w:type="dxa" w:w="100"/>
+            </w:tcMar>
+          </w:tcPr>
+          <w:p>
+            <w:pPr>
+              <w:spacing w:after="0"/>
+            </w:pPr>
+            <w:r>
+              <w:rPr>
+                <w:rFonts w:ascii="Times New Roman" w:cs="Times New Roman" w:eastAsia="Times New Roman" w:hAnsi="Times New Roman"/>
+                <w:b w:val="false"/>
+                <w:bCs w:val="false"/>
+                <w:sz w:val="20"/>
+                <w:szCs w:val="20"/>
+              </w:rPr>
               <w:t xml:space="preserve">Sem parecer</w:t>
             </w:r>
           </w:p>
@@ -20856,6 +25597,31 @@
                 <w:sz w:val="20"/>
                 <w:szCs w:val="20"/>
               </w:rPr>
+              <w:t xml:space="preserve">Artigo reescrito na versão atual — O Cel. propõe regulamentar também Subcomandante e Auxiliares do SGBM (LOB, Art. 47); redação ainda não existe.</w:t>
+            </w:r>
+          </w:p>
+        </w:tc>
+        <w:tc>
+          <w:tcPr>
+            <w:tcMar>
+              <w:top w:type="dxa" w:w="60"/>
+              <w:left w:type="dxa" w:w="100"/>
+              <w:bottom w:type="dxa" w:w="60"/>
+              <w:right w:type="dxa" w:w="100"/>
+            </w:tcMar>
+          </w:tcPr>
+          <w:p>
+            <w:pPr>
+              <w:spacing w:after="0"/>
+            </w:pPr>
+            <w:r>
+              <w:rPr>
+                <w:rFonts w:ascii="Times New Roman" w:cs="Times New Roman" w:eastAsia="Times New Roman" w:hAnsi="Times New Roman"/>
+                <w:b w:val="false"/>
+                <w:bCs w:val="false"/>
+                <w:sz w:val="20"/>
+                <w:szCs w:val="20"/>
+              </w:rPr>
               <w:t xml:space="preserve">Sem parecer</w:t>
             </w:r>
           </w:p>
@@ -20961,6 +25727,31 @@
                 <w:sz w:val="20"/>
                 <w:szCs w:val="20"/>
               </w:rPr>
+              <w:t xml:space="preserve">Artigo reescrito na versão atual — O Cel. propõe regulamentar também Subcomandante e Auxiliares do SGBM (LOB, Art. 47); redação ainda não existe.</w:t>
+            </w:r>
+          </w:p>
+        </w:tc>
+        <w:tc>
+          <w:tcPr>
+            <w:tcMar>
+              <w:top w:type="dxa" w:w="60"/>
+              <w:left w:type="dxa" w:w="100"/>
+              <w:bottom w:type="dxa" w:w="60"/>
+              <w:right w:type="dxa" w:w="100"/>
+            </w:tcMar>
+          </w:tcPr>
+          <w:p>
+            <w:pPr>
+              <w:spacing w:after="0"/>
+            </w:pPr>
+            <w:r>
+              <w:rPr>
+                <w:rFonts w:ascii="Times New Roman" w:cs="Times New Roman" w:eastAsia="Times New Roman" w:hAnsi="Times New Roman"/>
+                <w:b w:val="false"/>
+                <w:bCs w:val="false"/>
+                <w:sz w:val="20"/>
+                <w:szCs w:val="20"/>
+              </w:rPr>
               <w:t xml:space="preserve">Sem parecer</w:t>
             </w:r>
           </w:p>
@@ -21066,6 +25857,31 @@
                 <w:sz w:val="20"/>
                 <w:szCs w:val="20"/>
               </w:rPr>
+              <w:t xml:space="preserve">Artigo reescrito na versão atual — O Cel. propõe regulamentar também Subcomandante e Auxiliares do SGBM (LOB, Art. 47); redação ainda não existe.</w:t>
+            </w:r>
+          </w:p>
+        </w:tc>
+        <w:tc>
+          <w:tcPr>
+            <w:tcMar>
+              <w:top w:type="dxa" w:w="60"/>
+              <w:left w:type="dxa" w:w="100"/>
+              <w:bottom w:type="dxa" w:w="60"/>
+              <w:right w:type="dxa" w:w="100"/>
+            </w:tcMar>
+          </w:tcPr>
+          <w:p>
+            <w:pPr>
+              <w:spacing w:after="0"/>
+            </w:pPr>
+            <w:r>
+              <w:rPr>
+                <w:rFonts w:ascii="Times New Roman" w:cs="Times New Roman" w:eastAsia="Times New Roman" w:hAnsi="Times New Roman"/>
+                <w:b w:val="false"/>
+                <w:bCs w:val="false"/>
+                <w:sz w:val="20"/>
+                <w:szCs w:val="20"/>
+              </w:rPr>
               <w:t xml:space="preserve">Sem parecer</w:t>
             </w:r>
           </w:p>
@@ -21171,6 +25987,31 @@
                 <w:sz w:val="20"/>
                 <w:szCs w:val="20"/>
               </w:rPr>
+              <w:t xml:space="preserve">Artigo reescrito na versão atual — O Cel. propõe regulamentar também Subcomandante e Auxiliares do SGBM (LOB, Art. 47); redação ainda não existe.</w:t>
+            </w:r>
+          </w:p>
+        </w:tc>
+        <w:tc>
+          <w:tcPr>
+            <w:tcMar>
+              <w:top w:type="dxa" w:w="60"/>
+              <w:left w:type="dxa" w:w="100"/>
+              <w:bottom w:type="dxa" w:w="60"/>
+              <w:right w:type="dxa" w:w="100"/>
+            </w:tcMar>
+          </w:tcPr>
+          <w:p>
+            <w:pPr>
+              <w:spacing w:after="0"/>
+            </w:pPr>
+            <w:r>
+              <w:rPr>
+                <w:rFonts w:ascii="Times New Roman" w:cs="Times New Roman" w:eastAsia="Times New Roman" w:hAnsi="Times New Roman"/>
+                <w:b w:val="false"/>
+                <w:bCs w:val="false"/>
+                <w:sz w:val="20"/>
+                <w:szCs w:val="20"/>
+              </w:rPr>
               <w:t xml:space="preserve">Sem parecer</w:t>
             </w:r>
           </w:p>
@@ -21252,6 +26093,31 @@
                 <w:szCs w:val="20"/>
               </w:rPr>
               <w:t xml:space="preserve">XVIII - cumprir fielmente as determinações dos escalões superiores, no âmbito de suas atribuições.</w:t>
+            </w:r>
+          </w:p>
+        </w:tc>
+        <w:tc>
+          <w:tcPr>
+            <w:tcMar>
+              <w:top w:type="dxa" w:w="60"/>
+              <w:left w:type="dxa" w:w="100"/>
+              <w:bottom w:type="dxa" w:w="60"/>
+              <w:right w:type="dxa" w:w="100"/>
+            </w:tcMar>
+          </w:tcPr>
+          <w:p>
+            <w:pPr>
+              <w:spacing w:after="0"/>
+            </w:pPr>
+            <w:r>
+              <w:rPr>
+                <w:rFonts w:ascii="Times New Roman" w:cs="Times New Roman" w:eastAsia="Times New Roman" w:hAnsi="Times New Roman"/>
+                <w:b w:val="false"/>
+                <w:bCs w:val="false"/>
+                <w:sz w:val="20"/>
+                <w:szCs w:val="20"/>
+              </w:rPr>
+              <w:t xml:space="preserve">Artigo reescrito na versão atual — O Cel. propõe regulamentar também Subcomandante e Auxiliares do SGBM (LOB, Art. 47); redação ainda não existe.</w:t>
             </w:r>
           </w:p>
         </w:tc>
@@ -21320,7 +26186,7 @@
           <w:sz w:val="20"/>
           <w:szCs w:val="20"/>
         </w:rPr>
-        <w:t xml:space="preserve">Art. 24 — São objetivos do presente Regulamento:</w:t>
+        <w:t xml:space="preserve">Art. 24 — º São objetivos do presente Regulamento:</w:t>
       </w:r>
     </w:p>
     <w:p>
@@ -21354,10 +26220,11 @@
         </w:tblBorders>
       </w:tblPr>
       <w:tblGrid>
-        <w:gridCol w:w="1500"/>
-        <w:gridCol w:w="2000"/>
-        <w:gridCol w:w="4300"/>
-        <w:gridCol w:w="1500"/>
+        <w:gridCol w:w="1300"/>
+        <w:gridCol w:w="1600"/>
+        <w:gridCol w:w="3000"/>
+        <w:gridCol w:w="2400"/>
+        <w:gridCol w:w="1000"/>
       </w:tblGrid>
       <w:tr>
         <w:trPr>
@@ -21463,6 +26330,32 @@
                 <w:sz w:val="20"/>
                 <w:szCs w:val="20"/>
               </w:rPr>
+              <w:t xml:space="preserve">Aplicação</w:t>
+            </w:r>
+          </w:p>
+        </w:tc>
+        <w:tc>
+          <w:tcPr>
+            <w:shd w:fill="E8E8E8"/>
+            <w:tcMar>
+              <w:top w:type="dxa" w:w="60"/>
+              <w:left w:type="dxa" w:w="100"/>
+              <w:bottom w:type="dxa" w:w="60"/>
+              <w:right w:type="dxa" w:w="100"/>
+            </w:tcMar>
+          </w:tcPr>
+          <w:p>
+            <w:pPr>
+              <w:spacing w:after="0"/>
+            </w:pPr>
+            <w:r>
+              <w:rPr>
+                <w:rFonts w:ascii="Times New Roman" w:cs="Times New Roman" w:eastAsia="Times New Roman" w:hAnsi="Times New Roman"/>
+                <w:b/>
+                <w:bCs/>
+                <w:sz w:val="20"/>
+                <w:szCs w:val="20"/>
+              </w:rPr>
               <w:t xml:space="preserve">Parecer</w:t>
             </w:r>
           </w:p>
@@ -21568,6 +26461,31 @@
                 <w:sz w:val="20"/>
                 <w:szCs w:val="20"/>
               </w:rPr>
+              <w:t xml:space="preserve">Artigo reescrito na versão atual</w:t>
+            </w:r>
+          </w:p>
+        </w:tc>
+        <w:tc>
+          <w:tcPr>
+            <w:tcMar>
+              <w:top w:type="dxa" w:w="60"/>
+              <w:left w:type="dxa" w:w="100"/>
+              <w:bottom w:type="dxa" w:w="60"/>
+              <w:right w:type="dxa" w:w="100"/>
+            </w:tcMar>
+          </w:tcPr>
+          <w:p>
+            <w:pPr>
+              <w:spacing w:after="0"/>
+            </w:pPr>
+            <w:r>
+              <w:rPr>
+                <w:rFonts w:ascii="Times New Roman" w:cs="Times New Roman" w:eastAsia="Times New Roman" w:hAnsi="Times New Roman"/>
+                <w:b w:val="false"/>
+                <w:bCs w:val="false"/>
+                <w:sz w:val="20"/>
+                <w:szCs w:val="20"/>
+              </w:rPr>
               <w:t xml:space="preserve">Sem parecer</w:t>
             </w:r>
           </w:p>
@@ -21673,6 +26591,31 @@
                 <w:sz w:val="20"/>
                 <w:szCs w:val="20"/>
               </w:rPr>
+              <w:t xml:space="preserve">Artigo reescrito na versão atual</w:t>
+            </w:r>
+          </w:p>
+        </w:tc>
+        <w:tc>
+          <w:tcPr>
+            <w:tcMar>
+              <w:top w:type="dxa" w:w="60"/>
+              <w:left w:type="dxa" w:w="100"/>
+              <w:bottom w:type="dxa" w:w="60"/>
+              <w:right w:type="dxa" w:w="100"/>
+            </w:tcMar>
+          </w:tcPr>
+          <w:p>
+            <w:pPr>
+              <w:spacing w:after="0"/>
+            </w:pPr>
+            <w:r>
+              <w:rPr>
+                <w:rFonts w:ascii="Times New Roman" w:cs="Times New Roman" w:eastAsia="Times New Roman" w:hAnsi="Times New Roman"/>
+                <w:b w:val="false"/>
+                <w:bCs w:val="false"/>
+                <w:sz w:val="20"/>
+                <w:szCs w:val="20"/>
+              </w:rPr>
               <w:t xml:space="preserve">Sem parecer</w:t>
             </w:r>
           </w:p>
@@ -21778,6 +26721,31 @@
                 <w:sz w:val="20"/>
                 <w:szCs w:val="20"/>
               </w:rPr>
+              <w:t xml:space="preserve">Artigo reescrito na versão atual</w:t>
+            </w:r>
+          </w:p>
+        </w:tc>
+        <w:tc>
+          <w:tcPr>
+            <w:tcMar>
+              <w:top w:type="dxa" w:w="60"/>
+              <w:left w:type="dxa" w:w="100"/>
+              <w:bottom w:type="dxa" w:w="60"/>
+              <w:right w:type="dxa" w:w="100"/>
+            </w:tcMar>
+          </w:tcPr>
+          <w:p>
+            <w:pPr>
+              <w:spacing w:after="0"/>
+            </w:pPr>
+            <w:r>
+              <w:rPr>
+                <w:rFonts w:ascii="Times New Roman" w:cs="Times New Roman" w:eastAsia="Times New Roman" w:hAnsi="Times New Roman"/>
+                <w:b w:val="false"/>
+                <w:bCs w:val="false"/>
+                <w:sz w:val="20"/>
+                <w:szCs w:val="20"/>
+              </w:rPr>
               <w:t xml:space="preserve">Sem parecer</w:t>
             </w:r>
           </w:p>
@@ -21883,6 +26851,31 @@
                 <w:sz w:val="20"/>
                 <w:szCs w:val="20"/>
               </w:rPr>
+              <w:t xml:space="preserve">Artigo reescrito na versão atual</w:t>
+            </w:r>
+          </w:p>
+        </w:tc>
+        <w:tc>
+          <w:tcPr>
+            <w:tcMar>
+              <w:top w:type="dxa" w:w="60"/>
+              <w:left w:type="dxa" w:w="100"/>
+              <w:bottom w:type="dxa" w:w="60"/>
+              <w:right w:type="dxa" w:w="100"/>
+            </w:tcMar>
+          </w:tcPr>
+          <w:p>
+            <w:pPr>
+              <w:spacing w:after="0"/>
+            </w:pPr>
+            <w:r>
+              <w:rPr>
+                <w:rFonts w:ascii="Times New Roman" w:cs="Times New Roman" w:eastAsia="Times New Roman" w:hAnsi="Times New Roman"/>
+                <w:b w:val="false"/>
+                <w:bCs w:val="false"/>
+                <w:sz w:val="20"/>
+                <w:szCs w:val="20"/>
+              </w:rPr>
               <w:t xml:space="preserve">Sem parecer</w:t>
             </w:r>
           </w:p>
@@ -21988,6 +26981,31 @@
                 <w:sz w:val="20"/>
                 <w:szCs w:val="20"/>
               </w:rPr>
+              <w:t xml:space="preserve">Artigo reescrito na versão atual</w:t>
+            </w:r>
+          </w:p>
+        </w:tc>
+        <w:tc>
+          <w:tcPr>
+            <w:tcMar>
+              <w:top w:type="dxa" w:w="60"/>
+              <w:left w:type="dxa" w:w="100"/>
+              <w:bottom w:type="dxa" w:w="60"/>
+              <w:right w:type="dxa" w:w="100"/>
+            </w:tcMar>
+          </w:tcPr>
+          <w:p>
+            <w:pPr>
+              <w:spacing w:after="0"/>
+            </w:pPr>
+            <w:r>
+              <w:rPr>
+                <w:rFonts w:ascii="Times New Roman" w:cs="Times New Roman" w:eastAsia="Times New Roman" w:hAnsi="Times New Roman"/>
+                <w:b w:val="false"/>
+                <w:bCs w:val="false"/>
+                <w:sz w:val="20"/>
+                <w:szCs w:val="20"/>
+              </w:rPr>
               <w:t xml:space="preserve">Sem parecer</w:t>
             </w:r>
           </w:p>
@@ -22093,6 +27111,31 @@
                 <w:sz w:val="20"/>
                 <w:szCs w:val="20"/>
               </w:rPr>
+              <w:t xml:space="preserve">Artigo reescrito na versão atual</w:t>
+            </w:r>
+          </w:p>
+        </w:tc>
+        <w:tc>
+          <w:tcPr>
+            <w:tcMar>
+              <w:top w:type="dxa" w:w="60"/>
+              <w:left w:type="dxa" w:w="100"/>
+              <w:bottom w:type="dxa" w:w="60"/>
+              <w:right w:type="dxa" w:w="100"/>
+            </w:tcMar>
+          </w:tcPr>
+          <w:p>
+            <w:pPr>
+              <w:spacing w:after="0"/>
+            </w:pPr>
+            <w:r>
+              <w:rPr>
+                <w:rFonts w:ascii="Times New Roman" w:cs="Times New Roman" w:eastAsia="Times New Roman" w:hAnsi="Times New Roman"/>
+                <w:b w:val="false"/>
+                <w:bCs w:val="false"/>
+                <w:sz w:val="20"/>
+                <w:szCs w:val="20"/>
+              </w:rPr>
               <w:t xml:space="preserve">Sem parecer</w:t>
             </w:r>
           </w:p>
@@ -22198,6 +27241,31 @@
                 <w:sz w:val="20"/>
                 <w:szCs w:val="20"/>
               </w:rPr>
+              <w:t xml:space="preserve">Artigo reescrito na versão atual</w:t>
+            </w:r>
+          </w:p>
+        </w:tc>
+        <w:tc>
+          <w:tcPr>
+            <w:tcMar>
+              <w:top w:type="dxa" w:w="60"/>
+              <w:left w:type="dxa" w:w="100"/>
+              <w:bottom w:type="dxa" w:w="60"/>
+              <w:right w:type="dxa" w:w="100"/>
+            </w:tcMar>
+          </w:tcPr>
+          <w:p>
+            <w:pPr>
+              <w:spacing w:after="0"/>
+            </w:pPr>
+            <w:r>
+              <w:rPr>
+                <w:rFonts w:ascii="Times New Roman" w:cs="Times New Roman" w:eastAsia="Times New Roman" w:hAnsi="Times New Roman"/>
+                <w:b w:val="false"/>
+                <w:bCs w:val="false"/>
+                <w:sz w:val="20"/>
+                <w:szCs w:val="20"/>
+              </w:rPr>
               <w:t xml:space="preserve">Sem parecer</w:t>
             </w:r>
           </w:p>
@@ -22303,6 +27371,31 @@
                 <w:sz w:val="20"/>
                 <w:szCs w:val="20"/>
               </w:rPr>
+              <w:t xml:space="preserve">Artigo reescrito na versão atual</w:t>
+            </w:r>
+          </w:p>
+        </w:tc>
+        <w:tc>
+          <w:tcPr>
+            <w:tcMar>
+              <w:top w:type="dxa" w:w="60"/>
+              <w:left w:type="dxa" w:w="100"/>
+              <w:bottom w:type="dxa" w:w="60"/>
+              <w:right w:type="dxa" w:w="100"/>
+            </w:tcMar>
+          </w:tcPr>
+          <w:p>
+            <w:pPr>
+              <w:spacing w:after="0"/>
+            </w:pPr>
+            <w:r>
+              <w:rPr>
+                <w:rFonts w:ascii="Times New Roman" w:cs="Times New Roman" w:eastAsia="Times New Roman" w:hAnsi="Times New Roman"/>
+                <w:b w:val="false"/>
+                <w:bCs w:val="false"/>
+                <w:sz w:val="20"/>
+                <w:szCs w:val="20"/>
+              </w:rPr>
               <w:t xml:space="preserve">Sem parecer</w:t>
             </w:r>
           </w:p>
@@ -22408,6 +27501,31 @@
                 <w:sz w:val="20"/>
                 <w:szCs w:val="20"/>
               </w:rPr>
+              <w:t xml:space="preserve">Artigo reescrito na versão atual</w:t>
+            </w:r>
+          </w:p>
+        </w:tc>
+        <w:tc>
+          <w:tcPr>
+            <w:tcMar>
+              <w:top w:type="dxa" w:w="60"/>
+              <w:left w:type="dxa" w:w="100"/>
+              <w:bottom w:type="dxa" w:w="60"/>
+              <w:right w:type="dxa" w:w="100"/>
+            </w:tcMar>
+          </w:tcPr>
+          <w:p>
+            <w:pPr>
+              <w:spacing w:after="0"/>
+            </w:pPr>
+            <w:r>
+              <w:rPr>
+                <w:rFonts w:ascii="Times New Roman" w:cs="Times New Roman" w:eastAsia="Times New Roman" w:hAnsi="Times New Roman"/>
+                <w:b w:val="false"/>
+                <w:bCs w:val="false"/>
+                <w:sz w:val="20"/>
+                <w:szCs w:val="20"/>
+              </w:rPr>
               <w:t xml:space="preserve">Sem parecer</w:t>
             </w:r>
           </w:p>
@@ -22489,6 +27607,31 @@
                 <w:szCs w:val="20"/>
               </w:rPr>
               <w:t xml:space="preserve">IX - proporcionar aos oficiais e praças orientações funcionais que subsidiem a tomada de decisão e a solução de situações decorrentes da execução das atividades operacionais, observados os limites de competência de cada função.</w:t>
+            </w:r>
+          </w:p>
+        </w:tc>
+        <w:tc>
+          <w:tcPr>
+            <w:tcMar>
+              <w:top w:type="dxa" w:w="60"/>
+              <w:left w:type="dxa" w:w="100"/>
+              <w:bottom w:type="dxa" w:w="60"/>
+              <w:right w:type="dxa" w:w="100"/>
+            </w:tcMar>
+          </w:tcPr>
+          <w:p>
+            <w:pPr>
+              <w:spacing w:after="0"/>
+            </w:pPr>
+            <w:r>
+              <w:rPr>
+                <w:rFonts w:ascii="Times New Roman" w:cs="Times New Roman" w:eastAsia="Times New Roman" w:hAnsi="Times New Roman"/>
+                <w:b w:val="false"/>
+                <w:bCs w:val="false"/>
+                <w:sz w:val="20"/>
+                <w:szCs w:val="20"/>
+              </w:rPr>
+              <w:t xml:space="preserve">Artigo reescrito na versão atual</w:t>
             </w:r>
           </w:p>
         </w:tc>
@@ -22539,7 +27682,7 @@
           <w:sz w:val="20"/>
           <w:szCs w:val="20"/>
         </w:rPr>
-        <w:t xml:space="preserve">Art. 25 — Chama-se política do serviço operacional o conjunto de objetivos que direcionam as atividades operacionais do Corpo de Bombeiros, condicionando à sua execução. Parágrafo Único – Constituem-se objetivos básicos da política do serviço operacional:</w:t>
+        <w:t xml:space="preserve">Art. 25 — º Chama-se política do serviço operacional o conjunto de objetivos que direcionam as atividades operacionais do Corpo de Bombeiros, condicionando à sua execução. Parágrafo Único – Constituem-se objetivos básicos da política do serviço operacional:</w:t>
       </w:r>
     </w:p>
     <w:p>
@@ -22573,10 +27716,11 @@
         </w:tblBorders>
       </w:tblPr>
       <w:tblGrid>
-        <w:gridCol w:w="1500"/>
-        <w:gridCol w:w="2000"/>
-        <w:gridCol w:w="4300"/>
-        <w:gridCol w:w="1500"/>
+        <w:gridCol w:w="1300"/>
+        <w:gridCol w:w="1600"/>
+        <w:gridCol w:w="3000"/>
+        <w:gridCol w:w="2400"/>
+        <w:gridCol w:w="1000"/>
       </w:tblGrid>
       <w:tr>
         <w:trPr>
@@ -22682,6 +27826,32 @@
                 <w:sz w:val="20"/>
                 <w:szCs w:val="20"/>
               </w:rPr>
+              <w:t xml:space="preserve">Aplicação</w:t>
+            </w:r>
+          </w:p>
+        </w:tc>
+        <w:tc>
+          <w:tcPr>
+            <w:shd w:fill="E8E8E8"/>
+            <w:tcMar>
+              <w:top w:type="dxa" w:w="60"/>
+              <w:left w:type="dxa" w:w="100"/>
+              <w:bottom w:type="dxa" w:w="60"/>
+              <w:right w:type="dxa" w:w="100"/>
+            </w:tcMar>
+          </w:tcPr>
+          <w:p>
+            <w:pPr>
+              <w:spacing w:after="0"/>
+            </w:pPr>
+            <w:r>
+              <w:rPr>
+                <w:rFonts w:ascii="Times New Roman" w:cs="Times New Roman" w:eastAsia="Times New Roman" w:hAnsi="Times New Roman"/>
+                <w:b/>
+                <w:bCs/>
+                <w:sz w:val="20"/>
+                <w:szCs w:val="20"/>
+              </w:rPr>
               <w:t xml:space="preserve">Parecer</w:t>
             </w:r>
           </w:p>
@@ -22787,6 +27957,31 @@
                 <w:sz w:val="20"/>
                 <w:szCs w:val="20"/>
               </w:rPr>
+              <w:t xml:space="preserve">Artigo reescrito na versão atual</w:t>
+            </w:r>
+          </w:p>
+        </w:tc>
+        <w:tc>
+          <w:tcPr>
+            <w:tcMar>
+              <w:top w:type="dxa" w:w="60"/>
+              <w:left w:type="dxa" w:w="100"/>
+              <w:bottom w:type="dxa" w:w="60"/>
+              <w:right w:type="dxa" w:w="100"/>
+            </w:tcMar>
+          </w:tcPr>
+          <w:p>
+            <w:pPr>
+              <w:spacing w:after="0"/>
+            </w:pPr>
+            <w:r>
+              <w:rPr>
+                <w:rFonts w:ascii="Times New Roman" w:cs="Times New Roman" w:eastAsia="Times New Roman" w:hAnsi="Times New Roman"/>
+                <w:b w:val="false"/>
+                <w:bCs w:val="false"/>
+                <w:sz w:val="20"/>
+                <w:szCs w:val="20"/>
+              </w:rPr>
               <w:t xml:space="preserve">Sem parecer</w:t>
             </w:r>
           </w:p>
@@ -22892,6 +28087,31 @@
                 <w:sz w:val="20"/>
                 <w:szCs w:val="20"/>
               </w:rPr>
+              <w:t xml:space="preserve">Artigo reescrito na versão atual</w:t>
+            </w:r>
+          </w:p>
+        </w:tc>
+        <w:tc>
+          <w:tcPr>
+            <w:tcMar>
+              <w:top w:type="dxa" w:w="60"/>
+              <w:left w:type="dxa" w:w="100"/>
+              <w:bottom w:type="dxa" w:w="60"/>
+              <w:right w:type="dxa" w:w="100"/>
+            </w:tcMar>
+          </w:tcPr>
+          <w:p>
+            <w:pPr>
+              <w:spacing w:after="0"/>
+            </w:pPr>
+            <w:r>
+              <w:rPr>
+                <w:rFonts w:ascii="Times New Roman" w:cs="Times New Roman" w:eastAsia="Times New Roman" w:hAnsi="Times New Roman"/>
+                <w:b w:val="false"/>
+                <w:bCs w:val="false"/>
+                <w:sz w:val="20"/>
+                <w:szCs w:val="20"/>
+              </w:rPr>
               <w:t xml:space="preserve">Sem parecer</w:t>
             </w:r>
           </w:p>
@@ -22997,6 +28217,31 @@
                 <w:sz w:val="20"/>
                 <w:szCs w:val="20"/>
               </w:rPr>
+              <w:t xml:space="preserve">Artigo reescrito na versão atual</w:t>
+            </w:r>
+          </w:p>
+        </w:tc>
+        <w:tc>
+          <w:tcPr>
+            <w:tcMar>
+              <w:top w:type="dxa" w:w="60"/>
+              <w:left w:type="dxa" w:w="100"/>
+              <w:bottom w:type="dxa" w:w="60"/>
+              <w:right w:type="dxa" w:w="100"/>
+            </w:tcMar>
+          </w:tcPr>
+          <w:p>
+            <w:pPr>
+              <w:spacing w:after="0"/>
+            </w:pPr>
+            <w:r>
+              <w:rPr>
+                <w:rFonts w:ascii="Times New Roman" w:cs="Times New Roman" w:eastAsia="Times New Roman" w:hAnsi="Times New Roman"/>
+                <w:b w:val="false"/>
+                <w:bCs w:val="false"/>
+                <w:sz w:val="20"/>
+                <w:szCs w:val="20"/>
+              </w:rPr>
               <w:t xml:space="preserve">Sem parecer</w:t>
             </w:r>
           </w:p>
@@ -23102,6 +28347,31 @@
                 <w:sz w:val="20"/>
                 <w:szCs w:val="20"/>
               </w:rPr>
+              <w:t xml:space="preserve">Artigo reescrito na versão atual</w:t>
+            </w:r>
+          </w:p>
+        </w:tc>
+        <w:tc>
+          <w:tcPr>
+            <w:tcMar>
+              <w:top w:type="dxa" w:w="60"/>
+              <w:left w:type="dxa" w:w="100"/>
+              <w:bottom w:type="dxa" w:w="60"/>
+              <w:right w:type="dxa" w:w="100"/>
+            </w:tcMar>
+          </w:tcPr>
+          <w:p>
+            <w:pPr>
+              <w:spacing w:after="0"/>
+            </w:pPr>
+            <w:r>
+              <w:rPr>
+                <w:rFonts w:ascii="Times New Roman" w:cs="Times New Roman" w:eastAsia="Times New Roman" w:hAnsi="Times New Roman"/>
+                <w:b w:val="false"/>
+                <w:bCs w:val="false"/>
+                <w:sz w:val="20"/>
+                <w:szCs w:val="20"/>
+              </w:rPr>
               <w:t xml:space="preserve">Sem parecer</w:t>
             </w:r>
           </w:p>
@@ -23207,6 +28477,31 @@
                 <w:sz w:val="20"/>
                 <w:szCs w:val="20"/>
               </w:rPr>
+              <w:t xml:space="preserve">Artigo reescrito na versão atual</w:t>
+            </w:r>
+          </w:p>
+        </w:tc>
+        <w:tc>
+          <w:tcPr>
+            <w:tcMar>
+              <w:top w:type="dxa" w:w="60"/>
+              <w:left w:type="dxa" w:w="100"/>
+              <w:bottom w:type="dxa" w:w="60"/>
+              <w:right w:type="dxa" w:w="100"/>
+            </w:tcMar>
+          </w:tcPr>
+          <w:p>
+            <w:pPr>
+              <w:spacing w:after="0"/>
+            </w:pPr>
+            <w:r>
+              <w:rPr>
+                <w:rFonts w:ascii="Times New Roman" w:cs="Times New Roman" w:eastAsia="Times New Roman" w:hAnsi="Times New Roman"/>
+                <w:b w:val="false"/>
+                <w:bCs w:val="false"/>
+                <w:sz w:val="20"/>
+                <w:szCs w:val="20"/>
+              </w:rPr>
               <w:t xml:space="preserve">Sem parecer</w:t>
             </w:r>
           </w:p>
@@ -23312,6 +28607,31 @@
                 <w:sz w:val="20"/>
                 <w:szCs w:val="20"/>
               </w:rPr>
+              <w:t xml:space="preserve">Artigo reescrito na versão atual</w:t>
+            </w:r>
+          </w:p>
+        </w:tc>
+        <w:tc>
+          <w:tcPr>
+            <w:tcMar>
+              <w:top w:type="dxa" w:w="60"/>
+              <w:left w:type="dxa" w:w="100"/>
+              <w:bottom w:type="dxa" w:w="60"/>
+              <w:right w:type="dxa" w:w="100"/>
+            </w:tcMar>
+          </w:tcPr>
+          <w:p>
+            <w:pPr>
+              <w:spacing w:after="0"/>
+            </w:pPr>
+            <w:r>
+              <w:rPr>
+                <w:rFonts w:ascii="Times New Roman" w:cs="Times New Roman" w:eastAsia="Times New Roman" w:hAnsi="Times New Roman"/>
+                <w:b w:val="false"/>
+                <w:bCs w:val="false"/>
+                <w:sz w:val="20"/>
+                <w:szCs w:val="20"/>
+              </w:rPr>
               <w:t xml:space="preserve">Sem parecer</w:t>
             </w:r>
           </w:p>
@@ -23417,6 +28737,31 @@
                 <w:sz w:val="20"/>
                 <w:szCs w:val="20"/>
               </w:rPr>
+              <w:t xml:space="preserve">Artigo reescrito na versão atual</w:t>
+            </w:r>
+          </w:p>
+        </w:tc>
+        <w:tc>
+          <w:tcPr>
+            <w:tcMar>
+              <w:top w:type="dxa" w:w="60"/>
+              <w:left w:type="dxa" w:w="100"/>
+              <w:bottom w:type="dxa" w:w="60"/>
+              <w:right w:type="dxa" w:w="100"/>
+            </w:tcMar>
+          </w:tcPr>
+          <w:p>
+            <w:pPr>
+              <w:spacing w:after="0"/>
+            </w:pPr>
+            <w:r>
+              <w:rPr>
+                <w:rFonts w:ascii="Times New Roman" w:cs="Times New Roman" w:eastAsia="Times New Roman" w:hAnsi="Times New Roman"/>
+                <w:b w:val="false"/>
+                <w:bCs w:val="false"/>
+                <w:sz w:val="20"/>
+                <w:szCs w:val="20"/>
+              </w:rPr>
               <w:t xml:space="preserve">Sem parecer</w:t>
             </w:r>
           </w:p>
@@ -23522,6 +28867,31 @@
                 <w:sz w:val="20"/>
                 <w:szCs w:val="20"/>
               </w:rPr>
+              <w:t xml:space="preserve">Artigo reescrito na versão atual</w:t>
+            </w:r>
+          </w:p>
+        </w:tc>
+        <w:tc>
+          <w:tcPr>
+            <w:tcMar>
+              <w:top w:type="dxa" w:w="60"/>
+              <w:left w:type="dxa" w:w="100"/>
+              <w:bottom w:type="dxa" w:w="60"/>
+              <w:right w:type="dxa" w:w="100"/>
+            </w:tcMar>
+          </w:tcPr>
+          <w:p>
+            <w:pPr>
+              <w:spacing w:after="0"/>
+            </w:pPr>
+            <w:r>
+              <w:rPr>
+                <w:rFonts w:ascii="Times New Roman" w:cs="Times New Roman" w:eastAsia="Times New Roman" w:hAnsi="Times New Roman"/>
+                <w:b w:val="false"/>
+                <w:bCs w:val="false"/>
+                <w:sz w:val="20"/>
+                <w:szCs w:val="20"/>
+              </w:rPr>
               <w:t xml:space="preserve">Sem parecer</w:t>
             </w:r>
           </w:p>
@@ -23627,6 +28997,31 @@
                 <w:sz w:val="20"/>
                 <w:szCs w:val="20"/>
               </w:rPr>
+              <w:t xml:space="preserve">Artigo reescrito na versão atual</w:t>
+            </w:r>
+          </w:p>
+        </w:tc>
+        <w:tc>
+          <w:tcPr>
+            <w:tcMar>
+              <w:top w:type="dxa" w:w="60"/>
+              <w:left w:type="dxa" w:w="100"/>
+              <w:bottom w:type="dxa" w:w="60"/>
+              <w:right w:type="dxa" w:w="100"/>
+            </w:tcMar>
+          </w:tcPr>
+          <w:p>
+            <w:pPr>
+              <w:spacing w:after="0"/>
+            </w:pPr>
+            <w:r>
+              <w:rPr>
+                <w:rFonts w:ascii="Times New Roman" w:cs="Times New Roman" w:eastAsia="Times New Roman" w:hAnsi="Times New Roman"/>
+                <w:b w:val="false"/>
+                <w:bCs w:val="false"/>
+                <w:sz w:val="20"/>
+                <w:szCs w:val="20"/>
+              </w:rPr>
               <w:t xml:space="preserve">Sem parecer</w:t>
             </w:r>
           </w:p>
@@ -23732,6 +29127,31 @@
                 <w:sz w:val="20"/>
                 <w:szCs w:val="20"/>
               </w:rPr>
+              <w:t xml:space="preserve">Artigo reescrito na versão atual</w:t>
+            </w:r>
+          </w:p>
+        </w:tc>
+        <w:tc>
+          <w:tcPr>
+            <w:tcMar>
+              <w:top w:type="dxa" w:w="60"/>
+              <w:left w:type="dxa" w:w="100"/>
+              <w:bottom w:type="dxa" w:w="60"/>
+              <w:right w:type="dxa" w:w="100"/>
+            </w:tcMar>
+          </w:tcPr>
+          <w:p>
+            <w:pPr>
+              <w:spacing w:after="0"/>
+            </w:pPr>
+            <w:r>
+              <w:rPr>
+                <w:rFonts w:ascii="Times New Roman" w:cs="Times New Roman" w:eastAsia="Times New Roman" w:hAnsi="Times New Roman"/>
+                <w:b w:val="false"/>
+                <w:bCs w:val="false"/>
+                <w:sz w:val="20"/>
+                <w:szCs w:val="20"/>
+              </w:rPr>
               <w:t xml:space="preserve">Sem parecer</w:t>
             </w:r>
           </w:p>
@@ -23837,6 +29257,31 @@
                 <w:sz w:val="20"/>
                 <w:szCs w:val="20"/>
               </w:rPr>
+              <w:t xml:space="preserve">Artigo reescrito na versão atual</w:t>
+            </w:r>
+          </w:p>
+        </w:tc>
+        <w:tc>
+          <w:tcPr>
+            <w:tcMar>
+              <w:top w:type="dxa" w:w="60"/>
+              <w:left w:type="dxa" w:w="100"/>
+              <w:bottom w:type="dxa" w:w="60"/>
+              <w:right w:type="dxa" w:w="100"/>
+            </w:tcMar>
+          </w:tcPr>
+          <w:p>
+            <w:pPr>
+              <w:spacing w:after="0"/>
+            </w:pPr>
+            <w:r>
+              <w:rPr>
+                <w:rFonts w:ascii="Times New Roman" w:cs="Times New Roman" w:eastAsia="Times New Roman" w:hAnsi="Times New Roman"/>
+                <w:b w:val="false"/>
+                <w:bCs w:val="false"/>
+                <w:sz w:val="20"/>
+                <w:szCs w:val="20"/>
+              </w:rPr>
               <w:t xml:space="preserve">Sem parecer</w:t>
             </w:r>
           </w:p>
@@ -23942,6 +29387,31 @@
                 <w:sz w:val="20"/>
                 <w:szCs w:val="20"/>
               </w:rPr>
+              <w:t xml:space="preserve">Artigo reescrito na versão atual</w:t>
+            </w:r>
+          </w:p>
+        </w:tc>
+        <w:tc>
+          <w:tcPr>
+            <w:tcMar>
+              <w:top w:type="dxa" w:w="60"/>
+              <w:left w:type="dxa" w:w="100"/>
+              <w:bottom w:type="dxa" w:w="60"/>
+              <w:right w:type="dxa" w:w="100"/>
+            </w:tcMar>
+          </w:tcPr>
+          <w:p>
+            <w:pPr>
+              <w:spacing w:after="0"/>
+            </w:pPr>
+            <w:r>
+              <w:rPr>
+                <w:rFonts w:ascii="Times New Roman" w:cs="Times New Roman" w:eastAsia="Times New Roman" w:hAnsi="Times New Roman"/>
+                <w:b w:val="false"/>
+                <w:bCs w:val="false"/>
+                <w:sz w:val="20"/>
+                <w:szCs w:val="20"/>
+              </w:rPr>
               <w:t xml:space="preserve">Sem parecer</w:t>
             </w:r>
           </w:p>
@@ -24047,6 +29517,31 @@
                 <w:sz w:val="20"/>
                 <w:szCs w:val="20"/>
               </w:rPr>
+              <w:t xml:space="preserve">Artigo reescrito na versão atual</w:t>
+            </w:r>
+          </w:p>
+        </w:tc>
+        <w:tc>
+          <w:tcPr>
+            <w:tcMar>
+              <w:top w:type="dxa" w:w="60"/>
+              <w:left w:type="dxa" w:w="100"/>
+              <w:bottom w:type="dxa" w:w="60"/>
+              <w:right w:type="dxa" w:w="100"/>
+            </w:tcMar>
+          </w:tcPr>
+          <w:p>
+            <w:pPr>
+              <w:spacing w:after="0"/>
+            </w:pPr>
+            <w:r>
+              <w:rPr>
+                <w:rFonts w:ascii="Times New Roman" w:cs="Times New Roman" w:eastAsia="Times New Roman" w:hAnsi="Times New Roman"/>
+                <w:b w:val="false"/>
+                <w:bCs w:val="false"/>
+                <w:sz w:val="20"/>
+                <w:szCs w:val="20"/>
+              </w:rPr>
               <w:t xml:space="preserve">Sem parecer</w:t>
             </w:r>
           </w:p>
@@ -24128,6 +29623,31 @@
                 <w:szCs w:val="20"/>
               </w:rPr>
               <w:t xml:space="preserve">XII - orientar o planejamento e o emprego dos recursos operacionais segundo critérios de necessidade, eficiência, segurança e capacidade de resposta.</w:t>
+            </w:r>
+          </w:p>
+        </w:tc>
+        <w:tc>
+          <w:tcPr>
+            <w:tcMar>
+              <w:top w:type="dxa" w:w="60"/>
+              <w:left w:type="dxa" w:w="100"/>
+              <w:bottom w:type="dxa" w:w="60"/>
+              <w:right w:type="dxa" w:w="100"/>
+            </w:tcMar>
+          </w:tcPr>
+          <w:p>
+            <w:pPr>
+              <w:spacing w:after="0"/>
+            </w:pPr>
+            <w:r>
+              <w:rPr>
+                <w:rFonts w:ascii="Times New Roman" w:cs="Times New Roman" w:eastAsia="Times New Roman" w:hAnsi="Times New Roman"/>
+                <w:b w:val="false"/>
+                <w:bCs w:val="false"/>
+                <w:sz w:val="20"/>
+                <w:szCs w:val="20"/>
+              </w:rPr>
+              <w:t xml:space="preserve">Artigo reescrito na versão atual</w:t>
             </w:r>
           </w:p>
         </w:tc>
@@ -24178,7 +29698,7 @@
           <w:sz w:val="20"/>
           <w:szCs w:val="20"/>
         </w:rPr>
-        <w:t xml:space="preserve">Art. 26 — Visando a otimização do serviço diário, a distribuição dos militares de serviço se dará de acordo com as seguintes funções:</w:t>
+        <w:t xml:space="preserve">Art. 26 — º Visando a otimização do serviço diário, a distribuição dos militares de serviço se dará de acordo com as seguintes funções:</w:t>
       </w:r>
     </w:p>
     <w:p>
@@ -24212,10 +29732,11 @@
         </w:tblBorders>
       </w:tblPr>
       <w:tblGrid>
-        <w:gridCol w:w="1500"/>
-        <w:gridCol w:w="2000"/>
-        <w:gridCol w:w="4300"/>
-        <w:gridCol w:w="1500"/>
+        <w:gridCol w:w="1300"/>
+        <w:gridCol w:w="1600"/>
+        <w:gridCol w:w="3000"/>
+        <w:gridCol w:w="2400"/>
+        <w:gridCol w:w="1000"/>
       </w:tblGrid>
       <w:tr>
         <w:trPr>
@@ -24321,6 +29842,32 @@
                 <w:sz w:val="20"/>
                 <w:szCs w:val="20"/>
               </w:rPr>
+              <w:t xml:space="preserve">Aplicação</w:t>
+            </w:r>
+          </w:p>
+        </w:tc>
+        <w:tc>
+          <w:tcPr>
+            <w:shd w:fill="E8E8E8"/>
+            <w:tcMar>
+              <w:top w:type="dxa" w:w="60"/>
+              <w:left w:type="dxa" w:w="100"/>
+              <w:bottom w:type="dxa" w:w="60"/>
+              <w:right w:type="dxa" w:w="100"/>
+            </w:tcMar>
+          </w:tcPr>
+          <w:p>
+            <w:pPr>
+              <w:spacing w:after="0"/>
+            </w:pPr>
+            <w:r>
+              <w:rPr>
+                <w:rFonts w:ascii="Times New Roman" w:cs="Times New Roman" w:eastAsia="Times New Roman" w:hAnsi="Times New Roman"/>
+                <w:b/>
+                <w:bCs/>
+                <w:sz w:val="20"/>
+                <w:szCs w:val="20"/>
+              </w:rPr>
               <w:t xml:space="preserve">Parecer</w:t>
             </w:r>
           </w:p>
@@ -24426,6 +29973,31 @@
                 <w:sz w:val="20"/>
                 <w:szCs w:val="20"/>
               </w:rPr>
+              <w:t xml:space="preserve">Artigo novo incluído na versão atual — sugestões do Cel. Luiz Eduardo sobre o artigo das funções do serviço: os artigos de regime e de competências do Superior de Dia, do Oficial de Dia e do Comandante de Socorro entraram na versão atual como 6 artigos novos (se-art-31-c1/c2, se-art-38-c1/c2, se-art-43-c1/c2); os 3 artigos de regime estão marcados como proposta pendente de deliberação do CONDEG (Capital/1º GBM/QCG)</w:t>
+            </w:r>
+          </w:p>
+        </w:tc>
+        <w:tc>
+          <w:tcPr>
+            <w:tcMar>
+              <w:top w:type="dxa" w:w="60"/>
+              <w:left w:type="dxa" w:w="100"/>
+              <w:bottom w:type="dxa" w:w="60"/>
+              <w:right w:type="dxa" w:w="100"/>
+            </w:tcMar>
+          </w:tcPr>
+          <w:p>
+            <w:pPr>
+              <w:spacing w:after="0"/>
+            </w:pPr>
+            <w:r>
+              <w:rPr>
+                <w:rFonts w:ascii="Times New Roman" w:cs="Times New Roman" w:eastAsia="Times New Roman" w:hAnsi="Times New Roman"/>
+                <w:b w:val="false"/>
+                <w:bCs w:val="false"/>
+                <w:sz w:val="20"/>
+                <w:szCs w:val="20"/>
+              </w:rPr>
               <w:t xml:space="preserve">Sem parecer</w:t>
             </w:r>
           </w:p>
@@ -24531,6 +30103,31 @@
                 <w:sz w:val="20"/>
                 <w:szCs w:val="20"/>
               </w:rPr>
+              <w:t xml:space="preserve">Artigo novo incluído na versão atual — sugestões do Cel. Luiz Eduardo sobre o artigo das funções do serviço: os artigos de regime e de competências do Superior de Dia, do Oficial de Dia e do Comandante de Socorro entraram na versão atual como 6 artigos novos (se-art-31-c1/c2, se-art-38-c1/c2, se-art-43-c1/c2); os 3 artigos de regime estão marcados como proposta pendente de deliberação do CONDEG (Capital/1º GBM/QCG)</w:t>
+            </w:r>
+          </w:p>
+        </w:tc>
+        <w:tc>
+          <w:tcPr>
+            <w:tcMar>
+              <w:top w:type="dxa" w:w="60"/>
+              <w:left w:type="dxa" w:w="100"/>
+              <w:bottom w:type="dxa" w:w="60"/>
+              <w:right w:type="dxa" w:w="100"/>
+            </w:tcMar>
+          </w:tcPr>
+          <w:p>
+            <w:pPr>
+              <w:spacing w:after="0"/>
+            </w:pPr>
+            <w:r>
+              <w:rPr>
+                <w:rFonts w:ascii="Times New Roman" w:cs="Times New Roman" w:eastAsia="Times New Roman" w:hAnsi="Times New Roman"/>
+                <w:b w:val="false"/>
+                <w:bCs w:val="false"/>
+                <w:sz w:val="20"/>
+                <w:szCs w:val="20"/>
+              </w:rPr>
               <w:t xml:space="preserve">Sem parecer</w:t>
             </w:r>
           </w:p>
@@ -24636,6 +30233,31 @@
                 <w:sz w:val="20"/>
                 <w:szCs w:val="20"/>
               </w:rPr>
+              <w:t xml:space="preserve">Artigo novo incluído na versão atual — sugestões do Cel. Luiz Eduardo sobre o artigo das funções do serviço: os artigos de regime e de competências do Superior de Dia, do Oficial de Dia e do Comandante de Socorro entraram na versão atual como 6 artigos novos (se-art-31-c1/c2, se-art-38-c1/c2, se-art-43-c1/c2); os 3 artigos de regime estão marcados como proposta pendente de deliberação do CONDEG (Capital/1º GBM/QCG)</w:t>
+            </w:r>
+          </w:p>
+        </w:tc>
+        <w:tc>
+          <w:tcPr>
+            <w:tcMar>
+              <w:top w:type="dxa" w:w="60"/>
+              <w:left w:type="dxa" w:w="100"/>
+              <w:bottom w:type="dxa" w:w="60"/>
+              <w:right w:type="dxa" w:w="100"/>
+            </w:tcMar>
+          </w:tcPr>
+          <w:p>
+            <w:pPr>
+              <w:spacing w:after="0"/>
+            </w:pPr>
+            <w:r>
+              <w:rPr>
+                <w:rFonts w:ascii="Times New Roman" w:cs="Times New Roman" w:eastAsia="Times New Roman" w:hAnsi="Times New Roman"/>
+                <w:b w:val="false"/>
+                <w:bCs w:val="false"/>
+                <w:sz w:val="20"/>
+                <w:szCs w:val="20"/>
+              </w:rPr>
               <w:t xml:space="preserve">Sem parecer</w:t>
             </w:r>
           </w:p>
@@ -24741,6 +30363,31 @@
                 <w:sz w:val="20"/>
                 <w:szCs w:val="20"/>
               </w:rPr>
+              <w:t xml:space="preserve">Artigo novo incluído na versão atual — sugestões do Cel. Luiz Eduardo sobre o artigo das funções do serviço: os artigos de regime e de competências do Superior de Dia, do Oficial de Dia e do Comandante de Socorro entraram na versão atual como 6 artigos novos (se-art-31-c1/c2, se-art-38-c1/c2, se-art-43-c1/c2); os 3 artigos de regime estão marcados como proposta pendente de deliberação do CONDEG (Capital/1º GBM/QCG)</w:t>
+            </w:r>
+          </w:p>
+        </w:tc>
+        <w:tc>
+          <w:tcPr>
+            <w:tcMar>
+              <w:top w:type="dxa" w:w="60"/>
+              <w:left w:type="dxa" w:w="100"/>
+              <w:bottom w:type="dxa" w:w="60"/>
+              <w:right w:type="dxa" w:w="100"/>
+            </w:tcMar>
+          </w:tcPr>
+          <w:p>
+            <w:pPr>
+              <w:spacing w:after="0"/>
+            </w:pPr>
+            <w:r>
+              <w:rPr>
+                <w:rFonts w:ascii="Times New Roman" w:cs="Times New Roman" w:eastAsia="Times New Roman" w:hAnsi="Times New Roman"/>
+                <w:b w:val="false"/>
+                <w:bCs w:val="false"/>
+                <w:sz w:val="20"/>
+                <w:szCs w:val="20"/>
+              </w:rPr>
               <w:t xml:space="preserve">Sem parecer</w:t>
             </w:r>
           </w:p>
@@ -24846,6 +30493,31 @@
                 <w:sz w:val="20"/>
                 <w:szCs w:val="20"/>
               </w:rPr>
+              <w:t xml:space="preserve">Artigo novo incluído na versão atual — sugestões do Cel. Luiz Eduardo sobre o artigo das funções do serviço: os artigos de regime e de competências do Superior de Dia, do Oficial de Dia e do Comandante de Socorro entraram na versão atual como 6 artigos novos (se-art-31-c1/c2, se-art-38-c1/c2, se-art-43-c1/c2); os 3 artigos de regime estão marcados como proposta pendente de deliberação do CONDEG (Capital/1º GBM/QCG)</w:t>
+            </w:r>
+          </w:p>
+        </w:tc>
+        <w:tc>
+          <w:tcPr>
+            <w:tcMar>
+              <w:top w:type="dxa" w:w="60"/>
+              <w:left w:type="dxa" w:w="100"/>
+              <w:bottom w:type="dxa" w:w="60"/>
+              <w:right w:type="dxa" w:w="100"/>
+            </w:tcMar>
+          </w:tcPr>
+          <w:p>
+            <w:pPr>
+              <w:spacing w:after="0"/>
+            </w:pPr>
+            <w:r>
+              <w:rPr>
+                <w:rFonts w:ascii="Times New Roman" w:cs="Times New Roman" w:eastAsia="Times New Roman" w:hAnsi="Times New Roman"/>
+                <w:b w:val="false"/>
+                <w:bCs w:val="false"/>
+                <w:sz w:val="20"/>
+                <w:szCs w:val="20"/>
+              </w:rPr>
               <w:t xml:space="preserve">Sem parecer</w:t>
             </w:r>
           </w:p>
@@ -24951,6 +30623,31 @@
                 <w:sz w:val="20"/>
                 <w:szCs w:val="20"/>
               </w:rPr>
+              <w:t xml:space="preserve">Artigo novo incluído na versão atual — sugestões do Cel. Luiz Eduardo sobre o artigo das funções do serviço: os artigos de regime e de competências do Superior de Dia, do Oficial de Dia e do Comandante de Socorro entraram na versão atual como 6 artigos novos (se-art-31-c1/c2, se-art-38-c1/c2, se-art-43-c1/c2); os 3 artigos de regime estão marcados como proposta pendente de deliberação do CONDEG (Capital/1º GBM/QCG)</w:t>
+            </w:r>
+          </w:p>
+        </w:tc>
+        <w:tc>
+          <w:tcPr>
+            <w:tcMar>
+              <w:top w:type="dxa" w:w="60"/>
+              <w:left w:type="dxa" w:w="100"/>
+              <w:bottom w:type="dxa" w:w="60"/>
+              <w:right w:type="dxa" w:w="100"/>
+            </w:tcMar>
+          </w:tcPr>
+          <w:p>
+            <w:pPr>
+              <w:spacing w:after="0"/>
+            </w:pPr>
+            <w:r>
+              <w:rPr>
+                <w:rFonts w:ascii="Times New Roman" w:cs="Times New Roman" w:eastAsia="Times New Roman" w:hAnsi="Times New Roman"/>
+                <w:b w:val="false"/>
+                <w:bCs w:val="false"/>
+                <w:sz w:val="20"/>
+                <w:szCs w:val="20"/>
+              </w:rPr>
               <w:t xml:space="preserve">Sem parecer</w:t>
             </w:r>
           </w:p>
@@ -25056,6 +30753,31 @@
                 <w:sz w:val="20"/>
                 <w:szCs w:val="20"/>
               </w:rPr>
+              <w:t xml:space="preserve">Artigo novo incluído na versão atual — sugestões do Cel. Luiz Eduardo sobre o artigo das funções do serviço: os artigos de regime e de competências do Superior de Dia, do Oficial de Dia e do Comandante de Socorro entraram na versão atual como 6 artigos novos (se-art-31-c1/c2, se-art-38-c1/c2, se-art-43-c1/c2); os 3 artigos de regime estão marcados como proposta pendente de deliberação do CONDEG (Capital/1º GBM/QCG)</w:t>
+            </w:r>
+          </w:p>
+        </w:tc>
+        <w:tc>
+          <w:tcPr>
+            <w:tcMar>
+              <w:top w:type="dxa" w:w="60"/>
+              <w:left w:type="dxa" w:w="100"/>
+              <w:bottom w:type="dxa" w:w="60"/>
+              <w:right w:type="dxa" w:w="100"/>
+            </w:tcMar>
+          </w:tcPr>
+          <w:p>
+            <w:pPr>
+              <w:spacing w:after="0"/>
+            </w:pPr>
+            <w:r>
+              <w:rPr>
+                <w:rFonts w:ascii="Times New Roman" w:cs="Times New Roman" w:eastAsia="Times New Roman" w:hAnsi="Times New Roman"/>
+                <w:b w:val="false"/>
+                <w:bCs w:val="false"/>
+                <w:sz w:val="20"/>
+                <w:szCs w:val="20"/>
+              </w:rPr>
               <w:t xml:space="preserve">Sem parecer</w:t>
             </w:r>
           </w:p>
@@ -25161,6 +30883,31 @@
                 <w:sz w:val="20"/>
                 <w:szCs w:val="20"/>
               </w:rPr>
+              <w:t xml:space="preserve">Artigo novo incluído na versão atual — sugestões do Cel. Luiz Eduardo sobre o artigo das funções do serviço: os artigos de regime e de competências do Superior de Dia, do Oficial de Dia e do Comandante de Socorro entraram na versão atual como 6 artigos novos (se-art-31-c1/c2, se-art-38-c1/c2, se-art-43-c1/c2); os 3 artigos de regime estão marcados como proposta pendente de deliberação do CONDEG (Capital/1º GBM/QCG)</w:t>
+            </w:r>
+          </w:p>
+        </w:tc>
+        <w:tc>
+          <w:tcPr>
+            <w:tcMar>
+              <w:top w:type="dxa" w:w="60"/>
+              <w:left w:type="dxa" w:w="100"/>
+              <w:bottom w:type="dxa" w:w="60"/>
+              <w:right w:type="dxa" w:w="100"/>
+            </w:tcMar>
+          </w:tcPr>
+          <w:p>
+            <w:pPr>
+              <w:spacing w:after="0"/>
+            </w:pPr>
+            <w:r>
+              <w:rPr>
+                <w:rFonts w:ascii="Times New Roman" w:cs="Times New Roman" w:eastAsia="Times New Roman" w:hAnsi="Times New Roman"/>
+                <w:b w:val="false"/>
+                <w:bCs w:val="false"/>
+                <w:sz w:val="20"/>
+                <w:szCs w:val="20"/>
+              </w:rPr>
               <w:t xml:space="preserve">Sem parecer</w:t>
             </w:r>
           </w:p>
@@ -25266,6 +31013,31 @@
                 <w:sz w:val="20"/>
                 <w:szCs w:val="20"/>
               </w:rPr>
+              <w:t xml:space="preserve">Artigo novo incluído na versão atual — sugestões do Cel. Luiz Eduardo sobre o artigo das funções do serviço: os artigos de regime e de competências do Superior de Dia, do Oficial de Dia e do Comandante de Socorro entraram na versão atual como 6 artigos novos (se-art-31-c1/c2, se-art-38-c1/c2, se-art-43-c1/c2); os 3 artigos de regime estão marcados como proposta pendente de deliberação do CONDEG (Capital/1º GBM/QCG)</w:t>
+            </w:r>
+          </w:p>
+        </w:tc>
+        <w:tc>
+          <w:tcPr>
+            <w:tcMar>
+              <w:top w:type="dxa" w:w="60"/>
+              <w:left w:type="dxa" w:w="100"/>
+              <w:bottom w:type="dxa" w:w="60"/>
+              <w:right w:type="dxa" w:w="100"/>
+            </w:tcMar>
+          </w:tcPr>
+          <w:p>
+            <w:pPr>
+              <w:spacing w:after="0"/>
+            </w:pPr>
+            <w:r>
+              <w:rPr>
+                <w:rFonts w:ascii="Times New Roman" w:cs="Times New Roman" w:eastAsia="Times New Roman" w:hAnsi="Times New Roman"/>
+                <w:b w:val="false"/>
+                <w:bCs w:val="false"/>
+                <w:sz w:val="20"/>
+                <w:szCs w:val="20"/>
+              </w:rPr>
               <w:t xml:space="preserve">Sem parecer</w:t>
             </w:r>
           </w:p>
@@ -25371,6 +31143,31 @@
                 <w:sz w:val="20"/>
                 <w:szCs w:val="20"/>
               </w:rPr>
+              <w:t xml:space="preserve">Artigo novo incluído na versão atual — sugestões do Cel. Luiz Eduardo sobre o artigo das funções do serviço: os artigos de regime e de competências do Superior de Dia, do Oficial de Dia e do Comandante de Socorro entraram na versão atual como 6 artigos novos (se-art-31-c1/c2, se-art-38-c1/c2, se-art-43-c1/c2); os 3 artigos de regime estão marcados como proposta pendente de deliberação do CONDEG (Capital/1º GBM/QCG)</w:t>
+            </w:r>
+          </w:p>
+        </w:tc>
+        <w:tc>
+          <w:tcPr>
+            <w:tcMar>
+              <w:top w:type="dxa" w:w="60"/>
+              <w:left w:type="dxa" w:w="100"/>
+              <w:bottom w:type="dxa" w:w="60"/>
+              <w:right w:type="dxa" w:w="100"/>
+            </w:tcMar>
+          </w:tcPr>
+          <w:p>
+            <w:pPr>
+              <w:spacing w:after="0"/>
+            </w:pPr>
+            <w:r>
+              <w:rPr>
+                <w:rFonts w:ascii="Times New Roman" w:cs="Times New Roman" w:eastAsia="Times New Roman" w:hAnsi="Times New Roman"/>
+                <w:b w:val="false"/>
+                <w:bCs w:val="false"/>
+                <w:sz w:val="20"/>
+                <w:szCs w:val="20"/>
+              </w:rPr>
               <w:t xml:space="preserve">Sem parecer</w:t>
             </w:r>
           </w:p>
@@ -25476,6 +31273,31 @@
                 <w:sz w:val="20"/>
                 <w:szCs w:val="20"/>
               </w:rPr>
+              <w:t xml:space="preserve">Artigo novo incluído na versão atual — sugestões do Cel. Luiz Eduardo sobre o artigo das funções do serviço: os artigos de regime e de competências do Superior de Dia, do Oficial de Dia e do Comandante de Socorro entraram na versão atual como 6 artigos novos (se-art-31-c1/c2, se-art-38-c1/c2, se-art-43-c1/c2); os 3 artigos de regime estão marcados como proposta pendente de deliberação do CONDEG (Capital/1º GBM/QCG)</w:t>
+            </w:r>
+          </w:p>
+        </w:tc>
+        <w:tc>
+          <w:tcPr>
+            <w:tcMar>
+              <w:top w:type="dxa" w:w="60"/>
+              <w:left w:type="dxa" w:w="100"/>
+              <w:bottom w:type="dxa" w:w="60"/>
+              <w:right w:type="dxa" w:w="100"/>
+            </w:tcMar>
+          </w:tcPr>
+          <w:p>
+            <w:pPr>
+              <w:spacing w:after="0"/>
+            </w:pPr>
+            <w:r>
+              <w:rPr>
+                <w:rFonts w:ascii="Times New Roman" w:cs="Times New Roman" w:eastAsia="Times New Roman" w:hAnsi="Times New Roman"/>
+                <w:b w:val="false"/>
+                <w:bCs w:val="false"/>
+                <w:sz w:val="20"/>
+                <w:szCs w:val="20"/>
+              </w:rPr>
               <w:t xml:space="preserve">Sem parecer</w:t>
             </w:r>
           </w:p>
@@ -25581,6 +31403,31 @@
                 <w:sz w:val="20"/>
                 <w:szCs w:val="20"/>
               </w:rPr>
+              <w:t xml:space="preserve">Artigo novo incluído na versão atual — sugestões do Cel. Luiz Eduardo sobre o artigo das funções do serviço: os artigos de regime e de competências do Superior de Dia, do Oficial de Dia e do Comandante de Socorro entraram na versão atual como 6 artigos novos (se-art-31-c1/c2, se-art-38-c1/c2, se-art-43-c1/c2); os 3 artigos de regime estão marcados como proposta pendente de deliberação do CONDEG (Capital/1º GBM/QCG)</w:t>
+            </w:r>
+          </w:p>
+        </w:tc>
+        <w:tc>
+          <w:tcPr>
+            <w:tcMar>
+              <w:top w:type="dxa" w:w="60"/>
+              <w:left w:type="dxa" w:w="100"/>
+              <w:bottom w:type="dxa" w:w="60"/>
+              <w:right w:type="dxa" w:w="100"/>
+            </w:tcMar>
+          </w:tcPr>
+          <w:p>
+            <w:pPr>
+              <w:spacing w:after="0"/>
+            </w:pPr>
+            <w:r>
+              <w:rPr>
+                <w:rFonts w:ascii="Times New Roman" w:cs="Times New Roman" w:eastAsia="Times New Roman" w:hAnsi="Times New Roman"/>
+                <w:b w:val="false"/>
+                <w:bCs w:val="false"/>
+                <w:sz w:val="20"/>
+                <w:szCs w:val="20"/>
+              </w:rPr>
               <w:t xml:space="preserve">Sem parecer</w:t>
             </w:r>
           </w:p>
@@ -25686,6 +31533,31 @@
                 <w:sz w:val="20"/>
                 <w:szCs w:val="20"/>
               </w:rPr>
+              <w:t xml:space="preserve">Artigo novo incluído na versão atual — sugestões do Cel. Luiz Eduardo sobre o artigo das funções do serviço: os artigos de regime e de competências do Superior de Dia, do Oficial de Dia e do Comandante de Socorro entraram na versão atual como 6 artigos novos (se-art-31-c1/c2, se-art-38-c1/c2, se-art-43-c1/c2); os 3 artigos de regime estão marcados como proposta pendente de deliberação do CONDEG (Capital/1º GBM/QCG)</w:t>
+            </w:r>
+          </w:p>
+        </w:tc>
+        <w:tc>
+          <w:tcPr>
+            <w:tcMar>
+              <w:top w:type="dxa" w:w="60"/>
+              <w:left w:type="dxa" w:w="100"/>
+              <w:bottom w:type="dxa" w:w="60"/>
+              <w:right w:type="dxa" w:w="100"/>
+            </w:tcMar>
+          </w:tcPr>
+          <w:p>
+            <w:pPr>
+              <w:spacing w:after="0"/>
+            </w:pPr>
+            <w:r>
+              <w:rPr>
+                <w:rFonts w:ascii="Times New Roman" w:cs="Times New Roman" w:eastAsia="Times New Roman" w:hAnsi="Times New Roman"/>
+                <w:b w:val="false"/>
+                <w:bCs w:val="false"/>
+                <w:sz w:val="20"/>
+                <w:szCs w:val="20"/>
+              </w:rPr>
               <w:t xml:space="preserve">Sem parecer</w:t>
             </w:r>
           </w:p>
@@ -25791,6 +31663,31 @@
                 <w:sz w:val="20"/>
                 <w:szCs w:val="20"/>
               </w:rPr>
+              <w:t xml:space="preserve">Artigo novo incluído na versão atual — sugestões do Cel. Luiz Eduardo sobre o artigo das funções do serviço: os artigos de regime e de competências do Superior de Dia, do Oficial de Dia e do Comandante de Socorro entraram na versão atual como 6 artigos novos (se-art-31-c1/c2, se-art-38-c1/c2, se-art-43-c1/c2); os 3 artigos de regime estão marcados como proposta pendente de deliberação do CONDEG (Capital/1º GBM/QCG)</w:t>
+            </w:r>
+          </w:p>
+        </w:tc>
+        <w:tc>
+          <w:tcPr>
+            <w:tcMar>
+              <w:top w:type="dxa" w:w="60"/>
+              <w:left w:type="dxa" w:w="100"/>
+              <w:bottom w:type="dxa" w:w="60"/>
+              <w:right w:type="dxa" w:w="100"/>
+            </w:tcMar>
+          </w:tcPr>
+          <w:p>
+            <w:pPr>
+              <w:spacing w:after="0"/>
+            </w:pPr>
+            <w:r>
+              <w:rPr>
+                <w:rFonts w:ascii="Times New Roman" w:cs="Times New Roman" w:eastAsia="Times New Roman" w:hAnsi="Times New Roman"/>
+                <w:b w:val="false"/>
+                <w:bCs w:val="false"/>
+                <w:sz w:val="20"/>
+                <w:szCs w:val="20"/>
+              </w:rPr>
               <w:t xml:space="preserve">Sem parecer</w:t>
             </w:r>
           </w:p>
@@ -25896,6 +31793,31 @@
                 <w:sz w:val="20"/>
                 <w:szCs w:val="20"/>
               </w:rPr>
+              <w:t xml:space="preserve">Artigo novo incluído na versão atual — sugestões do Cel. Luiz Eduardo sobre o artigo das funções do serviço: os artigos de regime e de competências do Superior de Dia, do Oficial de Dia e do Comandante de Socorro entraram na versão atual como 6 artigos novos (se-art-31-c1/c2, se-art-38-c1/c2, se-art-43-c1/c2); os 3 artigos de regime estão marcados como proposta pendente de deliberação do CONDEG (Capital/1º GBM/QCG)</w:t>
+            </w:r>
+          </w:p>
+        </w:tc>
+        <w:tc>
+          <w:tcPr>
+            <w:tcMar>
+              <w:top w:type="dxa" w:w="60"/>
+              <w:left w:type="dxa" w:w="100"/>
+              <w:bottom w:type="dxa" w:w="60"/>
+              <w:right w:type="dxa" w:w="100"/>
+            </w:tcMar>
+          </w:tcPr>
+          <w:p>
+            <w:pPr>
+              <w:spacing w:after="0"/>
+            </w:pPr>
+            <w:r>
+              <w:rPr>
+                <w:rFonts w:ascii="Times New Roman" w:cs="Times New Roman" w:eastAsia="Times New Roman" w:hAnsi="Times New Roman"/>
+                <w:b w:val="false"/>
+                <w:bCs w:val="false"/>
+                <w:sz w:val="20"/>
+                <w:szCs w:val="20"/>
+              </w:rPr>
               <w:t xml:space="preserve">Sem parecer</w:t>
             </w:r>
           </w:p>
@@ -26001,6 +31923,31 @@
                 <w:sz w:val="20"/>
                 <w:szCs w:val="20"/>
               </w:rPr>
+              <w:t xml:space="preserve">Artigo novo incluído na versão atual — sugestões do Cel. Luiz Eduardo sobre o artigo das funções do serviço: os artigos de regime e de competências do Superior de Dia, do Oficial de Dia e do Comandante de Socorro entraram na versão atual como 6 artigos novos (se-art-31-c1/c2, se-art-38-c1/c2, se-art-43-c1/c2); os 3 artigos de regime estão marcados como proposta pendente de deliberação do CONDEG (Capital/1º GBM/QCG)</w:t>
+            </w:r>
+          </w:p>
+        </w:tc>
+        <w:tc>
+          <w:tcPr>
+            <w:tcMar>
+              <w:top w:type="dxa" w:w="60"/>
+              <w:left w:type="dxa" w:w="100"/>
+              <w:bottom w:type="dxa" w:w="60"/>
+              <w:right w:type="dxa" w:w="100"/>
+            </w:tcMar>
+          </w:tcPr>
+          <w:p>
+            <w:pPr>
+              <w:spacing w:after="0"/>
+            </w:pPr>
+            <w:r>
+              <w:rPr>
+                <w:rFonts w:ascii="Times New Roman" w:cs="Times New Roman" w:eastAsia="Times New Roman" w:hAnsi="Times New Roman"/>
+                <w:b w:val="false"/>
+                <w:bCs w:val="false"/>
+                <w:sz w:val="20"/>
+                <w:szCs w:val="20"/>
+              </w:rPr>
               <w:t xml:space="preserve">Sem parecer</w:t>
             </w:r>
           </w:p>
@@ -26106,6 +32053,31 @@
                 <w:sz w:val="20"/>
                 <w:szCs w:val="20"/>
               </w:rPr>
+              <w:t xml:space="preserve">Artigo novo incluído na versão atual — sugestões do Cel. Luiz Eduardo sobre o artigo das funções do serviço: os artigos de regime e de competências do Superior de Dia, do Oficial de Dia e do Comandante de Socorro entraram na versão atual como 6 artigos novos (se-art-31-c1/c2, se-art-38-c1/c2, se-art-43-c1/c2); os 3 artigos de regime estão marcados como proposta pendente de deliberação do CONDEG (Capital/1º GBM/QCG)</w:t>
+            </w:r>
+          </w:p>
+        </w:tc>
+        <w:tc>
+          <w:tcPr>
+            <w:tcMar>
+              <w:top w:type="dxa" w:w="60"/>
+              <w:left w:type="dxa" w:w="100"/>
+              <w:bottom w:type="dxa" w:w="60"/>
+              <w:right w:type="dxa" w:w="100"/>
+            </w:tcMar>
+          </w:tcPr>
+          <w:p>
+            <w:pPr>
+              <w:spacing w:after="0"/>
+            </w:pPr>
+            <w:r>
+              <w:rPr>
+                <w:rFonts w:ascii="Times New Roman" w:cs="Times New Roman" w:eastAsia="Times New Roman" w:hAnsi="Times New Roman"/>
+                <w:b w:val="false"/>
+                <w:bCs w:val="false"/>
+                <w:sz w:val="20"/>
+                <w:szCs w:val="20"/>
+              </w:rPr>
               <w:t xml:space="preserve">Sem parecer</w:t>
             </w:r>
           </w:p>
@@ -26211,6 +32183,31 @@
                 <w:sz w:val="20"/>
                 <w:szCs w:val="20"/>
               </w:rPr>
+              <w:t xml:space="preserve">Artigo novo incluído na versão atual — sugestões do Cel. Luiz Eduardo sobre o artigo das funções do serviço: os artigos de regime e de competências do Superior de Dia, do Oficial de Dia e do Comandante de Socorro entraram na versão atual como 6 artigos novos (se-art-31-c1/c2, se-art-38-c1/c2, se-art-43-c1/c2); os 3 artigos de regime estão marcados como proposta pendente de deliberação do CONDEG (Capital/1º GBM/QCG)</w:t>
+            </w:r>
+          </w:p>
+        </w:tc>
+        <w:tc>
+          <w:tcPr>
+            <w:tcMar>
+              <w:top w:type="dxa" w:w="60"/>
+              <w:left w:type="dxa" w:w="100"/>
+              <w:bottom w:type="dxa" w:w="60"/>
+              <w:right w:type="dxa" w:w="100"/>
+            </w:tcMar>
+          </w:tcPr>
+          <w:p>
+            <w:pPr>
+              <w:spacing w:after="0"/>
+            </w:pPr>
+            <w:r>
+              <w:rPr>
+                <w:rFonts w:ascii="Times New Roman" w:cs="Times New Roman" w:eastAsia="Times New Roman" w:hAnsi="Times New Roman"/>
+                <w:b w:val="false"/>
+                <w:bCs w:val="false"/>
+                <w:sz w:val="20"/>
+                <w:szCs w:val="20"/>
+              </w:rPr>
               <w:t xml:space="preserve">Sem parecer</w:t>
             </w:r>
           </w:p>
@@ -26316,6 +32313,31 @@
                 <w:sz w:val="20"/>
                 <w:szCs w:val="20"/>
               </w:rPr>
+              <w:t xml:space="preserve">Artigo novo incluído na versão atual — sugestões do Cel. Luiz Eduardo sobre o artigo das funções do serviço: os artigos de regime e de competências do Superior de Dia, do Oficial de Dia e do Comandante de Socorro entraram na versão atual como 6 artigos novos (se-art-31-c1/c2, se-art-38-c1/c2, se-art-43-c1/c2); os 3 artigos de regime estão marcados como proposta pendente de deliberação do CONDEG (Capital/1º GBM/QCG)</w:t>
+            </w:r>
+          </w:p>
+        </w:tc>
+        <w:tc>
+          <w:tcPr>
+            <w:tcMar>
+              <w:top w:type="dxa" w:w="60"/>
+              <w:left w:type="dxa" w:w="100"/>
+              <w:bottom w:type="dxa" w:w="60"/>
+              <w:right w:type="dxa" w:w="100"/>
+            </w:tcMar>
+          </w:tcPr>
+          <w:p>
+            <w:pPr>
+              <w:spacing w:after="0"/>
+            </w:pPr>
+            <w:r>
+              <w:rPr>
+                <w:rFonts w:ascii="Times New Roman" w:cs="Times New Roman" w:eastAsia="Times New Roman" w:hAnsi="Times New Roman"/>
+                <w:b w:val="false"/>
+                <w:bCs w:val="false"/>
+                <w:sz w:val="20"/>
+                <w:szCs w:val="20"/>
+              </w:rPr>
               <w:t xml:space="preserve">Sem parecer</w:t>
             </w:r>
           </w:p>
@@ -26421,6 +32443,31 @@
                 <w:sz w:val="20"/>
                 <w:szCs w:val="20"/>
               </w:rPr>
+              <w:t xml:space="preserve">Artigo novo incluído na versão atual — sugestões do Cel. Luiz Eduardo sobre o artigo das funções do serviço: os artigos de regime e de competências do Superior de Dia, do Oficial de Dia e do Comandante de Socorro entraram na versão atual como 6 artigos novos (se-art-31-c1/c2, se-art-38-c1/c2, se-art-43-c1/c2); os 3 artigos de regime estão marcados como proposta pendente de deliberação do CONDEG (Capital/1º GBM/QCG)</w:t>
+            </w:r>
+          </w:p>
+        </w:tc>
+        <w:tc>
+          <w:tcPr>
+            <w:tcMar>
+              <w:top w:type="dxa" w:w="60"/>
+              <w:left w:type="dxa" w:w="100"/>
+              <w:bottom w:type="dxa" w:w="60"/>
+              <w:right w:type="dxa" w:w="100"/>
+            </w:tcMar>
+          </w:tcPr>
+          <w:p>
+            <w:pPr>
+              <w:spacing w:after="0"/>
+            </w:pPr>
+            <w:r>
+              <w:rPr>
+                <w:rFonts w:ascii="Times New Roman" w:cs="Times New Roman" w:eastAsia="Times New Roman" w:hAnsi="Times New Roman"/>
+                <w:b w:val="false"/>
+                <w:bCs w:val="false"/>
+                <w:sz w:val="20"/>
+                <w:szCs w:val="20"/>
+              </w:rPr>
               <w:t xml:space="preserve">Sem parecer</w:t>
             </w:r>
           </w:p>
@@ -26526,6 +32573,31 @@
                 <w:sz w:val="20"/>
                 <w:szCs w:val="20"/>
               </w:rPr>
+              <w:t xml:space="preserve">Artigo novo incluído na versão atual — sugestões do Cel. Luiz Eduardo sobre o artigo das funções do serviço: os artigos de regime e de competências do Superior de Dia, do Oficial de Dia e do Comandante de Socorro entraram na versão atual como 6 artigos novos (se-art-31-c1/c2, se-art-38-c1/c2, se-art-43-c1/c2); os 3 artigos de regime estão marcados como proposta pendente de deliberação do CONDEG (Capital/1º GBM/QCG)</w:t>
+            </w:r>
+          </w:p>
+        </w:tc>
+        <w:tc>
+          <w:tcPr>
+            <w:tcMar>
+              <w:top w:type="dxa" w:w="60"/>
+              <w:left w:type="dxa" w:w="100"/>
+              <w:bottom w:type="dxa" w:w="60"/>
+              <w:right w:type="dxa" w:w="100"/>
+            </w:tcMar>
+          </w:tcPr>
+          <w:p>
+            <w:pPr>
+              <w:spacing w:after="0"/>
+            </w:pPr>
+            <w:r>
+              <w:rPr>
+                <w:rFonts w:ascii="Times New Roman" w:cs="Times New Roman" w:eastAsia="Times New Roman" w:hAnsi="Times New Roman"/>
+                <w:b w:val="false"/>
+                <w:bCs w:val="false"/>
+                <w:sz w:val="20"/>
+                <w:szCs w:val="20"/>
+              </w:rPr>
               <w:t xml:space="preserve">Sem parecer</w:t>
             </w:r>
           </w:p>
@@ -26631,6 +32703,31 @@
                 <w:sz w:val="20"/>
                 <w:szCs w:val="20"/>
               </w:rPr>
+              <w:t xml:space="preserve">Artigo novo incluído na versão atual — sugestões do Cel. Luiz Eduardo sobre o artigo das funções do serviço: os artigos de regime e de competências do Superior de Dia, do Oficial de Dia e do Comandante de Socorro entraram na versão atual como 6 artigos novos (se-art-31-c1/c2, se-art-38-c1/c2, se-art-43-c1/c2); os 3 artigos de regime estão marcados como proposta pendente de deliberação do CONDEG (Capital/1º GBM/QCG)</w:t>
+            </w:r>
+          </w:p>
+        </w:tc>
+        <w:tc>
+          <w:tcPr>
+            <w:tcMar>
+              <w:top w:type="dxa" w:w="60"/>
+              <w:left w:type="dxa" w:w="100"/>
+              <w:bottom w:type="dxa" w:w="60"/>
+              <w:right w:type="dxa" w:w="100"/>
+            </w:tcMar>
+          </w:tcPr>
+          <w:p>
+            <w:pPr>
+              <w:spacing w:after="0"/>
+            </w:pPr>
+            <w:r>
+              <w:rPr>
+                <w:rFonts w:ascii="Times New Roman" w:cs="Times New Roman" w:eastAsia="Times New Roman" w:hAnsi="Times New Roman"/>
+                <w:b w:val="false"/>
+                <w:bCs w:val="false"/>
+                <w:sz w:val="20"/>
+                <w:szCs w:val="20"/>
+              </w:rPr>
               <w:t xml:space="preserve">Sem parecer</w:t>
             </w:r>
           </w:p>
@@ -26736,6 +32833,31 @@
                 <w:sz w:val="20"/>
                 <w:szCs w:val="20"/>
               </w:rPr>
+              <w:t xml:space="preserve">Artigo novo incluído na versão atual — sugestões do Cel. Luiz Eduardo sobre o artigo das funções do serviço: os artigos de regime e de competências do Superior de Dia, do Oficial de Dia e do Comandante de Socorro entraram na versão atual como 6 artigos novos (se-art-31-c1/c2, se-art-38-c1/c2, se-art-43-c1/c2); os 3 artigos de regime estão marcados como proposta pendente de deliberação do CONDEG (Capital/1º GBM/QCG)</w:t>
+            </w:r>
+          </w:p>
+        </w:tc>
+        <w:tc>
+          <w:tcPr>
+            <w:tcMar>
+              <w:top w:type="dxa" w:w="60"/>
+              <w:left w:type="dxa" w:w="100"/>
+              <w:bottom w:type="dxa" w:w="60"/>
+              <w:right w:type="dxa" w:w="100"/>
+            </w:tcMar>
+          </w:tcPr>
+          <w:p>
+            <w:pPr>
+              <w:spacing w:after="0"/>
+            </w:pPr>
+            <w:r>
+              <w:rPr>
+                <w:rFonts w:ascii="Times New Roman" w:cs="Times New Roman" w:eastAsia="Times New Roman" w:hAnsi="Times New Roman"/>
+                <w:b w:val="false"/>
+                <w:bCs w:val="false"/>
+                <w:sz w:val="20"/>
+                <w:szCs w:val="20"/>
+              </w:rPr>
               <w:t xml:space="preserve">Sem parecer</w:t>
             </w:r>
           </w:p>
@@ -26841,6 +32963,31 @@
                 <w:sz w:val="20"/>
                 <w:szCs w:val="20"/>
               </w:rPr>
+              <w:t xml:space="preserve">Artigo novo incluído na versão atual — sugestões do Cel. Luiz Eduardo sobre o artigo das funções do serviço: os artigos de regime e de competências do Superior de Dia, do Oficial de Dia e do Comandante de Socorro entraram na versão atual como 6 artigos novos (se-art-31-c1/c2, se-art-38-c1/c2, se-art-43-c1/c2); os 3 artigos de regime estão marcados como proposta pendente de deliberação do CONDEG (Capital/1º GBM/QCG)</w:t>
+            </w:r>
+          </w:p>
+        </w:tc>
+        <w:tc>
+          <w:tcPr>
+            <w:tcMar>
+              <w:top w:type="dxa" w:w="60"/>
+              <w:left w:type="dxa" w:w="100"/>
+              <w:bottom w:type="dxa" w:w="60"/>
+              <w:right w:type="dxa" w:w="100"/>
+            </w:tcMar>
+          </w:tcPr>
+          <w:p>
+            <w:pPr>
+              <w:spacing w:after="0"/>
+            </w:pPr>
+            <w:r>
+              <w:rPr>
+                <w:rFonts w:ascii="Times New Roman" w:cs="Times New Roman" w:eastAsia="Times New Roman" w:hAnsi="Times New Roman"/>
+                <w:b w:val="false"/>
+                <w:bCs w:val="false"/>
+                <w:sz w:val="20"/>
+                <w:szCs w:val="20"/>
+              </w:rPr>
               <w:t xml:space="preserve">Sem parecer</w:t>
             </w:r>
           </w:p>
@@ -26946,6 +33093,31 @@
                 <w:sz w:val="20"/>
                 <w:szCs w:val="20"/>
               </w:rPr>
+              <w:t xml:space="preserve">Artigo novo incluído na versão atual — sugestões do Cel. Luiz Eduardo sobre o artigo das funções do serviço: os artigos de regime e de competências do Superior de Dia, do Oficial de Dia e do Comandante de Socorro entraram na versão atual como 6 artigos novos (se-art-31-c1/c2, se-art-38-c1/c2, se-art-43-c1/c2); os 3 artigos de regime estão marcados como proposta pendente de deliberação do CONDEG (Capital/1º GBM/QCG)</w:t>
+            </w:r>
+          </w:p>
+        </w:tc>
+        <w:tc>
+          <w:tcPr>
+            <w:tcMar>
+              <w:top w:type="dxa" w:w="60"/>
+              <w:left w:type="dxa" w:w="100"/>
+              <w:bottom w:type="dxa" w:w="60"/>
+              <w:right w:type="dxa" w:w="100"/>
+            </w:tcMar>
+          </w:tcPr>
+          <w:p>
+            <w:pPr>
+              <w:spacing w:after="0"/>
+            </w:pPr>
+            <w:r>
+              <w:rPr>
+                <w:rFonts w:ascii="Times New Roman" w:cs="Times New Roman" w:eastAsia="Times New Roman" w:hAnsi="Times New Roman"/>
+                <w:b w:val="false"/>
+                <w:bCs w:val="false"/>
+                <w:sz w:val="20"/>
+                <w:szCs w:val="20"/>
+              </w:rPr>
               <w:t xml:space="preserve">Sem parecer</w:t>
             </w:r>
           </w:p>
@@ -27051,6 +33223,31 @@
                 <w:sz w:val="20"/>
                 <w:szCs w:val="20"/>
               </w:rPr>
+              <w:t xml:space="preserve">Artigo novo incluído na versão atual — sugestões do Cel. Luiz Eduardo sobre o artigo das funções do serviço: os artigos de regime e de competências do Superior de Dia, do Oficial de Dia e do Comandante de Socorro entraram na versão atual como 6 artigos novos (se-art-31-c1/c2, se-art-38-c1/c2, se-art-43-c1/c2); os 3 artigos de regime estão marcados como proposta pendente de deliberação do CONDEG (Capital/1º GBM/QCG)</w:t>
+            </w:r>
+          </w:p>
+        </w:tc>
+        <w:tc>
+          <w:tcPr>
+            <w:tcMar>
+              <w:top w:type="dxa" w:w="60"/>
+              <w:left w:type="dxa" w:w="100"/>
+              <w:bottom w:type="dxa" w:w="60"/>
+              <w:right w:type="dxa" w:w="100"/>
+            </w:tcMar>
+          </w:tcPr>
+          <w:p>
+            <w:pPr>
+              <w:spacing w:after="0"/>
+            </w:pPr>
+            <w:r>
+              <w:rPr>
+                <w:rFonts w:ascii="Times New Roman" w:cs="Times New Roman" w:eastAsia="Times New Roman" w:hAnsi="Times New Roman"/>
+                <w:b w:val="false"/>
+                <w:bCs w:val="false"/>
+                <w:sz w:val="20"/>
+                <w:szCs w:val="20"/>
+              </w:rPr>
               <w:t xml:space="preserve">Sem parecer</w:t>
             </w:r>
           </w:p>
@@ -27156,6 +33353,31 @@
                 <w:sz w:val="20"/>
                 <w:szCs w:val="20"/>
               </w:rPr>
+              <w:t xml:space="preserve">Artigo novo incluído na versão atual — sugestões do Cel. Luiz Eduardo sobre o artigo das funções do serviço: os artigos de regime e de competências do Superior de Dia, do Oficial de Dia e do Comandante de Socorro entraram na versão atual como 6 artigos novos (se-art-31-c1/c2, se-art-38-c1/c2, se-art-43-c1/c2); os 3 artigos de regime estão marcados como proposta pendente de deliberação do CONDEG (Capital/1º GBM/QCG)</w:t>
+            </w:r>
+          </w:p>
+        </w:tc>
+        <w:tc>
+          <w:tcPr>
+            <w:tcMar>
+              <w:top w:type="dxa" w:w="60"/>
+              <w:left w:type="dxa" w:w="100"/>
+              <w:bottom w:type="dxa" w:w="60"/>
+              <w:right w:type="dxa" w:w="100"/>
+            </w:tcMar>
+          </w:tcPr>
+          <w:p>
+            <w:pPr>
+              <w:spacing w:after="0"/>
+            </w:pPr>
+            <w:r>
+              <w:rPr>
+                <w:rFonts w:ascii="Times New Roman" w:cs="Times New Roman" w:eastAsia="Times New Roman" w:hAnsi="Times New Roman"/>
+                <w:b w:val="false"/>
+                <w:bCs w:val="false"/>
+                <w:sz w:val="20"/>
+                <w:szCs w:val="20"/>
+              </w:rPr>
               <w:t xml:space="preserve">Sem parecer</w:t>
             </w:r>
           </w:p>
@@ -27261,6 +33483,31 @@
                 <w:sz w:val="20"/>
                 <w:szCs w:val="20"/>
               </w:rPr>
+              <w:t xml:space="preserve">Artigo novo incluído na versão atual — sugestões do Cel. Luiz Eduardo sobre o artigo das funções do serviço: os artigos de regime e de competências do Superior de Dia, do Oficial de Dia e do Comandante de Socorro entraram na versão atual como 6 artigos novos (se-art-31-c1/c2, se-art-38-c1/c2, se-art-43-c1/c2); os 3 artigos de regime estão marcados como proposta pendente de deliberação do CONDEG (Capital/1º GBM/QCG)</w:t>
+            </w:r>
+          </w:p>
+        </w:tc>
+        <w:tc>
+          <w:tcPr>
+            <w:tcMar>
+              <w:top w:type="dxa" w:w="60"/>
+              <w:left w:type="dxa" w:w="100"/>
+              <w:bottom w:type="dxa" w:w="60"/>
+              <w:right w:type="dxa" w:w="100"/>
+            </w:tcMar>
+          </w:tcPr>
+          <w:p>
+            <w:pPr>
+              <w:spacing w:after="0"/>
+            </w:pPr>
+            <w:r>
+              <w:rPr>
+                <w:rFonts w:ascii="Times New Roman" w:cs="Times New Roman" w:eastAsia="Times New Roman" w:hAnsi="Times New Roman"/>
+                <w:b w:val="false"/>
+                <w:bCs w:val="false"/>
+                <w:sz w:val="20"/>
+                <w:szCs w:val="20"/>
+              </w:rPr>
               <w:t xml:space="preserve">Sem parecer</w:t>
             </w:r>
           </w:p>
@@ -27366,6 +33613,31 @@
                 <w:sz w:val="20"/>
                 <w:szCs w:val="20"/>
               </w:rPr>
+              <w:t xml:space="preserve">Artigo novo incluído na versão atual — sugestões do Cel. Luiz Eduardo sobre o artigo das funções do serviço: os artigos de regime e de competências do Superior de Dia, do Oficial de Dia e do Comandante de Socorro entraram na versão atual como 6 artigos novos (se-art-31-c1/c2, se-art-38-c1/c2, se-art-43-c1/c2); os 3 artigos de regime estão marcados como proposta pendente de deliberação do CONDEG (Capital/1º GBM/QCG)</w:t>
+            </w:r>
+          </w:p>
+        </w:tc>
+        <w:tc>
+          <w:tcPr>
+            <w:tcMar>
+              <w:top w:type="dxa" w:w="60"/>
+              <w:left w:type="dxa" w:w="100"/>
+              <w:bottom w:type="dxa" w:w="60"/>
+              <w:right w:type="dxa" w:w="100"/>
+            </w:tcMar>
+          </w:tcPr>
+          <w:p>
+            <w:pPr>
+              <w:spacing w:after="0"/>
+            </w:pPr>
+            <w:r>
+              <w:rPr>
+                <w:rFonts w:ascii="Times New Roman" w:cs="Times New Roman" w:eastAsia="Times New Roman" w:hAnsi="Times New Roman"/>
+                <w:b w:val="false"/>
+                <w:bCs w:val="false"/>
+                <w:sz w:val="20"/>
+                <w:szCs w:val="20"/>
+              </w:rPr>
               <w:t xml:space="preserve">Sem parecer</w:t>
             </w:r>
           </w:p>
@@ -27471,6 +33743,31 @@
                 <w:sz w:val="20"/>
                 <w:szCs w:val="20"/>
               </w:rPr>
+              <w:t xml:space="preserve">Artigo novo incluído na versão atual — sugestões do Cel. Luiz Eduardo sobre o artigo das funções do serviço: os artigos de regime e de competências do Superior de Dia, do Oficial de Dia e do Comandante de Socorro entraram na versão atual como 6 artigos novos (se-art-31-c1/c2, se-art-38-c1/c2, se-art-43-c1/c2); os 3 artigos de regime estão marcados como proposta pendente de deliberação do CONDEG (Capital/1º GBM/QCG)</w:t>
+            </w:r>
+          </w:p>
+        </w:tc>
+        <w:tc>
+          <w:tcPr>
+            <w:tcMar>
+              <w:top w:type="dxa" w:w="60"/>
+              <w:left w:type="dxa" w:w="100"/>
+              <w:bottom w:type="dxa" w:w="60"/>
+              <w:right w:type="dxa" w:w="100"/>
+            </w:tcMar>
+          </w:tcPr>
+          <w:p>
+            <w:pPr>
+              <w:spacing w:after="0"/>
+            </w:pPr>
+            <w:r>
+              <w:rPr>
+                <w:rFonts w:ascii="Times New Roman" w:cs="Times New Roman" w:eastAsia="Times New Roman" w:hAnsi="Times New Roman"/>
+                <w:b w:val="false"/>
+                <w:bCs w:val="false"/>
+                <w:sz w:val="20"/>
+                <w:szCs w:val="20"/>
+              </w:rPr>
               <w:t xml:space="preserve">Sem parecer</w:t>
             </w:r>
           </w:p>
@@ -27576,6 +33873,31 @@
                 <w:sz w:val="20"/>
                 <w:szCs w:val="20"/>
               </w:rPr>
+              <w:t xml:space="preserve">Artigo novo incluído na versão atual — sugestões do Cel. Luiz Eduardo sobre o artigo das funções do serviço: os artigos de regime e de competências do Superior de Dia, do Oficial de Dia e do Comandante de Socorro entraram na versão atual como 6 artigos novos (se-art-31-c1/c2, se-art-38-c1/c2, se-art-43-c1/c2); os 3 artigos de regime estão marcados como proposta pendente de deliberação do CONDEG (Capital/1º GBM/QCG)</w:t>
+            </w:r>
+          </w:p>
+        </w:tc>
+        <w:tc>
+          <w:tcPr>
+            <w:tcMar>
+              <w:top w:type="dxa" w:w="60"/>
+              <w:left w:type="dxa" w:w="100"/>
+              <w:bottom w:type="dxa" w:w="60"/>
+              <w:right w:type="dxa" w:w="100"/>
+            </w:tcMar>
+          </w:tcPr>
+          <w:p>
+            <w:pPr>
+              <w:spacing w:after="0"/>
+            </w:pPr>
+            <w:r>
+              <w:rPr>
+                <w:rFonts w:ascii="Times New Roman" w:cs="Times New Roman" w:eastAsia="Times New Roman" w:hAnsi="Times New Roman"/>
+                <w:b w:val="false"/>
+                <w:bCs w:val="false"/>
+                <w:sz w:val="20"/>
+                <w:szCs w:val="20"/>
+              </w:rPr>
               <w:t xml:space="preserve">Sem parecer</w:t>
             </w:r>
           </w:p>
@@ -27681,6 +34003,31 @@
                 <w:sz w:val="20"/>
                 <w:szCs w:val="20"/>
               </w:rPr>
+              <w:t xml:space="preserve">Artigo novo incluído na versão atual — sugestões do Cel. Luiz Eduardo sobre o artigo das funções do serviço: os artigos de regime e de competências do Superior de Dia, do Oficial de Dia e do Comandante de Socorro entraram na versão atual como 6 artigos novos (se-art-31-c1/c2, se-art-38-c1/c2, se-art-43-c1/c2); os 3 artigos de regime estão marcados como proposta pendente de deliberação do CONDEG (Capital/1º GBM/QCG)</w:t>
+            </w:r>
+          </w:p>
+        </w:tc>
+        <w:tc>
+          <w:tcPr>
+            <w:tcMar>
+              <w:top w:type="dxa" w:w="60"/>
+              <w:left w:type="dxa" w:w="100"/>
+              <w:bottom w:type="dxa" w:w="60"/>
+              <w:right w:type="dxa" w:w="100"/>
+            </w:tcMar>
+          </w:tcPr>
+          <w:p>
+            <w:pPr>
+              <w:spacing w:after="0"/>
+            </w:pPr>
+            <w:r>
+              <w:rPr>
+                <w:rFonts w:ascii="Times New Roman" w:cs="Times New Roman" w:eastAsia="Times New Roman" w:hAnsi="Times New Roman"/>
+                <w:b w:val="false"/>
+                <w:bCs w:val="false"/>
+                <w:sz w:val="20"/>
+                <w:szCs w:val="20"/>
+              </w:rPr>
               <w:t xml:space="preserve">Sem parecer</w:t>
             </w:r>
           </w:p>
@@ -27786,6 +34133,31 @@
                 <w:sz w:val="20"/>
                 <w:szCs w:val="20"/>
               </w:rPr>
+              <w:t xml:space="preserve">Artigo novo incluído na versão atual — sugestões do Cel. Luiz Eduardo sobre o artigo das funções do serviço: os artigos de regime e de competências do Superior de Dia, do Oficial de Dia e do Comandante de Socorro entraram na versão atual como 6 artigos novos (se-art-31-c1/c2, se-art-38-c1/c2, se-art-43-c1/c2); os 3 artigos de regime estão marcados como proposta pendente de deliberação do CONDEG (Capital/1º GBM/QCG)</w:t>
+            </w:r>
+          </w:p>
+        </w:tc>
+        <w:tc>
+          <w:tcPr>
+            <w:tcMar>
+              <w:top w:type="dxa" w:w="60"/>
+              <w:left w:type="dxa" w:w="100"/>
+              <w:bottom w:type="dxa" w:w="60"/>
+              <w:right w:type="dxa" w:w="100"/>
+            </w:tcMar>
+          </w:tcPr>
+          <w:p>
+            <w:pPr>
+              <w:spacing w:after="0"/>
+            </w:pPr>
+            <w:r>
+              <w:rPr>
+                <w:rFonts w:ascii="Times New Roman" w:cs="Times New Roman" w:eastAsia="Times New Roman" w:hAnsi="Times New Roman"/>
+                <w:b w:val="false"/>
+                <w:bCs w:val="false"/>
+                <w:sz w:val="20"/>
+                <w:szCs w:val="20"/>
+              </w:rPr>
               <w:t xml:space="preserve">Sem parecer</w:t>
             </w:r>
           </w:p>
@@ -27891,6 +34263,31 @@
                 <w:sz w:val="20"/>
                 <w:szCs w:val="20"/>
               </w:rPr>
+              <w:t xml:space="preserve">Artigo novo incluído na versão atual — sugestões do Cel. Luiz Eduardo sobre o artigo das funções do serviço: os artigos de regime e de competências do Superior de Dia, do Oficial de Dia e do Comandante de Socorro entraram na versão atual como 6 artigos novos (se-art-31-c1/c2, se-art-38-c1/c2, se-art-43-c1/c2); os 3 artigos de regime estão marcados como proposta pendente de deliberação do CONDEG (Capital/1º GBM/QCG)</w:t>
+            </w:r>
+          </w:p>
+        </w:tc>
+        <w:tc>
+          <w:tcPr>
+            <w:tcMar>
+              <w:top w:type="dxa" w:w="60"/>
+              <w:left w:type="dxa" w:w="100"/>
+              <w:bottom w:type="dxa" w:w="60"/>
+              <w:right w:type="dxa" w:w="100"/>
+            </w:tcMar>
+          </w:tcPr>
+          <w:p>
+            <w:pPr>
+              <w:spacing w:after="0"/>
+            </w:pPr>
+            <w:r>
+              <w:rPr>
+                <w:rFonts w:ascii="Times New Roman" w:cs="Times New Roman" w:eastAsia="Times New Roman" w:hAnsi="Times New Roman"/>
+                <w:b w:val="false"/>
+                <w:bCs w:val="false"/>
+                <w:sz w:val="20"/>
+                <w:szCs w:val="20"/>
+              </w:rPr>
               <w:t xml:space="preserve">Sem parecer</w:t>
             </w:r>
           </w:p>
@@ -27996,6 +34393,31 @@
                 <w:sz w:val="20"/>
                 <w:szCs w:val="20"/>
               </w:rPr>
+              <w:t xml:space="preserve">Artigo novo incluído na versão atual — sugestões do Cel. Luiz Eduardo sobre o artigo das funções do serviço: os artigos de regime e de competências do Superior de Dia, do Oficial de Dia e do Comandante de Socorro entraram na versão atual como 6 artigos novos (se-art-31-c1/c2, se-art-38-c1/c2, se-art-43-c1/c2); os 3 artigos de regime estão marcados como proposta pendente de deliberação do CONDEG (Capital/1º GBM/QCG)</w:t>
+            </w:r>
+          </w:p>
+        </w:tc>
+        <w:tc>
+          <w:tcPr>
+            <w:tcMar>
+              <w:top w:type="dxa" w:w="60"/>
+              <w:left w:type="dxa" w:w="100"/>
+              <w:bottom w:type="dxa" w:w="60"/>
+              <w:right w:type="dxa" w:w="100"/>
+            </w:tcMar>
+          </w:tcPr>
+          <w:p>
+            <w:pPr>
+              <w:spacing w:after="0"/>
+            </w:pPr>
+            <w:r>
+              <w:rPr>
+                <w:rFonts w:ascii="Times New Roman" w:cs="Times New Roman" w:eastAsia="Times New Roman" w:hAnsi="Times New Roman"/>
+                <w:b w:val="false"/>
+                <w:bCs w:val="false"/>
+                <w:sz w:val="20"/>
+                <w:szCs w:val="20"/>
+              </w:rPr>
               <w:t xml:space="preserve">Sem parecer</w:t>
             </w:r>
           </w:p>
@@ -28101,6 +34523,31 @@
                 <w:sz w:val="20"/>
                 <w:szCs w:val="20"/>
               </w:rPr>
+              <w:t xml:space="preserve">Artigo novo incluído na versão atual — sugestões do Cel. Luiz Eduardo sobre o artigo das funções do serviço: os artigos de regime e de competências do Superior de Dia, do Oficial de Dia e do Comandante de Socorro entraram na versão atual como 6 artigos novos (se-art-31-c1/c2, se-art-38-c1/c2, se-art-43-c1/c2); os 3 artigos de regime estão marcados como proposta pendente de deliberação do CONDEG (Capital/1º GBM/QCG)</w:t>
+            </w:r>
+          </w:p>
+        </w:tc>
+        <w:tc>
+          <w:tcPr>
+            <w:tcMar>
+              <w:top w:type="dxa" w:w="60"/>
+              <w:left w:type="dxa" w:w="100"/>
+              <w:bottom w:type="dxa" w:w="60"/>
+              <w:right w:type="dxa" w:w="100"/>
+            </w:tcMar>
+          </w:tcPr>
+          <w:p>
+            <w:pPr>
+              <w:spacing w:after="0"/>
+            </w:pPr>
+            <w:r>
+              <w:rPr>
+                <w:rFonts w:ascii="Times New Roman" w:cs="Times New Roman" w:eastAsia="Times New Roman" w:hAnsi="Times New Roman"/>
+                <w:b w:val="false"/>
+                <w:bCs w:val="false"/>
+                <w:sz w:val="20"/>
+                <w:szCs w:val="20"/>
+              </w:rPr>
               <w:t xml:space="preserve">Sem parecer</w:t>
             </w:r>
           </w:p>
@@ -28206,6 +34653,31 @@
                 <w:sz w:val="20"/>
                 <w:szCs w:val="20"/>
               </w:rPr>
+              <w:t xml:space="preserve">Artigo novo incluído na versão atual — sugestões do Cel. Luiz Eduardo sobre o artigo das funções do serviço: os artigos de regime e de competências do Superior de Dia, do Oficial de Dia e do Comandante de Socorro entraram na versão atual como 6 artigos novos (se-art-31-c1/c2, se-art-38-c1/c2, se-art-43-c1/c2); os 3 artigos de regime estão marcados como proposta pendente de deliberação do CONDEG (Capital/1º GBM/QCG)</w:t>
+            </w:r>
+          </w:p>
+        </w:tc>
+        <w:tc>
+          <w:tcPr>
+            <w:tcMar>
+              <w:top w:type="dxa" w:w="60"/>
+              <w:left w:type="dxa" w:w="100"/>
+              <w:bottom w:type="dxa" w:w="60"/>
+              <w:right w:type="dxa" w:w="100"/>
+            </w:tcMar>
+          </w:tcPr>
+          <w:p>
+            <w:pPr>
+              <w:spacing w:after="0"/>
+            </w:pPr>
+            <w:r>
+              <w:rPr>
+                <w:rFonts w:ascii="Times New Roman" w:cs="Times New Roman" w:eastAsia="Times New Roman" w:hAnsi="Times New Roman"/>
+                <w:b w:val="false"/>
+                <w:bCs w:val="false"/>
+                <w:sz w:val="20"/>
+                <w:szCs w:val="20"/>
+              </w:rPr>
               <w:t xml:space="preserve">Sem parecer</w:t>
             </w:r>
           </w:p>
@@ -28311,6 +34783,31 @@
                 <w:sz w:val="20"/>
                 <w:szCs w:val="20"/>
               </w:rPr>
+              <w:t xml:space="preserve">Artigo novo incluído na versão atual — sugestões do Cel. Luiz Eduardo sobre o artigo das funções do serviço: os artigos de regime e de competências do Superior de Dia, do Oficial de Dia e do Comandante de Socorro entraram na versão atual como 6 artigos novos (se-art-31-c1/c2, se-art-38-c1/c2, se-art-43-c1/c2); os 3 artigos de regime estão marcados como proposta pendente de deliberação do CONDEG (Capital/1º GBM/QCG)</w:t>
+            </w:r>
+          </w:p>
+        </w:tc>
+        <w:tc>
+          <w:tcPr>
+            <w:tcMar>
+              <w:top w:type="dxa" w:w="60"/>
+              <w:left w:type="dxa" w:w="100"/>
+              <w:bottom w:type="dxa" w:w="60"/>
+              <w:right w:type="dxa" w:w="100"/>
+            </w:tcMar>
+          </w:tcPr>
+          <w:p>
+            <w:pPr>
+              <w:spacing w:after="0"/>
+            </w:pPr>
+            <w:r>
+              <w:rPr>
+                <w:rFonts w:ascii="Times New Roman" w:cs="Times New Roman" w:eastAsia="Times New Roman" w:hAnsi="Times New Roman"/>
+                <w:b w:val="false"/>
+                <w:bCs w:val="false"/>
+                <w:sz w:val="20"/>
+                <w:szCs w:val="20"/>
+              </w:rPr>
               <w:t xml:space="preserve">Sem parecer</w:t>
             </w:r>
           </w:p>
@@ -28416,6 +34913,31 @@
                 <w:sz w:val="20"/>
                 <w:szCs w:val="20"/>
               </w:rPr>
+              <w:t xml:space="preserve">Artigo novo incluído na versão atual — sugestões do Cel. Luiz Eduardo sobre o artigo das funções do serviço: os artigos de regime e de competências do Superior de Dia, do Oficial de Dia e do Comandante de Socorro entraram na versão atual como 6 artigos novos (se-art-31-c1/c2, se-art-38-c1/c2, se-art-43-c1/c2); os 3 artigos de regime estão marcados como proposta pendente de deliberação do CONDEG (Capital/1º GBM/QCG)</w:t>
+            </w:r>
+          </w:p>
+        </w:tc>
+        <w:tc>
+          <w:tcPr>
+            <w:tcMar>
+              <w:top w:type="dxa" w:w="60"/>
+              <w:left w:type="dxa" w:w="100"/>
+              <w:bottom w:type="dxa" w:w="60"/>
+              <w:right w:type="dxa" w:w="100"/>
+            </w:tcMar>
+          </w:tcPr>
+          <w:p>
+            <w:pPr>
+              <w:spacing w:after="0"/>
+            </w:pPr>
+            <w:r>
+              <w:rPr>
+                <w:rFonts w:ascii="Times New Roman" w:cs="Times New Roman" w:eastAsia="Times New Roman" w:hAnsi="Times New Roman"/>
+                <w:b w:val="false"/>
+                <w:bCs w:val="false"/>
+                <w:sz w:val="20"/>
+                <w:szCs w:val="20"/>
+              </w:rPr>
               <w:t xml:space="preserve">Sem parecer</w:t>
             </w:r>
           </w:p>
@@ -28521,6 +35043,31 @@
                 <w:sz w:val="20"/>
                 <w:szCs w:val="20"/>
               </w:rPr>
+              <w:t xml:space="preserve">Artigo novo incluído na versão atual — sugestões do Cel. Luiz Eduardo sobre o artigo das funções do serviço: os artigos de regime e de competências do Superior de Dia, do Oficial de Dia e do Comandante de Socorro entraram na versão atual como 6 artigos novos (se-art-31-c1/c2, se-art-38-c1/c2, se-art-43-c1/c2); os 3 artigos de regime estão marcados como proposta pendente de deliberação do CONDEG (Capital/1º GBM/QCG)</w:t>
+            </w:r>
+          </w:p>
+        </w:tc>
+        <w:tc>
+          <w:tcPr>
+            <w:tcMar>
+              <w:top w:type="dxa" w:w="60"/>
+              <w:left w:type="dxa" w:w="100"/>
+              <w:bottom w:type="dxa" w:w="60"/>
+              <w:right w:type="dxa" w:w="100"/>
+            </w:tcMar>
+          </w:tcPr>
+          <w:p>
+            <w:pPr>
+              <w:spacing w:after="0"/>
+            </w:pPr>
+            <w:r>
+              <w:rPr>
+                <w:rFonts w:ascii="Times New Roman" w:cs="Times New Roman" w:eastAsia="Times New Roman" w:hAnsi="Times New Roman"/>
+                <w:b w:val="false"/>
+                <w:bCs w:val="false"/>
+                <w:sz w:val="20"/>
+                <w:szCs w:val="20"/>
+              </w:rPr>
               <w:t xml:space="preserve">Sem parecer</w:t>
             </w:r>
           </w:p>
@@ -28626,6 +35173,31 @@
                 <w:sz w:val="20"/>
                 <w:szCs w:val="20"/>
               </w:rPr>
+              <w:t xml:space="preserve">Artigo novo incluído na versão atual — sugestões do Cel. Luiz Eduardo sobre o artigo das funções do serviço: os artigos de regime e de competências do Superior de Dia, do Oficial de Dia e do Comandante de Socorro entraram na versão atual como 6 artigos novos (se-art-31-c1/c2, se-art-38-c1/c2, se-art-43-c1/c2); os 3 artigos de regime estão marcados como proposta pendente de deliberação do CONDEG (Capital/1º GBM/QCG)</w:t>
+            </w:r>
+          </w:p>
+        </w:tc>
+        <w:tc>
+          <w:tcPr>
+            <w:tcMar>
+              <w:top w:type="dxa" w:w="60"/>
+              <w:left w:type="dxa" w:w="100"/>
+              <w:bottom w:type="dxa" w:w="60"/>
+              <w:right w:type="dxa" w:w="100"/>
+            </w:tcMar>
+          </w:tcPr>
+          <w:p>
+            <w:pPr>
+              <w:spacing w:after="0"/>
+            </w:pPr>
+            <w:r>
+              <w:rPr>
+                <w:rFonts w:ascii="Times New Roman" w:cs="Times New Roman" w:eastAsia="Times New Roman" w:hAnsi="Times New Roman"/>
+                <w:b w:val="false"/>
+                <w:bCs w:val="false"/>
+                <w:sz w:val="20"/>
+                <w:szCs w:val="20"/>
+              </w:rPr>
               <w:t xml:space="preserve">Sem parecer</w:t>
             </w:r>
           </w:p>
@@ -28731,6 +35303,31 @@
                 <w:sz w:val="20"/>
                 <w:szCs w:val="20"/>
               </w:rPr>
+              <w:t xml:space="preserve">Artigo novo incluído na versão atual — sugestões do Cel. Luiz Eduardo sobre o artigo das funções do serviço: os artigos de regime e de competências do Superior de Dia, do Oficial de Dia e do Comandante de Socorro entraram na versão atual como 6 artigos novos (se-art-31-c1/c2, se-art-38-c1/c2, se-art-43-c1/c2); os 3 artigos de regime estão marcados como proposta pendente de deliberação do CONDEG (Capital/1º GBM/QCG)</w:t>
+            </w:r>
+          </w:p>
+        </w:tc>
+        <w:tc>
+          <w:tcPr>
+            <w:tcMar>
+              <w:top w:type="dxa" w:w="60"/>
+              <w:left w:type="dxa" w:w="100"/>
+              <w:bottom w:type="dxa" w:w="60"/>
+              <w:right w:type="dxa" w:w="100"/>
+            </w:tcMar>
+          </w:tcPr>
+          <w:p>
+            <w:pPr>
+              <w:spacing w:after="0"/>
+            </w:pPr>
+            <w:r>
+              <w:rPr>
+                <w:rFonts w:ascii="Times New Roman" w:cs="Times New Roman" w:eastAsia="Times New Roman" w:hAnsi="Times New Roman"/>
+                <w:b w:val="false"/>
+                <w:bCs w:val="false"/>
+                <w:sz w:val="20"/>
+                <w:szCs w:val="20"/>
+              </w:rPr>
               <w:t xml:space="preserve">Sem parecer</w:t>
             </w:r>
           </w:p>
@@ -28836,6 +35433,31 @@
                 <w:sz w:val="20"/>
                 <w:szCs w:val="20"/>
               </w:rPr>
+              <w:t xml:space="preserve">Artigo novo incluído na versão atual — sugestões do Cel. Luiz Eduardo sobre o artigo das funções do serviço: os artigos de regime e de competências do Superior de Dia, do Oficial de Dia e do Comandante de Socorro entraram na versão atual como 6 artigos novos (se-art-31-c1/c2, se-art-38-c1/c2, se-art-43-c1/c2); os 3 artigos de regime estão marcados como proposta pendente de deliberação do CONDEG (Capital/1º GBM/QCG)</w:t>
+            </w:r>
+          </w:p>
+        </w:tc>
+        <w:tc>
+          <w:tcPr>
+            <w:tcMar>
+              <w:top w:type="dxa" w:w="60"/>
+              <w:left w:type="dxa" w:w="100"/>
+              <w:bottom w:type="dxa" w:w="60"/>
+              <w:right w:type="dxa" w:w="100"/>
+            </w:tcMar>
+          </w:tcPr>
+          <w:p>
+            <w:pPr>
+              <w:spacing w:after="0"/>
+            </w:pPr>
+            <w:r>
+              <w:rPr>
+                <w:rFonts w:ascii="Times New Roman" w:cs="Times New Roman" w:eastAsia="Times New Roman" w:hAnsi="Times New Roman"/>
+                <w:b w:val="false"/>
+                <w:bCs w:val="false"/>
+                <w:sz w:val="20"/>
+                <w:szCs w:val="20"/>
+              </w:rPr>
               <w:t xml:space="preserve">Sem parecer</w:t>
             </w:r>
           </w:p>
@@ -28941,6 +35563,31 @@
                 <w:sz w:val="20"/>
                 <w:szCs w:val="20"/>
               </w:rPr>
+              <w:t xml:space="preserve">Artigo novo incluído na versão atual — sugestões do Cel. Luiz Eduardo sobre o artigo das funções do serviço: os artigos de regime e de competências do Superior de Dia, do Oficial de Dia e do Comandante de Socorro entraram na versão atual como 6 artigos novos (se-art-31-c1/c2, se-art-38-c1/c2, se-art-43-c1/c2); os 3 artigos de regime estão marcados como proposta pendente de deliberação do CONDEG (Capital/1º GBM/QCG)</w:t>
+            </w:r>
+          </w:p>
+        </w:tc>
+        <w:tc>
+          <w:tcPr>
+            <w:tcMar>
+              <w:top w:type="dxa" w:w="60"/>
+              <w:left w:type="dxa" w:w="100"/>
+              <w:bottom w:type="dxa" w:w="60"/>
+              <w:right w:type="dxa" w:w="100"/>
+            </w:tcMar>
+          </w:tcPr>
+          <w:p>
+            <w:pPr>
+              <w:spacing w:after="0"/>
+            </w:pPr>
+            <w:r>
+              <w:rPr>
+                <w:rFonts w:ascii="Times New Roman" w:cs="Times New Roman" w:eastAsia="Times New Roman" w:hAnsi="Times New Roman"/>
+                <w:b w:val="false"/>
+                <w:bCs w:val="false"/>
+                <w:sz w:val="20"/>
+                <w:szCs w:val="20"/>
+              </w:rPr>
               <w:t xml:space="preserve">Sem parecer</w:t>
             </w:r>
           </w:p>
@@ -29046,6 +35693,31 @@
                 <w:sz w:val="20"/>
                 <w:szCs w:val="20"/>
               </w:rPr>
+              <w:t xml:space="preserve">Artigo novo incluído na versão atual — sugestões do Cel. Luiz Eduardo sobre o artigo das funções do serviço: os artigos de regime e de competências do Superior de Dia, do Oficial de Dia e do Comandante de Socorro entraram na versão atual como 6 artigos novos (se-art-31-c1/c2, se-art-38-c1/c2, se-art-43-c1/c2); os 3 artigos de regime estão marcados como proposta pendente de deliberação do CONDEG (Capital/1º GBM/QCG)</w:t>
+            </w:r>
+          </w:p>
+        </w:tc>
+        <w:tc>
+          <w:tcPr>
+            <w:tcMar>
+              <w:top w:type="dxa" w:w="60"/>
+              <w:left w:type="dxa" w:w="100"/>
+              <w:bottom w:type="dxa" w:w="60"/>
+              <w:right w:type="dxa" w:w="100"/>
+            </w:tcMar>
+          </w:tcPr>
+          <w:p>
+            <w:pPr>
+              <w:spacing w:after="0"/>
+            </w:pPr>
+            <w:r>
+              <w:rPr>
+                <w:rFonts w:ascii="Times New Roman" w:cs="Times New Roman" w:eastAsia="Times New Roman" w:hAnsi="Times New Roman"/>
+                <w:b w:val="false"/>
+                <w:bCs w:val="false"/>
+                <w:sz w:val="20"/>
+                <w:szCs w:val="20"/>
+              </w:rPr>
               <w:t xml:space="preserve">Sem parecer</w:t>
             </w:r>
           </w:p>
@@ -29151,6 +35823,31 @@
                 <w:sz w:val="20"/>
                 <w:szCs w:val="20"/>
               </w:rPr>
+              <w:t xml:space="preserve">Artigo novo incluído na versão atual — sugestões do Cel. Luiz Eduardo sobre o artigo das funções do serviço: os artigos de regime e de competências do Superior de Dia, do Oficial de Dia e do Comandante de Socorro entraram na versão atual como 6 artigos novos (se-art-31-c1/c2, se-art-38-c1/c2, se-art-43-c1/c2); os 3 artigos de regime estão marcados como proposta pendente de deliberação do CONDEG (Capital/1º GBM/QCG)</w:t>
+            </w:r>
+          </w:p>
+        </w:tc>
+        <w:tc>
+          <w:tcPr>
+            <w:tcMar>
+              <w:top w:type="dxa" w:w="60"/>
+              <w:left w:type="dxa" w:w="100"/>
+              <w:bottom w:type="dxa" w:w="60"/>
+              <w:right w:type="dxa" w:w="100"/>
+            </w:tcMar>
+          </w:tcPr>
+          <w:p>
+            <w:pPr>
+              <w:spacing w:after="0"/>
+            </w:pPr>
+            <w:r>
+              <w:rPr>
+                <w:rFonts w:ascii="Times New Roman" w:cs="Times New Roman" w:eastAsia="Times New Roman" w:hAnsi="Times New Roman"/>
+                <w:b w:val="false"/>
+                <w:bCs w:val="false"/>
+                <w:sz w:val="20"/>
+                <w:szCs w:val="20"/>
+              </w:rPr>
               <w:t xml:space="preserve">Sem parecer</w:t>
             </w:r>
           </w:p>
@@ -29256,6 +35953,31 @@
                 <w:sz w:val="20"/>
                 <w:szCs w:val="20"/>
               </w:rPr>
+              <w:t xml:space="preserve">Artigo novo incluído na versão atual — sugestões do Cel. Luiz Eduardo sobre o artigo das funções do serviço: os artigos de regime e de competências do Superior de Dia, do Oficial de Dia e do Comandante de Socorro entraram na versão atual como 6 artigos novos (se-art-31-c1/c2, se-art-38-c1/c2, se-art-43-c1/c2); os 3 artigos de regime estão marcados como proposta pendente de deliberação do CONDEG (Capital/1º GBM/QCG)</w:t>
+            </w:r>
+          </w:p>
+        </w:tc>
+        <w:tc>
+          <w:tcPr>
+            <w:tcMar>
+              <w:top w:type="dxa" w:w="60"/>
+              <w:left w:type="dxa" w:w="100"/>
+              <w:bottom w:type="dxa" w:w="60"/>
+              <w:right w:type="dxa" w:w="100"/>
+            </w:tcMar>
+          </w:tcPr>
+          <w:p>
+            <w:pPr>
+              <w:spacing w:after="0"/>
+            </w:pPr>
+            <w:r>
+              <w:rPr>
+                <w:rFonts w:ascii="Times New Roman" w:cs="Times New Roman" w:eastAsia="Times New Roman" w:hAnsi="Times New Roman"/>
+                <w:b w:val="false"/>
+                <w:bCs w:val="false"/>
+                <w:sz w:val="20"/>
+                <w:szCs w:val="20"/>
+              </w:rPr>
               <w:t xml:space="preserve">Sem parecer</w:t>
             </w:r>
           </w:p>
@@ -29361,6 +36083,31 @@
                 <w:sz w:val="20"/>
                 <w:szCs w:val="20"/>
               </w:rPr>
+              <w:t xml:space="preserve">Artigo novo incluído na versão atual — sugestões do Cel. Luiz Eduardo sobre o artigo das funções do serviço: os artigos de regime e de competências do Superior de Dia, do Oficial de Dia e do Comandante de Socorro entraram na versão atual como 6 artigos novos (se-art-31-c1/c2, se-art-38-c1/c2, se-art-43-c1/c2); os 3 artigos de regime estão marcados como proposta pendente de deliberação do CONDEG (Capital/1º GBM/QCG)</w:t>
+            </w:r>
+          </w:p>
+        </w:tc>
+        <w:tc>
+          <w:tcPr>
+            <w:tcMar>
+              <w:top w:type="dxa" w:w="60"/>
+              <w:left w:type="dxa" w:w="100"/>
+              <w:bottom w:type="dxa" w:w="60"/>
+              <w:right w:type="dxa" w:w="100"/>
+            </w:tcMar>
+          </w:tcPr>
+          <w:p>
+            <w:pPr>
+              <w:spacing w:after="0"/>
+            </w:pPr>
+            <w:r>
+              <w:rPr>
+                <w:rFonts w:ascii="Times New Roman" w:cs="Times New Roman" w:eastAsia="Times New Roman" w:hAnsi="Times New Roman"/>
+                <w:b w:val="false"/>
+                <w:bCs w:val="false"/>
+                <w:sz w:val="20"/>
+                <w:szCs w:val="20"/>
+              </w:rPr>
               <w:t xml:space="preserve">Sem parecer</w:t>
             </w:r>
           </w:p>
@@ -29466,6 +36213,31 @@
                 <w:sz w:val="20"/>
                 <w:szCs w:val="20"/>
               </w:rPr>
+              <w:t xml:space="preserve">Artigo novo incluído na versão atual — sugestões do Cel. Luiz Eduardo sobre o artigo das funções do serviço: os artigos de regime e de competências do Superior de Dia, do Oficial de Dia e do Comandante de Socorro entraram na versão atual como 6 artigos novos (se-art-31-c1/c2, se-art-38-c1/c2, se-art-43-c1/c2); os 3 artigos de regime estão marcados como proposta pendente de deliberação do CONDEG (Capital/1º GBM/QCG)</w:t>
+            </w:r>
+          </w:p>
+        </w:tc>
+        <w:tc>
+          <w:tcPr>
+            <w:tcMar>
+              <w:top w:type="dxa" w:w="60"/>
+              <w:left w:type="dxa" w:w="100"/>
+              <w:bottom w:type="dxa" w:w="60"/>
+              <w:right w:type="dxa" w:w="100"/>
+            </w:tcMar>
+          </w:tcPr>
+          <w:p>
+            <w:pPr>
+              <w:spacing w:after="0"/>
+            </w:pPr>
+            <w:r>
+              <w:rPr>
+                <w:rFonts w:ascii="Times New Roman" w:cs="Times New Roman" w:eastAsia="Times New Roman" w:hAnsi="Times New Roman"/>
+                <w:b w:val="false"/>
+                <w:bCs w:val="false"/>
+                <w:sz w:val="20"/>
+                <w:szCs w:val="20"/>
+              </w:rPr>
               <w:t xml:space="preserve">Sem parecer</w:t>
             </w:r>
           </w:p>
@@ -29571,6 +36343,31 @@
                 <w:sz w:val="20"/>
                 <w:szCs w:val="20"/>
               </w:rPr>
+              <w:t xml:space="preserve">Artigo novo incluído na versão atual — sugestões do Cel. Luiz Eduardo sobre o artigo das funções do serviço: os artigos de regime e de competências do Superior de Dia, do Oficial de Dia e do Comandante de Socorro entraram na versão atual como 6 artigos novos (se-art-31-c1/c2, se-art-38-c1/c2, se-art-43-c1/c2); os 3 artigos de regime estão marcados como proposta pendente de deliberação do CONDEG (Capital/1º GBM/QCG)</w:t>
+            </w:r>
+          </w:p>
+        </w:tc>
+        <w:tc>
+          <w:tcPr>
+            <w:tcMar>
+              <w:top w:type="dxa" w:w="60"/>
+              <w:left w:type="dxa" w:w="100"/>
+              <w:bottom w:type="dxa" w:w="60"/>
+              <w:right w:type="dxa" w:w="100"/>
+            </w:tcMar>
+          </w:tcPr>
+          <w:p>
+            <w:pPr>
+              <w:spacing w:after="0"/>
+            </w:pPr>
+            <w:r>
+              <w:rPr>
+                <w:rFonts w:ascii="Times New Roman" w:cs="Times New Roman" w:eastAsia="Times New Roman" w:hAnsi="Times New Roman"/>
+                <w:b w:val="false"/>
+                <w:bCs w:val="false"/>
+                <w:sz w:val="20"/>
+                <w:szCs w:val="20"/>
+              </w:rPr>
               <w:t xml:space="preserve">Sem parecer</w:t>
             </w:r>
           </w:p>
@@ -29676,6 +36473,31 @@
                 <w:sz w:val="20"/>
                 <w:szCs w:val="20"/>
               </w:rPr>
+              <w:t xml:space="preserve">Artigo novo incluído na versão atual — sugestões do Cel. Luiz Eduardo sobre o artigo das funções do serviço: os artigos de regime e de competências do Superior de Dia, do Oficial de Dia e do Comandante de Socorro entraram na versão atual como 6 artigos novos (se-art-31-c1/c2, se-art-38-c1/c2, se-art-43-c1/c2); os 3 artigos de regime estão marcados como proposta pendente de deliberação do CONDEG (Capital/1º GBM/QCG)</w:t>
+            </w:r>
+          </w:p>
+        </w:tc>
+        <w:tc>
+          <w:tcPr>
+            <w:tcMar>
+              <w:top w:type="dxa" w:w="60"/>
+              <w:left w:type="dxa" w:w="100"/>
+              <w:bottom w:type="dxa" w:w="60"/>
+              <w:right w:type="dxa" w:w="100"/>
+            </w:tcMar>
+          </w:tcPr>
+          <w:p>
+            <w:pPr>
+              <w:spacing w:after="0"/>
+            </w:pPr>
+            <w:r>
+              <w:rPr>
+                <w:rFonts w:ascii="Times New Roman" w:cs="Times New Roman" w:eastAsia="Times New Roman" w:hAnsi="Times New Roman"/>
+                <w:b w:val="false"/>
+                <w:bCs w:val="false"/>
+                <w:sz w:val="20"/>
+                <w:szCs w:val="20"/>
+              </w:rPr>
               <w:t xml:space="preserve">Sem parecer</w:t>
             </w:r>
           </w:p>
@@ -29781,6 +36603,31 @@
                 <w:sz w:val="20"/>
                 <w:szCs w:val="20"/>
               </w:rPr>
+              <w:t xml:space="preserve">Artigo novo incluído na versão atual — sugestões do Cel. Luiz Eduardo sobre o artigo das funções do serviço: os artigos de regime e de competências do Superior de Dia, do Oficial de Dia e do Comandante de Socorro entraram na versão atual como 6 artigos novos (se-art-31-c1/c2, se-art-38-c1/c2, se-art-43-c1/c2); os 3 artigos de regime estão marcados como proposta pendente de deliberação do CONDEG (Capital/1º GBM/QCG)</w:t>
+            </w:r>
+          </w:p>
+        </w:tc>
+        <w:tc>
+          <w:tcPr>
+            <w:tcMar>
+              <w:top w:type="dxa" w:w="60"/>
+              <w:left w:type="dxa" w:w="100"/>
+              <w:bottom w:type="dxa" w:w="60"/>
+              <w:right w:type="dxa" w:w="100"/>
+            </w:tcMar>
+          </w:tcPr>
+          <w:p>
+            <w:pPr>
+              <w:spacing w:after="0"/>
+            </w:pPr>
+            <w:r>
+              <w:rPr>
+                <w:rFonts w:ascii="Times New Roman" w:cs="Times New Roman" w:eastAsia="Times New Roman" w:hAnsi="Times New Roman"/>
+                <w:b w:val="false"/>
+                <w:bCs w:val="false"/>
+                <w:sz w:val="20"/>
+                <w:szCs w:val="20"/>
+              </w:rPr>
               <w:t xml:space="preserve">Sem parecer</w:t>
             </w:r>
           </w:p>
@@ -29886,6 +36733,31 @@
                 <w:sz w:val="20"/>
                 <w:szCs w:val="20"/>
               </w:rPr>
+              <w:t xml:space="preserve">Artigo novo incluído na versão atual — sugestões do Cel. Luiz Eduardo sobre o artigo das funções do serviço: os artigos de regime e de competências do Superior de Dia, do Oficial de Dia e do Comandante de Socorro entraram na versão atual como 6 artigos novos (se-art-31-c1/c2, se-art-38-c1/c2, se-art-43-c1/c2); os 3 artigos de regime estão marcados como proposta pendente de deliberação do CONDEG (Capital/1º GBM/QCG)</w:t>
+            </w:r>
+          </w:p>
+        </w:tc>
+        <w:tc>
+          <w:tcPr>
+            <w:tcMar>
+              <w:top w:type="dxa" w:w="60"/>
+              <w:left w:type="dxa" w:w="100"/>
+              <w:bottom w:type="dxa" w:w="60"/>
+              <w:right w:type="dxa" w:w="100"/>
+            </w:tcMar>
+          </w:tcPr>
+          <w:p>
+            <w:pPr>
+              <w:spacing w:after="0"/>
+            </w:pPr>
+            <w:r>
+              <w:rPr>
+                <w:rFonts w:ascii="Times New Roman" w:cs="Times New Roman" w:eastAsia="Times New Roman" w:hAnsi="Times New Roman"/>
+                <w:b w:val="false"/>
+                <w:bCs w:val="false"/>
+                <w:sz w:val="20"/>
+                <w:szCs w:val="20"/>
+              </w:rPr>
               <w:t xml:space="preserve">Sem parecer</w:t>
             </w:r>
           </w:p>
@@ -29991,6 +36863,31 @@
                 <w:sz w:val="20"/>
                 <w:szCs w:val="20"/>
               </w:rPr>
+              <w:t xml:space="preserve">Artigo novo incluído na versão atual — sugestões do Cel. Luiz Eduardo sobre o artigo das funções do serviço: os artigos de regime e de competências do Superior de Dia, do Oficial de Dia e do Comandante de Socorro entraram na versão atual como 6 artigos novos (se-art-31-c1/c2, se-art-38-c1/c2, se-art-43-c1/c2); os 3 artigos de regime estão marcados como proposta pendente de deliberação do CONDEG (Capital/1º GBM/QCG)</w:t>
+            </w:r>
+          </w:p>
+        </w:tc>
+        <w:tc>
+          <w:tcPr>
+            <w:tcMar>
+              <w:top w:type="dxa" w:w="60"/>
+              <w:left w:type="dxa" w:w="100"/>
+              <w:bottom w:type="dxa" w:w="60"/>
+              <w:right w:type="dxa" w:w="100"/>
+            </w:tcMar>
+          </w:tcPr>
+          <w:p>
+            <w:pPr>
+              <w:spacing w:after="0"/>
+            </w:pPr>
+            <w:r>
+              <w:rPr>
+                <w:rFonts w:ascii="Times New Roman" w:cs="Times New Roman" w:eastAsia="Times New Roman" w:hAnsi="Times New Roman"/>
+                <w:b w:val="false"/>
+                <w:bCs w:val="false"/>
+                <w:sz w:val="20"/>
+                <w:szCs w:val="20"/>
+              </w:rPr>
               <w:t xml:space="preserve">Sem parecer</w:t>
             </w:r>
           </w:p>
@@ -30096,6 +36993,31 @@
                 <w:sz w:val="20"/>
                 <w:szCs w:val="20"/>
               </w:rPr>
+              <w:t xml:space="preserve">Artigo novo incluído na versão atual — sugestões do Cel. Luiz Eduardo sobre o artigo das funções do serviço: os artigos de regime e de competências do Superior de Dia, do Oficial de Dia e do Comandante de Socorro entraram na versão atual como 6 artigos novos (se-art-31-c1/c2, se-art-38-c1/c2, se-art-43-c1/c2); os 3 artigos de regime estão marcados como proposta pendente de deliberação do CONDEG (Capital/1º GBM/QCG)</w:t>
+            </w:r>
+          </w:p>
+        </w:tc>
+        <w:tc>
+          <w:tcPr>
+            <w:tcMar>
+              <w:top w:type="dxa" w:w="60"/>
+              <w:left w:type="dxa" w:w="100"/>
+              <w:bottom w:type="dxa" w:w="60"/>
+              <w:right w:type="dxa" w:w="100"/>
+            </w:tcMar>
+          </w:tcPr>
+          <w:p>
+            <w:pPr>
+              <w:spacing w:after="0"/>
+            </w:pPr>
+            <w:r>
+              <w:rPr>
+                <w:rFonts w:ascii="Times New Roman" w:cs="Times New Roman" w:eastAsia="Times New Roman" w:hAnsi="Times New Roman"/>
+                <w:b w:val="false"/>
+                <w:bCs w:val="false"/>
+                <w:sz w:val="20"/>
+                <w:szCs w:val="20"/>
+              </w:rPr>
               <w:t xml:space="preserve">Sem parecer</w:t>
             </w:r>
           </w:p>
@@ -30201,6 +37123,31 @@
                 <w:sz w:val="20"/>
                 <w:szCs w:val="20"/>
               </w:rPr>
+              <w:t xml:space="preserve">Artigo novo incluído na versão atual — sugestões do Cel. Luiz Eduardo sobre o artigo das funções do serviço: os artigos de regime e de competências do Superior de Dia, do Oficial de Dia e do Comandante de Socorro entraram na versão atual como 6 artigos novos (se-art-31-c1/c2, se-art-38-c1/c2, se-art-43-c1/c2); os 3 artigos de regime estão marcados como proposta pendente de deliberação do CONDEG (Capital/1º GBM/QCG)</w:t>
+            </w:r>
+          </w:p>
+        </w:tc>
+        <w:tc>
+          <w:tcPr>
+            <w:tcMar>
+              <w:top w:type="dxa" w:w="60"/>
+              <w:left w:type="dxa" w:w="100"/>
+              <w:bottom w:type="dxa" w:w="60"/>
+              <w:right w:type="dxa" w:w="100"/>
+            </w:tcMar>
+          </w:tcPr>
+          <w:p>
+            <w:pPr>
+              <w:spacing w:after="0"/>
+            </w:pPr>
+            <w:r>
+              <w:rPr>
+                <w:rFonts w:ascii="Times New Roman" w:cs="Times New Roman" w:eastAsia="Times New Roman" w:hAnsi="Times New Roman"/>
+                <w:b w:val="false"/>
+                <w:bCs w:val="false"/>
+                <w:sz w:val="20"/>
+                <w:szCs w:val="20"/>
+              </w:rPr>
               <w:t xml:space="preserve">Sem parecer</w:t>
             </w:r>
           </w:p>
@@ -30306,6 +37253,31 @@
                 <w:sz w:val="20"/>
                 <w:szCs w:val="20"/>
               </w:rPr>
+              <w:t xml:space="preserve">Artigo novo incluído na versão atual — sugestões do Cel. Luiz Eduardo sobre o artigo das funções do serviço: os artigos de regime e de competências do Superior de Dia, do Oficial de Dia e do Comandante de Socorro entraram na versão atual como 6 artigos novos (se-art-31-c1/c2, se-art-38-c1/c2, se-art-43-c1/c2); os 3 artigos de regime estão marcados como proposta pendente de deliberação do CONDEG (Capital/1º GBM/QCG)</w:t>
+            </w:r>
+          </w:p>
+        </w:tc>
+        <w:tc>
+          <w:tcPr>
+            <w:tcMar>
+              <w:top w:type="dxa" w:w="60"/>
+              <w:left w:type="dxa" w:w="100"/>
+              <w:bottom w:type="dxa" w:w="60"/>
+              <w:right w:type="dxa" w:w="100"/>
+            </w:tcMar>
+          </w:tcPr>
+          <w:p>
+            <w:pPr>
+              <w:spacing w:after="0"/>
+            </w:pPr>
+            <w:r>
+              <w:rPr>
+                <w:rFonts w:ascii="Times New Roman" w:cs="Times New Roman" w:eastAsia="Times New Roman" w:hAnsi="Times New Roman"/>
+                <w:b w:val="false"/>
+                <w:bCs w:val="false"/>
+                <w:sz w:val="20"/>
+                <w:szCs w:val="20"/>
+              </w:rPr>
               <w:t xml:space="preserve">Sem parecer</w:t>
             </w:r>
           </w:p>
@@ -30411,6 +37383,31 @@
                 <w:sz w:val="20"/>
                 <w:szCs w:val="20"/>
               </w:rPr>
+              <w:t xml:space="preserve">Artigo novo incluído na versão atual — sugestões do Cel. Luiz Eduardo sobre o artigo das funções do serviço: os artigos de regime e de competências do Superior de Dia, do Oficial de Dia e do Comandante de Socorro entraram na versão atual como 6 artigos novos (se-art-31-c1/c2, se-art-38-c1/c2, se-art-43-c1/c2); os 3 artigos de regime estão marcados como proposta pendente de deliberação do CONDEG (Capital/1º GBM/QCG)</w:t>
+            </w:r>
+          </w:p>
+        </w:tc>
+        <w:tc>
+          <w:tcPr>
+            <w:tcMar>
+              <w:top w:type="dxa" w:w="60"/>
+              <w:left w:type="dxa" w:w="100"/>
+              <w:bottom w:type="dxa" w:w="60"/>
+              <w:right w:type="dxa" w:w="100"/>
+            </w:tcMar>
+          </w:tcPr>
+          <w:p>
+            <w:pPr>
+              <w:spacing w:after="0"/>
+            </w:pPr>
+            <w:r>
+              <w:rPr>
+                <w:rFonts w:ascii="Times New Roman" w:cs="Times New Roman" w:eastAsia="Times New Roman" w:hAnsi="Times New Roman"/>
+                <w:b w:val="false"/>
+                <w:bCs w:val="false"/>
+                <w:sz w:val="20"/>
+                <w:szCs w:val="20"/>
+              </w:rPr>
               <w:t xml:space="preserve">Sem parecer</w:t>
             </w:r>
           </w:p>
@@ -30531,6 +37528,31 @@
                 <w:sz w:val="20"/>
                 <w:szCs w:val="20"/>
               </w:rPr>
+              <w:t xml:space="preserve">Artigo novo incluído na versão atual — sugestões do Cel. Luiz Eduardo sobre o artigo das funções do serviço: os artigos de regime e de competências do Superior de Dia, do Oficial de Dia e do Comandante de Socorro entraram na versão atual como 6 artigos novos (se-art-31-c1/c2, se-art-38-c1/c2, se-art-43-c1/c2); os 3 artigos de regime estão marcados como proposta pendente de deliberação do CONDEG (Capital/1º GBM/QCG)</w:t>
+            </w:r>
+          </w:p>
+        </w:tc>
+        <w:tc>
+          <w:tcPr>
+            <w:tcMar>
+              <w:top w:type="dxa" w:w="60"/>
+              <w:left w:type="dxa" w:w="100"/>
+              <w:bottom w:type="dxa" w:w="60"/>
+              <w:right w:type="dxa" w:w="100"/>
+            </w:tcMar>
+          </w:tcPr>
+          <w:p>
+            <w:pPr>
+              <w:spacing w:after="0"/>
+            </w:pPr>
+            <w:r>
+              <w:rPr>
+                <w:rFonts w:ascii="Times New Roman" w:cs="Times New Roman" w:eastAsia="Times New Roman" w:hAnsi="Times New Roman"/>
+                <w:b w:val="false"/>
+                <w:bCs w:val="false"/>
+                <w:sz w:val="20"/>
+                <w:szCs w:val="20"/>
+              </w:rPr>
               <w:t xml:space="preserve">Sem parecer</w:t>
             </w:r>
           </w:p>
@@ -30636,6 +37658,31 @@
                 <w:sz w:val="20"/>
                 <w:szCs w:val="20"/>
               </w:rPr>
+              <w:t xml:space="preserve">Artigo novo incluído na versão atual — sugestões do Cel. Luiz Eduardo sobre o artigo das funções do serviço: os artigos de regime e de competências do Superior de Dia, do Oficial de Dia e do Comandante de Socorro entraram na versão atual como 6 artigos novos (se-art-31-c1/c2, se-art-38-c1/c2, se-art-43-c1/c2); os 3 artigos de regime estão marcados como proposta pendente de deliberação do CONDEG (Capital/1º GBM/QCG)</w:t>
+            </w:r>
+          </w:p>
+        </w:tc>
+        <w:tc>
+          <w:tcPr>
+            <w:tcMar>
+              <w:top w:type="dxa" w:w="60"/>
+              <w:left w:type="dxa" w:w="100"/>
+              <w:bottom w:type="dxa" w:w="60"/>
+              <w:right w:type="dxa" w:w="100"/>
+            </w:tcMar>
+          </w:tcPr>
+          <w:p>
+            <w:pPr>
+              <w:spacing w:after="0"/>
+            </w:pPr>
+            <w:r>
+              <w:rPr>
+                <w:rFonts w:ascii="Times New Roman" w:cs="Times New Roman" w:eastAsia="Times New Roman" w:hAnsi="Times New Roman"/>
+                <w:b w:val="false"/>
+                <w:bCs w:val="false"/>
+                <w:sz w:val="20"/>
+                <w:szCs w:val="20"/>
+              </w:rPr>
               <w:t xml:space="preserve">Sem parecer</w:t>
             </w:r>
           </w:p>
@@ -30741,6 +37788,31 @@
                 <w:sz w:val="20"/>
                 <w:szCs w:val="20"/>
               </w:rPr>
+              <w:t xml:space="preserve">Artigo novo incluído na versão atual — sugestões do Cel. Luiz Eduardo sobre o artigo das funções do serviço: os artigos de regime e de competências do Superior de Dia, do Oficial de Dia e do Comandante de Socorro entraram na versão atual como 6 artigos novos (se-art-31-c1/c2, se-art-38-c1/c2, se-art-43-c1/c2); os 3 artigos de regime estão marcados como proposta pendente de deliberação do CONDEG (Capital/1º GBM/QCG)</w:t>
+            </w:r>
+          </w:p>
+        </w:tc>
+        <w:tc>
+          <w:tcPr>
+            <w:tcMar>
+              <w:top w:type="dxa" w:w="60"/>
+              <w:left w:type="dxa" w:w="100"/>
+              <w:bottom w:type="dxa" w:w="60"/>
+              <w:right w:type="dxa" w:w="100"/>
+            </w:tcMar>
+          </w:tcPr>
+          <w:p>
+            <w:pPr>
+              <w:spacing w:after="0"/>
+            </w:pPr>
+            <w:r>
+              <w:rPr>
+                <w:rFonts w:ascii="Times New Roman" w:cs="Times New Roman" w:eastAsia="Times New Roman" w:hAnsi="Times New Roman"/>
+                <w:b w:val="false"/>
+                <w:bCs w:val="false"/>
+                <w:sz w:val="20"/>
+                <w:szCs w:val="20"/>
+              </w:rPr>
               <w:t xml:space="preserve">Sem parecer</w:t>
             </w:r>
           </w:p>
@@ -30846,6 +37918,31 @@
                 <w:sz w:val="20"/>
                 <w:szCs w:val="20"/>
               </w:rPr>
+              <w:t xml:space="preserve">Artigo novo incluído na versão atual — sugestões do Cel. Luiz Eduardo sobre o artigo das funções do serviço: os artigos de regime e de competências do Superior de Dia, do Oficial de Dia e do Comandante de Socorro entraram na versão atual como 6 artigos novos (se-art-31-c1/c2, se-art-38-c1/c2, se-art-43-c1/c2); os 3 artigos de regime estão marcados como proposta pendente de deliberação do CONDEG (Capital/1º GBM/QCG)</w:t>
+            </w:r>
+          </w:p>
+        </w:tc>
+        <w:tc>
+          <w:tcPr>
+            <w:tcMar>
+              <w:top w:type="dxa" w:w="60"/>
+              <w:left w:type="dxa" w:w="100"/>
+              <w:bottom w:type="dxa" w:w="60"/>
+              <w:right w:type="dxa" w:w="100"/>
+            </w:tcMar>
+          </w:tcPr>
+          <w:p>
+            <w:pPr>
+              <w:spacing w:after="0"/>
+            </w:pPr>
+            <w:r>
+              <w:rPr>
+                <w:rFonts w:ascii="Times New Roman" w:cs="Times New Roman" w:eastAsia="Times New Roman" w:hAnsi="Times New Roman"/>
+                <w:b w:val="false"/>
+                <w:bCs w:val="false"/>
+                <w:sz w:val="20"/>
+                <w:szCs w:val="20"/>
+              </w:rPr>
               <w:t xml:space="preserve">Sem parecer</w:t>
             </w:r>
           </w:p>
@@ -30951,6 +38048,31 @@
                 <w:sz w:val="20"/>
                 <w:szCs w:val="20"/>
               </w:rPr>
+              <w:t xml:space="preserve">Artigo novo incluído na versão atual — sugestões do Cel. Luiz Eduardo sobre o artigo das funções do serviço: os artigos de regime e de competências do Superior de Dia, do Oficial de Dia e do Comandante de Socorro entraram na versão atual como 6 artigos novos (se-art-31-c1/c2, se-art-38-c1/c2, se-art-43-c1/c2); os 3 artigos de regime estão marcados como proposta pendente de deliberação do CONDEG (Capital/1º GBM/QCG)</w:t>
+            </w:r>
+          </w:p>
+        </w:tc>
+        <w:tc>
+          <w:tcPr>
+            <w:tcMar>
+              <w:top w:type="dxa" w:w="60"/>
+              <w:left w:type="dxa" w:w="100"/>
+              <w:bottom w:type="dxa" w:w="60"/>
+              <w:right w:type="dxa" w:w="100"/>
+            </w:tcMar>
+          </w:tcPr>
+          <w:p>
+            <w:pPr>
+              <w:spacing w:after="0"/>
+            </w:pPr>
+            <w:r>
+              <w:rPr>
+                <w:rFonts w:ascii="Times New Roman" w:cs="Times New Roman" w:eastAsia="Times New Roman" w:hAnsi="Times New Roman"/>
+                <w:b w:val="false"/>
+                <w:bCs w:val="false"/>
+                <w:sz w:val="20"/>
+                <w:szCs w:val="20"/>
+              </w:rPr>
               <w:t xml:space="preserve">Sem parecer</w:t>
             </w:r>
           </w:p>
@@ -31056,6 +38178,31 @@
                 <w:sz w:val="20"/>
                 <w:szCs w:val="20"/>
               </w:rPr>
+              <w:t xml:space="preserve">Artigo novo incluído na versão atual — sugestões do Cel. Luiz Eduardo sobre o artigo das funções do serviço: os artigos de regime e de competências do Superior de Dia, do Oficial de Dia e do Comandante de Socorro entraram na versão atual como 6 artigos novos (se-art-31-c1/c2, se-art-38-c1/c2, se-art-43-c1/c2); os 3 artigos de regime estão marcados como proposta pendente de deliberação do CONDEG (Capital/1º GBM/QCG)</w:t>
+            </w:r>
+          </w:p>
+        </w:tc>
+        <w:tc>
+          <w:tcPr>
+            <w:tcMar>
+              <w:top w:type="dxa" w:w="60"/>
+              <w:left w:type="dxa" w:w="100"/>
+              <w:bottom w:type="dxa" w:w="60"/>
+              <w:right w:type="dxa" w:w="100"/>
+            </w:tcMar>
+          </w:tcPr>
+          <w:p>
+            <w:pPr>
+              <w:spacing w:after="0"/>
+            </w:pPr>
+            <w:r>
+              <w:rPr>
+                <w:rFonts w:ascii="Times New Roman" w:cs="Times New Roman" w:eastAsia="Times New Roman" w:hAnsi="Times New Roman"/>
+                <w:b w:val="false"/>
+                <w:bCs w:val="false"/>
+                <w:sz w:val="20"/>
+                <w:szCs w:val="20"/>
+              </w:rPr>
               <w:t xml:space="preserve">Sem parecer</w:t>
             </w:r>
           </w:p>
@@ -31161,6 +38308,31 @@
                 <w:sz w:val="20"/>
                 <w:szCs w:val="20"/>
               </w:rPr>
+              <w:t xml:space="preserve">Artigo novo incluído na versão atual — sugestões do Cel. Luiz Eduardo sobre o artigo das funções do serviço: os artigos de regime e de competências do Superior de Dia, do Oficial de Dia e do Comandante de Socorro entraram na versão atual como 6 artigos novos (se-art-31-c1/c2, se-art-38-c1/c2, se-art-43-c1/c2); os 3 artigos de regime estão marcados como proposta pendente de deliberação do CONDEG (Capital/1º GBM/QCG)</w:t>
+            </w:r>
+          </w:p>
+        </w:tc>
+        <w:tc>
+          <w:tcPr>
+            <w:tcMar>
+              <w:top w:type="dxa" w:w="60"/>
+              <w:left w:type="dxa" w:w="100"/>
+              <w:bottom w:type="dxa" w:w="60"/>
+              <w:right w:type="dxa" w:w="100"/>
+            </w:tcMar>
+          </w:tcPr>
+          <w:p>
+            <w:pPr>
+              <w:spacing w:after="0"/>
+            </w:pPr>
+            <w:r>
+              <w:rPr>
+                <w:rFonts w:ascii="Times New Roman" w:cs="Times New Roman" w:eastAsia="Times New Roman" w:hAnsi="Times New Roman"/>
+                <w:b w:val="false"/>
+                <w:bCs w:val="false"/>
+                <w:sz w:val="20"/>
+                <w:szCs w:val="20"/>
+              </w:rPr>
               <w:t xml:space="preserve">Sem parecer</w:t>
             </w:r>
           </w:p>
@@ -31266,6 +38438,31 @@
                 <w:sz w:val="20"/>
                 <w:szCs w:val="20"/>
               </w:rPr>
+              <w:t xml:space="preserve">Artigo novo incluído na versão atual — sugestões do Cel. Luiz Eduardo sobre o artigo das funções do serviço: os artigos de regime e de competências do Superior de Dia, do Oficial de Dia e do Comandante de Socorro entraram na versão atual como 6 artigos novos (se-art-31-c1/c2, se-art-38-c1/c2, se-art-43-c1/c2); os 3 artigos de regime estão marcados como proposta pendente de deliberação do CONDEG (Capital/1º GBM/QCG)</w:t>
+            </w:r>
+          </w:p>
+        </w:tc>
+        <w:tc>
+          <w:tcPr>
+            <w:tcMar>
+              <w:top w:type="dxa" w:w="60"/>
+              <w:left w:type="dxa" w:w="100"/>
+              <w:bottom w:type="dxa" w:w="60"/>
+              <w:right w:type="dxa" w:w="100"/>
+            </w:tcMar>
+          </w:tcPr>
+          <w:p>
+            <w:pPr>
+              <w:spacing w:after="0"/>
+            </w:pPr>
+            <w:r>
+              <w:rPr>
+                <w:rFonts w:ascii="Times New Roman" w:cs="Times New Roman" w:eastAsia="Times New Roman" w:hAnsi="Times New Roman"/>
+                <w:b w:val="false"/>
+                <w:bCs w:val="false"/>
+                <w:sz w:val="20"/>
+                <w:szCs w:val="20"/>
+              </w:rPr>
               <w:t xml:space="preserve">Sem parecer</w:t>
             </w:r>
           </w:p>
@@ -31371,6 +38568,31 @@
                 <w:sz w:val="20"/>
                 <w:szCs w:val="20"/>
               </w:rPr>
+              <w:t xml:space="preserve">Artigo novo incluído na versão atual — sugestões do Cel. Luiz Eduardo sobre o artigo das funções do serviço: os artigos de regime e de competências do Superior de Dia, do Oficial de Dia e do Comandante de Socorro entraram na versão atual como 6 artigos novos (se-art-31-c1/c2, se-art-38-c1/c2, se-art-43-c1/c2); os 3 artigos de regime estão marcados como proposta pendente de deliberação do CONDEG (Capital/1º GBM/QCG)</w:t>
+            </w:r>
+          </w:p>
+        </w:tc>
+        <w:tc>
+          <w:tcPr>
+            <w:tcMar>
+              <w:top w:type="dxa" w:w="60"/>
+              <w:left w:type="dxa" w:w="100"/>
+              <w:bottom w:type="dxa" w:w="60"/>
+              <w:right w:type="dxa" w:w="100"/>
+            </w:tcMar>
+          </w:tcPr>
+          <w:p>
+            <w:pPr>
+              <w:spacing w:after="0"/>
+            </w:pPr>
+            <w:r>
+              <w:rPr>
+                <w:rFonts w:ascii="Times New Roman" w:cs="Times New Roman" w:eastAsia="Times New Roman" w:hAnsi="Times New Roman"/>
+                <w:b w:val="false"/>
+                <w:bCs w:val="false"/>
+                <w:sz w:val="20"/>
+                <w:szCs w:val="20"/>
+              </w:rPr>
               <w:t xml:space="preserve">Sem parecer</w:t>
             </w:r>
           </w:p>
@@ -31476,6 +38698,31 @@
                 <w:sz w:val="20"/>
                 <w:szCs w:val="20"/>
               </w:rPr>
+              <w:t xml:space="preserve">Artigo novo incluído na versão atual — sugestões do Cel. Luiz Eduardo sobre o artigo das funções do serviço: os artigos de regime e de competências do Superior de Dia, do Oficial de Dia e do Comandante de Socorro entraram na versão atual como 6 artigos novos (se-art-31-c1/c2, se-art-38-c1/c2, se-art-43-c1/c2); os 3 artigos de regime estão marcados como proposta pendente de deliberação do CONDEG (Capital/1º GBM/QCG)</w:t>
+            </w:r>
+          </w:p>
+        </w:tc>
+        <w:tc>
+          <w:tcPr>
+            <w:tcMar>
+              <w:top w:type="dxa" w:w="60"/>
+              <w:left w:type="dxa" w:w="100"/>
+              <w:bottom w:type="dxa" w:w="60"/>
+              <w:right w:type="dxa" w:w="100"/>
+            </w:tcMar>
+          </w:tcPr>
+          <w:p>
+            <w:pPr>
+              <w:spacing w:after="0"/>
+            </w:pPr>
+            <w:r>
+              <w:rPr>
+                <w:rFonts w:ascii="Times New Roman" w:cs="Times New Roman" w:eastAsia="Times New Roman" w:hAnsi="Times New Roman"/>
+                <w:b w:val="false"/>
+                <w:bCs w:val="false"/>
+                <w:sz w:val="20"/>
+                <w:szCs w:val="20"/>
+              </w:rPr>
               <w:t xml:space="preserve">Sem parecer</w:t>
             </w:r>
           </w:p>
@@ -31581,6 +38828,31 @@
                 <w:sz w:val="20"/>
                 <w:szCs w:val="20"/>
               </w:rPr>
+              <w:t xml:space="preserve">Artigo novo incluído na versão atual — sugestões do Cel. Luiz Eduardo sobre o artigo das funções do serviço: os artigos de regime e de competências do Superior de Dia, do Oficial de Dia e do Comandante de Socorro entraram na versão atual como 6 artigos novos (se-art-31-c1/c2, se-art-38-c1/c2, se-art-43-c1/c2); os 3 artigos de regime estão marcados como proposta pendente de deliberação do CONDEG (Capital/1º GBM/QCG)</w:t>
+            </w:r>
+          </w:p>
+        </w:tc>
+        <w:tc>
+          <w:tcPr>
+            <w:tcMar>
+              <w:top w:type="dxa" w:w="60"/>
+              <w:left w:type="dxa" w:w="100"/>
+              <w:bottom w:type="dxa" w:w="60"/>
+              <w:right w:type="dxa" w:w="100"/>
+            </w:tcMar>
+          </w:tcPr>
+          <w:p>
+            <w:pPr>
+              <w:spacing w:after="0"/>
+            </w:pPr>
+            <w:r>
+              <w:rPr>
+                <w:rFonts w:ascii="Times New Roman" w:cs="Times New Roman" w:eastAsia="Times New Roman" w:hAnsi="Times New Roman"/>
+                <w:b w:val="false"/>
+                <w:bCs w:val="false"/>
+                <w:sz w:val="20"/>
+                <w:szCs w:val="20"/>
+              </w:rPr>
               <w:t xml:space="preserve">Sem parecer</w:t>
             </w:r>
           </w:p>
@@ -31686,6 +38958,31 @@
                 <w:sz w:val="20"/>
                 <w:szCs w:val="20"/>
               </w:rPr>
+              <w:t xml:space="preserve">Artigo novo incluído na versão atual — sugestões do Cel. Luiz Eduardo sobre o artigo das funções do serviço: os artigos de regime e de competências do Superior de Dia, do Oficial de Dia e do Comandante de Socorro entraram na versão atual como 6 artigos novos (se-art-31-c1/c2, se-art-38-c1/c2, se-art-43-c1/c2); os 3 artigos de regime estão marcados como proposta pendente de deliberação do CONDEG (Capital/1º GBM/QCG)</w:t>
+            </w:r>
+          </w:p>
+        </w:tc>
+        <w:tc>
+          <w:tcPr>
+            <w:tcMar>
+              <w:top w:type="dxa" w:w="60"/>
+              <w:left w:type="dxa" w:w="100"/>
+              <w:bottom w:type="dxa" w:w="60"/>
+              <w:right w:type="dxa" w:w="100"/>
+            </w:tcMar>
+          </w:tcPr>
+          <w:p>
+            <w:pPr>
+              <w:spacing w:after="0"/>
+            </w:pPr>
+            <w:r>
+              <w:rPr>
+                <w:rFonts w:ascii="Times New Roman" w:cs="Times New Roman" w:eastAsia="Times New Roman" w:hAnsi="Times New Roman"/>
+                <w:b w:val="false"/>
+                <w:bCs w:val="false"/>
+                <w:sz w:val="20"/>
+                <w:szCs w:val="20"/>
+              </w:rPr>
               <w:t xml:space="preserve">Sem parecer</w:t>
             </w:r>
           </w:p>
@@ -31791,6 +39088,31 @@
                 <w:sz w:val="20"/>
                 <w:szCs w:val="20"/>
               </w:rPr>
+              <w:t xml:space="preserve">Artigo novo incluído na versão atual — sugestões do Cel. Luiz Eduardo sobre o artigo das funções do serviço: os artigos de regime e de competências do Superior de Dia, do Oficial de Dia e do Comandante de Socorro entraram na versão atual como 6 artigos novos (se-art-31-c1/c2, se-art-38-c1/c2, se-art-43-c1/c2); os 3 artigos de regime estão marcados como proposta pendente de deliberação do CONDEG (Capital/1º GBM/QCG)</w:t>
+            </w:r>
+          </w:p>
+        </w:tc>
+        <w:tc>
+          <w:tcPr>
+            <w:tcMar>
+              <w:top w:type="dxa" w:w="60"/>
+              <w:left w:type="dxa" w:w="100"/>
+              <w:bottom w:type="dxa" w:w="60"/>
+              <w:right w:type="dxa" w:w="100"/>
+            </w:tcMar>
+          </w:tcPr>
+          <w:p>
+            <w:pPr>
+              <w:spacing w:after="0"/>
+            </w:pPr>
+            <w:r>
+              <w:rPr>
+                <w:rFonts w:ascii="Times New Roman" w:cs="Times New Roman" w:eastAsia="Times New Roman" w:hAnsi="Times New Roman"/>
+                <w:b w:val="false"/>
+                <w:bCs w:val="false"/>
+                <w:sz w:val="20"/>
+                <w:szCs w:val="20"/>
+              </w:rPr>
               <w:t xml:space="preserve">Sem parecer</w:t>
             </w:r>
           </w:p>
@@ -31896,6 +39218,31 @@
                 <w:sz w:val="20"/>
                 <w:szCs w:val="20"/>
               </w:rPr>
+              <w:t xml:space="preserve">Artigo novo incluído na versão atual — sugestões do Cel. Luiz Eduardo sobre o artigo das funções do serviço: os artigos de regime e de competências do Superior de Dia, do Oficial de Dia e do Comandante de Socorro entraram na versão atual como 6 artigos novos (se-art-31-c1/c2, se-art-38-c1/c2, se-art-43-c1/c2); os 3 artigos de regime estão marcados como proposta pendente de deliberação do CONDEG (Capital/1º GBM/QCG)</w:t>
+            </w:r>
+          </w:p>
+        </w:tc>
+        <w:tc>
+          <w:tcPr>
+            <w:tcMar>
+              <w:top w:type="dxa" w:w="60"/>
+              <w:left w:type="dxa" w:w="100"/>
+              <w:bottom w:type="dxa" w:w="60"/>
+              <w:right w:type="dxa" w:w="100"/>
+            </w:tcMar>
+          </w:tcPr>
+          <w:p>
+            <w:pPr>
+              <w:spacing w:after="0"/>
+            </w:pPr>
+            <w:r>
+              <w:rPr>
+                <w:rFonts w:ascii="Times New Roman" w:cs="Times New Roman" w:eastAsia="Times New Roman" w:hAnsi="Times New Roman"/>
+                <w:b w:val="false"/>
+                <w:bCs w:val="false"/>
+                <w:sz w:val="20"/>
+                <w:szCs w:val="20"/>
+              </w:rPr>
               <w:t xml:space="preserve">Sem parecer</w:t>
             </w:r>
           </w:p>
@@ -32001,6 +39348,31 @@
                 <w:sz w:val="20"/>
                 <w:szCs w:val="20"/>
               </w:rPr>
+              <w:t xml:space="preserve">Artigo novo incluído na versão atual — sugestões do Cel. Luiz Eduardo sobre o artigo das funções do serviço: os artigos de regime e de competências do Superior de Dia, do Oficial de Dia e do Comandante de Socorro entraram na versão atual como 6 artigos novos (se-art-31-c1/c2, se-art-38-c1/c2, se-art-43-c1/c2); os 3 artigos de regime estão marcados como proposta pendente de deliberação do CONDEG (Capital/1º GBM/QCG)</w:t>
+            </w:r>
+          </w:p>
+        </w:tc>
+        <w:tc>
+          <w:tcPr>
+            <w:tcMar>
+              <w:top w:type="dxa" w:w="60"/>
+              <w:left w:type="dxa" w:w="100"/>
+              <w:bottom w:type="dxa" w:w="60"/>
+              <w:right w:type="dxa" w:w="100"/>
+            </w:tcMar>
+          </w:tcPr>
+          <w:p>
+            <w:pPr>
+              <w:spacing w:after="0"/>
+            </w:pPr>
+            <w:r>
+              <w:rPr>
+                <w:rFonts w:ascii="Times New Roman" w:cs="Times New Roman" w:eastAsia="Times New Roman" w:hAnsi="Times New Roman"/>
+                <w:b w:val="false"/>
+                <w:bCs w:val="false"/>
+                <w:sz w:val="20"/>
+                <w:szCs w:val="20"/>
+              </w:rPr>
               <w:t xml:space="preserve">Sem parecer</w:t>
             </w:r>
           </w:p>
@@ -32082,6 +39454,31 @@
                 <w:szCs w:val="20"/>
               </w:rPr>
               <w:t xml:space="preserve">XXV - cumprir e fazer cumprir as ordens e determinações dos escalões superiores relacionadas ao serviço interno do aquartelamento.</w:t>
+            </w:r>
+          </w:p>
+        </w:tc>
+        <w:tc>
+          <w:tcPr>
+            <w:tcMar>
+              <w:top w:type="dxa" w:w="60"/>
+              <w:left w:type="dxa" w:w="100"/>
+              <w:bottom w:type="dxa" w:w="60"/>
+              <w:right w:type="dxa" w:w="100"/>
+            </w:tcMar>
+          </w:tcPr>
+          <w:p>
+            <w:pPr>
+              <w:spacing w:after="0"/>
+            </w:pPr>
+            <w:r>
+              <w:rPr>
+                <w:rFonts w:ascii="Times New Roman" w:cs="Times New Roman" w:eastAsia="Times New Roman" w:hAnsi="Times New Roman"/>
+                <w:b w:val="false"/>
+                <w:bCs w:val="false"/>
+                <w:sz w:val="20"/>
+                <w:szCs w:val="20"/>
+              </w:rPr>
+              <w:t xml:space="preserve">Artigo novo incluído na versão atual — sugestões do Cel. Luiz Eduardo sobre o artigo das funções do serviço: os artigos de regime e de competências do Superior de Dia, do Oficial de Dia e do Comandante de Socorro entraram na versão atual como 6 artigos novos (se-art-31-c1/c2, se-art-38-c1/c2, se-art-43-c1/c2); os 3 artigos de regime estão marcados como proposta pendente de deliberação do CONDEG (Capital/1º GBM/QCG)</w:t>
             </w:r>
           </w:p>
         </w:tc>

--- a/docs/sei/2026-09-11-regulamento-servico/Quadro_Analise_Aplicacao_Regulamento_de_Servico.docx
+++ b/docs/sei/2026-09-11-regulamento-servico/Quadro_Analise_Aplicacao_Regulamento_de_Servico.docx
@@ -116,7 +116,7 @@
           <w:sz w:val="22"/>
           <w:szCs w:val="22"/>
         </w:rPr>
-        <w:t xml:space="preserve">14 de setembro de 2026</w:t>
+        <w:t xml:space="preserve">15 de setembro de 2026</w:t>
       </w:r>
     </w:p>
     <w:p>
@@ -26461,7 +26461,7 @@
                 <w:sz w:val="20"/>
                 <w:szCs w:val="20"/>
               </w:rPr>
-              <w:t xml:space="preserve">Artigo reescrito na versão atual</w:t>
+              <w:t xml:space="preserve">Artigo reescrito na versão atual — Objetivos generalizados em 15/09/2026 para alcançar também o serviço técnico (a Parte I da minuta publicável é comum aos dois serviços); inciso X acrescido. Texto de partida sugerido na consulta (RISD).</w:t>
             </w:r>
           </w:p>
         </w:tc>
@@ -26591,7 +26591,7 @@
                 <w:sz w:val="20"/>
                 <w:szCs w:val="20"/>
               </w:rPr>
-              <w:t xml:space="preserve">Artigo reescrito na versão atual</w:t>
+              <w:t xml:space="preserve">Artigo reescrito na versão atual — Objetivos generalizados em 15/09/2026 para alcançar também o serviço técnico (a Parte I da minuta publicável é comum aos dois serviços); inciso X acrescido. Texto de partida sugerido na consulta (RISD).</w:t>
             </w:r>
           </w:p>
         </w:tc>
@@ -26721,7 +26721,7 @@
                 <w:sz w:val="20"/>
                 <w:szCs w:val="20"/>
               </w:rPr>
-              <w:t xml:space="preserve">Artigo reescrito na versão atual</w:t>
+              <w:t xml:space="preserve">Artigo reescrito na versão atual — Objetivos generalizados em 15/09/2026 para alcançar também o serviço técnico (a Parte I da minuta publicável é comum aos dois serviços); inciso X acrescido. Texto de partida sugerido na consulta (RISD).</w:t>
             </w:r>
           </w:p>
         </w:tc>
@@ -26851,7 +26851,7 @@
                 <w:sz w:val="20"/>
                 <w:szCs w:val="20"/>
               </w:rPr>
-              <w:t xml:space="preserve">Artigo reescrito na versão atual</w:t>
+              <w:t xml:space="preserve">Artigo reescrito na versão atual — Objetivos generalizados em 15/09/2026 para alcançar também o serviço técnico (a Parte I da minuta publicável é comum aos dois serviços); inciso X acrescido. Texto de partida sugerido na consulta (RISD).</w:t>
             </w:r>
           </w:p>
         </w:tc>
@@ -26981,7 +26981,7 @@
                 <w:sz w:val="20"/>
                 <w:szCs w:val="20"/>
               </w:rPr>
-              <w:t xml:space="preserve">Artigo reescrito na versão atual</w:t>
+              <w:t xml:space="preserve">Artigo reescrito na versão atual — Objetivos generalizados em 15/09/2026 para alcançar também o serviço técnico (a Parte I da minuta publicável é comum aos dois serviços); inciso X acrescido. Texto de partida sugerido na consulta (RISD).</w:t>
             </w:r>
           </w:p>
         </w:tc>
@@ -27111,7 +27111,7 @@
                 <w:sz w:val="20"/>
                 <w:szCs w:val="20"/>
               </w:rPr>
-              <w:t xml:space="preserve">Artigo reescrito na versão atual</w:t>
+              <w:t xml:space="preserve">Artigo reescrito na versão atual — Objetivos generalizados em 15/09/2026 para alcançar também o serviço técnico (a Parte I da minuta publicável é comum aos dois serviços); inciso X acrescido. Texto de partida sugerido na consulta (RISD).</w:t>
             </w:r>
           </w:p>
         </w:tc>
@@ -27241,7 +27241,7 @@
                 <w:sz w:val="20"/>
                 <w:szCs w:val="20"/>
               </w:rPr>
-              <w:t xml:space="preserve">Artigo reescrito na versão atual</w:t>
+              <w:t xml:space="preserve">Artigo reescrito na versão atual — Objetivos generalizados em 15/09/2026 para alcançar também o serviço técnico (a Parte I da minuta publicável é comum aos dois serviços); inciso X acrescido. Texto de partida sugerido na consulta (RISD).</w:t>
             </w:r>
           </w:p>
         </w:tc>
@@ -27371,7 +27371,7 @@
                 <w:sz w:val="20"/>
                 <w:szCs w:val="20"/>
               </w:rPr>
-              <w:t xml:space="preserve">Artigo reescrito na versão atual</w:t>
+              <w:t xml:space="preserve">Artigo reescrito na versão atual — Objetivos generalizados em 15/09/2026 para alcançar também o serviço técnico (a Parte I da minuta publicável é comum aos dois serviços); inciso X acrescido. Texto de partida sugerido na consulta (RISD).</w:t>
             </w:r>
           </w:p>
         </w:tc>
@@ -27501,7 +27501,7 @@
                 <w:sz w:val="20"/>
                 <w:szCs w:val="20"/>
               </w:rPr>
-              <w:t xml:space="preserve">Artigo reescrito na versão atual</w:t>
+              <w:t xml:space="preserve">Artigo reescrito na versão atual — Objetivos generalizados em 15/09/2026 para alcançar também o serviço técnico (a Parte I da minuta publicável é comum aos dois serviços); inciso X acrescido. Texto de partida sugerido na consulta (RISD).</w:t>
             </w:r>
           </w:p>
         </w:tc>
@@ -27631,7 +27631,7 @@
                 <w:sz w:val="20"/>
                 <w:szCs w:val="20"/>
               </w:rPr>
-              <w:t xml:space="preserve">Artigo reescrito na versão atual</w:t>
+              <w:t xml:space="preserve">Artigo reescrito na versão atual — Objetivos generalizados em 15/09/2026 para alcançar também o serviço técnico (a Parte I da minuta publicável é comum aos dois serviços); inciso X acrescido. Texto de partida sugerido na consulta (RISD).</w:t>
             </w:r>
           </w:p>
         </w:tc>
@@ -29973,7 +29973,7 @@
                 <w:sz w:val="20"/>
                 <w:szCs w:val="20"/>
               </w:rPr>
-              <w:t xml:space="preserve">Artigo novo incluído na versão atual — sugestões do Cel. Luiz Eduardo sobre o artigo das funções do serviço: os artigos de regime e de competências do Superior de Dia, do Oficial de Dia e do Comandante de Socorro entraram na versão atual como 6 artigos novos (se-art-31-c1/c2, se-art-38-c1/c2, se-art-43-c1/c2); os 3 artigos de regime estão marcados como proposta pendente de deliberação do CONDEG (Capital/1º GBM/QCG)</w:t>
+              <w:t xml:space="preserve">Artigo novo incluído na versão atual — sugestões do Cel. Luiz Eduardo sobre o artigo das funções do serviço: os artigos de regime e de competências do Superior de Dia, do Oficial de Dia e do Comandante de Socorro entraram na versão atual como artigos novos (se-art-31-c1/c2, se-art-38-c1/c2, se-art-43-c1 — este último, as competências operacionais, atribuídas ao Oficial de Dia após a eliminação da figura do Comandante de Socorro em 15/09); as duas propostas de mérito foram decididas em 15/09: Superior de Dia mantém o alcance estadual; Oficial de Dia só no 1º GBM)</w:t>
             </w:r>
           </w:p>
         </w:tc>
@@ -30103,7 +30103,7 @@
                 <w:sz w:val="20"/>
                 <w:szCs w:val="20"/>
               </w:rPr>
-              <w:t xml:space="preserve">Artigo novo incluído na versão atual — sugestões do Cel. Luiz Eduardo sobre o artigo das funções do serviço: os artigos de regime e de competências do Superior de Dia, do Oficial de Dia e do Comandante de Socorro entraram na versão atual como 6 artigos novos (se-art-31-c1/c2, se-art-38-c1/c2, se-art-43-c1/c2); os 3 artigos de regime estão marcados como proposta pendente de deliberação do CONDEG (Capital/1º GBM/QCG)</w:t>
+              <w:t xml:space="preserve">Artigo novo incluído na versão atual — sugestões do Cel. Luiz Eduardo sobre o artigo das funções do serviço: os artigos de regime e de competências do Superior de Dia, do Oficial de Dia e do Comandante de Socorro entraram na versão atual como artigos novos (se-art-31-c1/c2, se-art-38-c1/c2, se-art-43-c1 — este último, as competências operacionais, atribuídas ao Oficial de Dia após a eliminação da figura do Comandante de Socorro em 15/09); as duas propostas de mérito foram decididas em 15/09: Superior de Dia mantém o alcance estadual; Oficial de Dia só no 1º GBM)</w:t>
             </w:r>
           </w:p>
         </w:tc>
@@ -30233,7 +30233,7 @@
                 <w:sz w:val="20"/>
                 <w:szCs w:val="20"/>
               </w:rPr>
-              <w:t xml:space="preserve">Artigo novo incluído na versão atual — sugestões do Cel. Luiz Eduardo sobre o artigo das funções do serviço: os artigos de regime e de competências do Superior de Dia, do Oficial de Dia e do Comandante de Socorro entraram na versão atual como 6 artigos novos (se-art-31-c1/c2, se-art-38-c1/c2, se-art-43-c1/c2); os 3 artigos de regime estão marcados como proposta pendente de deliberação do CONDEG (Capital/1º GBM/QCG)</w:t>
+              <w:t xml:space="preserve">Artigo novo incluído na versão atual — sugestões do Cel. Luiz Eduardo sobre o artigo das funções do serviço: os artigos de regime e de competências do Superior de Dia, do Oficial de Dia e do Comandante de Socorro entraram na versão atual como artigos novos (se-art-31-c1/c2, se-art-38-c1/c2, se-art-43-c1 — este último, as competências operacionais, atribuídas ao Oficial de Dia após a eliminação da figura do Comandante de Socorro em 15/09); as duas propostas de mérito foram decididas em 15/09: Superior de Dia mantém o alcance estadual; Oficial de Dia só no 1º GBM)</w:t>
             </w:r>
           </w:p>
         </w:tc>
@@ -30363,7 +30363,7 @@
                 <w:sz w:val="20"/>
                 <w:szCs w:val="20"/>
               </w:rPr>
-              <w:t xml:space="preserve">Artigo novo incluído na versão atual — sugestões do Cel. Luiz Eduardo sobre o artigo das funções do serviço: os artigos de regime e de competências do Superior de Dia, do Oficial de Dia e do Comandante de Socorro entraram na versão atual como 6 artigos novos (se-art-31-c1/c2, se-art-38-c1/c2, se-art-43-c1/c2); os 3 artigos de regime estão marcados como proposta pendente de deliberação do CONDEG (Capital/1º GBM/QCG)</w:t>
+              <w:t xml:space="preserve">Artigo novo incluído na versão atual — sugestões do Cel. Luiz Eduardo sobre o artigo das funções do serviço: os artigos de regime e de competências do Superior de Dia, do Oficial de Dia e do Comandante de Socorro entraram na versão atual como artigos novos (se-art-31-c1/c2, se-art-38-c1/c2, se-art-43-c1 — este último, as competências operacionais, atribuídas ao Oficial de Dia após a eliminação da figura do Comandante de Socorro em 15/09); as duas propostas de mérito foram decididas em 15/09: Superior de Dia mantém o alcance estadual; Oficial de Dia só no 1º GBM)</w:t>
             </w:r>
           </w:p>
         </w:tc>
@@ -30493,7 +30493,7 @@
                 <w:sz w:val="20"/>
                 <w:szCs w:val="20"/>
               </w:rPr>
-              <w:t xml:space="preserve">Artigo novo incluído na versão atual — sugestões do Cel. Luiz Eduardo sobre o artigo das funções do serviço: os artigos de regime e de competências do Superior de Dia, do Oficial de Dia e do Comandante de Socorro entraram na versão atual como 6 artigos novos (se-art-31-c1/c2, se-art-38-c1/c2, se-art-43-c1/c2); os 3 artigos de regime estão marcados como proposta pendente de deliberação do CONDEG (Capital/1º GBM/QCG)</w:t>
+              <w:t xml:space="preserve">Artigo novo incluído na versão atual — sugestões do Cel. Luiz Eduardo sobre o artigo das funções do serviço: os artigos de regime e de competências do Superior de Dia, do Oficial de Dia e do Comandante de Socorro entraram na versão atual como artigos novos (se-art-31-c1/c2, se-art-38-c1/c2, se-art-43-c1 — este último, as competências operacionais, atribuídas ao Oficial de Dia após a eliminação da figura do Comandante de Socorro em 15/09); as duas propostas de mérito foram decididas em 15/09: Superior de Dia mantém o alcance estadual; Oficial de Dia só no 1º GBM)</w:t>
             </w:r>
           </w:p>
         </w:tc>
@@ -30623,7 +30623,7 @@
                 <w:sz w:val="20"/>
                 <w:szCs w:val="20"/>
               </w:rPr>
-              <w:t xml:space="preserve">Artigo novo incluído na versão atual — sugestões do Cel. Luiz Eduardo sobre o artigo das funções do serviço: os artigos de regime e de competências do Superior de Dia, do Oficial de Dia e do Comandante de Socorro entraram na versão atual como 6 artigos novos (se-art-31-c1/c2, se-art-38-c1/c2, se-art-43-c1/c2); os 3 artigos de regime estão marcados como proposta pendente de deliberação do CONDEG (Capital/1º GBM/QCG)</w:t>
+              <w:t xml:space="preserve">Artigo novo incluído na versão atual — sugestões do Cel. Luiz Eduardo sobre o artigo das funções do serviço: os artigos de regime e de competências do Superior de Dia, do Oficial de Dia e do Comandante de Socorro entraram na versão atual como artigos novos (se-art-31-c1/c2, se-art-38-c1/c2, se-art-43-c1 — este último, as competências operacionais, atribuídas ao Oficial de Dia após a eliminação da figura do Comandante de Socorro em 15/09); as duas propostas de mérito foram decididas em 15/09: Superior de Dia mantém o alcance estadual; Oficial de Dia só no 1º GBM)</w:t>
             </w:r>
           </w:p>
         </w:tc>
@@ -30753,7 +30753,7 @@
                 <w:sz w:val="20"/>
                 <w:szCs w:val="20"/>
               </w:rPr>
-              <w:t xml:space="preserve">Artigo novo incluído na versão atual — sugestões do Cel. Luiz Eduardo sobre o artigo das funções do serviço: os artigos de regime e de competências do Superior de Dia, do Oficial de Dia e do Comandante de Socorro entraram na versão atual como 6 artigos novos (se-art-31-c1/c2, se-art-38-c1/c2, se-art-43-c1/c2); os 3 artigos de regime estão marcados como proposta pendente de deliberação do CONDEG (Capital/1º GBM/QCG)</w:t>
+              <w:t xml:space="preserve">Artigo novo incluído na versão atual — sugestões do Cel. Luiz Eduardo sobre o artigo das funções do serviço: os artigos de regime e de competências do Superior de Dia, do Oficial de Dia e do Comandante de Socorro entraram na versão atual como artigos novos (se-art-31-c1/c2, se-art-38-c1/c2, se-art-43-c1 — este último, as competências operacionais, atribuídas ao Oficial de Dia após a eliminação da figura do Comandante de Socorro em 15/09); as duas propostas de mérito foram decididas em 15/09: Superior de Dia mantém o alcance estadual; Oficial de Dia só no 1º GBM)</w:t>
             </w:r>
           </w:p>
         </w:tc>
@@ -30883,7 +30883,7 @@
                 <w:sz w:val="20"/>
                 <w:szCs w:val="20"/>
               </w:rPr>
-              <w:t xml:space="preserve">Artigo novo incluído na versão atual — sugestões do Cel. Luiz Eduardo sobre o artigo das funções do serviço: os artigos de regime e de competências do Superior de Dia, do Oficial de Dia e do Comandante de Socorro entraram na versão atual como 6 artigos novos (se-art-31-c1/c2, se-art-38-c1/c2, se-art-43-c1/c2); os 3 artigos de regime estão marcados como proposta pendente de deliberação do CONDEG (Capital/1º GBM/QCG)</w:t>
+              <w:t xml:space="preserve">Artigo novo incluído na versão atual — sugestões do Cel. Luiz Eduardo sobre o artigo das funções do serviço: os artigos de regime e de competências do Superior de Dia, do Oficial de Dia e do Comandante de Socorro entraram na versão atual como artigos novos (se-art-31-c1/c2, se-art-38-c1/c2, se-art-43-c1 — este último, as competências operacionais, atribuídas ao Oficial de Dia após a eliminação da figura do Comandante de Socorro em 15/09); as duas propostas de mérito foram decididas em 15/09: Superior de Dia mantém o alcance estadual; Oficial de Dia só no 1º GBM)</w:t>
             </w:r>
           </w:p>
         </w:tc>
@@ -31013,7 +31013,7 @@
                 <w:sz w:val="20"/>
                 <w:szCs w:val="20"/>
               </w:rPr>
-              <w:t xml:space="preserve">Artigo novo incluído na versão atual — sugestões do Cel. Luiz Eduardo sobre o artigo das funções do serviço: os artigos de regime e de competências do Superior de Dia, do Oficial de Dia e do Comandante de Socorro entraram na versão atual como 6 artigos novos (se-art-31-c1/c2, se-art-38-c1/c2, se-art-43-c1/c2); os 3 artigos de regime estão marcados como proposta pendente de deliberação do CONDEG (Capital/1º GBM/QCG)</w:t>
+              <w:t xml:space="preserve">Artigo novo incluído na versão atual — sugestões do Cel. Luiz Eduardo sobre o artigo das funções do serviço: os artigos de regime e de competências do Superior de Dia, do Oficial de Dia e do Comandante de Socorro entraram na versão atual como artigos novos (se-art-31-c1/c2, se-art-38-c1/c2, se-art-43-c1 — este último, as competências operacionais, atribuídas ao Oficial de Dia após a eliminação da figura do Comandante de Socorro em 15/09); as duas propostas de mérito foram decididas em 15/09: Superior de Dia mantém o alcance estadual; Oficial de Dia só no 1º GBM)</w:t>
             </w:r>
           </w:p>
         </w:tc>
@@ -31143,7 +31143,7 @@
                 <w:sz w:val="20"/>
                 <w:szCs w:val="20"/>
               </w:rPr>
-              <w:t xml:space="preserve">Artigo novo incluído na versão atual — sugestões do Cel. Luiz Eduardo sobre o artigo das funções do serviço: os artigos de regime e de competências do Superior de Dia, do Oficial de Dia e do Comandante de Socorro entraram na versão atual como 6 artigos novos (se-art-31-c1/c2, se-art-38-c1/c2, se-art-43-c1/c2); os 3 artigos de regime estão marcados como proposta pendente de deliberação do CONDEG (Capital/1º GBM/QCG)</w:t>
+              <w:t xml:space="preserve">Artigo novo incluído na versão atual — sugestões do Cel. Luiz Eduardo sobre o artigo das funções do serviço: os artigos de regime e de competências do Superior de Dia, do Oficial de Dia e do Comandante de Socorro entraram na versão atual como artigos novos (se-art-31-c1/c2, se-art-38-c1/c2, se-art-43-c1 — este último, as competências operacionais, atribuídas ao Oficial de Dia após a eliminação da figura do Comandante de Socorro em 15/09); as duas propostas de mérito foram decididas em 15/09: Superior de Dia mantém o alcance estadual; Oficial de Dia só no 1º GBM)</w:t>
             </w:r>
           </w:p>
         </w:tc>
@@ -31273,7 +31273,7 @@
                 <w:sz w:val="20"/>
                 <w:szCs w:val="20"/>
               </w:rPr>
-              <w:t xml:space="preserve">Artigo novo incluído na versão atual — sugestões do Cel. Luiz Eduardo sobre o artigo das funções do serviço: os artigos de regime e de competências do Superior de Dia, do Oficial de Dia e do Comandante de Socorro entraram na versão atual como 6 artigos novos (se-art-31-c1/c2, se-art-38-c1/c2, se-art-43-c1/c2); os 3 artigos de regime estão marcados como proposta pendente de deliberação do CONDEG (Capital/1º GBM/QCG)</w:t>
+              <w:t xml:space="preserve">Artigo novo incluído na versão atual — sugestões do Cel. Luiz Eduardo sobre o artigo das funções do serviço: os artigos de regime e de competências do Superior de Dia, do Oficial de Dia e do Comandante de Socorro entraram na versão atual como artigos novos (se-art-31-c1/c2, se-art-38-c1/c2, se-art-43-c1 — este último, as competências operacionais, atribuídas ao Oficial de Dia após a eliminação da figura do Comandante de Socorro em 15/09); as duas propostas de mérito foram decididas em 15/09: Superior de Dia mantém o alcance estadual; Oficial de Dia só no 1º GBM)</w:t>
             </w:r>
           </w:p>
         </w:tc>
@@ -31403,7 +31403,7 @@
                 <w:sz w:val="20"/>
                 <w:szCs w:val="20"/>
               </w:rPr>
-              <w:t xml:space="preserve">Artigo novo incluído na versão atual — sugestões do Cel. Luiz Eduardo sobre o artigo das funções do serviço: os artigos de regime e de competências do Superior de Dia, do Oficial de Dia e do Comandante de Socorro entraram na versão atual como 6 artigos novos (se-art-31-c1/c2, se-art-38-c1/c2, se-art-43-c1/c2); os 3 artigos de regime estão marcados como proposta pendente de deliberação do CONDEG (Capital/1º GBM/QCG)</w:t>
+              <w:t xml:space="preserve">Artigo novo incluído na versão atual — sugestões do Cel. Luiz Eduardo sobre o artigo das funções do serviço: os artigos de regime e de competências do Superior de Dia, do Oficial de Dia e do Comandante de Socorro entraram na versão atual como artigos novos (se-art-31-c1/c2, se-art-38-c1/c2, se-art-43-c1 — este último, as competências operacionais, atribuídas ao Oficial de Dia após a eliminação da figura do Comandante de Socorro em 15/09); as duas propostas de mérito foram decididas em 15/09: Superior de Dia mantém o alcance estadual; Oficial de Dia só no 1º GBM)</w:t>
             </w:r>
           </w:p>
         </w:tc>
@@ -31533,7 +31533,7 @@
                 <w:sz w:val="20"/>
                 <w:szCs w:val="20"/>
               </w:rPr>
-              <w:t xml:space="preserve">Artigo novo incluído na versão atual — sugestões do Cel. Luiz Eduardo sobre o artigo das funções do serviço: os artigos de regime e de competências do Superior de Dia, do Oficial de Dia e do Comandante de Socorro entraram na versão atual como 6 artigos novos (se-art-31-c1/c2, se-art-38-c1/c2, se-art-43-c1/c2); os 3 artigos de regime estão marcados como proposta pendente de deliberação do CONDEG (Capital/1º GBM/QCG)</w:t>
+              <w:t xml:space="preserve">Artigo novo incluído na versão atual — sugestões do Cel. Luiz Eduardo sobre o artigo das funções do serviço: os artigos de regime e de competências do Superior de Dia, do Oficial de Dia e do Comandante de Socorro entraram na versão atual como artigos novos (se-art-31-c1/c2, se-art-38-c1/c2, se-art-43-c1 — este último, as competências operacionais, atribuídas ao Oficial de Dia após a eliminação da figura do Comandante de Socorro em 15/09); as duas propostas de mérito foram decididas em 15/09: Superior de Dia mantém o alcance estadual; Oficial de Dia só no 1º GBM)</w:t>
             </w:r>
           </w:p>
         </w:tc>
@@ -31663,7 +31663,7 @@
                 <w:sz w:val="20"/>
                 <w:szCs w:val="20"/>
               </w:rPr>
-              <w:t xml:space="preserve">Artigo novo incluído na versão atual — sugestões do Cel. Luiz Eduardo sobre o artigo das funções do serviço: os artigos de regime e de competências do Superior de Dia, do Oficial de Dia e do Comandante de Socorro entraram na versão atual como 6 artigos novos (se-art-31-c1/c2, se-art-38-c1/c2, se-art-43-c1/c2); os 3 artigos de regime estão marcados como proposta pendente de deliberação do CONDEG (Capital/1º GBM/QCG)</w:t>
+              <w:t xml:space="preserve">Artigo novo incluído na versão atual — sugestões do Cel. Luiz Eduardo sobre o artigo das funções do serviço: os artigos de regime e de competências do Superior de Dia, do Oficial de Dia e do Comandante de Socorro entraram na versão atual como artigos novos (se-art-31-c1/c2, se-art-38-c1/c2, se-art-43-c1 — este último, as competências operacionais, atribuídas ao Oficial de Dia após a eliminação da figura do Comandante de Socorro em 15/09); as duas propostas de mérito foram decididas em 15/09: Superior de Dia mantém o alcance estadual; Oficial de Dia só no 1º GBM)</w:t>
             </w:r>
           </w:p>
         </w:tc>
@@ -31793,7 +31793,7 @@
                 <w:sz w:val="20"/>
                 <w:szCs w:val="20"/>
               </w:rPr>
-              <w:t xml:space="preserve">Artigo novo incluído na versão atual — sugestões do Cel. Luiz Eduardo sobre o artigo das funções do serviço: os artigos de regime e de competências do Superior de Dia, do Oficial de Dia e do Comandante de Socorro entraram na versão atual como 6 artigos novos (se-art-31-c1/c2, se-art-38-c1/c2, se-art-43-c1/c2); os 3 artigos de regime estão marcados como proposta pendente de deliberação do CONDEG (Capital/1º GBM/QCG)</w:t>
+              <w:t xml:space="preserve">Artigo novo incluído na versão atual — sugestões do Cel. Luiz Eduardo sobre o artigo das funções do serviço: os artigos de regime e de competências do Superior de Dia, do Oficial de Dia e do Comandante de Socorro entraram na versão atual como artigos novos (se-art-31-c1/c2, se-art-38-c1/c2, se-art-43-c1 — este último, as competências operacionais, atribuídas ao Oficial de Dia após a eliminação da figura do Comandante de Socorro em 15/09); as duas propostas de mérito foram decididas em 15/09: Superior de Dia mantém o alcance estadual; Oficial de Dia só no 1º GBM)</w:t>
             </w:r>
           </w:p>
         </w:tc>
@@ -31923,7 +31923,7 @@
                 <w:sz w:val="20"/>
                 <w:szCs w:val="20"/>
               </w:rPr>
-              <w:t xml:space="preserve">Artigo novo incluído na versão atual — sugestões do Cel. Luiz Eduardo sobre o artigo das funções do serviço: os artigos de regime e de competências do Superior de Dia, do Oficial de Dia e do Comandante de Socorro entraram na versão atual como 6 artigos novos (se-art-31-c1/c2, se-art-38-c1/c2, se-art-43-c1/c2); os 3 artigos de regime estão marcados como proposta pendente de deliberação do CONDEG (Capital/1º GBM/QCG)</w:t>
+              <w:t xml:space="preserve">Artigo novo incluído na versão atual — sugestões do Cel. Luiz Eduardo sobre o artigo das funções do serviço: os artigos de regime e de competências do Superior de Dia, do Oficial de Dia e do Comandante de Socorro entraram na versão atual como artigos novos (se-art-31-c1/c2, se-art-38-c1/c2, se-art-43-c1 — este último, as competências operacionais, atribuídas ao Oficial de Dia após a eliminação da figura do Comandante de Socorro em 15/09); as duas propostas de mérito foram decididas em 15/09: Superior de Dia mantém o alcance estadual; Oficial de Dia só no 1º GBM)</w:t>
             </w:r>
           </w:p>
         </w:tc>
@@ -32053,7 +32053,7 @@
                 <w:sz w:val="20"/>
                 <w:szCs w:val="20"/>
               </w:rPr>
-              <w:t xml:space="preserve">Artigo novo incluído na versão atual — sugestões do Cel. Luiz Eduardo sobre o artigo das funções do serviço: os artigos de regime e de competências do Superior de Dia, do Oficial de Dia e do Comandante de Socorro entraram na versão atual como 6 artigos novos (se-art-31-c1/c2, se-art-38-c1/c2, se-art-43-c1/c2); os 3 artigos de regime estão marcados como proposta pendente de deliberação do CONDEG (Capital/1º GBM/QCG)</w:t>
+              <w:t xml:space="preserve">Artigo novo incluído na versão atual — sugestões do Cel. Luiz Eduardo sobre o artigo das funções do serviço: os artigos de regime e de competências do Superior de Dia, do Oficial de Dia e do Comandante de Socorro entraram na versão atual como artigos novos (se-art-31-c1/c2, se-art-38-c1/c2, se-art-43-c1 — este último, as competências operacionais, atribuídas ao Oficial de Dia após a eliminação da figura do Comandante de Socorro em 15/09); as duas propostas de mérito foram decididas em 15/09: Superior de Dia mantém o alcance estadual; Oficial de Dia só no 1º GBM)</w:t>
             </w:r>
           </w:p>
         </w:tc>
@@ -32183,7 +32183,7 @@
                 <w:sz w:val="20"/>
                 <w:szCs w:val="20"/>
               </w:rPr>
-              <w:t xml:space="preserve">Artigo novo incluído na versão atual — sugestões do Cel. Luiz Eduardo sobre o artigo das funções do serviço: os artigos de regime e de competências do Superior de Dia, do Oficial de Dia e do Comandante de Socorro entraram na versão atual como 6 artigos novos (se-art-31-c1/c2, se-art-38-c1/c2, se-art-43-c1/c2); os 3 artigos de regime estão marcados como proposta pendente de deliberação do CONDEG (Capital/1º GBM/QCG)</w:t>
+              <w:t xml:space="preserve">Artigo novo incluído na versão atual — sugestões do Cel. Luiz Eduardo sobre o artigo das funções do serviço: os artigos de regime e de competências do Superior de Dia, do Oficial de Dia e do Comandante de Socorro entraram na versão atual como artigos novos (se-art-31-c1/c2, se-art-38-c1/c2, se-art-43-c1 — este último, as competências operacionais, atribuídas ao Oficial de Dia após a eliminação da figura do Comandante de Socorro em 15/09); as duas propostas de mérito foram decididas em 15/09: Superior de Dia mantém o alcance estadual; Oficial de Dia só no 1º GBM)</w:t>
             </w:r>
           </w:p>
         </w:tc>
@@ -32313,7 +32313,7 @@
                 <w:sz w:val="20"/>
                 <w:szCs w:val="20"/>
               </w:rPr>
-              <w:t xml:space="preserve">Artigo novo incluído na versão atual — sugestões do Cel. Luiz Eduardo sobre o artigo das funções do serviço: os artigos de regime e de competências do Superior de Dia, do Oficial de Dia e do Comandante de Socorro entraram na versão atual como 6 artigos novos (se-art-31-c1/c2, se-art-38-c1/c2, se-art-43-c1/c2); os 3 artigos de regime estão marcados como proposta pendente de deliberação do CONDEG (Capital/1º GBM/QCG)</w:t>
+              <w:t xml:space="preserve">Artigo novo incluído na versão atual — sugestões do Cel. Luiz Eduardo sobre o artigo das funções do serviço: os artigos de regime e de competências do Superior de Dia, do Oficial de Dia e do Comandante de Socorro entraram na versão atual como artigos novos (se-art-31-c1/c2, se-art-38-c1/c2, se-art-43-c1 — este último, as competências operacionais, atribuídas ao Oficial de Dia após a eliminação da figura do Comandante de Socorro em 15/09); as duas propostas de mérito foram decididas em 15/09: Superior de Dia mantém o alcance estadual; Oficial de Dia só no 1º GBM)</w:t>
             </w:r>
           </w:p>
         </w:tc>
@@ -32443,7 +32443,7 @@
                 <w:sz w:val="20"/>
                 <w:szCs w:val="20"/>
               </w:rPr>
-              <w:t xml:space="preserve">Artigo novo incluído na versão atual — sugestões do Cel. Luiz Eduardo sobre o artigo das funções do serviço: os artigos de regime e de competências do Superior de Dia, do Oficial de Dia e do Comandante de Socorro entraram na versão atual como 6 artigos novos (se-art-31-c1/c2, se-art-38-c1/c2, se-art-43-c1/c2); os 3 artigos de regime estão marcados como proposta pendente de deliberação do CONDEG (Capital/1º GBM/QCG)</w:t>
+              <w:t xml:space="preserve">Artigo novo incluído na versão atual — sugestões do Cel. Luiz Eduardo sobre o artigo das funções do serviço: os artigos de regime e de competências do Superior de Dia, do Oficial de Dia e do Comandante de Socorro entraram na versão atual como artigos novos (se-art-31-c1/c2, se-art-38-c1/c2, se-art-43-c1 — este último, as competências operacionais, atribuídas ao Oficial de Dia após a eliminação da figura do Comandante de Socorro em 15/09); as duas propostas de mérito foram decididas em 15/09: Superior de Dia mantém o alcance estadual; Oficial de Dia só no 1º GBM)</w:t>
             </w:r>
           </w:p>
         </w:tc>
@@ -32573,7 +32573,7 @@
                 <w:sz w:val="20"/>
                 <w:szCs w:val="20"/>
               </w:rPr>
-              <w:t xml:space="preserve">Artigo novo incluído na versão atual — sugestões do Cel. Luiz Eduardo sobre o artigo das funções do serviço: os artigos de regime e de competências do Superior de Dia, do Oficial de Dia e do Comandante de Socorro entraram na versão atual como 6 artigos novos (se-art-31-c1/c2, se-art-38-c1/c2, se-art-43-c1/c2); os 3 artigos de regime estão marcados como proposta pendente de deliberação do CONDEG (Capital/1º GBM/QCG)</w:t>
+              <w:t xml:space="preserve">Artigo novo incluído na versão atual — sugestões do Cel. Luiz Eduardo sobre o artigo das funções do serviço: os artigos de regime e de competências do Superior de Dia, do Oficial de Dia e do Comandante de Socorro entraram na versão atual como artigos novos (se-art-31-c1/c2, se-art-38-c1/c2, se-art-43-c1 — este último, as competências operacionais, atribuídas ao Oficial de Dia após a eliminação da figura do Comandante de Socorro em 15/09); as duas propostas de mérito foram decididas em 15/09: Superior de Dia mantém o alcance estadual; Oficial de Dia só no 1º GBM)</w:t>
             </w:r>
           </w:p>
         </w:tc>
@@ -32703,7 +32703,7 @@
                 <w:sz w:val="20"/>
                 <w:szCs w:val="20"/>
               </w:rPr>
-              <w:t xml:space="preserve">Artigo novo incluído na versão atual — sugestões do Cel. Luiz Eduardo sobre o artigo das funções do serviço: os artigos de regime e de competências do Superior de Dia, do Oficial de Dia e do Comandante de Socorro entraram na versão atual como 6 artigos novos (se-art-31-c1/c2, se-art-38-c1/c2, se-art-43-c1/c2); os 3 artigos de regime estão marcados como proposta pendente de deliberação do CONDEG (Capital/1º GBM/QCG)</w:t>
+              <w:t xml:space="preserve">Artigo novo incluído na versão atual — sugestões do Cel. Luiz Eduardo sobre o artigo das funções do serviço: os artigos de regime e de competências do Superior de Dia, do Oficial de Dia e do Comandante de Socorro entraram na versão atual como artigos novos (se-art-31-c1/c2, se-art-38-c1/c2, se-art-43-c1 — este último, as competências operacionais, atribuídas ao Oficial de Dia após a eliminação da figura do Comandante de Socorro em 15/09); as duas propostas de mérito foram decididas em 15/09: Superior de Dia mantém o alcance estadual; Oficial de Dia só no 1º GBM)</w:t>
             </w:r>
           </w:p>
         </w:tc>
@@ -32833,7 +32833,7 @@
                 <w:sz w:val="20"/>
                 <w:szCs w:val="20"/>
               </w:rPr>
-              <w:t xml:space="preserve">Artigo novo incluído na versão atual — sugestões do Cel. Luiz Eduardo sobre o artigo das funções do serviço: os artigos de regime e de competências do Superior de Dia, do Oficial de Dia e do Comandante de Socorro entraram na versão atual como 6 artigos novos (se-art-31-c1/c2, se-art-38-c1/c2, se-art-43-c1/c2); os 3 artigos de regime estão marcados como proposta pendente de deliberação do CONDEG (Capital/1º GBM/QCG)</w:t>
+              <w:t xml:space="preserve">Artigo novo incluído na versão atual — sugestões do Cel. Luiz Eduardo sobre o artigo das funções do serviço: os artigos de regime e de competências do Superior de Dia, do Oficial de Dia e do Comandante de Socorro entraram na versão atual como artigos novos (se-art-31-c1/c2, se-art-38-c1/c2, se-art-43-c1 — este último, as competências operacionais, atribuídas ao Oficial de Dia após a eliminação da figura do Comandante de Socorro em 15/09); as duas propostas de mérito foram decididas em 15/09: Superior de Dia mantém o alcance estadual; Oficial de Dia só no 1º GBM)</w:t>
             </w:r>
           </w:p>
         </w:tc>
@@ -32963,7 +32963,7 @@
                 <w:sz w:val="20"/>
                 <w:szCs w:val="20"/>
               </w:rPr>
-              <w:t xml:space="preserve">Artigo novo incluído na versão atual — sugestões do Cel. Luiz Eduardo sobre o artigo das funções do serviço: os artigos de regime e de competências do Superior de Dia, do Oficial de Dia e do Comandante de Socorro entraram na versão atual como 6 artigos novos (se-art-31-c1/c2, se-art-38-c1/c2, se-art-43-c1/c2); os 3 artigos de regime estão marcados como proposta pendente de deliberação do CONDEG (Capital/1º GBM/QCG)</w:t>
+              <w:t xml:space="preserve">Artigo novo incluído na versão atual — sugestões do Cel. Luiz Eduardo sobre o artigo das funções do serviço: os artigos de regime e de competências do Superior de Dia, do Oficial de Dia e do Comandante de Socorro entraram na versão atual como artigos novos (se-art-31-c1/c2, se-art-38-c1/c2, se-art-43-c1 — este último, as competências operacionais, atribuídas ao Oficial de Dia após a eliminação da figura do Comandante de Socorro em 15/09); as duas propostas de mérito foram decididas em 15/09: Superior de Dia mantém o alcance estadual; Oficial de Dia só no 1º GBM)</w:t>
             </w:r>
           </w:p>
         </w:tc>
@@ -33093,7 +33093,7 @@
                 <w:sz w:val="20"/>
                 <w:szCs w:val="20"/>
               </w:rPr>
-              <w:t xml:space="preserve">Artigo novo incluído na versão atual — sugestões do Cel. Luiz Eduardo sobre o artigo das funções do serviço: os artigos de regime e de competências do Superior de Dia, do Oficial de Dia e do Comandante de Socorro entraram na versão atual como 6 artigos novos (se-art-31-c1/c2, se-art-38-c1/c2, se-art-43-c1/c2); os 3 artigos de regime estão marcados como proposta pendente de deliberação do CONDEG (Capital/1º GBM/QCG)</w:t>
+              <w:t xml:space="preserve">Artigo novo incluído na versão atual — sugestões do Cel. Luiz Eduardo sobre o artigo das funções do serviço: os artigos de regime e de competências do Superior de Dia, do Oficial de Dia e do Comandante de Socorro entraram na versão atual como artigos novos (se-art-31-c1/c2, se-art-38-c1/c2, se-art-43-c1 — este último, as competências operacionais, atribuídas ao Oficial de Dia após a eliminação da figura do Comandante de Socorro em 15/09); as duas propostas de mérito foram decididas em 15/09: Superior de Dia mantém o alcance estadual; Oficial de Dia só no 1º GBM)</w:t>
             </w:r>
           </w:p>
         </w:tc>
@@ -33223,7 +33223,7 @@
                 <w:sz w:val="20"/>
                 <w:szCs w:val="20"/>
               </w:rPr>
-              <w:t xml:space="preserve">Artigo novo incluído na versão atual — sugestões do Cel. Luiz Eduardo sobre o artigo das funções do serviço: os artigos de regime e de competências do Superior de Dia, do Oficial de Dia e do Comandante de Socorro entraram na versão atual como 6 artigos novos (se-art-31-c1/c2, se-art-38-c1/c2, se-art-43-c1/c2); os 3 artigos de regime estão marcados como proposta pendente de deliberação do CONDEG (Capital/1º GBM/QCG)</w:t>
+              <w:t xml:space="preserve">Artigo novo incluído na versão atual — sugestões do Cel. Luiz Eduardo sobre o artigo das funções do serviço: os artigos de regime e de competências do Superior de Dia, do Oficial de Dia e do Comandante de Socorro entraram na versão atual como artigos novos (se-art-31-c1/c2, se-art-38-c1/c2, se-art-43-c1 — este último, as competências operacionais, atribuídas ao Oficial de Dia após a eliminação da figura do Comandante de Socorro em 15/09); as duas propostas de mérito foram decididas em 15/09: Superior de Dia mantém o alcance estadual; Oficial de Dia só no 1º GBM)</w:t>
             </w:r>
           </w:p>
         </w:tc>
@@ -33353,7 +33353,7 @@
                 <w:sz w:val="20"/>
                 <w:szCs w:val="20"/>
               </w:rPr>
-              <w:t xml:space="preserve">Artigo novo incluído na versão atual — sugestões do Cel. Luiz Eduardo sobre o artigo das funções do serviço: os artigos de regime e de competências do Superior de Dia, do Oficial de Dia e do Comandante de Socorro entraram na versão atual como 6 artigos novos (se-art-31-c1/c2, se-art-38-c1/c2, se-art-43-c1/c2); os 3 artigos de regime estão marcados como proposta pendente de deliberação do CONDEG (Capital/1º GBM/QCG)</w:t>
+              <w:t xml:space="preserve">Artigo novo incluído na versão atual — sugestões do Cel. Luiz Eduardo sobre o artigo das funções do serviço: os artigos de regime e de competências do Superior de Dia, do Oficial de Dia e do Comandante de Socorro entraram na versão atual como artigos novos (se-art-31-c1/c2, se-art-38-c1/c2, se-art-43-c1 — este último, as competências operacionais, atribuídas ao Oficial de Dia após a eliminação da figura do Comandante de Socorro em 15/09); as duas propostas de mérito foram decididas em 15/09: Superior de Dia mantém o alcance estadual; Oficial de Dia só no 1º GBM)</w:t>
             </w:r>
           </w:p>
         </w:tc>
@@ -33483,7 +33483,7 @@
                 <w:sz w:val="20"/>
                 <w:szCs w:val="20"/>
               </w:rPr>
-              <w:t xml:space="preserve">Artigo novo incluído na versão atual — sugestões do Cel. Luiz Eduardo sobre o artigo das funções do serviço: os artigos de regime e de competências do Superior de Dia, do Oficial de Dia e do Comandante de Socorro entraram na versão atual como 6 artigos novos (se-art-31-c1/c2, se-art-38-c1/c2, se-art-43-c1/c2); os 3 artigos de regime estão marcados como proposta pendente de deliberação do CONDEG (Capital/1º GBM/QCG)</w:t>
+              <w:t xml:space="preserve">Artigo novo incluído na versão atual — sugestões do Cel. Luiz Eduardo sobre o artigo das funções do serviço: os artigos de regime e de competências do Superior de Dia, do Oficial de Dia e do Comandante de Socorro entraram na versão atual como artigos novos (se-art-31-c1/c2, se-art-38-c1/c2, se-art-43-c1 — este último, as competências operacionais, atribuídas ao Oficial de Dia após a eliminação da figura do Comandante de Socorro em 15/09); as duas propostas de mérito foram decididas em 15/09: Superior de Dia mantém o alcance estadual; Oficial de Dia só no 1º GBM)</w:t>
             </w:r>
           </w:p>
         </w:tc>
@@ -33613,7 +33613,7 @@
                 <w:sz w:val="20"/>
                 <w:szCs w:val="20"/>
               </w:rPr>
-              <w:t xml:space="preserve">Artigo novo incluído na versão atual — sugestões do Cel. Luiz Eduardo sobre o artigo das funções do serviço: os artigos de regime e de competências do Superior de Dia, do Oficial de Dia e do Comandante de Socorro entraram na versão atual como 6 artigos novos (se-art-31-c1/c2, se-art-38-c1/c2, se-art-43-c1/c2); os 3 artigos de regime estão marcados como proposta pendente de deliberação do CONDEG (Capital/1º GBM/QCG)</w:t>
+              <w:t xml:space="preserve">Artigo novo incluído na versão atual — sugestões do Cel. Luiz Eduardo sobre o artigo das funções do serviço: os artigos de regime e de competências do Superior de Dia, do Oficial de Dia e do Comandante de Socorro entraram na versão atual como artigos novos (se-art-31-c1/c2, se-art-38-c1/c2, se-art-43-c1 — este último, as competências operacionais, atribuídas ao Oficial de Dia após a eliminação da figura do Comandante de Socorro em 15/09); as duas propostas de mérito foram decididas em 15/09: Superior de Dia mantém o alcance estadual; Oficial de Dia só no 1º GBM)</w:t>
             </w:r>
           </w:p>
         </w:tc>
@@ -33743,7 +33743,7 @@
                 <w:sz w:val="20"/>
                 <w:szCs w:val="20"/>
               </w:rPr>
-              <w:t xml:space="preserve">Artigo novo incluído na versão atual — sugestões do Cel. Luiz Eduardo sobre o artigo das funções do serviço: os artigos de regime e de competências do Superior de Dia, do Oficial de Dia e do Comandante de Socorro entraram na versão atual como 6 artigos novos (se-art-31-c1/c2, se-art-38-c1/c2, se-art-43-c1/c2); os 3 artigos de regime estão marcados como proposta pendente de deliberação do CONDEG (Capital/1º GBM/QCG)</w:t>
+              <w:t xml:space="preserve">Artigo novo incluído na versão atual — sugestões do Cel. Luiz Eduardo sobre o artigo das funções do serviço: os artigos de regime e de competências do Superior de Dia, do Oficial de Dia e do Comandante de Socorro entraram na versão atual como artigos novos (se-art-31-c1/c2, se-art-38-c1/c2, se-art-43-c1 — este último, as competências operacionais, atribuídas ao Oficial de Dia após a eliminação da figura do Comandante de Socorro em 15/09); as duas propostas de mérito foram decididas em 15/09: Superior de Dia mantém o alcance estadual; Oficial de Dia só no 1º GBM)</w:t>
             </w:r>
           </w:p>
         </w:tc>
@@ -33873,7 +33873,7 @@
                 <w:sz w:val="20"/>
                 <w:szCs w:val="20"/>
               </w:rPr>
-              <w:t xml:space="preserve">Artigo novo incluído na versão atual — sugestões do Cel. Luiz Eduardo sobre o artigo das funções do serviço: os artigos de regime e de competências do Superior de Dia, do Oficial de Dia e do Comandante de Socorro entraram na versão atual como 6 artigos novos (se-art-31-c1/c2, se-art-38-c1/c2, se-art-43-c1/c2); os 3 artigos de regime estão marcados como proposta pendente de deliberação do CONDEG (Capital/1º GBM/QCG)</w:t>
+              <w:t xml:space="preserve">Artigo novo incluído na versão atual — sugestões do Cel. Luiz Eduardo sobre o artigo das funções do serviço: os artigos de regime e de competências do Superior de Dia, do Oficial de Dia e do Comandante de Socorro entraram na versão atual como artigos novos (se-art-31-c1/c2, se-art-38-c1/c2, se-art-43-c1 — este último, as competências operacionais, atribuídas ao Oficial de Dia após a eliminação da figura do Comandante de Socorro em 15/09); as duas propostas de mérito foram decididas em 15/09: Superior de Dia mantém o alcance estadual; Oficial de Dia só no 1º GBM)</w:t>
             </w:r>
           </w:p>
         </w:tc>
@@ -34003,7 +34003,7 @@
                 <w:sz w:val="20"/>
                 <w:szCs w:val="20"/>
               </w:rPr>
-              <w:t xml:space="preserve">Artigo novo incluído na versão atual — sugestões do Cel. Luiz Eduardo sobre o artigo das funções do serviço: os artigos de regime e de competências do Superior de Dia, do Oficial de Dia e do Comandante de Socorro entraram na versão atual como 6 artigos novos (se-art-31-c1/c2, se-art-38-c1/c2, se-art-43-c1/c2); os 3 artigos de regime estão marcados como proposta pendente de deliberação do CONDEG (Capital/1º GBM/QCG)</w:t>
+              <w:t xml:space="preserve">Artigo novo incluído na versão atual — sugestões do Cel. Luiz Eduardo sobre o artigo das funções do serviço: os artigos de regime e de competências do Superior de Dia, do Oficial de Dia e do Comandante de Socorro entraram na versão atual como artigos novos (se-art-31-c1/c2, se-art-38-c1/c2, se-art-43-c1 — este último, as competências operacionais, atribuídas ao Oficial de Dia após a eliminação da figura do Comandante de Socorro em 15/09); as duas propostas de mérito foram decididas em 15/09: Superior de Dia mantém o alcance estadual; Oficial de Dia só no 1º GBM)</w:t>
             </w:r>
           </w:p>
         </w:tc>
@@ -34133,7 +34133,7 @@
                 <w:sz w:val="20"/>
                 <w:szCs w:val="20"/>
               </w:rPr>
-              <w:t xml:space="preserve">Artigo novo incluído na versão atual — sugestões do Cel. Luiz Eduardo sobre o artigo das funções do serviço: os artigos de regime e de competências do Superior de Dia, do Oficial de Dia e do Comandante de Socorro entraram na versão atual como 6 artigos novos (se-art-31-c1/c2, se-art-38-c1/c2, se-art-43-c1/c2); os 3 artigos de regime estão marcados como proposta pendente de deliberação do CONDEG (Capital/1º GBM/QCG)</w:t>
+              <w:t xml:space="preserve">Artigo novo incluído na versão atual — sugestões do Cel. Luiz Eduardo sobre o artigo das funções do serviço: os artigos de regime e de competências do Superior de Dia, do Oficial de Dia e do Comandante de Socorro entraram na versão atual como artigos novos (se-art-31-c1/c2, se-art-38-c1/c2, se-art-43-c1 — este último, as competências operacionais, atribuídas ao Oficial de Dia após a eliminação da figura do Comandante de Socorro em 15/09); as duas propostas de mérito foram decididas em 15/09: Superior de Dia mantém o alcance estadual; Oficial de Dia só no 1º GBM)</w:t>
             </w:r>
           </w:p>
         </w:tc>
@@ -34263,7 +34263,7 @@
                 <w:sz w:val="20"/>
                 <w:szCs w:val="20"/>
               </w:rPr>
-              <w:t xml:space="preserve">Artigo novo incluído na versão atual — sugestões do Cel. Luiz Eduardo sobre o artigo das funções do serviço: os artigos de regime e de competências do Superior de Dia, do Oficial de Dia e do Comandante de Socorro entraram na versão atual como 6 artigos novos (se-art-31-c1/c2, se-art-38-c1/c2, se-art-43-c1/c2); os 3 artigos de regime estão marcados como proposta pendente de deliberação do CONDEG (Capital/1º GBM/QCG)</w:t>
+              <w:t xml:space="preserve">Artigo novo incluído na versão atual — sugestões do Cel. Luiz Eduardo sobre o artigo das funções do serviço: os artigos de regime e de competências do Superior de Dia, do Oficial de Dia e do Comandante de Socorro entraram na versão atual como artigos novos (se-art-31-c1/c2, se-art-38-c1/c2, se-art-43-c1 — este último, as competências operacionais, atribuídas ao Oficial de Dia após a eliminação da figura do Comandante de Socorro em 15/09); as duas propostas de mérito foram decididas em 15/09: Superior de Dia mantém o alcance estadual; Oficial de Dia só no 1º GBM)</w:t>
             </w:r>
           </w:p>
         </w:tc>
@@ -34393,7 +34393,7 @@
                 <w:sz w:val="20"/>
                 <w:szCs w:val="20"/>
               </w:rPr>
-              <w:t xml:space="preserve">Artigo novo incluído na versão atual — sugestões do Cel. Luiz Eduardo sobre o artigo das funções do serviço: os artigos de regime e de competências do Superior de Dia, do Oficial de Dia e do Comandante de Socorro entraram na versão atual como 6 artigos novos (se-art-31-c1/c2, se-art-38-c1/c2, se-art-43-c1/c2); os 3 artigos de regime estão marcados como proposta pendente de deliberação do CONDEG (Capital/1º GBM/QCG)</w:t>
+              <w:t xml:space="preserve">Artigo novo incluído na versão atual — sugestões do Cel. Luiz Eduardo sobre o artigo das funções do serviço: os artigos de regime e de competências do Superior de Dia, do Oficial de Dia e do Comandante de Socorro entraram na versão atual como artigos novos (se-art-31-c1/c2, se-art-38-c1/c2, se-art-43-c1 — este último, as competências operacionais, atribuídas ao Oficial de Dia após a eliminação da figura do Comandante de Socorro em 15/09); as duas propostas de mérito foram decididas em 15/09: Superior de Dia mantém o alcance estadual; Oficial de Dia só no 1º GBM)</w:t>
             </w:r>
           </w:p>
         </w:tc>
@@ -34523,7 +34523,7 @@
                 <w:sz w:val="20"/>
                 <w:szCs w:val="20"/>
               </w:rPr>
-              <w:t xml:space="preserve">Artigo novo incluído na versão atual — sugestões do Cel. Luiz Eduardo sobre o artigo das funções do serviço: os artigos de regime e de competências do Superior de Dia, do Oficial de Dia e do Comandante de Socorro entraram na versão atual como 6 artigos novos (se-art-31-c1/c2, se-art-38-c1/c2, se-art-43-c1/c2); os 3 artigos de regime estão marcados como proposta pendente de deliberação do CONDEG (Capital/1º GBM/QCG)</w:t>
+              <w:t xml:space="preserve">Artigo novo incluído na versão atual — sugestões do Cel. Luiz Eduardo sobre o artigo das funções do serviço: os artigos de regime e de competências do Superior de Dia, do Oficial de Dia e do Comandante de Socorro entraram na versão atual como artigos novos (se-art-31-c1/c2, se-art-38-c1/c2, se-art-43-c1 — este último, as competências operacionais, atribuídas ao Oficial de Dia após a eliminação da figura do Comandante de Socorro em 15/09); as duas propostas de mérito foram decididas em 15/09: Superior de Dia mantém o alcance estadual; Oficial de Dia só no 1º GBM)</w:t>
             </w:r>
           </w:p>
         </w:tc>
@@ -34653,7 +34653,7 @@
                 <w:sz w:val="20"/>
                 <w:szCs w:val="20"/>
               </w:rPr>
-              <w:t xml:space="preserve">Artigo novo incluído na versão atual — sugestões do Cel. Luiz Eduardo sobre o artigo das funções do serviço: os artigos de regime e de competências do Superior de Dia, do Oficial de Dia e do Comandante de Socorro entraram na versão atual como 6 artigos novos (se-art-31-c1/c2, se-art-38-c1/c2, se-art-43-c1/c2); os 3 artigos de regime estão marcados como proposta pendente de deliberação do CONDEG (Capital/1º GBM/QCG)</w:t>
+              <w:t xml:space="preserve">Artigo novo incluído na versão atual — sugestões do Cel. Luiz Eduardo sobre o artigo das funções do serviço: os artigos de regime e de competências do Superior de Dia, do Oficial de Dia e do Comandante de Socorro entraram na versão atual como artigos novos (se-art-31-c1/c2, se-art-38-c1/c2, se-art-43-c1 — este último, as competências operacionais, atribuídas ao Oficial de Dia após a eliminação da figura do Comandante de Socorro em 15/09); as duas propostas de mérito foram decididas em 15/09: Superior de Dia mantém o alcance estadual; Oficial de Dia só no 1º GBM)</w:t>
             </w:r>
           </w:p>
         </w:tc>
@@ -34783,7 +34783,7 @@
                 <w:sz w:val="20"/>
                 <w:szCs w:val="20"/>
               </w:rPr>
-              <w:t xml:space="preserve">Artigo novo incluído na versão atual — sugestões do Cel. Luiz Eduardo sobre o artigo das funções do serviço: os artigos de regime e de competências do Superior de Dia, do Oficial de Dia e do Comandante de Socorro entraram na versão atual como 6 artigos novos (se-art-31-c1/c2, se-art-38-c1/c2, se-art-43-c1/c2); os 3 artigos de regime estão marcados como proposta pendente de deliberação do CONDEG (Capital/1º GBM/QCG)</w:t>
+              <w:t xml:space="preserve">Artigo novo incluído na versão atual — sugestões do Cel. Luiz Eduardo sobre o artigo das funções do serviço: os artigos de regime e de competências do Superior de Dia, do Oficial de Dia e do Comandante de Socorro entraram na versão atual como artigos novos (se-art-31-c1/c2, se-art-38-c1/c2, se-art-43-c1 — este último, as competências operacionais, atribuídas ao Oficial de Dia após a eliminação da figura do Comandante de Socorro em 15/09); as duas propostas de mérito foram decididas em 15/09: Superior de Dia mantém o alcance estadual; Oficial de Dia só no 1º GBM)</w:t>
             </w:r>
           </w:p>
         </w:tc>
@@ -34913,7 +34913,7 @@
                 <w:sz w:val="20"/>
                 <w:szCs w:val="20"/>
               </w:rPr>
-              <w:t xml:space="preserve">Artigo novo incluído na versão atual — sugestões do Cel. Luiz Eduardo sobre o artigo das funções do serviço: os artigos de regime e de competências do Superior de Dia, do Oficial de Dia e do Comandante de Socorro entraram na versão atual como 6 artigos novos (se-art-31-c1/c2, se-art-38-c1/c2, se-art-43-c1/c2); os 3 artigos de regime estão marcados como proposta pendente de deliberação do CONDEG (Capital/1º GBM/QCG)</w:t>
+              <w:t xml:space="preserve">Artigo novo incluído na versão atual — sugestões do Cel. Luiz Eduardo sobre o artigo das funções do serviço: os artigos de regime e de competências do Superior de Dia, do Oficial de Dia e do Comandante de Socorro entraram na versão atual como artigos novos (se-art-31-c1/c2, se-art-38-c1/c2, se-art-43-c1 — este último, as competências operacionais, atribuídas ao Oficial de Dia após a eliminação da figura do Comandante de Socorro em 15/09); as duas propostas de mérito foram decididas em 15/09: Superior de Dia mantém o alcance estadual; Oficial de Dia só no 1º GBM)</w:t>
             </w:r>
           </w:p>
         </w:tc>
@@ -35043,7 +35043,7 @@
                 <w:sz w:val="20"/>
                 <w:szCs w:val="20"/>
               </w:rPr>
-              <w:t xml:space="preserve">Artigo novo incluído na versão atual — sugestões do Cel. Luiz Eduardo sobre o artigo das funções do serviço: os artigos de regime e de competências do Superior de Dia, do Oficial de Dia e do Comandante de Socorro entraram na versão atual como 6 artigos novos (se-art-31-c1/c2, se-art-38-c1/c2, se-art-43-c1/c2); os 3 artigos de regime estão marcados como proposta pendente de deliberação do CONDEG (Capital/1º GBM/QCG)</w:t>
+              <w:t xml:space="preserve">Artigo novo incluído na versão atual — sugestões do Cel. Luiz Eduardo sobre o artigo das funções do serviço: os artigos de regime e de competências do Superior de Dia, do Oficial de Dia e do Comandante de Socorro entraram na versão atual como artigos novos (se-art-31-c1/c2, se-art-38-c1/c2, se-art-43-c1 — este último, as competências operacionais, atribuídas ao Oficial de Dia após a eliminação da figura do Comandante de Socorro em 15/09); as duas propostas de mérito foram decididas em 15/09: Superior de Dia mantém o alcance estadual; Oficial de Dia só no 1º GBM)</w:t>
             </w:r>
           </w:p>
         </w:tc>
@@ -35173,7 +35173,7 @@
                 <w:sz w:val="20"/>
                 <w:szCs w:val="20"/>
               </w:rPr>
-              <w:t xml:space="preserve">Artigo novo incluído na versão atual — sugestões do Cel. Luiz Eduardo sobre o artigo das funções do serviço: os artigos de regime e de competências do Superior de Dia, do Oficial de Dia e do Comandante de Socorro entraram na versão atual como 6 artigos novos (se-art-31-c1/c2, se-art-38-c1/c2, se-art-43-c1/c2); os 3 artigos de regime estão marcados como proposta pendente de deliberação do CONDEG (Capital/1º GBM/QCG)</w:t>
+              <w:t xml:space="preserve">Artigo novo incluído na versão atual — sugestões do Cel. Luiz Eduardo sobre o artigo das funções do serviço: os artigos de regime e de competências do Superior de Dia, do Oficial de Dia e do Comandante de Socorro entraram na versão atual como artigos novos (se-art-31-c1/c2, se-art-38-c1/c2, se-art-43-c1 — este último, as competências operacionais, atribuídas ao Oficial de Dia após a eliminação da figura do Comandante de Socorro em 15/09); as duas propostas de mérito foram decididas em 15/09: Superior de Dia mantém o alcance estadual; Oficial de Dia só no 1º GBM)</w:t>
             </w:r>
           </w:p>
         </w:tc>
@@ -35303,7 +35303,7 @@
                 <w:sz w:val="20"/>
                 <w:szCs w:val="20"/>
               </w:rPr>
-              <w:t xml:space="preserve">Artigo novo incluído na versão atual — sugestões do Cel. Luiz Eduardo sobre o artigo das funções do serviço: os artigos de regime e de competências do Superior de Dia, do Oficial de Dia e do Comandante de Socorro entraram na versão atual como 6 artigos novos (se-art-31-c1/c2, se-art-38-c1/c2, se-art-43-c1/c2); os 3 artigos de regime estão marcados como proposta pendente de deliberação do CONDEG (Capital/1º GBM/QCG)</w:t>
+              <w:t xml:space="preserve">Artigo novo incluído na versão atual — sugestões do Cel. Luiz Eduardo sobre o artigo das funções do serviço: os artigos de regime e de competências do Superior de Dia, do Oficial de Dia e do Comandante de Socorro entraram na versão atual como artigos novos (se-art-31-c1/c2, se-art-38-c1/c2, se-art-43-c1 — este último, as competências operacionais, atribuídas ao Oficial de Dia após a eliminação da figura do Comandante de Socorro em 15/09); as duas propostas de mérito foram decididas em 15/09: Superior de Dia mantém o alcance estadual; Oficial de Dia só no 1º GBM)</w:t>
             </w:r>
           </w:p>
         </w:tc>
@@ -35433,7 +35433,7 @@
                 <w:sz w:val="20"/>
                 <w:szCs w:val="20"/>
               </w:rPr>
-              <w:t xml:space="preserve">Artigo novo incluído na versão atual — sugestões do Cel. Luiz Eduardo sobre o artigo das funções do serviço: os artigos de regime e de competências do Superior de Dia, do Oficial de Dia e do Comandante de Socorro entraram na versão atual como 6 artigos novos (se-art-31-c1/c2, se-art-38-c1/c2, se-art-43-c1/c2); os 3 artigos de regime estão marcados como proposta pendente de deliberação do CONDEG (Capital/1º GBM/QCG)</w:t>
+              <w:t xml:space="preserve">Artigo novo incluído na versão atual — sugestões do Cel. Luiz Eduardo sobre o artigo das funções do serviço: os artigos de regime e de competências do Superior de Dia, do Oficial de Dia e do Comandante de Socorro entraram na versão atual como artigos novos (se-art-31-c1/c2, se-art-38-c1/c2, se-art-43-c1 — este último, as competências operacionais, atribuídas ao Oficial de Dia após a eliminação da figura do Comandante de Socorro em 15/09); as duas propostas de mérito foram decididas em 15/09: Superior de Dia mantém o alcance estadual; Oficial de Dia só no 1º GBM)</w:t>
             </w:r>
           </w:p>
         </w:tc>
@@ -35563,7 +35563,7 @@
                 <w:sz w:val="20"/>
                 <w:szCs w:val="20"/>
               </w:rPr>
-              <w:t xml:space="preserve">Artigo novo incluído na versão atual — sugestões do Cel. Luiz Eduardo sobre o artigo das funções do serviço: os artigos de regime e de competências do Superior de Dia, do Oficial de Dia e do Comandante de Socorro entraram na versão atual como 6 artigos novos (se-art-31-c1/c2, se-art-38-c1/c2, se-art-43-c1/c2); os 3 artigos de regime estão marcados como proposta pendente de deliberação do CONDEG (Capital/1º GBM/QCG)</w:t>
+              <w:t xml:space="preserve">Artigo novo incluído na versão atual — sugestões do Cel. Luiz Eduardo sobre o artigo das funções do serviço: os artigos de regime e de competências do Superior de Dia, do Oficial de Dia e do Comandante de Socorro entraram na versão atual como artigos novos (se-art-31-c1/c2, se-art-38-c1/c2, se-art-43-c1 — este último, as competências operacionais, atribuídas ao Oficial de Dia após a eliminação da figura do Comandante de Socorro em 15/09); as duas propostas de mérito foram decididas em 15/09: Superior de Dia mantém o alcance estadual; Oficial de Dia só no 1º GBM)</w:t>
             </w:r>
           </w:p>
         </w:tc>
@@ -35693,7 +35693,7 @@
                 <w:sz w:val="20"/>
                 <w:szCs w:val="20"/>
               </w:rPr>
-              <w:t xml:space="preserve">Artigo novo incluído na versão atual — sugestões do Cel. Luiz Eduardo sobre o artigo das funções do serviço: os artigos de regime e de competências do Superior de Dia, do Oficial de Dia e do Comandante de Socorro entraram na versão atual como 6 artigos novos (se-art-31-c1/c2, se-art-38-c1/c2, se-art-43-c1/c2); os 3 artigos de regime estão marcados como proposta pendente de deliberação do CONDEG (Capital/1º GBM/QCG)</w:t>
+              <w:t xml:space="preserve">Artigo novo incluído na versão atual — sugestões do Cel. Luiz Eduardo sobre o artigo das funções do serviço: os artigos de regime e de competências do Superior de Dia, do Oficial de Dia e do Comandante de Socorro entraram na versão atual como artigos novos (se-art-31-c1/c2, se-art-38-c1/c2, se-art-43-c1 — este último, as competências operacionais, atribuídas ao Oficial de Dia após a eliminação da figura do Comandante de Socorro em 15/09); as duas propostas de mérito foram decididas em 15/09: Superior de Dia mantém o alcance estadual; Oficial de Dia só no 1º GBM)</w:t>
             </w:r>
           </w:p>
         </w:tc>
@@ -35823,7 +35823,7 @@
                 <w:sz w:val="20"/>
                 <w:szCs w:val="20"/>
               </w:rPr>
-              <w:t xml:space="preserve">Artigo novo incluído na versão atual — sugestões do Cel. Luiz Eduardo sobre o artigo das funções do serviço: os artigos de regime e de competências do Superior de Dia, do Oficial de Dia e do Comandante de Socorro entraram na versão atual como 6 artigos novos (se-art-31-c1/c2, se-art-38-c1/c2, se-art-43-c1/c2); os 3 artigos de regime estão marcados como proposta pendente de deliberação do CONDEG (Capital/1º GBM/QCG)</w:t>
+              <w:t xml:space="preserve">Artigo novo incluído na versão atual — sugestões do Cel. Luiz Eduardo sobre o artigo das funções do serviço: os artigos de regime e de competências do Superior de Dia, do Oficial de Dia e do Comandante de Socorro entraram na versão atual como artigos novos (se-art-31-c1/c2, se-art-38-c1/c2, se-art-43-c1 — este último, as competências operacionais, atribuídas ao Oficial de Dia após a eliminação da figura do Comandante de Socorro em 15/09); as duas propostas de mérito foram decididas em 15/09: Superior de Dia mantém o alcance estadual; Oficial de Dia só no 1º GBM)</w:t>
             </w:r>
           </w:p>
         </w:tc>
@@ -35953,7 +35953,7 @@
                 <w:sz w:val="20"/>
                 <w:szCs w:val="20"/>
               </w:rPr>
-              <w:t xml:space="preserve">Artigo novo incluído na versão atual — sugestões do Cel. Luiz Eduardo sobre o artigo das funções do serviço: os artigos de regime e de competências do Superior de Dia, do Oficial de Dia e do Comandante de Socorro entraram na versão atual como 6 artigos novos (se-art-31-c1/c2, se-art-38-c1/c2, se-art-43-c1/c2); os 3 artigos de regime estão marcados como proposta pendente de deliberação do CONDEG (Capital/1º GBM/QCG)</w:t>
+              <w:t xml:space="preserve">Artigo novo incluído na versão atual — sugestões do Cel. Luiz Eduardo sobre o artigo das funções do serviço: os artigos de regime e de competências do Superior de Dia, do Oficial de Dia e do Comandante de Socorro entraram na versão atual como artigos novos (se-art-31-c1/c2, se-art-38-c1/c2, se-art-43-c1 — este último, as competências operacionais, atribuídas ao Oficial de Dia após a eliminação da figura do Comandante de Socorro em 15/09); as duas propostas de mérito foram decididas em 15/09: Superior de Dia mantém o alcance estadual; Oficial de Dia só no 1º GBM)</w:t>
             </w:r>
           </w:p>
         </w:tc>
@@ -36083,7 +36083,7 @@
                 <w:sz w:val="20"/>
                 <w:szCs w:val="20"/>
               </w:rPr>
-              <w:t xml:space="preserve">Artigo novo incluído na versão atual — sugestões do Cel. Luiz Eduardo sobre o artigo das funções do serviço: os artigos de regime e de competências do Superior de Dia, do Oficial de Dia e do Comandante de Socorro entraram na versão atual como 6 artigos novos (se-art-31-c1/c2, se-art-38-c1/c2, se-art-43-c1/c2); os 3 artigos de regime estão marcados como proposta pendente de deliberação do CONDEG (Capital/1º GBM/QCG)</w:t>
+              <w:t xml:space="preserve">Artigo novo incluído na versão atual — sugestões do Cel. Luiz Eduardo sobre o artigo das funções do serviço: os artigos de regime e de competências do Superior de Dia, do Oficial de Dia e do Comandante de Socorro entraram na versão atual como artigos novos (se-art-31-c1/c2, se-art-38-c1/c2, se-art-43-c1 — este último, as competências operacionais, atribuídas ao Oficial de Dia após a eliminação da figura do Comandante de Socorro em 15/09); as duas propostas de mérito foram decididas em 15/09: Superior de Dia mantém o alcance estadual; Oficial de Dia só no 1º GBM)</w:t>
             </w:r>
           </w:p>
         </w:tc>
@@ -36213,7 +36213,7 @@
                 <w:sz w:val="20"/>
                 <w:szCs w:val="20"/>
               </w:rPr>
-              <w:t xml:space="preserve">Artigo novo incluído na versão atual — sugestões do Cel. Luiz Eduardo sobre o artigo das funções do serviço: os artigos de regime e de competências do Superior de Dia, do Oficial de Dia e do Comandante de Socorro entraram na versão atual como 6 artigos novos (se-art-31-c1/c2, se-art-38-c1/c2, se-art-43-c1/c2); os 3 artigos de regime estão marcados como proposta pendente de deliberação do CONDEG (Capital/1º GBM/QCG)</w:t>
+              <w:t xml:space="preserve">Artigo novo incluído na versão atual — sugestões do Cel. Luiz Eduardo sobre o artigo das funções do serviço: os artigos de regime e de competências do Superior de Dia, do Oficial de Dia e do Comandante de Socorro entraram na versão atual como artigos novos (se-art-31-c1/c2, se-art-38-c1/c2, se-art-43-c1 — este último, as competências operacionais, atribuídas ao Oficial de Dia após a eliminação da figura do Comandante de Socorro em 15/09); as duas propostas de mérito foram decididas em 15/09: Superior de Dia mantém o alcance estadual; Oficial de Dia só no 1º GBM)</w:t>
             </w:r>
           </w:p>
         </w:tc>
@@ -36343,7 +36343,7 @@
                 <w:sz w:val="20"/>
                 <w:szCs w:val="20"/>
               </w:rPr>
-              <w:t xml:space="preserve">Artigo novo incluído na versão atual — sugestões do Cel. Luiz Eduardo sobre o artigo das funções do serviço: os artigos de regime e de competências do Superior de Dia, do Oficial de Dia e do Comandante de Socorro entraram na versão atual como 6 artigos novos (se-art-31-c1/c2, se-art-38-c1/c2, se-art-43-c1/c2); os 3 artigos de regime estão marcados como proposta pendente de deliberação do CONDEG (Capital/1º GBM/QCG)</w:t>
+              <w:t xml:space="preserve">Artigo novo incluído na versão atual — sugestões do Cel. Luiz Eduardo sobre o artigo das funções do serviço: os artigos de regime e de competências do Superior de Dia, do Oficial de Dia e do Comandante de Socorro entraram na versão atual como artigos novos (se-art-31-c1/c2, se-art-38-c1/c2, se-art-43-c1 — este último, as competências operacionais, atribuídas ao Oficial de Dia após a eliminação da figura do Comandante de Socorro em 15/09); as duas propostas de mérito foram decididas em 15/09: Superior de Dia mantém o alcance estadual; Oficial de Dia só no 1º GBM)</w:t>
             </w:r>
           </w:p>
         </w:tc>
@@ -36473,7 +36473,7 @@
                 <w:sz w:val="20"/>
                 <w:szCs w:val="20"/>
               </w:rPr>
-              <w:t xml:space="preserve">Artigo novo incluído na versão atual — sugestões do Cel. Luiz Eduardo sobre o artigo das funções do serviço: os artigos de regime e de competências do Superior de Dia, do Oficial de Dia e do Comandante de Socorro entraram na versão atual como 6 artigos novos (se-art-31-c1/c2, se-art-38-c1/c2, se-art-43-c1/c2); os 3 artigos de regime estão marcados como proposta pendente de deliberação do CONDEG (Capital/1º GBM/QCG)</w:t>
+              <w:t xml:space="preserve">Artigo novo incluído na versão atual — sugestões do Cel. Luiz Eduardo sobre o artigo das funções do serviço: os artigos de regime e de competências do Superior de Dia, do Oficial de Dia e do Comandante de Socorro entraram na versão atual como artigos novos (se-art-31-c1/c2, se-art-38-c1/c2, se-art-43-c1 — este último, as competências operacionais, atribuídas ao Oficial de Dia após a eliminação da figura do Comandante de Socorro em 15/09); as duas propostas de mérito foram decididas em 15/09: Superior de Dia mantém o alcance estadual; Oficial de Dia só no 1º GBM)</w:t>
             </w:r>
           </w:p>
         </w:tc>
@@ -36603,7 +36603,7 @@
                 <w:sz w:val="20"/>
                 <w:szCs w:val="20"/>
               </w:rPr>
-              <w:t xml:space="preserve">Artigo novo incluído na versão atual — sugestões do Cel. Luiz Eduardo sobre o artigo das funções do serviço: os artigos de regime e de competências do Superior de Dia, do Oficial de Dia e do Comandante de Socorro entraram na versão atual como 6 artigos novos (se-art-31-c1/c2, se-art-38-c1/c2, se-art-43-c1/c2); os 3 artigos de regime estão marcados como proposta pendente de deliberação do CONDEG (Capital/1º GBM/QCG)</w:t>
+              <w:t xml:space="preserve">Artigo novo incluído na versão atual — sugestões do Cel. Luiz Eduardo sobre o artigo das funções do serviço: os artigos de regime e de competências do Superior de Dia, do Oficial de Dia e do Comandante de Socorro entraram na versão atual como artigos novos (se-art-31-c1/c2, se-art-38-c1/c2, se-art-43-c1 — este último, as competências operacionais, atribuídas ao Oficial de Dia após a eliminação da figura do Comandante de Socorro em 15/09); as duas propostas de mérito foram decididas em 15/09: Superior de Dia mantém o alcance estadual; Oficial de Dia só no 1º GBM)</w:t>
             </w:r>
           </w:p>
         </w:tc>
@@ -36733,7 +36733,7 @@
                 <w:sz w:val="20"/>
                 <w:szCs w:val="20"/>
               </w:rPr>
-              <w:t xml:space="preserve">Artigo novo incluído na versão atual — sugestões do Cel. Luiz Eduardo sobre o artigo das funções do serviço: os artigos de regime e de competências do Superior de Dia, do Oficial de Dia e do Comandante de Socorro entraram na versão atual como 6 artigos novos (se-art-31-c1/c2, se-art-38-c1/c2, se-art-43-c1/c2); os 3 artigos de regime estão marcados como proposta pendente de deliberação do CONDEG (Capital/1º GBM/QCG)</w:t>
+              <w:t xml:space="preserve">Artigo novo incluído na versão atual — sugestões do Cel. Luiz Eduardo sobre o artigo das funções do serviço: os artigos de regime e de competências do Superior de Dia, do Oficial de Dia e do Comandante de Socorro entraram na versão atual como artigos novos (se-art-31-c1/c2, se-art-38-c1/c2, se-art-43-c1 — este último, as competências operacionais, atribuídas ao Oficial de Dia após a eliminação da figura do Comandante de Socorro em 15/09); as duas propostas de mérito foram decididas em 15/09: Superior de Dia mantém o alcance estadual; Oficial de Dia só no 1º GBM)</w:t>
             </w:r>
           </w:p>
         </w:tc>
@@ -36863,7 +36863,7 @@
                 <w:sz w:val="20"/>
                 <w:szCs w:val="20"/>
               </w:rPr>
-              <w:t xml:space="preserve">Artigo novo incluído na versão atual — sugestões do Cel. Luiz Eduardo sobre o artigo das funções do serviço: os artigos de regime e de competências do Superior de Dia, do Oficial de Dia e do Comandante de Socorro entraram na versão atual como 6 artigos novos (se-art-31-c1/c2, se-art-38-c1/c2, se-art-43-c1/c2); os 3 artigos de regime estão marcados como proposta pendente de deliberação do CONDEG (Capital/1º GBM/QCG)</w:t>
+              <w:t xml:space="preserve">Artigo novo incluído na versão atual — sugestões do Cel. Luiz Eduardo sobre o artigo das funções do serviço: os artigos de regime e de competências do Superior de Dia, do Oficial de Dia e do Comandante de Socorro entraram na versão atual como artigos novos (se-art-31-c1/c2, se-art-38-c1/c2, se-art-43-c1 — este último, as competências operacionais, atribuídas ao Oficial de Dia após a eliminação da figura do Comandante de Socorro em 15/09); as duas propostas de mérito foram decididas em 15/09: Superior de Dia mantém o alcance estadual; Oficial de Dia só no 1º GBM)</w:t>
             </w:r>
           </w:p>
         </w:tc>
@@ -36993,7 +36993,7 @@
                 <w:sz w:val="20"/>
                 <w:szCs w:val="20"/>
               </w:rPr>
-              <w:t xml:space="preserve">Artigo novo incluído na versão atual — sugestões do Cel. Luiz Eduardo sobre o artigo das funções do serviço: os artigos de regime e de competências do Superior de Dia, do Oficial de Dia e do Comandante de Socorro entraram na versão atual como 6 artigos novos (se-art-31-c1/c2, se-art-38-c1/c2, se-art-43-c1/c2); os 3 artigos de regime estão marcados como proposta pendente de deliberação do CONDEG (Capital/1º GBM/QCG)</w:t>
+              <w:t xml:space="preserve">Artigo novo incluído na versão atual — sugestões do Cel. Luiz Eduardo sobre o artigo das funções do serviço: os artigos de regime e de competências do Superior de Dia, do Oficial de Dia e do Comandante de Socorro entraram na versão atual como artigos novos (se-art-31-c1/c2, se-art-38-c1/c2, se-art-43-c1 — este último, as competências operacionais, atribuídas ao Oficial de Dia após a eliminação da figura do Comandante de Socorro em 15/09); as duas propostas de mérito foram decididas em 15/09: Superior de Dia mantém o alcance estadual; Oficial de Dia só no 1º GBM)</w:t>
             </w:r>
           </w:p>
         </w:tc>
@@ -37123,7 +37123,7 @@
                 <w:sz w:val="20"/>
                 <w:szCs w:val="20"/>
               </w:rPr>
-              <w:t xml:space="preserve">Artigo novo incluído na versão atual — sugestões do Cel. Luiz Eduardo sobre o artigo das funções do serviço: os artigos de regime e de competências do Superior de Dia, do Oficial de Dia e do Comandante de Socorro entraram na versão atual como 6 artigos novos (se-art-31-c1/c2, se-art-38-c1/c2, se-art-43-c1/c2); os 3 artigos de regime estão marcados como proposta pendente de deliberação do CONDEG (Capital/1º GBM/QCG)</w:t>
+              <w:t xml:space="preserve">Artigo novo incluído na versão atual — sugestões do Cel. Luiz Eduardo sobre o artigo das funções do serviço: os artigos de regime e de competências do Superior de Dia, do Oficial de Dia e do Comandante de Socorro entraram na versão atual como artigos novos (se-art-31-c1/c2, se-art-38-c1/c2, se-art-43-c1 — este último, as competências operacionais, atribuídas ao Oficial de Dia após a eliminação da figura do Comandante de Socorro em 15/09); as duas propostas de mérito foram decididas em 15/09: Superior de Dia mantém o alcance estadual; Oficial de Dia só no 1º GBM)</w:t>
             </w:r>
           </w:p>
         </w:tc>
@@ -37253,7 +37253,7 @@
                 <w:sz w:val="20"/>
                 <w:szCs w:val="20"/>
               </w:rPr>
-              <w:t xml:space="preserve">Artigo novo incluído na versão atual — sugestões do Cel. Luiz Eduardo sobre o artigo das funções do serviço: os artigos de regime e de competências do Superior de Dia, do Oficial de Dia e do Comandante de Socorro entraram na versão atual como 6 artigos novos (se-art-31-c1/c2, se-art-38-c1/c2, se-art-43-c1/c2); os 3 artigos de regime estão marcados como proposta pendente de deliberação do CONDEG (Capital/1º GBM/QCG)</w:t>
+              <w:t xml:space="preserve">Artigo novo incluído na versão atual — sugestões do Cel. Luiz Eduardo sobre o artigo das funções do serviço: os artigos de regime e de competências do Superior de Dia, do Oficial de Dia e do Comandante de Socorro entraram na versão atual como artigos novos (se-art-31-c1/c2, se-art-38-c1/c2, se-art-43-c1 — este último, as competências operacionais, atribuídas ao Oficial de Dia após a eliminação da figura do Comandante de Socorro em 15/09); as duas propostas de mérito foram decididas em 15/09: Superior de Dia mantém o alcance estadual; Oficial de Dia só no 1º GBM)</w:t>
             </w:r>
           </w:p>
         </w:tc>
@@ -37383,7 +37383,7 @@
                 <w:sz w:val="20"/>
                 <w:szCs w:val="20"/>
               </w:rPr>
-              <w:t xml:space="preserve">Artigo novo incluído na versão atual — sugestões do Cel. Luiz Eduardo sobre o artigo das funções do serviço: os artigos de regime e de competências do Superior de Dia, do Oficial de Dia e do Comandante de Socorro entraram na versão atual como 6 artigos novos (se-art-31-c1/c2, se-art-38-c1/c2, se-art-43-c1/c2); os 3 artigos de regime estão marcados como proposta pendente de deliberação do CONDEG (Capital/1º GBM/QCG)</w:t>
+              <w:t xml:space="preserve">Artigo novo incluído na versão atual — sugestões do Cel. Luiz Eduardo sobre o artigo das funções do serviço: os artigos de regime e de competências do Superior de Dia, do Oficial de Dia e do Comandante de Socorro entraram na versão atual como artigos novos (se-art-31-c1/c2, se-art-38-c1/c2, se-art-43-c1 — este último, as competências operacionais, atribuídas ao Oficial de Dia após a eliminação da figura do Comandante de Socorro em 15/09); as duas propostas de mérito foram decididas em 15/09: Superior de Dia mantém o alcance estadual; Oficial de Dia só no 1º GBM)</w:t>
             </w:r>
           </w:p>
         </w:tc>
@@ -37528,7 +37528,7 @@
                 <w:sz w:val="20"/>
                 <w:szCs w:val="20"/>
               </w:rPr>
-              <w:t xml:space="preserve">Artigo novo incluído na versão atual — sugestões do Cel. Luiz Eduardo sobre o artigo das funções do serviço: os artigos de regime e de competências do Superior de Dia, do Oficial de Dia e do Comandante de Socorro entraram na versão atual como 6 artigos novos (se-art-31-c1/c2, se-art-38-c1/c2, se-art-43-c1/c2); os 3 artigos de regime estão marcados como proposta pendente de deliberação do CONDEG (Capital/1º GBM/QCG)</w:t>
+              <w:t xml:space="preserve">Artigo novo incluído na versão atual — sugestões do Cel. Luiz Eduardo sobre o artigo das funções do serviço: os artigos de regime e de competências do Superior de Dia, do Oficial de Dia e do Comandante de Socorro entraram na versão atual como artigos novos (se-art-31-c1/c2, se-art-38-c1/c2, se-art-43-c1 — este último, as competências operacionais, atribuídas ao Oficial de Dia após a eliminação da figura do Comandante de Socorro em 15/09); as duas propostas de mérito foram decididas em 15/09: Superior de Dia mantém o alcance estadual; Oficial de Dia só no 1º GBM)</w:t>
             </w:r>
           </w:p>
         </w:tc>
@@ -37658,7 +37658,7 @@
                 <w:sz w:val="20"/>
                 <w:szCs w:val="20"/>
               </w:rPr>
-              <w:t xml:space="preserve">Artigo novo incluído na versão atual — sugestões do Cel. Luiz Eduardo sobre o artigo das funções do serviço: os artigos de regime e de competências do Superior de Dia, do Oficial de Dia e do Comandante de Socorro entraram na versão atual como 6 artigos novos (se-art-31-c1/c2, se-art-38-c1/c2, se-art-43-c1/c2); os 3 artigos de regime estão marcados como proposta pendente de deliberação do CONDEG (Capital/1º GBM/QCG)</w:t>
+              <w:t xml:space="preserve">Artigo novo incluído na versão atual — sugestões do Cel. Luiz Eduardo sobre o artigo das funções do serviço: os artigos de regime e de competências do Superior de Dia, do Oficial de Dia e do Comandante de Socorro entraram na versão atual como artigos novos (se-art-31-c1/c2, se-art-38-c1/c2, se-art-43-c1 — este último, as competências operacionais, atribuídas ao Oficial de Dia após a eliminação da figura do Comandante de Socorro em 15/09); as duas propostas de mérito foram decididas em 15/09: Superior de Dia mantém o alcance estadual; Oficial de Dia só no 1º GBM)</w:t>
             </w:r>
           </w:p>
         </w:tc>
@@ -37788,7 +37788,7 @@
                 <w:sz w:val="20"/>
                 <w:szCs w:val="20"/>
               </w:rPr>
-              <w:t xml:space="preserve">Artigo novo incluído na versão atual — sugestões do Cel. Luiz Eduardo sobre o artigo das funções do serviço: os artigos de regime e de competências do Superior de Dia, do Oficial de Dia e do Comandante de Socorro entraram na versão atual como 6 artigos novos (se-art-31-c1/c2, se-art-38-c1/c2, se-art-43-c1/c2); os 3 artigos de regime estão marcados como proposta pendente de deliberação do CONDEG (Capital/1º GBM/QCG)</w:t>
+              <w:t xml:space="preserve">Artigo novo incluído na versão atual — sugestões do Cel. Luiz Eduardo sobre o artigo das funções do serviço: os artigos de regime e de competências do Superior de Dia, do Oficial de Dia e do Comandante de Socorro entraram na versão atual como artigos novos (se-art-31-c1/c2, se-art-38-c1/c2, se-art-43-c1 — este último, as competências operacionais, atribuídas ao Oficial de Dia após a eliminação da figura do Comandante de Socorro em 15/09); as duas propostas de mérito foram decididas em 15/09: Superior de Dia mantém o alcance estadual; Oficial de Dia só no 1º GBM)</w:t>
             </w:r>
           </w:p>
         </w:tc>
@@ -37918,7 +37918,7 @@
                 <w:sz w:val="20"/>
                 <w:szCs w:val="20"/>
               </w:rPr>
-              <w:t xml:space="preserve">Artigo novo incluído na versão atual — sugestões do Cel. Luiz Eduardo sobre o artigo das funções do serviço: os artigos de regime e de competências do Superior de Dia, do Oficial de Dia e do Comandante de Socorro entraram na versão atual como 6 artigos novos (se-art-31-c1/c2, se-art-38-c1/c2, se-art-43-c1/c2); os 3 artigos de regime estão marcados como proposta pendente de deliberação do CONDEG (Capital/1º GBM/QCG)</w:t>
+              <w:t xml:space="preserve">Artigo novo incluído na versão atual — sugestões do Cel. Luiz Eduardo sobre o artigo das funções do serviço: os artigos de regime e de competências do Superior de Dia, do Oficial de Dia e do Comandante de Socorro entraram na versão atual como artigos novos (se-art-31-c1/c2, se-art-38-c1/c2, se-art-43-c1 — este último, as competências operacionais, atribuídas ao Oficial de Dia após a eliminação da figura do Comandante de Socorro em 15/09); as duas propostas de mérito foram decididas em 15/09: Superior de Dia mantém o alcance estadual; Oficial de Dia só no 1º GBM)</w:t>
             </w:r>
           </w:p>
         </w:tc>
@@ -38048,7 +38048,7 @@
                 <w:sz w:val="20"/>
                 <w:szCs w:val="20"/>
               </w:rPr>
-              <w:t xml:space="preserve">Artigo novo incluído na versão atual — sugestões do Cel. Luiz Eduardo sobre o artigo das funções do serviço: os artigos de regime e de competências do Superior de Dia, do Oficial de Dia e do Comandante de Socorro entraram na versão atual como 6 artigos novos (se-art-31-c1/c2, se-art-38-c1/c2, se-art-43-c1/c2); os 3 artigos de regime estão marcados como proposta pendente de deliberação do CONDEG (Capital/1º GBM/QCG)</w:t>
+              <w:t xml:space="preserve">Artigo novo incluído na versão atual — sugestões do Cel. Luiz Eduardo sobre o artigo das funções do serviço: os artigos de regime e de competências do Superior de Dia, do Oficial de Dia e do Comandante de Socorro entraram na versão atual como artigos novos (se-art-31-c1/c2, se-art-38-c1/c2, se-art-43-c1 — este último, as competências operacionais, atribuídas ao Oficial de Dia após a eliminação da figura do Comandante de Socorro em 15/09); as duas propostas de mérito foram decididas em 15/09: Superior de Dia mantém o alcance estadual; Oficial de Dia só no 1º GBM)</w:t>
             </w:r>
           </w:p>
         </w:tc>
@@ -38178,7 +38178,7 @@
                 <w:sz w:val="20"/>
                 <w:szCs w:val="20"/>
               </w:rPr>
-              <w:t xml:space="preserve">Artigo novo incluído na versão atual — sugestões do Cel. Luiz Eduardo sobre o artigo das funções do serviço: os artigos de regime e de competências do Superior de Dia, do Oficial de Dia e do Comandante de Socorro entraram na versão atual como 6 artigos novos (se-art-31-c1/c2, se-art-38-c1/c2, se-art-43-c1/c2); os 3 artigos de regime estão marcados como proposta pendente de deliberação do CONDEG (Capital/1º GBM/QCG)</w:t>
+              <w:t xml:space="preserve">Artigo novo incluído na versão atual — sugestões do Cel. Luiz Eduardo sobre o artigo das funções do serviço: os artigos de regime e de competências do Superior de Dia, do Oficial de Dia e do Comandante de Socorro entraram na versão atual como artigos novos (se-art-31-c1/c2, se-art-38-c1/c2, se-art-43-c1 — este último, as competências operacionais, atribuídas ao Oficial de Dia após a eliminação da figura do Comandante de Socorro em 15/09); as duas propostas de mérito foram decididas em 15/09: Superior de Dia mantém o alcance estadual; Oficial de Dia só no 1º GBM)</w:t>
             </w:r>
           </w:p>
         </w:tc>
@@ -38308,7 +38308,7 @@
                 <w:sz w:val="20"/>
                 <w:szCs w:val="20"/>
               </w:rPr>
-              <w:t xml:space="preserve">Artigo novo incluído na versão atual — sugestões do Cel. Luiz Eduardo sobre o artigo das funções do serviço: os artigos de regime e de competências do Superior de Dia, do Oficial de Dia e do Comandante de Socorro entraram na versão atual como 6 artigos novos (se-art-31-c1/c2, se-art-38-c1/c2, se-art-43-c1/c2); os 3 artigos de regime estão marcados como proposta pendente de deliberação do CONDEG (Capital/1º GBM/QCG)</w:t>
+              <w:t xml:space="preserve">Artigo novo incluído na versão atual — sugestões do Cel. Luiz Eduardo sobre o artigo das funções do serviço: os artigos de regime e de competências do Superior de Dia, do Oficial de Dia e do Comandante de Socorro entraram na versão atual como artigos novos (se-art-31-c1/c2, se-art-38-c1/c2, se-art-43-c1 — este último, as competências operacionais, atribuídas ao Oficial de Dia após a eliminação da figura do Comandante de Socorro em 15/09); as duas propostas de mérito foram decididas em 15/09: Superior de Dia mantém o alcance estadual; Oficial de Dia só no 1º GBM)</w:t>
             </w:r>
           </w:p>
         </w:tc>
@@ -38438,7 +38438,7 @@
                 <w:sz w:val="20"/>
                 <w:szCs w:val="20"/>
               </w:rPr>
-              <w:t xml:space="preserve">Artigo novo incluído na versão atual — sugestões do Cel. Luiz Eduardo sobre o artigo das funções do serviço: os artigos de regime e de competências do Superior de Dia, do Oficial de Dia e do Comandante de Socorro entraram na versão atual como 6 artigos novos (se-art-31-c1/c2, se-art-38-c1/c2, se-art-43-c1/c2); os 3 artigos de regime estão marcados como proposta pendente de deliberação do CONDEG (Capital/1º GBM/QCG)</w:t>
+              <w:t xml:space="preserve">Artigo novo incluído na versão atual — sugestões do Cel. Luiz Eduardo sobre o artigo das funções do serviço: os artigos de regime e de competências do Superior de Dia, do Oficial de Dia e do Comandante de Socorro entraram na versão atual como artigos novos (se-art-31-c1/c2, se-art-38-c1/c2, se-art-43-c1 — este último, as competências operacionais, atribuídas ao Oficial de Dia após a eliminação da figura do Comandante de Socorro em 15/09); as duas propostas de mérito foram decididas em 15/09: Superior de Dia mantém o alcance estadual; Oficial de Dia só no 1º GBM)</w:t>
             </w:r>
           </w:p>
         </w:tc>
@@ -38568,7 +38568,7 @@
                 <w:sz w:val="20"/>
                 <w:szCs w:val="20"/>
               </w:rPr>
-              <w:t xml:space="preserve">Artigo novo incluído na versão atual — sugestões do Cel. Luiz Eduardo sobre o artigo das funções do serviço: os artigos de regime e de competências do Superior de Dia, do Oficial de Dia e do Comandante de Socorro entraram na versão atual como 6 artigos novos (se-art-31-c1/c2, se-art-38-c1/c2, se-art-43-c1/c2); os 3 artigos de regime estão marcados como proposta pendente de deliberação do CONDEG (Capital/1º GBM/QCG)</w:t>
+              <w:t xml:space="preserve">Artigo novo incluído na versão atual — sugestões do Cel. Luiz Eduardo sobre o artigo das funções do serviço: os artigos de regime e de competências do Superior de Dia, do Oficial de Dia e do Comandante de Socorro entraram na versão atual como artigos novos (se-art-31-c1/c2, se-art-38-c1/c2, se-art-43-c1 — este último, as competências operacionais, atribuídas ao Oficial de Dia após a eliminação da figura do Comandante de Socorro em 15/09); as duas propostas de mérito foram decididas em 15/09: Superior de Dia mantém o alcance estadual; Oficial de Dia só no 1º GBM)</w:t>
             </w:r>
           </w:p>
         </w:tc>
@@ -38698,7 +38698,7 @@
                 <w:sz w:val="20"/>
                 <w:szCs w:val="20"/>
               </w:rPr>
-              <w:t xml:space="preserve">Artigo novo incluído na versão atual — sugestões do Cel. Luiz Eduardo sobre o artigo das funções do serviço: os artigos de regime e de competências do Superior de Dia, do Oficial de Dia e do Comandante de Socorro entraram na versão atual como 6 artigos novos (se-art-31-c1/c2, se-art-38-c1/c2, se-art-43-c1/c2); os 3 artigos de regime estão marcados como proposta pendente de deliberação do CONDEG (Capital/1º GBM/QCG)</w:t>
+              <w:t xml:space="preserve">Artigo novo incluído na versão atual — sugestões do Cel. Luiz Eduardo sobre o artigo das funções do serviço: os artigos de regime e de competências do Superior de Dia, do Oficial de Dia e do Comandante de Socorro entraram na versão atual como artigos novos (se-art-31-c1/c2, se-art-38-c1/c2, se-art-43-c1 — este último, as competências operacionais, atribuídas ao Oficial de Dia após a eliminação da figura do Comandante de Socorro em 15/09); as duas propostas de mérito foram decididas em 15/09: Superior de Dia mantém o alcance estadual; Oficial de Dia só no 1º GBM)</w:t>
             </w:r>
           </w:p>
         </w:tc>
@@ -38828,7 +38828,7 @@
                 <w:sz w:val="20"/>
                 <w:szCs w:val="20"/>
               </w:rPr>
-              <w:t xml:space="preserve">Artigo novo incluído na versão atual — sugestões do Cel. Luiz Eduardo sobre o artigo das funções do serviço: os artigos de regime e de competências do Superior de Dia, do Oficial de Dia e do Comandante de Socorro entraram na versão atual como 6 artigos novos (se-art-31-c1/c2, se-art-38-c1/c2, se-art-43-c1/c2); os 3 artigos de regime estão marcados como proposta pendente de deliberação do CONDEG (Capital/1º GBM/QCG)</w:t>
+              <w:t xml:space="preserve">Artigo novo incluído na versão atual — sugestões do Cel. Luiz Eduardo sobre o artigo das funções do serviço: os artigos de regime e de competências do Superior de Dia, do Oficial de Dia e do Comandante de Socorro entraram na versão atual como artigos novos (se-art-31-c1/c2, se-art-38-c1/c2, se-art-43-c1 — este último, as competências operacionais, atribuídas ao Oficial de Dia após a eliminação da figura do Comandante de Socorro em 15/09); as duas propostas de mérito foram decididas em 15/09: Superior de Dia mantém o alcance estadual; Oficial de Dia só no 1º GBM)</w:t>
             </w:r>
           </w:p>
         </w:tc>
@@ -38958,7 +38958,7 @@
                 <w:sz w:val="20"/>
                 <w:szCs w:val="20"/>
               </w:rPr>
-              <w:t xml:space="preserve">Artigo novo incluído na versão atual — sugestões do Cel. Luiz Eduardo sobre o artigo das funções do serviço: os artigos de regime e de competências do Superior de Dia, do Oficial de Dia e do Comandante de Socorro entraram na versão atual como 6 artigos novos (se-art-31-c1/c2, se-art-38-c1/c2, se-art-43-c1/c2); os 3 artigos de regime estão marcados como proposta pendente de deliberação do CONDEG (Capital/1º GBM/QCG)</w:t>
+              <w:t xml:space="preserve">Artigo novo incluído na versão atual — sugestões do Cel. Luiz Eduardo sobre o artigo das funções do serviço: os artigos de regime e de competências do Superior de Dia, do Oficial de Dia e do Comandante de Socorro entraram na versão atual como artigos novos (se-art-31-c1/c2, se-art-38-c1/c2, se-art-43-c1 — este último, as competências operacionais, atribuídas ao Oficial de Dia após a eliminação da figura do Comandante de Socorro em 15/09); as duas propostas de mérito foram decididas em 15/09: Superior de Dia mantém o alcance estadual; Oficial de Dia só no 1º GBM)</w:t>
             </w:r>
           </w:p>
         </w:tc>
@@ -39088,7 +39088,7 @@
                 <w:sz w:val="20"/>
                 <w:szCs w:val="20"/>
               </w:rPr>
-              <w:t xml:space="preserve">Artigo novo incluído na versão atual — sugestões do Cel. Luiz Eduardo sobre o artigo das funções do serviço: os artigos de regime e de competências do Superior de Dia, do Oficial de Dia e do Comandante de Socorro entraram na versão atual como 6 artigos novos (se-art-31-c1/c2, se-art-38-c1/c2, se-art-43-c1/c2); os 3 artigos de regime estão marcados como proposta pendente de deliberação do CONDEG (Capital/1º GBM/QCG)</w:t>
+              <w:t xml:space="preserve">Artigo novo incluído na versão atual — sugestões do Cel. Luiz Eduardo sobre o artigo das funções do serviço: os artigos de regime e de competências do Superior de Dia, do Oficial de Dia e do Comandante de Socorro entraram na versão atual como artigos novos (se-art-31-c1/c2, se-art-38-c1/c2, se-art-43-c1 — este último, as competências operacionais, atribuídas ao Oficial de Dia após a eliminação da figura do Comandante de Socorro em 15/09); as duas propostas de mérito foram decididas em 15/09: Superior de Dia mantém o alcance estadual; Oficial de Dia só no 1º GBM)</w:t>
             </w:r>
           </w:p>
         </w:tc>
@@ -39218,7 +39218,7 @@
                 <w:sz w:val="20"/>
                 <w:szCs w:val="20"/>
               </w:rPr>
-              <w:t xml:space="preserve">Artigo novo incluído na versão atual — sugestões do Cel. Luiz Eduardo sobre o artigo das funções do serviço: os artigos de regime e de competências do Superior de Dia, do Oficial de Dia e do Comandante de Socorro entraram na versão atual como 6 artigos novos (se-art-31-c1/c2, se-art-38-c1/c2, se-art-43-c1/c2); os 3 artigos de regime estão marcados como proposta pendente de deliberação do CONDEG (Capital/1º GBM/QCG)</w:t>
+              <w:t xml:space="preserve">Artigo novo incluído na versão atual — sugestões do Cel. Luiz Eduardo sobre o artigo das funções do serviço: os artigos de regime e de competências do Superior de Dia, do Oficial de Dia e do Comandante de Socorro entraram na versão atual como artigos novos (se-art-31-c1/c2, se-art-38-c1/c2, se-art-43-c1 — este último, as competências operacionais, atribuídas ao Oficial de Dia após a eliminação da figura do Comandante de Socorro em 15/09); as duas propostas de mérito foram decididas em 15/09: Superior de Dia mantém o alcance estadual; Oficial de Dia só no 1º GBM)</w:t>
             </w:r>
           </w:p>
         </w:tc>
@@ -39348,7 +39348,7 @@
                 <w:sz w:val="20"/>
                 <w:szCs w:val="20"/>
               </w:rPr>
-              <w:t xml:space="preserve">Artigo novo incluído na versão atual — sugestões do Cel. Luiz Eduardo sobre o artigo das funções do serviço: os artigos de regime e de competências do Superior de Dia, do Oficial de Dia e do Comandante de Socorro entraram na versão atual como 6 artigos novos (se-art-31-c1/c2, se-art-38-c1/c2, se-art-43-c1/c2); os 3 artigos de regime estão marcados como proposta pendente de deliberação do CONDEG (Capital/1º GBM/QCG)</w:t>
+              <w:t xml:space="preserve">Artigo novo incluído na versão atual — sugestões do Cel. Luiz Eduardo sobre o artigo das funções do serviço: os artigos de regime e de competências do Superior de Dia, do Oficial de Dia e do Comandante de Socorro entraram na versão atual como artigos novos (se-art-31-c1/c2, se-art-38-c1/c2, se-art-43-c1 — este último, as competências operacionais, atribuídas ao Oficial de Dia após a eliminação da figura do Comandante de Socorro em 15/09); as duas propostas de mérito foram decididas em 15/09: Superior de Dia mantém o alcance estadual; Oficial de Dia só no 1º GBM)</w:t>
             </w:r>
           </w:p>
         </w:tc>
@@ -39478,7 +39478,7 @@
                 <w:sz w:val="20"/>
                 <w:szCs w:val="20"/>
               </w:rPr>
-              <w:t xml:space="preserve">Artigo novo incluído na versão atual — sugestões do Cel. Luiz Eduardo sobre o artigo das funções do serviço: os artigos de regime e de competências do Superior de Dia, do Oficial de Dia e do Comandante de Socorro entraram na versão atual como 6 artigos novos (se-art-31-c1/c2, se-art-38-c1/c2, se-art-43-c1/c2); os 3 artigos de regime estão marcados como proposta pendente de deliberação do CONDEG (Capital/1º GBM/QCG)</w:t>
+              <w:t xml:space="preserve">Artigo novo incluído na versão atual — sugestões do Cel. Luiz Eduardo sobre o artigo das funções do serviço: os artigos de regime e de competências do Superior de Dia, do Oficial de Dia e do Comandante de Socorro entraram na versão atual como artigos novos (se-art-31-c1/c2, se-art-38-c1/c2, se-art-43-c1 — este último, as competências operacionais, atribuídas ao Oficial de Dia após a eliminação da figura do Comandante de Socorro em 15/09); as duas propostas de mérito foram decididas em 15/09: Superior de Dia mantém o alcance estadual; Oficial de Dia só no 1º GBM)</w:t>
             </w:r>
           </w:p>
         </w:tc>

--- a/docs/sei/2026-09-11-regulamento-servico/Quadro_Analise_Aplicacao_Regulamento_de_Servico.docx
+++ b/docs/sei/2026-09-11-regulamento-servico/Quadro_Analise_Aplicacao_Regulamento_de_Servico.docx
@@ -116,7 +116,7 @@
           <w:sz w:val="22"/>
           <w:szCs w:val="22"/>
         </w:rPr>
-        <w:t xml:space="preserve">15 de setembro de 2026</w:t>
+        <w:t xml:space="preserve">16 de setembro de 2026</w:t>
       </w:r>
     </w:p>
     <w:p>
@@ -29973,7 +29973,7 @@
                 <w:sz w:val="20"/>
                 <w:szCs w:val="20"/>
               </w:rPr>
-              <w:t xml:space="preserve">Artigo novo incluído na versão atual — sugestões do Cel. Luiz Eduardo sobre o artigo das funções do serviço: os artigos de regime e de competências do Superior de Dia, do Oficial de Dia e do Comandante de Socorro entraram na versão atual como artigos novos (se-art-31-c1/c2, se-art-38-c1/c2, se-art-43-c1 — este último, as competências operacionais, atribuídas ao Oficial de Dia após a eliminação da figura do Comandante de Socorro em 15/09); as duas propostas de mérito foram decididas em 15/09: Superior de Dia mantém o alcance estadual; Oficial de Dia só no 1º GBM)</w:t>
+              <w:t xml:space="preserve">Artigo novo incluído na versão atual — sugestões do Cel. Luiz Eduardo sobre o artigo das funções do serviço: os artigos de regime e de competências do Superior de Dia, do Oficial de Dia e do Comandante de Socorro entraram na versão atual como artigos novos (se-art-31-c1/c2, se-art-38-c1/c2); as duas propostas de mérito foram decididas em 15/09: Superior de Dia mantém o alcance estadual; Oficial de Dia só no 1º GBM)</w:t>
             </w:r>
           </w:p>
         </w:tc>
@@ -30103,7 +30103,7 @@
                 <w:sz w:val="20"/>
                 <w:szCs w:val="20"/>
               </w:rPr>
-              <w:t xml:space="preserve">Artigo novo incluído na versão atual — sugestões do Cel. Luiz Eduardo sobre o artigo das funções do serviço: os artigos de regime e de competências do Superior de Dia, do Oficial de Dia e do Comandante de Socorro entraram na versão atual como artigos novos (se-art-31-c1/c2, se-art-38-c1/c2, se-art-43-c1 — este último, as competências operacionais, atribuídas ao Oficial de Dia após a eliminação da figura do Comandante de Socorro em 15/09); as duas propostas de mérito foram decididas em 15/09: Superior de Dia mantém o alcance estadual; Oficial de Dia só no 1º GBM)</w:t>
+              <w:t xml:space="preserve">Artigo novo incluído na versão atual — sugestões do Cel. Luiz Eduardo sobre o artigo das funções do serviço: os artigos de regime e de competências do Superior de Dia, do Oficial de Dia e do Comandante de Socorro entraram na versão atual como artigos novos (se-art-31-c1/c2, se-art-38-c1/c2); as duas propostas de mérito foram decididas em 15/09: Superior de Dia mantém o alcance estadual; Oficial de Dia só no 1º GBM)</w:t>
             </w:r>
           </w:p>
         </w:tc>
@@ -30233,7 +30233,7 @@
                 <w:sz w:val="20"/>
                 <w:szCs w:val="20"/>
               </w:rPr>
-              <w:t xml:space="preserve">Artigo novo incluído na versão atual — sugestões do Cel. Luiz Eduardo sobre o artigo das funções do serviço: os artigos de regime e de competências do Superior de Dia, do Oficial de Dia e do Comandante de Socorro entraram na versão atual como artigos novos (se-art-31-c1/c2, se-art-38-c1/c2, se-art-43-c1 — este último, as competências operacionais, atribuídas ao Oficial de Dia após a eliminação da figura do Comandante de Socorro em 15/09); as duas propostas de mérito foram decididas em 15/09: Superior de Dia mantém o alcance estadual; Oficial de Dia só no 1º GBM)</w:t>
+              <w:t xml:space="preserve">Artigo novo incluído na versão atual — sugestões do Cel. Luiz Eduardo sobre o artigo das funções do serviço: os artigos de regime e de competências do Superior de Dia, do Oficial de Dia e do Comandante de Socorro entraram na versão atual como artigos novos (se-art-31-c1/c2, se-art-38-c1/c2); as duas propostas de mérito foram decididas em 15/09: Superior de Dia mantém o alcance estadual; Oficial de Dia só no 1º GBM)</w:t>
             </w:r>
           </w:p>
         </w:tc>
@@ -30363,7 +30363,7 @@
                 <w:sz w:val="20"/>
                 <w:szCs w:val="20"/>
               </w:rPr>
-              <w:t xml:space="preserve">Artigo novo incluído na versão atual — sugestões do Cel. Luiz Eduardo sobre o artigo das funções do serviço: os artigos de regime e de competências do Superior de Dia, do Oficial de Dia e do Comandante de Socorro entraram na versão atual como artigos novos (se-art-31-c1/c2, se-art-38-c1/c2, se-art-43-c1 — este último, as competências operacionais, atribuídas ao Oficial de Dia após a eliminação da figura do Comandante de Socorro em 15/09); as duas propostas de mérito foram decididas em 15/09: Superior de Dia mantém o alcance estadual; Oficial de Dia só no 1º GBM)</w:t>
+              <w:t xml:space="preserve">Artigo novo incluído na versão atual — sugestões do Cel. Luiz Eduardo sobre o artigo das funções do serviço: os artigos de regime e de competências do Superior de Dia, do Oficial de Dia e do Comandante de Socorro entraram na versão atual como artigos novos (se-art-31-c1/c2, se-art-38-c1/c2); as duas propostas de mérito foram decididas em 15/09: Superior de Dia mantém o alcance estadual; Oficial de Dia só no 1º GBM)</w:t>
             </w:r>
           </w:p>
         </w:tc>
@@ -30493,7 +30493,7 @@
                 <w:sz w:val="20"/>
                 <w:szCs w:val="20"/>
               </w:rPr>
-              <w:t xml:space="preserve">Artigo novo incluído na versão atual — sugestões do Cel. Luiz Eduardo sobre o artigo das funções do serviço: os artigos de regime e de competências do Superior de Dia, do Oficial de Dia e do Comandante de Socorro entraram na versão atual como artigos novos (se-art-31-c1/c2, se-art-38-c1/c2, se-art-43-c1 — este último, as competências operacionais, atribuídas ao Oficial de Dia após a eliminação da figura do Comandante de Socorro em 15/09); as duas propostas de mérito foram decididas em 15/09: Superior de Dia mantém o alcance estadual; Oficial de Dia só no 1º GBM)</w:t>
+              <w:t xml:space="preserve">Artigo novo incluído na versão atual — sugestões do Cel. Luiz Eduardo sobre o artigo das funções do serviço: os artigos de regime e de competências do Superior de Dia, do Oficial de Dia e do Comandante de Socorro entraram na versão atual como artigos novos (se-art-31-c1/c2, se-art-38-c1/c2); as duas propostas de mérito foram decididas em 15/09: Superior de Dia mantém o alcance estadual; Oficial de Dia só no 1º GBM)</w:t>
             </w:r>
           </w:p>
         </w:tc>
@@ -30623,7 +30623,7 @@
                 <w:sz w:val="20"/>
                 <w:szCs w:val="20"/>
               </w:rPr>
-              <w:t xml:space="preserve">Artigo novo incluído na versão atual — sugestões do Cel. Luiz Eduardo sobre o artigo das funções do serviço: os artigos de regime e de competências do Superior de Dia, do Oficial de Dia e do Comandante de Socorro entraram na versão atual como artigos novos (se-art-31-c1/c2, se-art-38-c1/c2, se-art-43-c1 — este último, as competências operacionais, atribuídas ao Oficial de Dia após a eliminação da figura do Comandante de Socorro em 15/09); as duas propostas de mérito foram decididas em 15/09: Superior de Dia mantém o alcance estadual; Oficial de Dia só no 1º GBM)</w:t>
+              <w:t xml:space="preserve">Artigo novo incluído na versão atual — sugestões do Cel. Luiz Eduardo sobre o artigo das funções do serviço: os artigos de regime e de competências do Superior de Dia, do Oficial de Dia e do Comandante de Socorro entraram na versão atual como artigos novos (se-art-31-c1/c2, se-art-38-c1/c2); as duas propostas de mérito foram decididas em 15/09: Superior de Dia mantém o alcance estadual; Oficial de Dia só no 1º GBM)</w:t>
             </w:r>
           </w:p>
         </w:tc>
@@ -30753,7 +30753,7 @@
                 <w:sz w:val="20"/>
                 <w:szCs w:val="20"/>
               </w:rPr>
-              <w:t xml:space="preserve">Artigo novo incluído na versão atual — sugestões do Cel. Luiz Eduardo sobre o artigo das funções do serviço: os artigos de regime e de competências do Superior de Dia, do Oficial de Dia e do Comandante de Socorro entraram na versão atual como artigos novos (se-art-31-c1/c2, se-art-38-c1/c2, se-art-43-c1 — este último, as competências operacionais, atribuídas ao Oficial de Dia após a eliminação da figura do Comandante de Socorro em 15/09); as duas propostas de mérito foram decididas em 15/09: Superior de Dia mantém o alcance estadual; Oficial de Dia só no 1º GBM)</w:t>
+              <w:t xml:space="preserve">Artigo novo incluído na versão atual — sugestões do Cel. Luiz Eduardo sobre o artigo das funções do serviço: os artigos de regime e de competências do Superior de Dia, do Oficial de Dia e do Comandante de Socorro entraram na versão atual como artigos novos (se-art-31-c1/c2, se-art-38-c1/c2); as duas propostas de mérito foram decididas em 15/09: Superior de Dia mantém o alcance estadual; Oficial de Dia só no 1º GBM)</w:t>
             </w:r>
           </w:p>
         </w:tc>
@@ -30883,7 +30883,7 @@
                 <w:sz w:val="20"/>
                 <w:szCs w:val="20"/>
               </w:rPr>
-              <w:t xml:space="preserve">Artigo novo incluído na versão atual — sugestões do Cel. Luiz Eduardo sobre o artigo das funções do serviço: os artigos de regime e de competências do Superior de Dia, do Oficial de Dia e do Comandante de Socorro entraram na versão atual como artigos novos (se-art-31-c1/c2, se-art-38-c1/c2, se-art-43-c1 — este último, as competências operacionais, atribuídas ao Oficial de Dia após a eliminação da figura do Comandante de Socorro em 15/09); as duas propostas de mérito foram decididas em 15/09: Superior de Dia mantém o alcance estadual; Oficial de Dia só no 1º GBM)</w:t>
+              <w:t xml:space="preserve">Artigo novo incluído na versão atual — sugestões do Cel. Luiz Eduardo sobre o artigo das funções do serviço: os artigos de regime e de competências do Superior de Dia, do Oficial de Dia e do Comandante de Socorro entraram na versão atual como artigos novos (se-art-31-c1/c2, se-art-38-c1/c2); as duas propostas de mérito foram decididas em 15/09: Superior de Dia mantém o alcance estadual; Oficial de Dia só no 1º GBM)</w:t>
             </w:r>
           </w:p>
         </w:tc>
@@ -31013,7 +31013,7 @@
                 <w:sz w:val="20"/>
                 <w:szCs w:val="20"/>
               </w:rPr>
-              <w:t xml:space="preserve">Artigo novo incluído na versão atual — sugestões do Cel. Luiz Eduardo sobre o artigo das funções do serviço: os artigos de regime e de competências do Superior de Dia, do Oficial de Dia e do Comandante de Socorro entraram na versão atual como artigos novos (se-art-31-c1/c2, se-art-38-c1/c2, se-art-43-c1 — este último, as competências operacionais, atribuídas ao Oficial de Dia após a eliminação da figura do Comandante de Socorro em 15/09); as duas propostas de mérito foram decididas em 15/09: Superior de Dia mantém o alcance estadual; Oficial de Dia só no 1º GBM)</w:t>
+              <w:t xml:space="preserve">Artigo novo incluído na versão atual — sugestões do Cel. Luiz Eduardo sobre o artigo das funções do serviço: os artigos de regime e de competências do Superior de Dia, do Oficial de Dia e do Comandante de Socorro entraram na versão atual como artigos novos (se-art-31-c1/c2, se-art-38-c1/c2); as duas propostas de mérito foram decididas em 15/09: Superior de Dia mantém o alcance estadual; Oficial de Dia só no 1º GBM)</w:t>
             </w:r>
           </w:p>
         </w:tc>
@@ -31143,7 +31143,7 @@
                 <w:sz w:val="20"/>
                 <w:szCs w:val="20"/>
               </w:rPr>
-              <w:t xml:space="preserve">Artigo novo incluído na versão atual — sugestões do Cel. Luiz Eduardo sobre o artigo das funções do serviço: os artigos de regime e de competências do Superior de Dia, do Oficial de Dia e do Comandante de Socorro entraram na versão atual como artigos novos (se-art-31-c1/c2, se-art-38-c1/c2, se-art-43-c1 — este último, as competências operacionais, atribuídas ao Oficial de Dia após a eliminação da figura do Comandante de Socorro em 15/09); as duas propostas de mérito foram decididas em 15/09: Superior de Dia mantém o alcance estadual; Oficial de Dia só no 1º GBM)</w:t>
+              <w:t xml:space="preserve">Artigo novo incluído na versão atual — sugestões do Cel. Luiz Eduardo sobre o artigo das funções do serviço: os artigos de regime e de competências do Superior de Dia, do Oficial de Dia e do Comandante de Socorro entraram na versão atual como artigos novos (se-art-31-c1/c2, se-art-38-c1/c2); as duas propostas de mérito foram decididas em 15/09: Superior de Dia mantém o alcance estadual; Oficial de Dia só no 1º GBM)</w:t>
             </w:r>
           </w:p>
         </w:tc>
@@ -31273,7 +31273,7 @@
                 <w:sz w:val="20"/>
                 <w:szCs w:val="20"/>
               </w:rPr>
-              <w:t xml:space="preserve">Artigo novo incluído na versão atual — sugestões do Cel. Luiz Eduardo sobre o artigo das funções do serviço: os artigos de regime e de competências do Superior de Dia, do Oficial de Dia e do Comandante de Socorro entraram na versão atual como artigos novos (se-art-31-c1/c2, se-art-38-c1/c2, se-art-43-c1 — este último, as competências operacionais, atribuídas ao Oficial de Dia após a eliminação da figura do Comandante de Socorro em 15/09); as duas propostas de mérito foram decididas em 15/09: Superior de Dia mantém o alcance estadual; Oficial de Dia só no 1º GBM)</w:t>
+              <w:t xml:space="preserve">Artigo novo incluído na versão atual — sugestões do Cel. Luiz Eduardo sobre o artigo das funções do serviço: os artigos de regime e de competências do Superior de Dia, do Oficial de Dia e do Comandante de Socorro entraram na versão atual como artigos novos (se-art-31-c1/c2, se-art-38-c1/c2); as duas propostas de mérito foram decididas em 15/09: Superior de Dia mantém o alcance estadual; Oficial de Dia só no 1º GBM)</w:t>
             </w:r>
           </w:p>
         </w:tc>
@@ -31403,7 +31403,7 @@
                 <w:sz w:val="20"/>
                 <w:szCs w:val="20"/>
               </w:rPr>
-              <w:t xml:space="preserve">Artigo novo incluído na versão atual — sugestões do Cel. Luiz Eduardo sobre o artigo das funções do serviço: os artigos de regime e de competências do Superior de Dia, do Oficial de Dia e do Comandante de Socorro entraram na versão atual como artigos novos (se-art-31-c1/c2, se-art-38-c1/c2, se-art-43-c1 — este último, as competências operacionais, atribuídas ao Oficial de Dia após a eliminação da figura do Comandante de Socorro em 15/09); as duas propostas de mérito foram decididas em 15/09: Superior de Dia mantém o alcance estadual; Oficial de Dia só no 1º GBM)</w:t>
+              <w:t xml:space="preserve">Artigo novo incluído na versão atual — sugestões do Cel. Luiz Eduardo sobre o artigo das funções do serviço: os artigos de regime e de competências do Superior de Dia, do Oficial de Dia e do Comandante de Socorro entraram na versão atual como artigos novos (se-art-31-c1/c2, se-art-38-c1/c2); as duas propostas de mérito foram decididas em 15/09: Superior de Dia mantém o alcance estadual; Oficial de Dia só no 1º GBM)</w:t>
             </w:r>
           </w:p>
         </w:tc>
@@ -31533,7 +31533,7 @@
                 <w:sz w:val="20"/>
                 <w:szCs w:val="20"/>
               </w:rPr>
-              <w:t xml:space="preserve">Artigo novo incluído na versão atual — sugestões do Cel. Luiz Eduardo sobre o artigo das funções do serviço: os artigos de regime e de competências do Superior de Dia, do Oficial de Dia e do Comandante de Socorro entraram na versão atual como artigos novos (se-art-31-c1/c2, se-art-38-c1/c2, se-art-43-c1 — este último, as competências operacionais, atribuídas ao Oficial de Dia após a eliminação da figura do Comandante de Socorro em 15/09); as duas propostas de mérito foram decididas em 15/09: Superior de Dia mantém o alcance estadual; Oficial de Dia só no 1º GBM)</w:t>
+              <w:t xml:space="preserve">Artigo novo incluído na versão atual — sugestões do Cel. Luiz Eduardo sobre o artigo das funções do serviço: os artigos de regime e de competências do Superior de Dia, do Oficial de Dia e do Comandante de Socorro entraram na versão atual como artigos novos (se-art-31-c1/c2, se-art-38-c1/c2); as duas propostas de mérito foram decididas em 15/09: Superior de Dia mantém o alcance estadual; Oficial de Dia só no 1º GBM)</w:t>
             </w:r>
           </w:p>
         </w:tc>
@@ -31663,7 +31663,7 @@
                 <w:sz w:val="20"/>
                 <w:szCs w:val="20"/>
               </w:rPr>
-              <w:t xml:space="preserve">Artigo novo incluído na versão atual — sugestões do Cel. Luiz Eduardo sobre o artigo das funções do serviço: os artigos de regime e de competências do Superior de Dia, do Oficial de Dia e do Comandante de Socorro entraram na versão atual como artigos novos (se-art-31-c1/c2, se-art-38-c1/c2, se-art-43-c1 — este último, as competências operacionais, atribuídas ao Oficial de Dia após a eliminação da figura do Comandante de Socorro em 15/09); as duas propostas de mérito foram decididas em 15/09: Superior de Dia mantém o alcance estadual; Oficial de Dia só no 1º GBM)</w:t>
+              <w:t xml:space="preserve">Artigo novo incluído na versão atual — sugestões do Cel. Luiz Eduardo sobre o artigo das funções do serviço: os artigos de regime e de competências do Superior de Dia, do Oficial de Dia e do Comandante de Socorro entraram na versão atual como artigos novos (se-art-31-c1/c2, se-art-38-c1/c2); as duas propostas de mérito foram decididas em 15/09: Superior de Dia mantém o alcance estadual; Oficial de Dia só no 1º GBM)</w:t>
             </w:r>
           </w:p>
         </w:tc>
@@ -31793,7 +31793,7 @@
                 <w:sz w:val="20"/>
                 <w:szCs w:val="20"/>
               </w:rPr>
-              <w:t xml:space="preserve">Artigo novo incluído na versão atual — sugestões do Cel. Luiz Eduardo sobre o artigo das funções do serviço: os artigos de regime e de competências do Superior de Dia, do Oficial de Dia e do Comandante de Socorro entraram na versão atual como artigos novos (se-art-31-c1/c2, se-art-38-c1/c2, se-art-43-c1 — este último, as competências operacionais, atribuídas ao Oficial de Dia após a eliminação da figura do Comandante de Socorro em 15/09); as duas propostas de mérito foram decididas em 15/09: Superior de Dia mantém o alcance estadual; Oficial de Dia só no 1º GBM)</w:t>
+              <w:t xml:space="preserve">Artigo novo incluído na versão atual — sugestões do Cel. Luiz Eduardo sobre o artigo das funções do serviço: os artigos de regime e de competências do Superior de Dia, do Oficial de Dia e do Comandante de Socorro entraram na versão atual como artigos novos (se-art-31-c1/c2, se-art-38-c1/c2); as duas propostas de mérito foram decididas em 15/09: Superior de Dia mantém o alcance estadual; Oficial de Dia só no 1º GBM)</w:t>
             </w:r>
           </w:p>
         </w:tc>
@@ -31923,7 +31923,7 @@
                 <w:sz w:val="20"/>
                 <w:szCs w:val="20"/>
               </w:rPr>
-              <w:t xml:space="preserve">Artigo novo incluído na versão atual — sugestões do Cel. Luiz Eduardo sobre o artigo das funções do serviço: os artigos de regime e de competências do Superior de Dia, do Oficial de Dia e do Comandante de Socorro entraram na versão atual como artigos novos (se-art-31-c1/c2, se-art-38-c1/c2, se-art-43-c1 — este último, as competências operacionais, atribuídas ao Oficial de Dia após a eliminação da figura do Comandante de Socorro em 15/09); as duas propostas de mérito foram decididas em 15/09: Superior de Dia mantém o alcance estadual; Oficial de Dia só no 1º GBM)</w:t>
+              <w:t xml:space="preserve">Artigo novo incluído na versão atual — sugestões do Cel. Luiz Eduardo sobre o artigo das funções do serviço: os artigos de regime e de competências do Superior de Dia, do Oficial de Dia e do Comandante de Socorro entraram na versão atual como artigos novos (se-art-31-c1/c2, se-art-38-c1/c2); as duas propostas de mérito foram decididas em 15/09: Superior de Dia mantém o alcance estadual; Oficial de Dia só no 1º GBM)</w:t>
             </w:r>
           </w:p>
         </w:tc>
@@ -32053,7 +32053,7 @@
                 <w:sz w:val="20"/>
                 <w:szCs w:val="20"/>
               </w:rPr>
-              <w:t xml:space="preserve">Artigo novo incluído na versão atual — sugestões do Cel. Luiz Eduardo sobre o artigo das funções do serviço: os artigos de regime e de competências do Superior de Dia, do Oficial de Dia e do Comandante de Socorro entraram na versão atual como artigos novos (se-art-31-c1/c2, se-art-38-c1/c2, se-art-43-c1 — este último, as competências operacionais, atribuídas ao Oficial de Dia após a eliminação da figura do Comandante de Socorro em 15/09); as duas propostas de mérito foram decididas em 15/09: Superior de Dia mantém o alcance estadual; Oficial de Dia só no 1º GBM)</w:t>
+              <w:t xml:space="preserve">Artigo novo incluído na versão atual — sugestões do Cel. Luiz Eduardo sobre o artigo das funções do serviço: os artigos de regime e de competências do Superior de Dia, do Oficial de Dia e do Comandante de Socorro entraram na versão atual como artigos novos (se-art-31-c1/c2, se-art-38-c1/c2); as duas propostas de mérito foram decididas em 15/09: Superior de Dia mantém o alcance estadual; Oficial de Dia só no 1º GBM)</w:t>
             </w:r>
           </w:p>
         </w:tc>
@@ -32183,7 +32183,7 @@
                 <w:sz w:val="20"/>
                 <w:szCs w:val="20"/>
               </w:rPr>
-              <w:t xml:space="preserve">Artigo novo incluído na versão atual — sugestões do Cel. Luiz Eduardo sobre o artigo das funções do serviço: os artigos de regime e de competências do Superior de Dia, do Oficial de Dia e do Comandante de Socorro entraram na versão atual como artigos novos (se-art-31-c1/c2, se-art-38-c1/c2, se-art-43-c1 — este último, as competências operacionais, atribuídas ao Oficial de Dia após a eliminação da figura do Comandante de Socorro em 15/09); as duas propostas de mérito foram decididas em 15/09: Superior de Dia mantém o alcance estadual; Oficial de Dia só no 1º GBM)</w:t>
+              <w:t xml:space="preserve">Artigo novo incluído na versão atual — sugestões do Cel. Luiz Eduardo sobre o artigo das funções do serviço: os artigos de regime e de competências do Superior de Dia, do Oficial de Dia e do Comandante de Socorro entraram na versão atual como artigos novos (se-art-31-c1/c2, se-art-38-c1/c2); as duas propostas de mérito foram decididas em 15/09: Superior de Dia mantém o alcance estadual; Oficial de Dia só no 1º GBM)</w:t>
             </w:r>
           </w:p>
         </w:tc>
@@ -32313,7 +32313,7 @@
                 <w:sz w:val="20"/>
                 <w:szCs w:val="20"/>
               </w:rPr>
-              <w:t xml:space="preserve">Artigo novo incluído na versão atual — sugestões do Cel. Luiz Eduardo sobre o artigo das funções do serviço: os artigos de regime e de competências do Superior de Dia, do Oficial de Dia e do Comandante de Socorro entraram na versão atual como artigos novos (se-art-31-c1/c2, se-art-38-c1/c2, se-art-43-c1 — este último, as competências operacionais, atribuídas ao Oficial de Dia após a eliminação da figura do Comandante de Socorro em 15/09); as duas propostas de mérito foram decididas em 15/09: Superior de Dia mantém o alcance estadual; Oficial de Dia só no 1º GBM)</w:t>
+              <w:t xml:space="preserve">Artigo novo incluído na versão atual — sugestões do Cel. Luiz Eduardo sobre o artigo das funções do serviço: os artigos de regime e de competências do Superior de Dia, do Oficial de Dia e do Comandante de Socorro entraram na versão atual como artigos novos (se-art-31-c1/c2, se-art-38-c1/c2); as duas propostas de mérito foram decididas em 15/09: Superior de Dia mantém o alcance estadual; Oficial de Dia só no 1º GBM)</w:t>
             </w:r>
           </w:p>
         </w:tc>
@@ -32443,7 +32443,7 @@
                 <w:sz w:val="20"/>
                 <w:szCs w:val="20"/>
               </w:rPr>
-              <w:t xml:space="preserve">Artigo novo incluído na versão atual — sugestões do Cel. Luiz Eduardo sobre o artigo das funções do serviço: os artigos de regime e de competências do Superior de Dia, do Oficial de Dia e do Comandante de Socorro entraram na versão atual como artigos novos (se-art-31-c1/c2, se-art-38-c1/c2, se-art-43-c1 — este último, as competências operacionais, atribuídas ao Oficial de Dia após a eliminação da figura do Comandante de Socorro em 15/09); as duas propostas de mérito foram decididas em 15/09: Superior de Dia mantém o alcance estadual; Oficial de Dia só no 1º GBM)</w:t>
+              <w:t xml:space="preserve">Artigo novo incluído na versão atual — sugestões do Cel. Luiz Eduardo sobre o artigo das funções do serviço: os artigos de regime e de competências do Superior de Dia, do Oficial de Dia e do Comandante de Socorro entraram na versão atual como artigos novos (se-art-31-c1/c2, se-art-38-c1/c2); as duas propostas de mérito foram decididas em 15/09: Superior de Dia mantém o alcance estadual; Oficial de Dia só no 1º GBM)</w:t>
             </w:r>
           </w:p>
         </w:tc>
@@ -32498,7 +32498,7 @@
                 <w:sz w:val="20"/>
                 <w:szCs w:val="20"/>
               </w:rPr>
-              <w:t xml:space="preserve">inciso III</w:t>
+              <w:t xml:space="preserve">item 2 (não localizado)</w:t>
             </w:r>
           </w:p>
         </w:tc>
@@ -32573,7 +32573,7 @@
                 <w:sz w:val="20"/>
                 <w:szCs w:val="20"/>
               </w:rPr>
-              <w:t xml:space="preserve">Artigo novo incluído na versão atual — sugestões do Cel. Luiz Eduardo sobre o artigo das funções do serviço: os artigos de regime e de competências do Superior de Dia, do Oficial de Dia e do Comandante de Socorro entraram na versão atual como artigos novos (se-art-31-c1/c2, se-art-38-c1/c2, se-art-43-c1 — este último, as competências operacionais, atribuídas ao Oficial de Dia após a eliminação da figura do Comandante de Socorro em 15/09); as duas propostas de mérito foram decididas em 15/09: Superior de Dia mantém o alcance estadual; Oficial de Dia só no 1º GBM)</w:t>
+              <w:t xml:space="preserve">Artigo novo incluído na versão atual — sugestões do Cel. Luiz Eduardo sobre o artigo das funções do serviço: os artigos de regime e de competências do Superior de Dia, do Oficial de Dia e do Comandante de Socorro entraram na versão atual como artigos novos (se-art-31-c1/c2, se-art-38-c1/c2); as duas propostas de mérito foram decididas em 15/09: Superior de Dia mantém o alcance estadual; Oficial de Dia só no 1º GBM)</w:t>
             </w:r>
           </w:p>
         </w:tc>
@@ -32628,7 +32628,7 @@
                 <w:sz w:val="20"/>
                 <w:szCs w:val="20"/>
               </w:rPr>
-              <w:t xml:space="preserve">inciso III</w:t>
+              <w:t xml:space="preserve">item 2 (não localizado)</w:t>
             </w:r>
           </w:p>
         </w:tc>
@@ -32703,7 +32703,7 @@
                 <w:sz w:val="20"/>
                 <w:szCs w:val="20"/>
               </w:rPr>
-              <w:t xml:space="preserve">Artigo novo incluído na versão atual — sugestões do Cel. Luiz Eduardo sobre o artigo das funções do serviço: os artigos de regime e de competências do Superior de Dia, do Oficial de Dia e do Comandante de Socorro entraram na versão atual como artigos novos (se-art-31-c1/c2, se-art-38-c1/c2, se-art-43-c1 — este último, as competências operacionais, atribuídas ao Oficial de Dia após a eliminação da figura do Comandante de Socorro em 15/09); as duas propostas de mérito foram decididas em 15/09: Superior de Dia mantém o alcance estadual; Oficial de Dia só no 1º GBM)</w:t>
+              <w:t xml:space="preserve">Artigo novo incluído na versão atual — sugestões do Cel. Luiz Eduardo sobre o artigo das funções do serviço: os artigos de regime e de competências do Superior de Dia, do Oficial de Dia e do Comandante de Socorro entraram na versão atual como artigos novos (se-art-31-c1/c2, se-art-38-c1/c2); as duas propostas de mérito foram decididas em 15/09: Superior de Dia mantém o alcance estadual; Oficial de Dia só no 1º GBM)</w:t>
             </w:r>
           </w:p>
         </w:tc>
@@ -32758,7 +32758,7 @@
                 <w:sz w:val="20"/>
                 <w:szCs w:val="20"/>
               </w:rPr>
-              <w:t xml:space="preserve">inciso III</w:t>
+              <w:t xml:space="preserve">item 2 (não localizado)</w:t>
             </w:r>
           </w:p>
         </w:tc>
@@ -32833,7 +32833,7 @@
                 <w:sz w:val="20"/>
                 <w:szCs w:val="20"/>
               </w:rPr>
-              <w:t xml:space="preserve">Artigo novo incluído na versão atual — sugestões do Cel. Luiz Eduardo sobre o artigo das funções do serviço: os artigos de regime e de competências do Superior de Dia, do Oficial de Dia e do Comandante de Socorro entraram na versão atual como artigos novos (se-art-31-c1/c2, se-art-38-c1/c2, se-art-43-c1 — este último, as competências operacionais, atribuídas ao Oficial de Dia após a eliminação da figura do Comandante de Socorro em 15/09); as duas propostas de mérito foram decididas em 15/09: Superior de Dia mantém o alcance estadual; Oficial de Dia só no 1º GBM)</w:t>
+              <w:t xml:space="preserve">Artigo novo incluído na versão atual — sugestões do Cel. Luiz Eduardo sobre o artigo das funções do serviço: os artigos de regime e de competências do Superior de Dia, do Oficial de Dia e do Comandante de Socorro entraram na versão atual como artigos novos (se-art-31-c1/c2, se-art-38-c1/c2); as duas propostas de mérito foram decididas em 15/09: Superior de Dia mantém o alcance estadual; Oficial de Dia só no 1º GBM)</w:t>
             </w:r>
           </w:p>
         </w:tc>
@@ -32888,7 +32888,7 @@
                 <w:sz w:val="20"/>
                 <w:szCs w:val="20"/>
               </w:rPr>
-              <w:t xml:space="preserve">inciso III</w:t>
+              <w:t xml:space="preserve">item 2 (não localizado)</w:t>
             </w:r>
           </w:p>
         </w:tc>
@@ -32963,7 +32963,7 @@
                 <w:sz w:val="20"/>
                 <w:szCs w:val="20"/>
               </w:rPr>
-              <w:t xml:space="preserve">Artigo novo incluído na versão atual — sugestões do Cel. Luiz Eduardo sobre o artigo das funções do serviço: os artigos de regime e de competências do Superior de Dia, do Oficial de Dia e do Comandante de Socorro entraram na versão atual como artigos novos (se-art-31-c1/c2, se-art-38-c1/c2, se-art-43-c1 — este último, as competências operacionais, atribuídas ao Oficial de Dia após a eliminação da figura do Comandante de Socorro em 15/09); as duas propostas de mérito foram decididas em 15/09: Superior de Dia mantém o alcance estadual; Oficial de Dia só no 1º GBM)</w:t>
+              <w:t xml:space="preserve">Artigo novo incluído na versão atual — sugestões do Cel. Luiz Eduardo sobre o artigo das funções do serviço: os artigos de regime e de competências do Superior de Dia, do Oficial de Dia e do Comandante de Socorro entraram na versão atual como artigos novos (se-art-31-c1/c2, se-art-38-c1/c2); as duas propostas de mérito foram decididas em 15/09: Superior de Dia mantém o alcance estadual; Oficial de Dia só no 1º GBM)</w:t>
             </w:r>
           </w:p>
         </w:tc>
@@ -33018,7 +33018,7 @@
                 <w:sz w:val="20"/>
                 <w:szCs w:val="20"/>
               </w:rPr>
-              <w:t xml:space="preserve">inciso III</w:t>
+              <w:t xml:space="preserve">item 2 (não localizado)</w:t>
             </w:r>
           </w:p>
         </w:tc>
@@ -33093,7 +33093,7 @@
                 <w:sz w:val="20"/>
                 <w:szCs w:val="20"/>
               </w:rPr>
-              <w:t xml:space="preserve">Artigo novo incluído na versão atual — sugestões do Cel. Luiz Eduardo sobre o artigo das funções do serviço: os artigos de regime e de competências do Superior de Dia, do Oficial de Dia e do Comandante de Socorro entraram na versão atual como artigos novos (se-art-31-c1/c2, se-art-38-c1/c2, se-art-43-c1 — este último, as competências operacionais, atribuídas ao Oficial de Dia após a eliminação da figura do Comandante de Socorro em 15/09); as duas propostas de mérito foram decididas em 15/09: Superior de Dia mantém o alcance estadual; Oficial de Dia só no 1º GBM)</w:t>
+              <w:t xml:space="preserve">Artigo novo incluído na versão atual — sugestões do Cel. Luiz Eduardo sobre o artigo das funções do serviço: os artigos de regime e de competências do Superior de Dia, do Oficial de Dia e do Comandante de Socorro entraram na versão atual como artigos novos (se-art-31-c1/c2, se-art-38-c1/c2); as duas propostas de mérito foram decididas em 15/09: Superior de Dia mantém o alcance estadual; Oficial de Dia só no 1º GBM)</w:t>
             </w:r>
           </w:p>
         </w:tc>
@@ -33148,7 +33148,7 @@
                 <w:sz w:val="20"/>
                 <w:szCs w:val="20"/>
               </w:rPr>
-              <w:t xml:space="preserve">inciso III</w:t>
+              <w:t xml:space="preserve">item 2 (não localizado)</w:t>
             </w:r>
           </w:p>
         </w:tc>
@@ -33223,7 +33223,7 @@
                 <w:sz w:val="20"/>
                 <w:szCs w:val="20"/>
               </w:rPr>
-              <w:t xml:space="preserve">Artigo novo incluído na versão atual — sugestões do Cel. Luiz Eduardo sobre o artigo das funções do serviço: os artigos de regime e de competências do Superior de Dia, do Oficial de Dia e do Comandante de Socorro entraram na versão atual como artigos novos (se-art-31-c1/c2, se-art-38-c1/c2, se-art-43-c1 — este último, as competências operacionais, atribuídas ao Oficial de Dia após a eliminação da figura do Comandante de Socorro em 15/09); as duas propostas de mérito foram decididas em 15/09: Superior de Dia mantém o alcance estadual; Oficial de Dia só no 1º GBM)</w:t>
+              <w:t xml:space="preserve">Artigo novo incluído na versão atual — sugestões do Cel. Luiz Eduardo sobre o artigo das funções do serviço: os artigos de regime e de competências do Superior de Dia, do Oficial de Dia e do Comandante de Socorro entraram na versão atual como artigos novos (se-art-31-c1/c2, se-art-38-c1/c2); as duas propostas de mérito foram decididas em 15/09: Superior de Dia mantém o alcance estadual; Oficial de Dia só no 1º GBM)</w:t>
             </w:r>
           </w:p>
         </w:tc>
@@ -33278,7 +33278,7 @@
                 <w:sz w:val="20"/>
                 <w:szCs w:val="20"/>
               </w:rPr>
-              <w:t xml:space="preserve">inciso III</w:t>
+              <w:t xml:space="preserve">item 2 (não localizado)</w:t>
             </w:r>
           </w:p>
         </w:tc>
@@ -33353,7 +33353,7 @@
                 <w:sz w:val="20"/>
                 <w:szCs w:val="20"/>
               </w:rPr>
-              <w:t xml:space="preserve">Artigo novo incluído na versão atual — sugestões do Cel. Luiz Eduardo sobre o artigo das funções do serviço: os artigos de regime e de competências do Superior de Dia, do Oficial de Dia e do Comandante de Socorro entraram na versão atual como artigos novos (se-art-31-c1/c2, se-art-38-c1/c2, se-art-43-c1 — este último, as competências operacionais, atribuídas ao Oficial de Dia após a eliminação da figura do Comandante de Socorro em 15/09); as duas propostas de mérito foram decididas em 15/09: Superior de Dia mantém o alcance estadual; Oficial de Dia só no 1º GBM)</w:t>
+              <w:t xml:space="preserve">Artigo novo incluído na versão atual — sugestões do Cel. Luiz Eduardo sobre o artigo das funções do serviço: os artigos de regime e de competências do Superior de Dia, do Oficial de Dia e do Comandante de Socorro entraram na versão atual como artigos novos (se-art-31-c1/c2, se-art-38-c1/c2); as duas propostas de mérito foram decididas em 15/09: Superior de Dia mantém o alcance estadual; Oficial de Dia só no 1º GBM)</w:t>
             </w:r>
           </w:p>
         </w:tc>
@@ -33408,7 +33408,7 @@
                 <w:sz w:val="20"/>
                 <w:szCs w:val="20"/>
               </w:rPr>
-              <w:t xml:space="preserve">inciso III</w:t>
+              <w:t xml:space="preserve">item 2 (não localizado)</w:t>
             </w:r>
           </w:p>
         </w:tc>
@@ -33483,7 +33483,7 @@
                 <w:sz w:val="20"/>
                 <w:szCs w:val="20"/>
               </w:rPr>
-              <w:t xml:space="preserve">Artigo novo incluído na versão atual — sugestões do Cel. Luiz Eduardo sobre o artigo das funções do serviço: os artigos de regime e de competências do Superior de Dia, do Oficial de Dia e do Comandante de Socorro entraram na versão atual como artigos novos (se-art-31-c1/c2, se-art-38-c1/c2, se-art-43-c1 — este último, as competências operacionais, atribuídas ao Oficial de Dia após a eliminação da figura do Comandante de Socorro em 15/09); as duas propostas de mérito foram decididas em 15/09: Superior de Dia mantém o alcance estadual; Oficial de Dia só no 1º GBM)</w:t>
+              <w:t xml:space="preserve">Artigo novo incluído na versão atual — sugestões do Cel. Luiz Eduardo sobre o artigo das funções do serviço: os artigos de regime e de competências do Superior de Dia, do Oficial de Dia e do Comandante de Socorro entraram na versão atual como artigos novos (se-art-31-c1/c2, se-art-38-c1/c2); as duas propostas de mérito foram decididas em 15/09: Superior de Dia mantém o alcance estadual; Oficial de Dia só no 1º GBM)</w:t>
             </w:r>
           </w:p>
         </w:tc>
@@ -33538,7 +33538,7 @@
                 <w:sz w:val="20"/>
                 <w:szCs w:val="20"/>
               </w:rPr>
-              <w:t xml:space="preserve">inciso III</w:t>
+              <w:t xml:space="preserve">item 2 (não localizado)</w:t>
             </w:r>
           </w:p>
         </w:tc>
@@ -33613,7 +33613,7 @@
                 <w:sz w:val="20"/>
                 <w:szCs w:val="20"/>
               </w:rPr>
-              <w:t xml:space="preserve">Artigo novo incluído na versão atual — sugestões do Cel. Luiz Eduardo sobre o artigo das funções do serviço: os artigos de regime e de competências do Superior de Dia, do Oficial de Dia e do Comandante de Socorro entraram na versão atual como artigos novos (se-art-31-c1/c2, se-art-38-c1/c2, se-art-43-c1 — este último, as competências operacionais, atribuídas ao Oficial de Dia após a eliminação da figura do Comandante de Socorro em 15/09); as duas propostas de mérito foram decididas em 15/09: Superior de Dia mantém o alcance estadual; Oficial de Dia só no 1º GBM)</w:t>
+              <w:t xml:space="preserve">Artigo novo incluído na versão atual — sugestões do Cel. Luiz Eduardo sobre o artigo das funções do serviço: os artigos de regime e de competências do Superior de Dia, do Oficial de Dia e do Comandante de Socorro entraram na versão atual como artigos novos (se-art-31-c1/c2, se-art-38-c1/c2); as duas propostas de mérito foram decididas em 15/09: Superior de Dia mantém o alcance estadual; Oficial de Dia só no 1º GBM)</w:t>
             </w:r>
           </w:p>
         </w:tc>
@@ -33668,7 +33668,7 @@
                 <w:sz w:val="20"/>
                 <w:szCs w:val="20"/>
               </w:rPr>
-              <w:t xml:space="preserve">inciso III</w:t>
+              <w:t xml:space="preserve">item 2 (não localizado)</w:t>
             </w:r>
           </w:p>
         </w:tc>
@@ -33743,7 +33743,7 @@
                 <w:sz w:val="20"/>
                 <w:szCs w:val="20"/>
               </w:rPr>
-              <w:t xml:space="preserve">Artigo novo incluído na versão atual — sugestões do Cel. Luiz Eduardo sobre o artigo das funções do serviço: os artigos de regime e de competências do Superior de Dia, do Oficial de Dia e do Comandante de Socorro entraram na versão atual como artigos novos (se-art-31-c1/c2, se-art-38-c1/c2, se-art-43-c1 — este último, as competências operacionais, atribuídas ao Oficial de Dia após a eliminação da figura do Comandante de Socorro em 15/09); as duas propostas de mérito foram decididas em 15/09: Superior de Dia mantém o alcance estadual; Oficial de Dia só no 1º GBM)</w:t>
+              <w:t xml:space="preserve">Artigo novo incluído na versão atual — sugestões do Cel. Luiz Eduardo sobre o artigo das funções do serviço: os artigos de regime e de competências do Superior de Dia, do Oficial de Dia e do Comandante de Socorro entraram na versão atual como artigos novos (se-art-31-c1/c2, se-art-38-c1/c2); as duas propostas de mérito foram decididas em 15/09: Superior de Dia mantém o alcance estadual; Oficial de Dia só no 1º GBM)</w:t>
             </w:r>
           </w:p>
         </w:tc>
@@ -33798,7 +33798,7 @@
                 <w:sz w:val="20"/>
                 <w:szCs w:val="20"/>
               </w:rPr>
-              <w:t xml:space="preserve">inciso III</w:t>
+              <w:t xml:space="preserve">item 2 (não localizado)</w:t>
             </w:r>
           </w:p>
         </w:tc>
@@ -33873,7 +33873,7 @@
                 <w:sz w:val="20"/>
                 <w:szCs w:val="20"/>
               </w:rPr>
-              <w:t xml:space="preserve">Artigo novo incluído na versão atual — sugestões do Cel. Luiz Eduardo sobre o artigo das funções do serviço: os artigos de regime e de competências do Superior de Dia, do Oficial de Dia e do Comandante de Socorro entraram na versão atual como artigos novos (se-art-31-c1/c2, se-art-38-c1/c2, se-art-43-c1 — este último, as competências operacionais, atribuídas ao Oficial de Dia após a eliminação da figura do Comandante de Socorro em 15/09); as duas propostas de mérito foram decididas em 15/09: Superior de Dia mantém o alcance estadual; Oficial de Dia só no 1º GBM)</w:t>
+              <w:t xml:space="preserve">Artigo novo incluído na versão atual — sugestões do Cel. Luiz Eduardo sobre o artigo das funções do serviço: os artigos de regime e de competências do Superior de Dia, do Oficial de Dia e do Comandante de Socorro entraram na versão atual como artigos novos (se-art-31-c1/c2, se-art-38-c1/c2); as duas propostas de mérito foram decididas em 15/09: Superior de Dia mantém o alcance estadual; Oficial de Dia só no 1º GBM)</w:t>
             </w:r>
           </w:p>
         </w:tc>
@@ -33928,7 +33928,7 @@
                 <w:sz w:val="20"/>
                 <w:szCs w:val="20"/>
               </w:rPr>
-              <w:t xml:space="preserve">inciso III</w:t>
+              <w:t xml:space="preserve">item 2 (não localizado)</w:t>
             </w:r>
           </w:p>
         </w:tc>
@@ -34003,7 +34003,7 @@
                 <w:sz w:val="20"/>
                 <w:szCs w:val="20"/>
               </w:rPr>
-              <w:t xml:space="preserve">Artigo novo incluído na versão atual — sugestões do Cel. Luiz Eduardo sobre o artigo das funções do serviço: os artigos de regime e de competências do Superior de Dia, do Oficial de Dia e do Comandante de Socorro entraram na versão atual como artigos novos (se-art-31-c1/c2, se-art-38-c1/c2, se-art-43-c1 — este último, as competências operacionais, atribuídas ao Oficial de Dia após a eliminação da figura do Comandante de Socorro em 15/09); as duas propostas de mérito foram decididas em 15/09: Superior de Dia mantém o alcance estadual; Oficial de Dia só no 1º GBM)</w:t>
+              <w:t xml:space="preserve">Artigo novo incluído na versão atual — sugestões do Cel. Luiz Eduardo sobre o artigo das funções do serviço: os artigos de regime e de competências do Superior de Dia, do Oficial de Dia e do Comandante de Socorro entraram na versão atual como artigos novos (se-art-31-c1/c2, se-art-38-c1/c2); as duas propostas de mérito foram decididas em 15/09: Superior de Dia mantém o alcance estadual; Oficial de Dia só no 1º GBM)</w:t>
             </w:r>
           </w:p>
         </w:tc>
@@ -34058,7 +34058,7 @@
                 <w:sz w:val="20"/>
                 <w:szCs w:val="20"/>
               </w:rPr>
-              <w:t xml:space="preserve">inciso III</w:t>
+              <w:t xml:space="preserve">item 2 (não localizado)</w:t>
             </w:r>
           </w:p>
         </w:tc>
@@ -34133,7 +34133,7 @@
                 <w:sz w:val="20"/>
                 <w:szCs w:val="20"/>
               </w:rPr>
-              <w:t xml:space="preserve">Artigo novo incluído na versão atual — sugestões do Cel. Luiz Eduardo sobre o artigo das funções do serviço: os artigos de regime e de competências do Superior de Dia, do Oficial de Dia e do Comandante de Socorro entraram na versão atual como artigos novos (se-art-31-c1/c2, se-art-38-c1/c2, se-art-43-c1 — este último, as competências operacionais, atribuídas ao Oficial de Dia após a eliminação da figura do Comandante de Socorro em 15/09); as duas propostas de mérito foram decididas em 15/09: Superior de Dia mantém o alcance estadual; Oficial de Dia só no 1º GBM)</w:t>
+              <w:t xml:space="preserve">Artigo novo incluído na versão atual — sugestões do Cel. Luiz Eduardo sobre o artigo das funções do serviço: os artigos de regime e de competências do Superior de Dia, do Oficial de Dia e do Comandante de Socorro entraram na versão atual como artigos novos (se-art-31-c1/c2, se-art-38-c1/c2); as duas propostas de mérito foram decididas em 15/09: Superior de Dia mantém o alcance estadual; Oficial de Dia só no 1º GBM)</w:t>
             </w:r>
           </w:p>
         </w:tc>
@@ -34188,7 +34188,7 @@
                 <w:sz w:val="20"/>
                 <w:szCs w:val="20"/>
               </w:rPr>
-              <w:t xml:space="preserve">inciso III</w:t>
+              <w:t xml:space="preserve">item 2 (não localizado)</w:t>
             </w:r>
           </w:p>
         </w:tc>
@@ -34263,7 +34263,7 @@
                 <w:sz w:val="20"/>
                 <w:szCs w:val="20"/>
               </w:rPr>
-              <w:t xml:space="preserve">Artigo novo incluído na versão atual — sugestões do Cel. Luiz Eduardo sobre o artigo das funções do serviço: os artigos de regime e de competências do Superior de Dia, do Oficial de Dia e do Comandante de Socorro entraram na versão atual como artigos novos (se-art-31-c1/c2, se-art-38-c1/c2, se-art-43-c1 — este último, as competências operacionais, atribuídas ao Oficial de Dia após a eliminação da figura do Comandante de Socorro em 15/09); as duas propostas de mérito foram decididas em 15/09: Superior de Dia mantém o alcance estadual; Oficial de Dia só no 1º GBM)</w:t>
+              <w:t xml:space="preserve">Artigo novo incluído na versão atual — sugestões do Cel. Luiz Eduardo sobre o artigo das funções do serviço: os artigos de regime e de competências do Superior de Dia, do Oficial de Dia e do Comandante de Socorro entraram na versão atual como artigos novos (se-art-31-c1/c2, se-art-38-c1/c2); as duas propostas de mérito foram decididas em 15/09: Superior de Dia mantém o alcance estadual; Oficial de Dia só no 1º GBM)</w:t>
             </w:r>
           </w:p>
         </w:tc>
@@ -34318,7 +34318,7 @@
                 <w:sz w:val="20"/>
                 <w:szCs w:val="20"/>
               </w:rPr>
-              <w:t xml:space="preserve">inciso III</w:t>
+              <w:t xml:space="preserve">item 2 (não localizado)</w:t>
             </w:r>
           </w:p>
         </w:tc>
@@ -34393,7 +34393,7 @@
                 <w:sz w:val="20"/>
                 <w:szCs w:val="20"/>
               </w:rPr>
-              <w:t xml:space="preserve">Artigo novo incluído na versão atual — sugestões do Cel. Luiz Eduardo sobre o artigo das funções do serviço: os artigos de regime e de competências do Superior de Dia, do Oficial de Dia e do Comandante de Socorro entraram na versão atual como artigos novos (se-art-31-c1/c2, se-art-38-c1/c2, se-art-43-c1 — este último, as competências operacionais, atribuídas ao Oficial de Dia após a eliminação da figura do Comandante de Socorro em 15/09); as duas propostas de mérito foram decididas em 15/09: Superior de Dia mantém o alcance estadual; Oficial de Dia só no 1º GBM)</w:t>
+              <w:t xml:space="preserve">Artigo novo incluído na versão atual — sugestões do Cel. Luiz Eduardo sobre o artigo das funções do serviço: os artigos de regime e de competências do Superior de Dia, do Oficial de Dia e do Comandante de Socorro entraram na versão atual como artigos novos (se-art-31-c1/c2, se-art-38-c1/c2); as duas propostas de mérito foram decididas em 15/09: Superior de Dia mantém o alcance estadual; Oficial de Dia só no 1º GBM)</w:t>
             </w:r>
           </w:p>
         </w:tc>
@@ -34448,7 +34448,7 @@
                 <w:sz w:val="20"/>
                 <w:szCs w:val="20"/>
               </w:rPr>
-              <w:t xml:space="preserve">inciso III</w:t>
+              <w:t xml:space="preserve">item 2 (não localizado)</w:t>
             </w:r>
           </w:p>
         </w:tc>
@@ -34523,7 +34523,7 @@
                 <w:sz w:val="20"/>
                 <w:szCs w:val="20"/>
               </w:rPr>
-              <w:t xml:space="preserve">Artigo novo incluído na versão atual — sugestões do Cel. Luiz Eduardo sobre o artigo das funções do serviço: os artigos de regime e de competências do Superior de Dia, do Oficial de Dia e do Comandante de Socorro entraram na versão atual como artigos novos (se-art-31-c1/c2, se-art-38-c1/c2, se-art-43-c1 — este último, as competências operacionais, atribuídas ao Oficial de Dia após a eliminação da figura do Comandante de Socorro em 15/09); as duas propostas de mérito foram decididas em 15/09: Superior de Dia mantém o alcance estadual; Oficial de Dia só no 1º GBM)</w:t>
+              <w:t xml:space="preserve">Artigo novo incluído na versão atual — sugestões do Cel. Luiz Eduardo sobre o artigo das funções do serviço: os artigos de regime e de competências do Superior de Dia, do Oficial de Dia e do Comandante de Socorro entraram na versão atual como artigos novos (se-art-31-c1/c2, se-art-38-c1/c2); as duas propostas de mérito foram decididas em 15/09: Superior de Dia mantém o alcance estadual; Oficial de Dia só no 1º GBM)</w:t>
             </w:r>
           </w:p>
         </w:tc>
@@ -34578,7 +34578,7 @@
                 <w:sz w:val="20"/>
                 <w:szCs w:val="20"/>
               </w:rPr>
-              <w:t xml:space="preserve">inciso III</w:t>
+              <w:t xml:space="preserve">item 2 (não localizado)</w:t>
             </w:r>
           </w:p>
         </w:tc>
@@ -34653,7 +34653,7 @@
                 <w:sz w:val="20"/>
                 <w:szCs w:val="20"/>
               </w:rPr>
-              <w:t xml:space="preserve">Artigo novo incluído na versão atual — sugestões do Cel. Luiz Eduardo sobre o artigo das funções do serviço: os artigos de regime e de competências do Superior de Dia, do Oficial de Dia e do Comandante de Socorro entraram na versão atual como artigos novos (se-art-31-c1/c2, se-art-38-c1/c2, se-art-43-c1 — este último, as competências operacionais, atribuídas ao Oficial de Dia após a eliminação da figura do Comandante de Socorro em 15/09); as duas propostas de mérito foram decididas em 15/09: Superior de Dia mantém o alcance estadual; Oficial de Dia só no 1º GBM)</w:t>
+              <w:t xml:space="preserve">Artigo novo incluído na versão atual — sugestões do Cel. Luiz Eduardo sobre o artigo das funções do serviço: os artigos de regime e de competências do Superior de Dia, do Oficial de Dia e do Comandante de Socorro entraram na versão atual como artigos novos (se-art-31-c1/c2, se-art-38-c1/c2); as duas propostas de mérito foram decididas em 15/09: Superior de Dia mantém o alcance estadual; Oficial de Dia só no 1º GBM)</w:t>
             </w:r>
           </w:p>
         </w:tc>
@@ -34708,7 +34708,7 @@
                 <w:sz w:val="20"/>
                 <w:szCs w:val="20"/>
               </w:rPr>
-              <w:t xml:space="preserve">inciso III</w:t>
+              <w:t xml:space="preserve">item 2 (não localizado)</w:t>
             </w:r>
           </w:p>
         </w:tc>
@@ -34783,7 +34783,7 @@
                 <w:sz w:val="20"/>
                 <w:szCs w:val="20"/>
               </w:rPr>
-              <w:t xml:space="preserve">Artigo novo incluído na versão atual — sugestões do Cel. Luiz Eduardo sobre o artigo das funções do serviço: os artigos de regime e de competências do Superior de Dia, do Oficial de Dia e do Comandante de Socorro entraram na versão atual como artigos novos (se-art-31-c1/c2, se-art-38-c1/c2, se-art-43-c1 — este último, as competências operacionais, atribuídas ao Oficial de Dia após a eliminação da figura do Comandante de Socorro em 15/09); as duas propostas de mérito foram decididas em 15/09: Superior de Dia mantém o alcance estadual; Oficial de Dia só no 1º GBM)</w:t>
+              <w:t xml:space="preserve">Artigo novo incluído na versão atual — sugestões do Cel. Luiz Eduardo sobre o artigo das funções do serviço: os artigos de regime e de competências do Superior de Dia, do Oficial de Dia e do Comandante de Socorro entraram na versão atual como artigos novos (se-art-31-c1/c2, se-art-38-c1/c2); as duas propostas de mérito foram decididas em 15/09: Superior de Dia mantém o alcance estadual; Oficial de Dia só no 1º GBM)</w:t>
             </w:r>
           </w:p>
         </w:tc>
@@ -34838,7 +34838,7 @@
                 <w:sz w:val="20"/>
                 <w:szCs w:val="20"/>
               </w:rPr>
-              <w:t xml:space="preserve">inciso III</w:t>
+              <w:t xml:space="preserve">item 2 (não localizado)</w:t>
             </w:r>
           </w:p>
         </w:tc>
@@ -34913,7 +34913,7 @@
                 <w:sz w:val="20"/>
                 <w:szCs w:val="20"/>
               </w:rPr>
-              <w:t xml:space="preserve">Artigo novo incluído na versão atual — sugestões do Cel. Luiz Eduardo sobre o artigo das funções do serviço: os artigos de regime e de competências do Superior de Dia, do Oficial de Dia e do Comandante de Socorro entraram na versão atual como artigos novos (se-art-31-c1/c2, se-art-38-c1/c2, se-art-43-c1 — este último, as competências operacionais, atribuídas ao Oficial de Dia após a eliminação da figura do Comandante de Socorro em 15/09); as duas propostas de mérito foram decididas em 15/09: Superior de Dia mantém o alcance estadual; Oficial de Dia só no 1º GBM)</w:t>
+              <w:t xml:space="preserve">Artigo novo incluído na versão atual — sugestões do Cel. Luiz Eduardo sobre o artigo das funções do serviço: os artigos de regime e de competências do Superior de Dia, do Oficial de Dia e do Comandante de Socorro entraram na versão atual como artigos novos (se-art-31-c1/c2, se-art-38-c1/c2); as duas propostas de mérito foram decididas em 15/09: Superior de Dia mantém o alcance estadual; Oficial de Dia só no 1º GBM)</w:t>
             </w:r>
           </w:p>
         </w:tc>
@@ -34968,7 +34968,7 @@
                 <w:sz w:val="20"/>
                 <w:szCs w:val="20"/>
               </w:rPr>
-              <w:t xml:space="preserve">inciso III</w:t>
+              <w:t xml:space="preserve">item 2 (não localizado)</w:t>
             </w:r>
           </w:p>
         </w:tc>
@@ -35043,7 +35043,7 @@
                 <w:sz w:val="20"/>
                 <w:szCs w:val="20"/>
               </w:rPr>
-              <w:t xml:space="preserve">Artigo novo incluído na versão atual — sugestões do Cel. Luiz Eduardo sobre o artigo das funções do serviço: os artigos de regime e de competências do Superior de Dia, do Oficial de Dia e do Comandante de Socorro entraram na versão atual como artigos novos (se-art-31-c1/c2, se-art-38-c1/c2, se-art-43-c1 — este último, as competências operacionais, atribuídas ao Oficial de Dia após a eliminação da figura do Comandante de Socorro em 15/09); as duas propostas de mérito foram decididas em 15/09: Superior de Dia mantém o alcance estadual; Oficial de Dia só no 1º GBM)</w:t>
+              <w:t xml:space="preserve">Artigo novo incluído na versão atual — sugestões do Cel. Luiz Eduardo sobre o artigo das funções do serviço: os artigos de regime e de competências do Superior de Dia, do Oficial de Dia e do Comandante de Socorro entraram na versão atual como artigos novos (se-art-31-c1/c2, se-art-38-c1/c2); as duas propostas de mérito foram decididas em 15/09: Superior de Dia mantém o alcance estadual; Oficial de Dia só no 1º GBM)</w:t>
             </w:r>
           </w:p>
         </w:tc>
@@ -35098,7 +35098,7 @@
                 <w:sz w:val="20"/>
                 <w:szCs w:val="20"/>
               </w:rPr>
-              <w:t xml:space="preserve">inciso III</w:t>
+              <w:t xml:space="preserve">item 2 (não localizado)</w:t>
             </w:r>
           </w:p>
         </w:tc>
@@ -35173,7 +35173,7 @@
                 <w:sz w:val="20"/>
                 <w:szCs w:val="20"/>
               </w:rPr>
-              <w:t xml:space="preserve">Artigo novo incluído na versão atual — sugestões do Cel. Luiz Eduardo sobre o artigo das funções do serviço: os artigos de regime e de competências do Superior de Dia, do Oficial de Dia e do Comandante de Socorro entraram na versão atual como artigos novos (se-art-31-c1/c2, se-art-38-c1/c2, se-art-43-c1 — este último, as competências operacionais, atribuídas ao Oficial de Dia após a eliminação da figura do Comandante de Socorro em 15/09); as duas propostas de mérito foram decididas em 15/09: Superior de Dia mantém o alcance estadual; Oficial de Dia só no 1º GBM)</w:t>
+              <w:t xml:space="preserve">Artigo novo incluído na versão atual — sugestões do Cel. Luiz Eduardo sobre o artigo das funções do serviço: os artigos de regime e de competências do Superior de Dia, do Oficial de Dia e do Comandante de Socorro entraram na versão atual como artigos novos (se-art-31-c1/c2, se-art-38-c1/c2); as duas propostas de mérito foram decididas em 15/09: Superior de Dia mantém o alcance estadual; Oficial de Dia só no 1º GBM)</w:t>
             </w:r>
           </w:p>
         </w:tc>
@@ -35228,7 +35228,7 @@
                 <w:sz w:val="20"/>
                 <w:szCs w:val="20"/>
               </w:rPr>
-              <w:t xml:space="preserve">inciso III</w:t>
+              <w:t xml:space="preserve">item 2 (não localizado)</w:t>
             </w:r>
           </w:p>
         </w:tc>
@@ -35303,7 +35303,7 @@
                 <w:sz w:val="20"/>
                 <w:szCs w:val="20"/>
               </w:rPr>
-              <w:t xml:space="preserve">Artigo novo incluído na versão atual — sugestões do Cel. Luiz Eduardo sobre o artigo das funções do serviço: os artigos de regime e de competências do Superior de Dia, do Oficial de Dia e do Comandante de Socorro entraram na versão atual como artigos novos (se-art-31-c1/c2, se-art-38-c1/c2, se-art-43-c1 — este último, as competências operacionais, atribuídas ao Oficial de Dia após a eliminação da figura do Comandante de Socorro em 15/09); as duas propostas de mérito foram decididas em 15/09: Superior de Dia mantém o alcance estadual; Oficial de Dia só no 1º GBM)</w:t>
+              <w:t xml:space="preserve">Artigo novo incluído na versão atual — sugestões do Cel. Luiz Eduardo sobre o artigo das funções do serviço: os artigos de regime e de competências do Superior de Dia, do Oficial de Dia e do Comandante de Socorro entraram na versão atual como artigos novos (se-art-31-c1/c2, se-art-38-c1/c2); as duas propostas de mérito foram decididas em 15/09: Superior de Dia mantém o alcance estadual; Oficial de Dia só no 1º GBM)</w:t>
             </w:r>
           </w:p>
         </w:tc>
@@ -35358,7 +35358,7 @@
                 <w:sz w:val="20"/>
                 <w:szCs w:val="20"/>
               </w:rPr>
-              <w:t xml:space="preserve">inciso III</w:t>
+              <w:t xml:space="preserve">item 2 (não localizado)</w:t>
             </w:r>
           </w:p>
         </w:tc>
@@ -35433,7 +35433,7 @@
                 <w:sz w:val="20"/>
                 <w:szCs w:val="20"/>
               </w:rPr>
-              <w:t xml:space="preserve">Artigo novo incluído na versão atual — sugestões do Cel. Luiz Eduardo sobre o artigo das funções do serviço: os artigos de regime e de competências do Superior de Dia, do Oficial de Dia e do Comandante de Socorro entraram na versão atual como artigos novos (se-art-31-c1/c2, se-art-38-c1/c2, se-art-43-c1 — este último, as competências operacionais, atribuídas ao Oficial de Dia após a eliminação da figura do Comandante de Socorro em 15/09); as duas propostas de mérito foram decididas em 15/09: Superior de Dia mantém o alcance estadual; Oficial de Dia só no 1º GBM)</w:t>
+              <w:t xml:space="preserve">Artigo novo incluído na versão atual — sugestões do Cel. Luiz Eduardo sobre o artigo das funções do serviço: os artigos de regime e de competências do Superior de Dia, do Oficial de Dia e do Comandante de Socorro entraram na versão atual como artigos novos (se-art-31-c1/c2, se-art-38-c1/c2); as duas propostas de mérito foram decididas em 15/09: Superior de Dia mantém o alcance estadual; Oficial de Dia só no 1º GBM)</w:t>
             </w:r>
           </w:p>
         </w:tc>
@@ -35488,7 +35488,7 @@
                 <w:sz w:val="20"/>
                 <w:szCs w:val="20"/>
               </w:rPr>
-              <w:t xml:space="preserve">inciso III</w:t>
+              <w:t xml:space="preserve">item 2 (não localizado)</w:t>
             </w:r>
           </w:p>
         </w:tc>
@@ -35563,7 +35563,7 @@
                 <w:sz w:val="20"/>
                 <w:szCs w:val="20"/>
               </w:rPr>
-              <w:t xml:space="preserve">Artigo novo incluído na versão atual — sugestões do Cel. Luiz Eduardo sobre o artigo das funções do serviço: os artigos de regime e de competências do Superior de Dia, do Oficial de Dia e do Comandante de Socorro entraram na versão atual como artigos novos (se-art-31-c1/c2, se-art-38-c1/c2, se-art-43-c1 — este último, as competências operacionais, atribuídas ao Oficial de Dia após a eliminação da figura do Comandante de Socorro em 15/09); as duas propostas de mérito foram decididas em 15/09: Superior de Dia mantém o alcance estadual; Oficial de Dia só no 1º GBM)</w:t>
+              <w:t xml:space="preserve">Artigo novo incluído na versão atual — sugestões do Cel. Luiz Eduardo sobre o artigo das funções do serviço: os artigos de regime e de competências do Superior de Dia, do Oficial de Dia e do Comandante de Socorro entraram na versão atual como artigos novos (se-art-31-c1/c2, se-art-38-c1/c2); as duas propostas de mérito foram decididas em 15/09: Superior de Dia mantém o alcance estadual; Oficial de Dia só no 1º GBM)</w:t>
             </w:r>
           </w:p>
         </w:tc>
@@ -35618,7 +35618,7 @@
                 <w:sz w:val="20"/>
                 <w:szCs w:val="20"/>
               </w:rPr>
-              <w:t xml:space="preserve">inciso III</w:t>
+              <w:t xml:space="preserve">item 2 (não localizado)</w:t>
             </w:r>
           </w:p>
         </w:tc>
@@ -35693,7 +35693,7 @@
                 <w:sz w:val="20"/>
                 <w:szCs w:val="20"/>
               </w:rPr>
-              <w:t xml:space="preserve">Artigo novo incluído na versão atual — sugestões do Cel. Luiz Eduardo sobre o artigo das funções do serviço: os artigos de regime e de competências do Superior de Dia, do Oficial de Dia e do Comandante de Socorro entraram na versão atual como artigos novos (se-art-31-c1/c2, se-art-38-c1/c2, se-art-43-c1 — este último, as competências operacionais, atribuídas ao Oficial de Dia após a eliminação da figura do Comandante de Socorro em 15/09); as duas propostas de mérito foram decididas em 15/09: Superior de Dia mantém o alcance estadual; Oficial de Dia só no 1º GBM)</w:t>
+              <w:t xml:space="preserve">Artigo novo incluído na versão atual — sugestões do Cel. Luiz Eduardo sobre o artigo das funções do serviço: os artigos de regime e de competências do Superior de Dia, do Oficial de Dia e do Comandante de Socorro entraram na versão atual como artigos novos (se-art-31-c1/c2, se-art-38-c1/c2); as duas propostas de mérito foram decididas em 15/09: Superior de Dia mantém o alcance estadual; Oficial de Dia só no 1º GBM)</w:t>
             </w:r>
           </w:p>
         </w:tc>
@@ -35748,7 +35748,7 @@
                 <w:sz w:val="20"/>
                 <w:szCs w:val="20"/>
               </w:rPr>
-              <w:t xml:space="preserve">inciso IV</w:t>
+              <w:t xml:space="preserve">inciso II</w:t>
             </w:r>
           </w:p>
         </w:tc>
@@ -35823,7 +35823,7 @@
                 <w:sz w:val="20"/>
                 <w:szCs w:val="20"/>
               </w:rPr>
-              <w:t xml:space="preserve">Artigo novo incluído na versão atual — sugestões do Cel. Luiz Eduardo sobre o artigo das funções do serviço: os artigos de regime e de competências do Superior de Dia, do Oficial de Dia e do Comandante de Socorro entraram na versão atual como artigos novos (se-art-31-c1/c2, se-art-38-c1/c2, se-art-43-c1 — este último, as competências operacionais, atribuídas ao Oficial de Dia após a eliminação da figura do Comandante de Socorro em 15/09); as duas propostas de mérito foram decididas em 15/09: Superior de Dia mantém o alcance estadual; Oficial de Dia só no 1º GBM)</w:t>
+              <w:t xml:space="preserve">Artigo novo incluído na versão atual — sugestões do Cel. Luiz Eduardo sobre o artigo das funções do serviço: os artigos de regime e de competências do Superior de Dia, do Oficial de Dia e do Comandante de Socorro entraram na versão atual como artigos novos (se-art-31-c1/c2, se-art-38-c1/c2); as duas propostas de mérito foram decididas em 15/09: Superior de Dia mantém o alcance estadual; Oficial de Dia só no 1º GBM)</w:t>
             </w:r>
           </w:p>
         </w:tc>
@@ -35878,7 +35878,7 @@
                 <w:sz w:val="20"/>
                 <w:szCs w:val="20"/>
               </w:rPr>
-              <w:t xml:space="preserve">inciso IV</w:t>
+              <w:t xml:space="preserve">inciso II</w:t>
             </w:r>
           </w:p>
         </w:tc>
@@ -35953,7 +35953,7 @@
                 <w:sz w:val="20"/>
                 <w:szCs w:val="20"/>
               </w:rPr>
-              <w:t xml:space="preserve">Artigo novo incluído na versão atual — sugestões do Cel. Luiz Eduardo sobre o artigo das funções do serviço: os artigos de regime e de competências do Superior de Dia, do Oficial de Dia e do Comandante de Socorro entraram na versão atual como artigos novos (se-art-31-c1/c2, se-art-38-c1/c2, se-art-43-c1 — este último, as competências operacionais, atribuídas ao Oficial de Dia após a eliminação da figura do Comandante de Socorro em 15/09); as duas propostas de mérito foram decididas em 15/09: Superior de Dia mantém o alcance estadual; Oficial de Dia só no 1º GBM)</w:t>
+              <w:t xml:space="preserve">Artigo novo incluído na versão atual — sugestões do Cel. Luiz Eduardo sobre o artigo das funções do serviço: os artigos de regime e de competências do Superior de Dia, do Oficial de Dia e do Comandante de Socorro entraram na versão atual como artigos novos (se-art-31-c1/c2, se-art-38-c1/c2); as duas propostas de mérito foram decididas em 15/09: Superior de Dia mantém o alcance estadual; Oficial de Dia só no 1º GBM)</w:t>
             </w:r>
           </w:p>
         </w:tc>
@@ -36008,7 +36008,7 @@
                 <w:sz w:val="20"/>
                 <w:szCs w:val="20"/>
               </w:rPr>
-              <w:t xml:space="preserve">inciso IV</w:t>
+              <w:t xml:space="preserve">inciso II</w:t>
             </w:r>
           </w:p>
         </w:tc>
@@ -36083,7 +36083,7 @@
                 <w:sz w:val="20"/>
                 <w:szCs w:val="20"/>
               </w:rPr>
-              <w:t xml:space="preserve">Artigo novo incluído na versão atual — sugestões do Cel. Luiz Eduardo sobre o artigo das funções do serviço: os artigos de regime e de competências do Superior de Dia, do Oficial de Dia e do Comandante de Socorro entraram na versão atual como artigos novos (se-art-31-c1/c2, se-art-38-c1/c2, se-art-43-c1 — este último, as competências operacionais, atribuídas ao Oficial de Dia após a eliminação da figura do Comandante de Socorro em 15/09); as duas propostas de mérito foram decididas em 15/09: Superior de Dia mantém o alcance estadual; Oficial de Dia só no 1º GBM)</w:t>
+              <w:t xml:space="preserve">Artigo novo incluído na versão atual — sugestões do Cel. Luiz Eduardo sobre o artigo das funções do serviço: os artigos de regime e de competências do Superior de Dia, do Oficial de Dia e do Comandante de Socorro entraram na versão atual como artigos novos (se-art-31-c1/c2, se-art-38-c1/c2); as duas propostas de mérito foram decididas em 15/09: Superior de Dia mantém o alcance estadual; Oficial de Dia só no 1º GBM)</w:t>
             </w:r>
           </w:p>
         </w:tc>
@@ -36138,7 +36138,7 @@
                 <w:sz w:val="20"/>
                 <w:szCs w:val="20"/>
               </w:rPr>
-              <w:t xml:space="preserve">inciso IV</w:t>
+              <w:t xml:space="preserve">inciso II</w:t>
             </w:r>
           </w:p>
         </w:tc>
@@ -36213,7 +36213,7 @@
                 <w:sz w:val="20"/>
                 <w:szCs w:val="20"/>
               </w:rPr>
-              <w:t xml:space="preserve">Artigo novo incluído na versão atual — sugestões do Cel. Luiz Eduardo sobre o artigo das funções do serviço: os artigos de regime e de competências do Superior de Dia, do Oficial de Dia e do Comandante de Socorro entraram na versão atual como artigos novos (se-art-31-c1/c2, se-art-38-c1/c2, se-art-43-c1 — este último, as competências operacionais, atribuídas ao Oficial de Dia após a eliminação da figura do Comandante de Socorro em 15/09); as duas propostas de mérito foram decididas em 15/09: Superior de Dia mantém o alcance estadual; Oficial de Dia só no 1º GBM)</w:t>
+              <w:t xml:space="preserve">Artigo novo incluído na versão atual — sugestões do Cel. Luiz Eduardo sobre o artigo das funções do serviço: os artigos de regime e de competências do Superior de Dia, do Oficial de Dia e do Comandante de Socorro entraram na versão atual como artigos novos (se-art-31-c1/c2, se-art-38-c1/c2); as duas propostas de mérito foram decididas em 15/09: Superior de Dia mantém o alcance estadual; Oficial de Dia só no 1º GBM)</w:t>
             </w:r>
           </w:p>
         </w:tc>
@@ -36268,7 +36268,7 @@
                 <w:sz w:val="20"/>
                 <w:szCs w:val="20"/>
               </w:rPr>
-              <w:t xml:space="preserve">inciso IV</w:t>
+              <w:t xml:space="preserve">inciso II</w:t>
             </w:r>
           </w:p>
         </w:tc>
@@ -36343,7 +36343,7 @@
                 <w:sz w:val="20"/>
                 <w:szCs w:val="20"/>
               </w:rPr>
-              <w:t xml:space="preserve">Artigo novo incluído na versão atual — sugestões do Cel. Luiz Eduardo sobre o artigo das funções do serviço: os artigos de regime e de competências do Superior de Dia, do Oficial de Dia e do Comandante de Socorro entraram na versão atual como artigos novos (se-art-31-c1/c2, se-art-38-c1/c2, se-art-43-c1 — este último, as competências operacionais, atribuídas ao Oficial de Dia após a eliminação da figura do Comandante de Socorro em 15/09); as duas propostas de mérito foram decididas em 15/09: Superior de Dia mantém o alcance estadual; Oficial de Dia só no 1º GBM)</w:t>
+              <w:t xml:space="preserve">Artigo novo incluído na versão atual — sugestões do Cel. Luiz Eduardo sobre o artigo das funções do serviço: os artigos de regime e de competências do Superior de Dia, do Oficial de Dia e do Comandante de Socorro entraram na versão atual como artigos novos (se-art-31-c1/c2, se-art-38-c1/c2); as duas propostas de mérito foram decididas em 15/09: Superior de Dia mantém o alcance estadual; Oficial de Dia só no 1º GBM)</w:t>
             </w:r>
           </w:p>
         </w:tc>
@@ -36398,7 +36398,7 @@
                 <w:sz w:val="20"/>
                 <w:szCs w:val="20"/>
               </w:rPr>
-              <w:t xml:space="preserve">inciso IV</w:t>
+              <w:t xml:space="preserve">inciso II</w:t>
             </w:r>
           </w:p>
         </w:tc>
@@ -36473,7 +36473,7 @@
                 <w:sz w:val="20"/>
                 <w:szCs w:val="20"/>
               </w:rPr>
-              <w:t xml:space="preserve">Artigo novo incluído na versão atual — sugestões do Cel. Luiz Eduardo sobre o artigo das funções do serviço: os artigos de regime e de competências do Superior de Dia, do Oficial de Dia e do Comandante de Socorro entraram na versão atual como artigos novos (se-art-31-c1/c2, se-art-38-c1/c2, se-art-43-c1 — este último, as competências operacionais, atribuídas ao Oficial de Dia após a eliminação da figura do Comandante de Socorro em 15/09); as duas propostas de mérito foram decididas em 15/09: Superior de Dia mantém o alcance estadual; Oficial de Dia só no 1º GBM)</w:t>
+              <w:t xml:space="preserve">Artigo novo incluído na versão atual — sugestões do Cel. Luiz Eduardo sobre o artigo das funções do serviço: os artigos de regime e de competências do Superior de Dia, do Oficial de Dia e do Comandante de Socorro entraram na versão atual como artigos novos (se-art-31-c1/c2, se-art-38-c1/c2); as duas propostas de mérito foram decididas em 15/09: Superior de Dia mantém o alcance estadual; Oficial de Dia só no 1º GBM)</w:t>
             </w:r>
           </w:p>
         </w:tc>
@@ -36528,7 +36528,7 @@
                 <w:sz w:val="20"/>
                 <w:szCs w:val="20"/>
               </w:rPr>
-              <w:t xml:space="preserve">inciso IV</w:t>
+              <w:t xml:space="preserve">inciso II</w:t>
             </w:r>
           </w:p>
         </w:tc>
@@ -36603,7 +36603,7 @@
                 <w:sz w:val="20"/>
                 <w:szCs w:val="20"/>
               </w:rPr>
-              <w:t xml:space="preserve">Artigo novo incluído na versão atual — sugestões do Cel. Luiz Eduardo sobre o artigo das funções do serviço: os artigos de regime e de competências do Superior de Dia, do Oficial de Dia e do Comandante de Socorro entraram na versão atual como artigos novos (se-art-31-c1/c2, se-art-38-c1/c2, se-art-43-c1 — este último, as competências operacionais, atribuídas ao Oficial de Dia após a eliminação da figura do Comandante de Socorro em 15/09); as duas propostas de mérito foram decididas em 15/09: Superior de Dia mantém o alcance estadual; Oficial de Dia só no 1º GBM)</w:t>
+              <w:t xml:space="preserve">Artigo novo incluído na versão atual — sugestões do Cel. Luiz Eduardo sobre o artigo das funções do serviço: os artigos de regime e de competências do Superior de Dia, do Oficial de Dia e do Comandante de Socorro entraram na versão atual como artigos novos (se-art-31-c1/c2, se-art-38-c1/c2); as duas propostas de mérito foram decididas em 15/09: Superior de Dia mantém o alcance estadual; Oficial de Dia só no 1º GBM)</w:t>
             </w:r>
           </w:p>
         </w:tc>
@@ -36658,7 +36658,7 @@
                 <w:sz w:val="20"/>
                 <w:szCs w:val="20"/>
               </w:rPr>
-              <w:t xml:space="preserve">inciso IV</w:t>
+              <w:t xml:space="preserve">inciso II</w:t>
             </w:r>
           </w:p>
         </w:tc>
@@ -36733,7 +36733,7 @@
                 <w:sz w:val="20"/>
                 <w:szCs w:val="20"/>
               </w:rPr>
-              <w:t xml:space="preserve">Artigo novo incluído na versão atual — sugestões do Cel. Luiz Eduardo sobre o artigo das funções do serviço: os artigos de regime e de competências do Superior de Dia, do Oficial de Dia e do Comandante de Socorro entraram na versão atual como artigos novos (se-art-31-c1/c2, se-art-38-c1/c2, se-art-43-c1 — este último, as competências operacionais, atribuídas ao Oficial de Dia após a eliminação da figura do Comandante de Socorro em 15/09); as duas propostas de mérito foram decididas em 15/09: Superior de Dia mantém o alcance estadual; Oficial de Dia só no 1º GBM)</w:t>
+              <w:t xml:space="preserve">Artigo novo incluído na versão atual — sugestões do Cel. Luiz Eduardo sobre o artigo das funções do serviço: os artigos de regime e de competências do Superior de Dia, do Oficial de Dia e do Comandante de Socorro entraram na versão atual como artigos novos (se-art-31-c1/c2, se-art-38-c1/c2); as duas propostas de mérito foram decididas em 15/09: Superior de Dia mantém o alcance estadual; Oficial de Dia só no 1º GBM)</w:t>
             </w:r>
           </w:p>
         </w:tc>
@@ -36788,7 +36788,7 @@
                 <w:sz w:val="20"/>
                 <w:szCs w:val="20"/>
               </w:rPr>
-              <w:t xml:space="preserve">inciso IV</w:t>
+              <w:t xml:space="preserve">inciso II</w:t>
             </w:r>
           </w:p>
         </w:tc>
@@ -36863,7 +36863,7 @@
                 <w:sz w:val="20"/>
                 <w:szCs w:val="20"/>
               </w:rPr>
-              <w:t xml:space="preserve">Artigo novo incluído na versão atual — sugestões do Cel. Luiz Eduardo sobre o artigo das funções do serviço: os artigos de regime e de competências do Superior de Dia, do Oficial de Dia e do Comandante de Socorro entraram na versão atual como artigos novos (se-art-31-c1/c2, se-art-38-c1/c2, se-art-43-c1 — este último, as competências operacionais, atribuídas ao Oficial de Dia após a eliminação da figura do Comandante de Socorro em 15/09); as duas propostas de mérito foram decididas em 15/09: Superior de Dia mantém o alcance estadual; Oficial de Dia só no 1º GBM)</w:t>
+              <w:t xml:space="preserve">Artigo novo incluído na versão atual — sugestões do Cel. Luiz Eduardo sobre o artigo das funções do serviço: os artigos de regime e de competências do Superior de Dia, do Oficial de Dia e do Comandante de Socorro entraram na versão atual como artigos novos (se-art-31-c1/c2, se-art-38-c1/c2); as duas propostas de mérito foram decididas em 15/09: Superior de Dia mantém o alcance estadual; Oficial de Dia só no 1º GBM)</w:t>
             </w:r>
           </w:p>
         </w:tc>
@@ -36918,7 +36918,7 @@
                 <w:sz w:val="20"/>
                 <w:szCs w:val="20"/>
               </w:rPr>
-              <w:t xml:space="preserve">inciso IV</w:t>
+              <w:t xml:space="preserve">inciso II</w:t>
             </w:r>
           </w:p>
         </w:tc>
@@ -36993,7 +36993,7 @@
                 <w:sz w:val="20"/>
                 <w:szCs w:val="20"/>
               </w:rPr>
-              <w:t xml:space="preserve">Artigo novo incluído na versão atual — sugestões do Cel. Luiz Eduardo sobre o artigo das funções do serviço: os artigos de regime e de competências do Superior de Dia, do Oficial de Dia e do Comandante de Socorro entraram na versão atual como artigos novos (se-art-31-c1/c2, se-art-38-c1/c2, se-art-43-c1 — este último, as competências operacionais, atribuídas ao Oficial de Dia após a eliminação da figura do Comandante de Socorro em 15/09); as duas propostas de mérito foram decididas em 15/09: Superior de Dia mantém o alcance estadual; Oficial de Dia só no 1º GBM)</w:t>
+              <w:t xml:space="preserve">Artigo novo incluído na versão atual — sugestões do Cel. Luiz Eduardo sobre o artigo das funções do serviço: os artigos de regime e de competências do Superior de Dia, do Oficial de Dia e do Comandante de Socorro entraram na versão atual como artigos novos (se-art-31-c1/c2, se-art-38-c1/c2); as duas propostas de mérito foram decididas em 15/09: Superior de Dia mantém o alcance estadual; Oficial de Dia só no 1º GBM)</w:t>
             </w:r>
           </w:p>
         </w:tc>
@@ -37048,7 +37048,7 @@
                 <w:sz w:val="20"/>
                 <w:szCs w:val="20"/>
               </w:rPr>
-              <w:t xml:space="preserve">inciso IV</w:t>
+              <w:t xml:space="preserve">inciso II</w:t>
             </w:r>
           </w:p>
         </w:tc>
@@ -37123,7 +37123,7 @@
                 <w:sz w:val="20"/>
                 <w:szCs w:val="20"/>
               </w:rPr>
-              <w:t xml:space="preserve">Artigo novo incluído na versão atual — sugestões do Cel. Luiz Eduardo sobre o artigo das funções do serviço: os artigos de regime e de competências do Superior de Dia, do Oficial de Dia e do Comandante de Socorro entraram na versão atual como artigos novos (se-art-31-c1/c2, se-art-38-c1/c2, se-art-43-c1 — este último, as competências operacionais, atribuídas ao Oficial de Dia após a eliminação da figura do Comandante de Socorro em 15/09); as duas propostas de mérito foram decididas em 15/09: Superior de Dia mantém o alcance estadual; Oficial de Dia só no 1º GBM)</w:t>
+              <w:t xml:space="preserve">Artigo novo incluído na versão atual — sugestões do Cel. Luiz Eduardo sobre o artigo das funções do serviço: os artigos de regime e de competências do Superior de Dia, do Oficial de Dia e do Comandante de Socorro entraram na versão atual como artigos novos (se-art-31-c1/c2, se-art-38-c1/c2); as duas propostas de mérito foram decididas em 15/09: Superior de Dia mantém o alcance estadual; Oficial de Dia só no 1º GBM)</w:t>
             </w:r>
           </w:p>
         </w:tc>
@@ -37178,7 +37178,7 @@
                 <w:sz w:val="20"/>
                 <w:szCs w:val="20"/>
               </w:rPr>
-              <w:t xml:space="preserve">inciso IV</w:t>
+              <w:t xml:space="preserve">inciso II</w:t>
             </w:r>
           </w:p>
         </w:tc>
@@ -37253,7 +37253,7 @@
                 <w:sz w:val="20"/>
                 <w:szCs w:val="20"/>
               </w:rPr>
-              <w:t xml:space="preserve">Artigo novo incluído na versão atual — sugestões do Cel. Luiz Eduardo sobre o artigo das funções do serviço: os artigos de regime e de competências do Superior de Dia, do Oficial de Dia e do Comandante de Socorro entraram na versão atual como artigos novos (se-art-31-c1/c2, se-art-38-c1/c2, se-art-43-c1 — este último, as competências operacionais, atribuídas ao Oficial de Dia após a eliminação da figura do Comandante de Socorro em 15/09); as duas propostas de mérito foram decididas em 15/09: Superior de Dia mantém o alcance estadual; Oficial de Dia só no 1º GBM)</w:t>
+              <w:t xml:space="preserve">Artigo novo incluído na versão atual — sugestões do Cel. Luiz Eduardo sobre o artigo das funções do serviço: os artigos de regime e de competências do Superior de Dia, do Oficial de Dia e do Comandante de Socorro entraram na versão atual como artigos novos (se-art-31-c1/c2, se-art-38-c1/c2); as duas propostas de mérito foram decididas em 15/09: Superior de Dia mantém o alcance estadual; Oficial de Dia só no 1º GBM)</w:t>
             </w:r>
           </w:p>
         </w:tc>
@@ -37308,7 +37308,7 @@
                 <w:sz w:val="20"/>
                 <w:szCs w:val="20"/>
               </w:rPr>
-              <w:t xml:space="preserve">inciso IV</w:t>
+              <w:t xml:space="preserve">inciso II</w:t>
             </w:r>
           </w:p>
         </w:tc>
@@ -37383,7 +37383,7 @@
                 <w:sz w:val="20"/>
                 <w:szCs w:val="20"/>
               </w:rPr>
-              <w:t xml:space="preserve">Artigo novo incluído na versão atual — sugestões do Cel. Luiz Eduardo sobre o artigo das funções do serviço: os artigos de regime e de competências do Superior de Dia, do Oficial de Dia e do Comandante de Socorro entraram na versão atual como artigos novos (se-art-31-c1/c2, se-art-38-c1/c2, se-art-43-c1 — este último, as competências operacionais, atribuídas ao Oficial de Dia após a eliminação da figura do Comandante de Socorro em 15/09); as duas propostas de mérito foram decididas em 15/09: Superior de Dia mantém o alcance estadual; Oficial de Dia só no 1º GBM)</w:t>
+              <w:t xml:space="preserve">Artigo novo incluído na versão atual — sugestões do Cel. Luiz Eduardo sobre o artigo das funções do serviço: os artigos de regime e de competências do Superior de Dia, do Oficial de Dia e do Comandante de Socorro entraram na versão atual como artigos novos (se-art-31-c1/c2, se-art-38-c1/c2); as duas propostas de mérito foram decididas em 15/09: Superior de Dia mantém o alcance estadual; Oficial de Dia só no 1º GBM)</w:t>
             </w:r>
           </w:p>
         </w:tc>
@@ -37438,7 +37438,7 @@
                 <w:sz w:val="20"/>
                 <w:szCs w:val="20"/>
               </w:rPr>
-              <w:t xml:space="preserve">inciso IV</w:t>
+              <w:t xml:space="preserve">inciso II</w:t>
             </w:r>
           </w:p>
         </w:tc>
@@ -37528,7 +37528,7 @@
                 <w:sz w:val="20"/>
                 <w:szCs w:val="20"/>
               </w:rPr>
-              <w:t xml:space="preserve">Artigo novo incluído na versão atual — sugestões do Cel. Luiz Eduardo sobre o artigo das funções do serviço: os artigos de regime e de competências do Superior de Dia, do Oficial de Dia e do Comandante de Socorro entraram na versão atual como artigos novos (se-art-31-c1/c2, se-art-38-c1/c2, se-art-43-c1 — este último, as competências operacionais, atribuídas ao Oficial de Dia após a eliminação da figura do Comandante de Socorro em 15/09); as duas propostas de mérito foram decididas em 15/09: Superior de Dia mantém o alcance estadual; Oficial de Dia só no 1º GBM)</w:t>
+              <w:t xml:space="preserve">Artigo novo incluído na versão atual — sugestões do Cel. Luiz Eduardo sobre o artigo das funções do serviço: os artigos de regime e de competências do Superior de Dia, do Oficial de Dia e do Comandante de Socorro entraram na versão atual como artigos novos (se-art-31-c1/c2, se-art-38-c1/c2); as duas propostas de mérito foram decididas em 15/09: Superior de Dia mantém o alcance estadual; Oficial de Dia só no 1º GBM)</w:t>
             </w:r>
           </w:p>
         </w:tc>
@@ -37583,7 +37583,7 @@
                 <w:sz w:val="20"/>
                 <w:szCs w:val="20"/>
               </w:rPr>
-              <w:t xml:space="preserve">inciso IV</w:t>
+              <w:t xml:space="preserve">inciso II</w:t>
             </w:r>
           </w:p>
         </w:tc>
@@ -37658,7 +37658,7 @@
                 <w:sz w:val="20"/>
                 <w:szCs w:val="20"/>
               </w:rPr>
-              <w:t xml:space="preserve">Artigo novo incluído na versão atual — sugestões do Cel. Luiz Eduardo sobre o artigo das funções do serviço: os artigos de regime e de competências do Superior de Dia, do Oficial de Dia e do Comandante de Socorro entraram na versão atual como artigos novos (se-art-31-c1/c2, se-art-38-c1/c2, se-art-43-c1 — este último, as competências operacionais, atribuídas ao Oficial de Dia após a eliminação da figura do Comandante de Socorro em 15/09); as duas propostas de mérito foram decididas em 15/09: Superior de Dia mantém o alcance estadual; Oficial de Dia só no 1º GBM)</w:t>
+              <w:t xml:space="preserve">Artigo novo incluído na versão atual — sugestões do Cel. Luiz Eduardo sobre o artigo das funções do serviço: os artigos de regime e de competências do Superior de Dia, do Oficial de Dia e do Comandante de Socorro entraram na versão atual como artigos novos (se-art-31-c1/c2, se-art-38-c1/c2); as duas propostas de mérito foram decididas em 15/09: Superior de Dia mantém o alcance estadual; Oficial de Dia só no 1º GBM)</w:t>
             </w:r>
           </w:p>
         </w:tc>
@@ -37713,7 +37713,7 @@
                 <w:sz w:val="20"/>
                 <w:szCs w:val="20"/>
               </w:rPr>
-              <w:t xml:space="preserve">inciso IV</w:t>
+              <w:t xml:space="preserve">inciso II</w:t>
             </w:r>
           </w:p>
         </w:tc>
@@ -37788,7 +37788,7 @@
                 <w:sz w:val="20"/>
                 <w:szCs w:val="20"/>
               </w:rPr>
-              <w:t xml:space="preserve">Artigo novo incluído na versão atual — sugestões do Cel. Luiz Eduardo sobre o artigo das funções do serviço: os artigos de regime e de competências do Superior de Dia, do Oficial de Dia e do Comandante de Socorro entraram na versão atual como artigos novos (se-art-31-c1/c2, se-art-38-c1/c2, se-art-43-c1 — este último, as competências operacionais, atribuídas ao Oficial de Dia após a eliminação da figura do Comandante de Socorro em 15/09); as duas propostas de mérito foram decididas em 15/09: Superior de Dia mantém o alcance estadual; Oficial de Dia só no 1º GBM)</w:t>
+              <w:t xml:space="preserve">Artigo novo incluído na versão atual — sugestões do Cel. Luiz Eduardo sobre o artigo das funções do serviço: os artigos de regime e de competências do Superior de Dia, do Oficial de Dia e do Comandante de Socorro entraram na versão atual como artigos novos (se-art-31-c1/c2, se-art-38-c1/c2); as duas propostas de mérito foram decididas em 15/09: Superior de Dia mantém o alcance estadual; Oficial de Dia só no 1º GBM)</w:t>
             </w:r>
           </w:p>
         </w:tc>
@@ -37843,7 +37843,7 @@
                 <w:sz w:val="20"/>
                 <w:szCs w:val="20"/>
               </w:rPr>
-              <w:t xml:space="preserve">inciso IV</w:t>
+              <w:t xml:space="preserve">inciso II</w:t>
             </w:r>
           </w:p>
         </w:tc>
@@ -37918,7 +37918,7 @@
                 <w:sz w:val="20"/>
                 <w:szCs w:val="20"/>
               </w:rPr>
-              <w:t xml:space="preserve">Artigo novo incluído na versão atual — sugestões do Cel. Luiz Eduardo sobre o artigo das funções do serviço: os artigos de regime e de competências do Superior de Dia, do Oficial de Dia e do Comandante de Socorro entraram na versão atual como artigos novos (se-art-31-c1/c2, se-art-38-c1/c2, se-art-43-c1 — este último, as competências operacionais, atribuídas ao Oficial de Dia após a eliminação da figura do Comandante de Socorro em 15/09); as duas propostas de mérito foram decididas em 15/09: Superior de Dia mantém o alcance estadual; Oficial de Dia só no 1º GBM)</w:t>
+              <w:t xml:space="preserve">Artigo novo incluído na versão atual — sugestões do Cel. Luiz Eduardo sobre o artigo das funções do serviço: os artigos de regime e de competências do Superior de Dia, do Oficial de Dia e do Comandante de Socorro entraram na versão atual como artigos novos (se-art-31-c1/c2, se-art-38-c1/c2); as duas propostas de mérito foram decididas em 15/09: Superior de Dia mantém o alcance estadual; Oficial de Dia só no 1º GBM)</w:t>
             </w:r>
           </w:p>
         </w:tc>
@@ -37973,7 +37973,7 @@
                 <w:sz w:val="20"/>
                 <w:szCs w:val="20"/>
               </w:rPr>
-              <w:t xml:space="preserve">inciso IV</w:t>
+              <w:t xml:space="preserve">inciso II</w:t>
             </w:r>
           </w:p>
         </w:tc>
@@ -38048,7 +38048,7 @@
                 <w:sz w:val="20"/>
                 <w:szCs w:val="20"/>
               </w:rPr>
-              <w:t xml:space="preserve">Artigo novo incluído na versão atual — sugestões do Cel. Luiz Eduardo sobre o artigo das funções do serviço: os artigos de regime e de competências do Superior de Dia, do Oficial de Dia e do Comandante de Socorro entraram na versão atual como artigos novos (se-art-31-c1/c2, se-art-38-c1/c2, se-art-43-c1 — este último, as competências operacionais, atribuídas ao Oficial de Dia após a eliminação da figura do Comandante de Socorro em 15/09); as duas propostas de mérito foram decididas em 15/09: Superior de Dia mantém o alcance estadual; Oficial de Dia só no 1º GBM)</w:t>
+              <w:t xml:space="preserve">Artigo novo incluído na versão atual — sugestões do Cel. Luiz Eduardo sobre o artigo das funções do serviço: os artigos de regime e de competências do Superior de Dia, do Oficial de Dia e do Comandante de Socorro entraram na versão atual como artigos novos (se-art-31-c1/c2, se-art-38-c1/c2); as duas propostas de mérito foram decididas em 15/09: Superior de Dia mantém o alcance estadual; Oficial de Dia só no 1º GBM)</w:t>
             </w:r>
           </w:p>
         </w:tc>
@@ -38103,7 +38103,7 @@
                 <w:sz w:val="20"/>
                 <w:szCs w:val="20"/>
               </w:rPr>
-              <w:t xml:space="preserve">inciso IV</w:t>
+              <w:t xml:space="preserve">inciso II</w:t>
             </w:r>
           </w:p>
         </w:tc>
@@ -38178,7 +38178,7 @@
                 <w:sz w:val="20"/>
                 <w:szCs w:val="20"/>
               </w:rPr>
-              <w:t xml:space="preserve">Artigo novo incluído na versão atual — sugestões do Cel. Luiz Eduardo sobre o artigo das funções do serviço: os artigos de regime e de competências do Superior de Dia, do Oficial de Dia e do Comandante de Socorro entraram na versão atual como artigos novos (se-art-31-c1/c2, se-art-38-c1/c2, se-art-43-c1 — este último, as competências operacionais, atribuídas ao Oficial de Dia após a eliminação da figura do Comandante de Socorro em 15/09); as duas propostas de mérito foram decididas em 15/09: Superior de Dia mantém o alcance estadual; Oficial de Dia só no 1º GBM)</w:t>
+              <w:t xml:space="preserve">Artigo novo incluído na versão atual — sugestões do Cel. Luiz Eduardo sobre o artigo das funções do serviço: os artigos de regime e de competências do Superior de Dia, do Oficial de Dia e do Comandante de Socorro entraram na versão atual como artigos novos (se-art-31-c1/c2, se-art-38-c1/c2); as duas propostas de mérito foram decididas em 15/09: Superior de Dia mantém o alcance estadual; Oficial de Dia só no 1º GBM)</w:t>
             </w:r>
           </w:p>
         </w:tc>
@@ -38233,7 +38233,7 @@
                 <w:sz w:val="20"/>
                 <w:szCs w:val="20"/>
               </w:rPr>
-              <w:t xml:space="preserve">inciso IV</w:t>
+              <w:t xml:space="preserve">inciso II</w:t>
             </w:r>
           </w:p>
         </w:tc>
@@ -38308,7 +38308,7 @@
                 <w:sz w:val="20"/>
                 <w:szCs w:val="20"/>
               </w:rPr>
-              <w:t xml:space="preserve">Artigo novo incluído na versão atual — sugestões do Cel. Luiz Eduardo sobre o artigo das funções do serviço: os artigos de regime e de competências do Superior de Dia, do Oficial de Dia e do Comandante de Socorro entraram na versão atual como artigos novos (se-art-31-c1/c2, se-art-38-c1/c2, se-art-43-c1 — este último, as competências operacionais, atribuídas ao Oficial de Dia após a eliminação da figura do Comandante de Socorro em 15/09); as duas propostas de mérito foram decididas em 15/09: Superior de Dia mantém o alcance estadual; Oficial de Dia só no 1º GBM)</w:t>
+              <w:t xml:space="preserve">Artigo novo incluído na versão atual — sugestões do Cel. Luiz Eduardo sobre o artigo das funções do serviço: os artigos de regime e de competências do Superior de Dia, do Oficial de Dia e do Comandante de Socorro entraram na versão atual como artigos novos (se-art-31-c1/c2, se-art-38-c1/c2); as duas propostas de mérito foram decididas em 15/09: Superior de Dia mantém o alcance estadual; Oficial de Dia só no 1º GBM)</w:t>
             </w:r>
           </w:p>
         </w:tc>
@@ -38363,7 +38363,7 @@
                 <w:sz w:val="20"/>
                 <w:szCs w:val="20"/>
               </w:rPr>
-              <w:t xml:space="preserve">inciso IV</w:t>
+              <w:t xml:space="preserve">inciso II</w:t>
             </w:r>
           </w:p>
         </w:tc>
@@ -38438,7 +38438,7 @@
                 <w:sz w:val="20"/>
                 <w:szCs w:val="20"/>
               </w:rPr>
-              <w:t xml:space="preserve">Artigo novo incluído na versão atual — sugestões do Cel. Luiz Eduardo sobre o artigo das funções do serviço: os artigos de regime e de competências do Superior de Dia, do Oficial de Dia e do Comandante de Socorro entraram na versão atual como artigos novos (se-art-31-c1/c2, se-art-38-c1/c2, se-art-43-c1 — este último, as competências operacionais, atribuídas ao Oficial de Dia após a eliminação da figura do Comandante de Socorro em 15/09); as duas propostas de mérito foram decididas em 15/09: Superior de Dia mantém o alcance estadual; Oficial de Dia só no 1º GBM)</w:t>
+              <w:t xml:space="preserve">Artigo novo incluído na versão atual — sugestões do Cel. Luiz Eduardo sobre o artigo das funções do serviço: os artigos de regime e de competências do Superior de Dia, do Oficial de Dia e do Comandante de Socorro entraram na versão atual como artigos novos (se-art-31-c1/c2, se-art-38-c1/c2); as duas propostas de mérito foram decididas em 15/09: Superior de Dia mantém o alcance estadual; Oficial de Dia só no 1º GBM)</w:t>
             </w:r>
           </w:p>
         </w:tc>
@@ -38493,7 +38493,7 @@
                 <w:sz w:val="20"/>
                 <w:szCs w:val="20"/>
               </w:rPr>
-              <w:t xml:space="preserve">inciso IV</w:t>
+              <w:t xml:space="preserve">inciso II</w:t>
             </w:r>
           </w:p>
         </w:tc>
@@ -38568,7 +38568,7 @@
                 <w:sz w:val="20"/>
                 <w:szCs w:val="20"/>
               </w:rPr>
-              <w:t xml:space="preserve">Artigo novo incluído na versão atual — sugestões do Cel. Luiz Eduardo sobre o artigo das funções do serviço: os artigos de regime e de competências do Superior de Dia, do Oficial de Dia e do Comandante de Socorro entraram na versão atual como artigos novos (se-art-31-c1/c2, se-art-38-c1/c2, se-art-43-c1 — este último, as competências operacionais, atribuídas ao Oficial de Dia após a eliminação da figura do Comandante de Socorro em 15/09); as duas propostas de mérito foram decididas em 15/09: Superior de Dia mantém o alcance estadual; Oficial de Dia só no 1º GBM)</w:t>
+              <w:t xml:space="preserve">Artigo novo incluído na versão atual — sugestões do Cel. Luiz Eduardo sobre o artigo das funções do serviço: os artigos de regime e de competências do Superior de Dia, do Oficial de Dia e do Comandante de Socorro entraram na versão atual como artigos novos (se-art-31-c1/c2, se-art-38-c1/c2); as duas propostas de mérito foram decididas em 15/09: Superior de Dia mantém o alcance estadual; Oficial de Dia só no 1º GBM)</w:t>
             </w:r>
           </w:p>
         </w:tc>
@@ -38623,7 +38623,7 @@
                 <w:sz w:val="20"/>
                 <w:szCs w:val="20"/>
               </w:rPr>
-              <w:t xml:space="preserve">inciso IV</w:t>
+              <w:t xml:space="preserve">inciso II</w:t>
             </w:r>
           </w:p>
         </w:tc>
@@ -38698,7 +38698,7 @@
                 <w:sz w:val="20"/>
                 <w:szCs w:val="20"/>
               </w:rPr>
-              <w:t xml:space="preserve">Artigo novo incluído na versão atual — sugestões do Cel. Luiz Eduardo sobre o artigo das funções do serviço: os artigos de regime e de competências do Superior de Dia, do Oficial de Dia e do Comandante de Socorro entraram na versão atual como artigos novos (se-art-31-c1/c2, se-art-38-c1/c2, se-art-43-c1 — este último, as competências operacionais, atribuídas ao Oficial de Dia após a eliminação da figura do Comandante de Socorro em 15/09); as duas propostas de mérito foram decididas em 15/09: Superior de Dia mantém o alcance estadual; Oficial de Dia só no 1º GBM)</w:t>
+              <w:t xml:space="preserve">Artigo novo incluído na versão atual — sugestões do Cel. Luiz Eduardo sobre o artigo das funções do serviço: os artigos de regime e de competências do Superior de Dia, do Oficial de Dia e do Comandante de Socorro entraram na versão atual como artigos novos (se-art-31-c1/c2, se-art-38-c1/c2); as duas propostas de mérito foram decididas em 15/09: Superior de Dia mantém o alcance estadual; Oficial de Dia só no 1º GBM)</w:t>
             </w:r>
           </w:p>
         </w:tc>
@@ -38753,7 +38753,7 @@
                 <w:sz w:val="20"/>
                 <w:szCs w:val="20"/>
               </w:rPr>
-              <w:t xml:space="preserve">inciso IV</w:t>
+              <w:t xml:space="preserve">inciso II</w:t>
             </w:r>
           </w:p>
         </w:tc>
@@ -38828,7 +38828,7 @@
                 <w:sz w:val="20"/>
                 <w:szCs w:val="20"/>
               </w:rPr>
-              <w:t xml:space="preserve">Artigo novo incluído na versão atual — sugestões do Cel. Luiz Eduardo sobre o artigo das funções do serviço: os artigos de regime e de competências do Superior de Dia, do Oficial de Dia e do Comandante de Socorro entraram na versão atual como artigos novos (se-art-31-c1/c2, se-art-38-c1/c2, se-art-43-c1 — este último, as competências operacionais, atribuídas ao Oficial de Dia após a eliminação da figura do Comandante de Socorro em 15/09); as duas propostas de mérito foram decididas em 15/09: Superior de Dia mantém o alcance estadual; Oficial de Dia só no 1º GBM)</w:t>
+              <w:t xml:space="preserve">Artigo novo incluído na versão atual — sugestões do Cel. Luiz Eduardo sobre o artigo das funções do serviço: os artigos de regime e de competências do Superior de Dia, do Oficial de Dia e do Comandante de Socorro entraram na versão atual como artigos novos (se-art-31-c1/c2, se-art-38-c1/c2); as duas propostas de mérito foram decididas em 15/09: Superior de Dia mantém o alcance estadual; Oficial de Dia só no 1º GBM)</w:t>
             </w:r>
           </w:p>
         </w:tc>
@@ -38883,7 +38883,7 @@
                 <w:sz w:val="20"/>
                 <w:szCs w:val="20"/>
               </w:rPr>
-              <w:t xml:space="preserve">inciso IV</w:t>
+              <w:t xml:space="preserve">inciso II</w:t>
             </w:r>
           </w:p>
         </w:tc>
@@ -38958,7 +38958,7 @@
                 <w:sz w:val="20"/>
                 <w:szCs w:val="20"/>
               </w:rPr>
-              <w:t xml:space="preserve">Artigo novo incluído na versão atual — sugestões do Cel. Luiz Eduardo sobre o artigo das funções do serviço: os artigos de regime e de competências do Superior de Dia, do Oficial de Dia e do Comandante de Socorro entraram na versão atual como artigos novos (se-art-31-c1/c2, se-art-38-c1/c2, se-art-43-c1 — este último, as competências operacionais, atribuídas ao Oficial de Dia após a eliminação da figura do Comandante de Socorro em 15/09); as duas propostas de mérito foram decididas em 15/09: Superior de Dia mantém o alcance estadual; Oficial de Dia só no 1º GBM)</w:t>
+              <w:t xml:space="preserve">Artigo novo incluído na versão atual — sugestões do Cel. Luiz Eduardo sobre o artigo das funções do serviço: os artigos de regime e de competências do Superior de Dia, do Oficial de Dia e do Comandante de Socorro entraram na versão atual como artigos novos (se-art-31-c1/c2, se-art-38-c1/c2); as duas propostas de mérito foram decididas em 15/09: Superior de Dia mantém o alcance estadual; Oficial de Dia só no 1º GBM)</w:t>
             </w:r>
           </w:p>
         </w:tc>
@@ -39013,7 +39013,7 @@
                 <w:sz w:val="20"/>
                 <w:szCs w:val="20"/>
               </w:rPr>
-              <w:t xml:space="preserve">inciso IV</w:t>
+              <w:t xml:space="preserve">inciso II</w:t>
             </w:r>
           </w:p>
         </w:tc>
@@ -39088,7 +39088,7 @@
                 <w:sz w:val="20"/>
                 <w:szCs w:val="20"/>
               </w:rPr>
-              <w:t xml:space="preserve">Artigo novo incluído na versão atual — sugestões do Cel. Luiz Eduardo sobre o artigo das funções do serviço: os artigos de regime e de competências do Superior de Dia, do Oficial de Dia e do Comandante de Socorro entraram na versão atual como artigos novos (se-art-31-c1/c2, se-art-38-c1/c2, se-art-43-c1 — este último, as competências operacionais, atribuídas ao Oficial de Dia após a eliminação da figura do Comandante de Socorro em 15/09); as duas propostas de mérito foram decididas em 15/09: Superior de Dia mantém o alcance estadual; Oficial de Dia só no 1º GBM)</w:t>
+              <w:t xml:space="preserve">Artigo novo incluído na versão atual — sugestões do Cel. Luiz Eduardo sobre o artigo das funções do serviço: os artigos de regime e de competências do Superior de Dia, do Oficial de Dia e do Comandante de Socorro entraram na versão atual como artigos novos (se-art-31-c1/c2, se-art-38-c1/c2); as duas propostas de mérito foram decididas em 15/09: Superior de Dia mantém o alcance estadual; Oficial de Dia só no 1º GBM)</w:t>
             </w:r>
           </w:p>
         </w:tc>
@@ -39143,7 +39143,7 @@
                 <w:sz w:val="20"/>
                 <w:szCs w:val="20"/>
               </w:rPr>
-              <w:t xml:space="preserve">inciso IV</w:t>
+              <w:t xml:space="preserve">inciso II</w:t>
             </w:r>
           </w:p>
         </w:tc>
@@ -39218,7 +39218,7 @@
                 <w:sz w:val="20"/>
                 <w:szCs w:val="20"/>
               </w:rPr>
-              <w:t xml:space="preserve">Artigo novo incluído na versão atual — sugestões do Cel. Luiz Eduardo sobre o artigo das funções do serviço: os artigos de regime e de competências do Superior de Dia, do Oficial de Dia e do Comandante de Socorro entraram na versão atual como artigos novos (se-art-31-c1/c2, se-art-38-c1/c2, se-art-43-c1 — este último, as competências operacionais, atribuídas ao Oficial de Dia após a eliminação da figura do Comandante de Socorro em 15/09); as duas propostas de mérito foram decididas em 15/09: Superior de Dia mantém o alcance estadual; Oficial de Dia só no 1º GBM)</w:t>
+              <w:t xml:space="preserve">Artigo novo incluído na versão atual — sugestões do Cel. Luiz Eduardo sobre o artigo das funções do serviço: os artigos de regime e de competências do Superior de Dia, do Oficial de Dia e do Comandante de Socorro entraram na versão atual como artigos novos (se-art-31-c1/c2, se-art-38-c1/c2); as duas propostas de mérito foram decididas em 15/09: Superior de Dia mantém o alcance estadual; Oficial de Dia só no 1º GBM)</w:t>
             </w:r>
           </w:p>
         </w:tc>
@@ -39273,7 +39273,7 @@
                 <w:sz w:val="20"/>
                 <w:szCs w:val="20"/>
               </w:rPr>
-              <w:t xml:space="preserve">inciso IV</w:t>
+              <w:t xml:space="preserve">inciso II</w:t>
             </w:r>
           </w:p>
         </w:tc>
@@ -39348,7 +39348,7 @@
                 <w:sz w:val="20"/>
                 <w:szCs w:val="20"/>
               </w:rPr>
-              <w:t xml:space="preserve">Artigo novo incluído na versão atual — sugestões do Cel. Luiz Eduardo sobre o artigo das funções do serviço: os artigos de regime e de competências do Superior de Dia, do Oficial de Dia e do Comandante de Socorro entraram na versão atual como artigos novos (se-art-31-c1/c2, se-art-38-c1/c2, se-art-43-c1 — este último, as competências operacionais, atribuídas ao Oficial de Dia após a eliminação da figura do Comandante de Socorro em 15/09); as duas propostas de mérito foram decididas em 15/09: Superior de Dia mantém o alcance estadual; Oficial de Dia só no 1º GBM)</w:t>
+              <w:t xml:space="preserve">Artigo novo incluído na versão atual — sugestões do Cel. Luiz Eduardo sobre o artigo das funções do serviço: os artigos de regime e de competências do Superior de Dia, do Oficial de Dia e do Comandante de Socorro entraram na versão atual como artigos novos (se-art-31-c1/c2, se-art-38-c1/c2); as duas propostas de mérito foram decididas em 15/09: Superior de Dia mantém o alcance estadual; Oficial de Dia só no 1º GBM)</w:t>
             </w:r>
           </w:p>
         </w:tc>
@@ -39403,7 +39403,7 @@
                 <w:sz w:val="20"/>
                 <w:szCs w:val="20"/>
               </w:rPr>
-              <w:t xml:space="preserve">inciso IV</w:t>
+              <w:t xml:space="preserve">inciso II</w:t>
             </w:r>
           </w:p>
         </w:tc>
@@ -39478,7 +39478,7 @@
                 <w:sz w:val="20"/>
                 <w:szCs w:val="20"/>
               </w:rPr>
-              <w:t xml:space="preserve">Artigo novo incluído na versão atual — sugestões do Cel. Luiz Eduardo sobre o artigo das funções do serviço: os artigos de regime e de competências do Superior de Dia, do Oficial de Dia e do Comandante de Socorro entraram na versão atual como artigos novos (se-art-31-c1/c2, se-art-38-c1/c2, se-art-43-c1 — este último, as competências operacionais, atribuídas ao Oficial de Dia após a eliminação da figura do Comandante de Socorro em 15/09); as duas propostas de mérito foram decididas em 15/09: Superior de Dia mantém o alcance estadual; Oficial de Dia só no 1º GBM)</w:t>
+              <w:t xml:space="preserve">Artigo novo incluído na versão atual — sugestões do Cel. Luiz Eduardo sobre o artigo das funções do serviço: os artigos de regime e de competências do Superior de Dia, do Oficial de Dia e do Comandante de Socorro entraram na versão atual como artigos novos (se-art-31-c1/c2, se-art-38-c1/c2); as duas propostas de mérito foram decididas em 15/09: Superior de Dia mantém o alcance estadual; Oficial de Dia só no 1º GBM)</w:t>
             </w:r>
           </w:p>
         </w:tc>
